--- a/DOCS - ANEJOS/15.- Plan de Obra/Anexo 15 - Plan de Obra.docx
+++ b/DOCS - ANEJOS/15.- Plan de Obra/Anexo 15 - Plan de Obra.docx
@@ -18,7 +18,7 @@
           <w:sz w:val="24"/>
           <w:szCs w:val="24"/>
         </w:rPr>
-        <w:t>ANEJO N.º XX.– [TÍTULO DEL ANEJO]</w:t>
+        <w:t xml:space="preserve">ANEJO 15. PLAN DE OBRA</w:t>
       </w:r>
     </w:p>
     <w:p>
@@ -52,8 +52,7 @@
           <w:color w:val="0070C0"/>
           <w:sz w:val="20"/>
         </w:rPr>
-        <w:lastRenderedPageBreak/>
-        <w:t xml:space="preserve">PROYECTO ORDINARIO DE URBANIZACIÓN </w:t>
+        <w:t xml:space="preserve">PROYECTO DE URBANIZACIÓN</w:t>
       </w:r>
     </w:p>
     <w:p>
@@ -79,7 +78,7 @@
           <w:szCs w:val="24"/>
           <w:lang w:val="es-ES_tradnl"/>
         </w:rPr>
-        <w:t>AMPLIACION PLAZA MAYOR, MALAGA</w:t>
+        <w:t xml:space="preserve">AMPLIACIÓN PLAZA MAYOR, MÁLAGA</w:t>
       </w:r>
     </w:p>
     <w:p>
@@ -92,7 +91,7 @@
           <w:b/>
           <w:bCs/>
         </w:rPr>
-        <w:t>ANEJO N.º XX.– [TÍTULO DEL ANEJO]</w:t>
+        <w:t xml:space="preserve">ANEJO 15. PLAN DE OBRA</w:t>
       </w:r>
     </w:p>
     <w:p>
@@ -108,30 +107,23 @@
         <w:t>ÍNDICE</w:t>
       </w:r>
     </w:p>
-    <w:sdt>
+    <w:sdt xmlns:w="http://schemas.openxmlformats.org/wordprocessingml/2006/main">
       <w:sdtPr>
         <w:id w:val="1777975262"/>
       </w:sdtPr>
-      <w:sdtEndPr/>
       <w:sdtContent>
-        <w:p>
+        <w:p xmlns:w14="http://schemas.microsoft.com/office/word/2010/wordml">
           <w:pPr>
             <w:pStyle w:val="TDC2"/>
             <w:tabs>
               <w:tab w:val="right" w:leader="dot" w:pos="9062"/>
             </w:tabs>
             <w:rPr>
-              <w:rFonts w:asciiTheme="minorHAnsi" w:eastAsiaTheme="minorEastAsia" w:hAnsiTheme="minorHAnsi" w:cstheme="minorBidi"/>
               <w:noProof/>
-              <w:color w:val="auto"/>
-              <w:kern w:val="2"/>
-              <w:sz w:val="24"/>
-              <w:szCs w:val="24"/>
-              <w14:ligatures w14:val="standardContextual"/>
             </w:rPr>
           </w:pPr>
           <w:r>
-            <w:fldChar w:fldCharType="begin"/>
+            <w:fldChar w:fldCharType="begin" w:dirty="true"/>
           </w:r>
           <w:r>
             <w:instrText>TOC \h \o "1-4"</w:instrText>
@@ -139,7 +131,7 @@
           <w:r>
             <w:fldChar w:fldCharType="separate"/>
           </w:r>
-          <w:hyperlink w:anchor="_Toc227163502" w:history="1">
+          <w:hyperlink w:anchor="_TocPM000001" w:history="1">
             <w:r>
               <w:rPr>
                 <w:rStyle w:val="Hipervnculo"/>
@@ -157,13 +149,13 @@
               <w:rPr>
                 <w:noProof/>
               </w:rPr>
-              <w:fldChar w:fldCharType="begin"/>
+              <w:fldChar w:fldCharType="begin" w:dirty="true"/>
             </w:r>
             <w:r>
               <w:rPr>
                 <w:noProof/>
               </w:rPr>
-              <w:instrText xml:space="preserve"> PAGEREF _Toc227163502 \h </w:instrText>
+              <w:instrText xml:space="preserve"> PAGEREF _TocPM000001 \h </w:instrText>
             </w:r>
             <w:r>
               <w:rPr>
@@ -180,7 +172,7 @@
               <w:rPr>
                 <w:noProof/>
               </w:rPr>
-              <w:t>3</w:t>
+              <w:t>1</w:t>
             </w:r>
             <w:r>
               <w:rPr>
@@ -190,29 +182,23 @@
             </w:r>
           </w:hyperlink>
         </w:p>
-        <w:p>
+        <w:p xmlns:w14="http://schemas.microsoft.com/office/word/2010/wordml">
           <w:pPr>
             <w:pStyle w:val="TDC2"/>
             <w:tabs>
               <w:tab w:val="right" w:leader="dot" w:pos="9062"/>
             </w:tabs>
             <w:rPr>
-              <w:rFonts w:asciiTheme="minorHAnsi" w:eastAsiaTheme="minorEastAsia" w:hAnsiTheme="minorHAnsi" w:cstheme="minorBidi"/>
               <w:noProof/>
-              <w:color w:val="auto"/>
-              <w:kern w:val="2"/>
-              <w:sz w:val="24"/>
-              <w:szCs w:val="24"/>
-              <w14:ligatures w14:val="standardContextual"/>
             </w:rPr>
           </w:pPr>
-          <w:hyperlink w:anchor="_Toc227163503" w:history="1">
+          <w:hyperlink w:anchor="_TocPM000002" w:history="1">
             <w:r>
               <w:rPr>
                 <w:rStyle w:val="Hipervnculo"/>
                 <w:noProof/>
               </w:rPr>
-              <w:t>2. ANTECEDENTES / INFORMACIÓN DE PARTIDA</w:t>
+              <w:t>2. INTRODUCCIÓN</w:t>
             </w:r>
             <w:r>
               <w:rPr>
@@ -224,13 +210,13 @@
               <w:rPr>
                 <w:noProof/>
               </w:rPr>
-              <w:fldChar w:fldCharType="begin"/>
+              <w:fldChar w:fldCharType="begin" w:dirty="true"/>
             </w:r>
             <w:r>
               <w:rPr>
                 <w:noProof/>
               </w:rPr>
-              <w:instrText xml:space="preserve"> PAGEREF _Toc227163503 \h </w:instrText>
+              <w:instrText xml:space="preserve"> PAGEREF _TocPM000002 \h </w:instrText>
             </w:r>
             <w:r>
               <w:rPr>
@@ -247,7 +233,7 @@
               <w:rPr>
                 <w:noProof/>
               </w:rPr>
-              <w:t>3</w:t>
+              <w:t>1</w:t>
             </w:r>
             <w:r>
               <w:rPr>
@@ -257,29 +243,23 @@
             </w:r>
           </w:hyperlink>
         </w:p>
-        <w:p>
+        <w:p xmlns:w14="http://schemas.microsoft.com/office/word/2010/wordml">
           <w:pPr>
             <w:pStyle w:val="TDC2"/>
             <w:tabs>
               <w:tab w:val="right" w:leader="dot" w:pos="9062"/>
             </w:tabs>
             <w:rPr>
-              <w:rFonts w:asciiTheme="minorHAnsi" w:eastAsiaTheme="minorEastAsia" w:hAnsiTheme="minorHAnsi" w:cstheme="minorBidi"/>
               <w:noProof/>
-              <w:color w:val="auto"/>
-              <w:kern w:val="2"/>
-              <w:sz w:val="24"/>
-              <w:szCs w:val="24"/>
-              <w14:ligatures w14:val="standardContextual"/>
             </w:rPr>
           </w:pPr>
-          <w:hyperlink w:anchor="_Toc227163504" w:history="1">
+          <w:hyperlink w:anchor="_TocPM000003" w:history="1">
             <w:r>
               <w:rPr>
                 <w:rStyle w:val="Hipervnculo"/>
                 <w:noProof/>
               </w:rPr>
-              <w:t>3. DESCRIPCIÓN / CRITERIOS / SOLUCIÓN ADOPTADA</w:t>
+              <w:t>3. DESCRIPCIÓN DE LAS ACTUACIONES MÁS SIGNIFICATIVAS</w:t>
             </w:r>
             <w:r>
               <w:rPr>
@@ -291,13 +271,13 @@
               <w:rPr>
                 <w:noProof/>
               </w:rPr>
-              <w:fldChar w:fldCharType="begin"/>
+              <w:fldChar w:fldCharType="begin" w:dirty="true"/>
             </w:r>
             <w:r>
               <w:rPr>
                 <w:noProof/>
               </w:rPr>
-              <w:instrText xml:space="preserve"> PAGEREF _Toc227163504 \h </w:instrText>
+              <w:instrText xml:space="preserve"> PAGEREF _TocPM000003 \h </w:instrText>
             </w:r>
             <w:r>
               <w:rPr>
@@ -314,7 +294,7 @@
               <w:rPr>
                 <w:noProof/>
               </w:rPr>
-              <w:t>3</w:t>
+              <w:t>1</w:t>
             </w:r>
             <w:r>
               <w:rPr>
@@ -324,29 +304,23 @@
             </w:r>
           </w:hyperlink>
         </w:p>
-        <w:p>
+        <w:p xmlns:w14="http://schemas.microsoft.com/office/word/2010/wordml">
           <w:pPr>
-            <w:pStyle w:val="TDC3"/>
+            <w:pStyle w:val="TDC2"/>
             <w:tabs>
               <w:tab w:val="right" w:leader="dot" w:pos="9062"/>
             </w:tabs>
             <w:rPr>
-              <w:rFonts w:asciiTheme="minorHAnsi" w:eastAsiaTheme="minorEastAsia" w:hAnsiTheme="minorHAnsi" w:cstheme="minorBidi"/>
               <w:noProof/>
-              <w:color w:val="auto"/>
-              <w:kern w:val="2"/>
-              <w:sz w:val="24"/>
-              <w:szCs w:val="24"/>
-              <w14:ligatures w14:val="standardContextual"/>
             </w:rPr>
           </w:pPr>
-          <w:hyperlink w:anchor="_Toc227163505" w:history="1">
+          <w:hyperlink w:anchor="_TocPM000004" w:history="1">
             <w:r>
               <w:rPr>
                 <w:rStyle w:val="Hipervnculo"/>
                 <w:noProof/>
               </w:rPr>
-              <w:t>3.1. Documentacion de partida</w:t>
+              <w:t>4. DURACIÓN DE LOS TRABAJOS</w:t>
             </w:r>
             <w:r>
               <w:rPr>
@@ -358,13 +332,13 @@
               <w:rPr>
                 <w:noProof/>
               </w:rPr>
-              <w:fldChar w:fldCharType="begin"/>
+              <w:fldChar w:fldCharType="begin" w:dirty="true"/>
             </w:r>
             <w:r>
               <w:rPr>
                 <w:noProof/>
               </w:rPr>
-              <w:instrText xml:space="preserve"> PAGEREF _Toc227163505 \h </w:instrText>
+              <w:instrText xml:space="preserve"> PAGEREF _TocPM000004 \h </w:instrText>
             </w:r>
             <w:r>
               <w:rPr>
@@ -381,7 +355,7 @@
               <w:rPr>
                 <w:noProof/>
               </w:rPr>
-              <w:t>3</w:t>
+              <w:t>1</w:t>
             </w:r>
             <w:r>
               <w:rPr>
@@ -391,29 +365,23 @@
             </w:r>
           </w:hyperlink>
         </w:p>
-        <w:p>
+        <w:p xmlns:w14="http://schemas.microsoft.com/office/word/2010/wordml">
           <w:pPr>
-            <w:pStyle w:val="TDC3"/>
+            <w:pStyle w:val="TDC2"/>
             <w:tabs>
               <w:tab w:val="right" w:leader="dot" w:pos="9062"/>
             </w:tabs>
             <w:rPr>
-              <w:rFonts w:asciiTheme="minorHAnsi" w:eastAsiaTheme="minorEastAsia" w:hAnsiTheme="minorHAnsi" w:cstheme="minorBidi"/>
               <w:noProof/>
-              <w:color w:val="auto"/>
-              <w:kern w:val="2"/>
-              <w:sz w:val="24"/>
-              <w:szCs w:val="24"/>
-              <w14:ligatures w14:val="standardContextual"/>
             </w:rPr>
           </w:pPr>
-          <w:hyperlink w:anchor="_Toc227163506" w:history="1">
+          <w:hyperlink w:anchor="_TocPM000005" w:history="1">
             <w:r>
               <w:rPr>
                 <w:rStyle w:val="Hipervnculo"/>
                 <w:noProof/>
               </w:rPr>
-              <w:t>3.2. Criterios de adaptacion</w:t>
+              <w:t>5. DIAGRAMA DE GANTT</w:t>
             </w:r>
             <w:r>
               <w:rPr>
@@ -425,13 +393,13 @@
               <w:rPr>
                 <w:noProof/>
               </w:rPr>
-              <w:fldChar w:fldCharType="begin"/>
+              <w:fldChar w:fldCharType="begin" w:dirty="true"/>
             </w:r>
             <w:r>
               <w:rPr>
                 <w:noProof/>
               </w:rPr>
-              <w:instrText xml:space="preserve"> PAGEREF _Toc227163506 \h </w:instrText>
+              <w:instrText xml:space="preserve"> PAGEREF _TocPM000005 \h </w:instrText>
             </w:r>
             <w:r>
               <w:rPr>
@@ -448,7 +416,7 @@
               <w:rPr>
                 <w:noProof/>
               </w:rPr>
-              <w:t>3</w:t>
+              <w:t>1</w:t>
             </w:r>
             <w:r>
               <w:rPr>
@@ -458,358 +426,23 @@
             </w:r>
           </w:hyperlink>
         </w:p>
-        <w:p>
-          <w:pPr>
-            <w:pStyle w:val="TDC4"/>
-            <w:tabs>
-              <w:tab w:val="right" w:leader="dot" w:pos="9062"/>
-            </w:tabs>
-            <w:rPr>
-              <w:rFonts w:asciiTheme="minorHAnsi" w:eastAsiaTheme="minorEastAsia" w:hAnsiTheme="minorHAnsi" w:cstheme="minorBidi"/>
-              <w:noProof/>
-              <w:color w:val="auto"/>
-              <w:kern w:val="2"/>
-              <w:sz w:val="24"/>
-              <w:szCs w:val="24"/>
-              <w14:ligatures w14:val="standardContextual"/>
-            </w:rPr>
-          </w:pPr>
-          <w:hyperlink w:anchor="_Toc227163507" w:history="1">
-            <w:r>
-              <w:rPr>
-                <w:rStyle w:val="Hipervnculo"/>
-                <w:noProof/>
-              </w:rPr>
-              <w:t>3.2.1. Trabajos pendientes</w:t>
-            </w:r>
-            <w:r>
-              <w:rPr>
-                <w:noProof/>
-              </w:rPr>
-              <w:tab/>
-            </w:r>
-            <w:r>
-              <w:rPr>
-                <w:noProof/>
-              </w:rPr>
-              <w:fldChar w:fldCharType="begin"/>
-            </w:r>
-            <w:r>
-              <w:rPr>
-                <w:noProof/>
-              </w:rPr>
-              <w:instrText xml:space="preserve"> PAGEREF _Toc227163507 \h </w:instrText>
-            </w:r>
-            <w:r>
-              <w:rPr>
-                <w:noProof/>
-              </w:rPr>
-            </w:r>
-            <w:r>
-              <w:rPr>
-                <w:noProof/>
-              </w:rPr>
-              <w:fldChar w:fldCharType="separate"/>
-            </w:r>
-            <w:r>
-              <w:rPr>
-                <w:noProof/>
-              </w:rPr>
-              <w:t>3</w:t>
-            </w:r>
-            <w:r>
-              <w:rPr>
-                <w:noProof/>
-              </w:rPr>
-              <w:fldChar w:fldCharType="end"/>
-            </w:r>
-          </w:hyperlink>
-        </w:p>
-        <w:p>
-          <w:pPr>
-            <w:pStyle w:val="TDC2"/>
-            <w:tabs>
-              <w:tab w:val="right" w:leader="dot" w:pos="9062"/>
-            </w:tabs>
-            <w:rPr>
-              <w:rFonts w:asciiTheme="minorHAnsi" w:eastAsiaTheme="minorEastAsia" w:hAnsiTheme="minorHAnsi" w:cstheme="minorBidi"/>
-              <w:noProof/>
-              <w:color w:val="auto"/>
-              <w:kern w:val="2"/>
-              <w:sz w:val="24"/>
-              <w:szCs w:val="24"/>
-              <w14:ligatures w14:val="standardContextual"/>
-            </w:rPr>
-          </w:pPr>
-          <w:hyperlink w:anchor="_Toc227163508" w:history="1">
-            <w:r>
-              <w:rPr>
-                <w:rStyle w:val="Hipervnculo"/>
-                <w:noProof/>
-              </w:rPr>
-              <w:t>4. JUSTIFICACIÓN / CÁLCULOS / DESARROLLO</w:t>
-            </w:r>
-            <w:r>
-              <w:rPr>
-                <w:noProof/>
-              </w:rPr>
-              <w:tab/>
-            </w:r>
-            <w:r>
-              <w:rPr>
-                <w:noProof/>
-              </w:rPr>
-              <w:fldChar w:fldCharType="begin"/>
-            </w:r>
-            <w:r>
-              <w:rPr>
-                <w:noProof/>
-              </w:rPr>
-              <w:instrText xml:space="preserve"> PAGEREF _Toc227163508 \h </w:instrText>
-            </w:r>
-            <w:r>
-              <w:rPr>
-                <w:noProof/>
-              </w:rPr>
-            </w:r>
-            <w:r>
-              <w:rPr>
-                <w:noProof/>
-              </w:rPr>
-              <w:fldChar w:fldCharType="separate"/>
-            </w:r>
-            <w:r>
-              <w:rPr>
-                <w:noProof/>
-              </w:rPr>
-              <w:t>4</w:t>
-            </w:r>
-            <w:r>
-              <w:rPr>
-                <w:noProof/>
-              </w:rPr>
-              <w:fldChar w:fldCharType="end"/>
-            </w:r>
-          </w:hyperlink>
-        </w:p>
-        <w:p>
-          <w:pPr>
-            <w:pStyle w:val="TDC3"/>
-            <w:tabs>
-              <w:tab w:val="right" w:leader="dot" w:pos="9062"/>
-            </w:tabs>
-            <w:rPr>
-              <w:rFonts w:asciiTheme="minorHAnsi" w:eastAsiaTheme="minorEastAsia" w:hAnsiTheme="minorHAnsi" w:cstheme="minorBidi"/>
-              <w:noProof/>
-              <w:color w:val="auto"/>
-              <w:kern w:val="2"/>
-              <w:sz w:val="24"/>
-              <w:szCs w:val="24"/>
-              <w14:ligatures w14:val="standardContextual"/>
-            </w:rPr>
-          </w:pPr>
-          <w:hyperlink w:anchor="_Toc227163509" w:history="1">
-            <w:r>
-              <w:rPr>
-                <w:rStyle w:val="Hipervnculo"/>
-                <w:noProof/>
-              </w:rPr>
-              <w:t>4.1. [Primer subapartado de cálculo]</w:t>
-            </w:r>
-            <w:r>
-              <w:rPr>
-                <w:noProof/>
-              </w:rPr>
-              <w:tab/>
-            </w:r>
-            <w:r>
-              <w:rPr>
-                <w:noProof/>
-              </w:rPr>
-              <w:fldChar w:fldCharType="begin"/>
-            </w:r>
-            <w:r>
-              <w:rPr>
-                <w:noProof/>
-              </w:rPr>
-              <w:instrText xml:space="preserve"> PAGEREF _Toc227163509 \h </w:instrText>
-            </w:r>
-            <w:r>
-              <w:rPr>
-                <w:noProof/>
-              </w:rPr>
-            </w:r>
-            <w:r>
-              <w:rPr>
-                <w:noProof/>
-              </w:rPr>
-              <w:fldChar w:fldCharType="separate"/>
-            </w:r>
-            <w:r>
-              <w:rPr>
-                <w:noProof/>
-              </w:rPr>
-              <w:t>4</w:t>
-            </w:r>
-            <w:r>
-              <w:rPr>
-                <w:noProof/>
-              </w:rPr>
-              <w:fldChar w:fldCharType="end"/>
-            </w:r>
-          </w:hyperlink>
-        </w:p>
-        <w:p>
-          <w:pPr>
-            <w:pStyle w:val="TDC3"/>
-            <w:tabs>
-              <w:tab w:val="right" w:leader="dot" w:pos="9062"/>
-            </w:tabs>
-            <w:rPr>
-              <w:rFonts w:asciiTheme="minorHAnsi" w:eastAsiaTheme="minorEastAsia" w:hAnsiTheme="minorHAnsi" w:cstheme="minorBidi"/>
-              <w:noProof/>
-              <w:color w:val="auto"/>
-              <w:kern w:val="2"/>
-              <w:sz w:val="24"/>
-              <w:szCs w:val="24"/>
-              <w14:ligatures w14:val="standardContextual"/>
-            </w:rPr>
-          </w:pPr>
-          <w:hyperlink w:anchor="_Toc227163510" w:history="1">
-            <w:r>
-              <w:rPr>
-                <w:rStyle w:val="Hipervnculo"/>
-                <w:noProof/>
-              </w:rPr>
-              <w:t>4.2. [Segundo subapartado de cálculo]</w:t>
-            </w:r>
-            <w:r>
-              <w:rPr>
-                <w:noProof/>
-              </w:rPr>
-              <w:tab/>
-            </w:r>
-            <w:r>
-              <w:rPr>
-                <w:noProof/>
-              </w:rPr>
-              <w:fldChar w:fldCharType="begin"/>
-            </w:r>
-            <w:r>
-              <w:rPr>
-                <w:noProof/>
-              </w:rPr>
-              <w:instrText xml:space="preserve"> PAGEREF _Toc227163510 \h </w:instrText>
-            </w:r>
-            <w:r>
-              <w:rPr>
-                <w:noProof/>
-              </w:rPr>
-            </w:r>
-            <w:r>
-              <w:rPr>
-                <w:noProof/>
-              </w:rPr>
-              <w:fldChar w:fldCharType="separate"/>
-            </w:r>
-            <w:r>
-              <w:rPr>
-                <w:noProof/>
-              </w:rPr>
-              <w:t>4</w:t>
-            </w:r>
-            <w:r>
-              <w:rPr>
-                <w:noProof/>
-              </w:rPr>
-              <w:fldChar w:fldCharType="end"/>
-            </w:r>
-          </w:hyperlink>
-        </w:p>
-        <w:p>
-          <w:pPr>
-            <w:pStyle w:val="TDC2"/>
-            <w:tabs>
-              <w:tab w:val="right" w:leader="dot" w:pos="9062"/>
-            </w:tabs>
-            <w:rPr>
-              <w:rFonts w:asciiTheme="minorHAnsi" w:eastAsiaTheme="minorEastAsia" w:hAnsiTheme="minorHAnsi" w:cstheme="minorBidi"/>
-              <w:noProof/>
-              <w:color w:val="auto"/>
-              <w:kern w:val="2"/>
-              <w:sz w:val="24"/>
-              <w:szCs w:val="24"/>
-              <w14:ligatures w14:val="standardContextual"/>
-            </w:rPr>
-          </w:pPr>
-          <w:hyperlink w:anchor="_Toc227163511" w:history="1">
-            <w:r>
-              <w:rPr>
-                <w:rStyle w:val="Hipervnculo"/>
-                <w:noProof/>
-              </w:rPr>
-              <w:t>5. CONCLUSIONES</w:t>
-            </w:r>
-            <w:r>
-              <w:rPr>
-                <w:noProof/>
-              </w:rPr>
-              <w:tab/>
-            </w:r>
-            <w:r>
-              <w:rPr>
-                <w:noProof/>
-              </w:rPr>
-              <w:fldChar w:fldCharType="begin"/>
-            </w:r>
-            <w:r>
-              <w:rPr>
-                <w:noProof/>
-              </w:rPr>
-              <w:instrText xml:space="preserve"> PAGEREF _Toc227163511 \h </w:instrText>
-            </w:r>
-            <w:r>
-              <w:rPr>
-                <w:noProof/>
-              </w:rPr>
-            </w:r>
-            <w:r>
-              <w:rPr>
-                <w:noProof/>
-              </w:rPr>
-              <w:fldChar w:fldCharType="separate"/>
-            </w:r>
-            <w:r>
-              <w:rPr>
-                <w:noProof/>
-              </w:rPr>
-              <w:t>4</w:t>
-            </w:r>
-            <w:r>
-              <w:rPr>
-                <w:noProof/>
-              </w:rPr>
-              <w:fldChar w:fldCharType="end"/>
-            </w:r>
-          </w:hyperlink>
-        </w:p>
-        <w:p>
+        <w:p xmlns:w14="http://schemas.microsoft.com/office/word/2010/wordml">
           <w:r>
             <w:fldChar w:fldCharType="end"/>
           </w:r>
         </w:p>
       </w:sdtContent>
     </w:sdt>
-    <w:p>
+    <w:p xmlns:w14="http://schemas.microsoft.com/office/word/2010/wordml" xmlns:w="http://schemas.openxmlformats.org/wordprocessingml/2006/main">
       <w:r>
         <w:br w:type="page"/>
       </w:r>
     </w:p>
-    <w:p>
+    <w:p xmlns:w14="http://schemas.microsoft.com/office/word/2010/wordml" xmlns:w="http://schemas.openxmlformats.org/wordprocessingml/2006/main">
       <w:pPr>
         <w:sectPr>
-          <w:headerReference w:type="default" r:id="rId8"/>
-          <w:footerReference w:type="default" r:id="rId9"/>
+          <w:headerReference xmlns:r="http://schemas.openxmlformats.org/officeDocument/2006/relationships" w:type="default" r:id="rId8"/>
+          <w:footerReference xmlns:r="http://schemas.openxmlformats.org/officeDocument/2006/relationships" w:type="default" r:id="rId9"/>
           <w:pgSz w:w="11907" w:h="16840"/>
           <w:pgMar w:top="2268" w:right="1134" w:bottom="1440" w:left="1701" w:header="709" w:footer="907" w:gutter="0"/>
           <w:cols w:space="720"/>
@@ -817,7 +450,7 @@
         </w:sectPr>
       </w:pPr>
     </w:p>
-    <w:p>
+    <w:p xmlns:w14="http://schemas.microsoft.com/office/word/2010/wordml" xmlns:w="http://schemas.openxmlformats.org/wordprocessingml/2006/main">
       <w:pPr>
         <w:pBdr>
           <w:top w:val="single" w:sz="4" w:space="1" w:color="auto"/>
@@ -837,11 +470,10 @@
           <w:color w:val="0070C0"/>
           <w:sz w:val="20"/>
         </w:rPr>
-        <w:lastRenderedPageBreak/>
-        <w:t xml:space="preserve">PROYECTO ORDINARIO DE URBANIZACIÓN </w:t>
+        <w:t xml:space="preserve">PROYECTO DE URBANIZACIÓN</w:t>
       </w:r>
     </w:p>
-    <w:p>
+    <w:p xmlns:w14="http://schemas.microsoft.com/office/word/2010/wordml" xmlns:w="http://schemas.openxmlformats.org/wordprocessingml/2006/main">
       <w:pPr>
         <w:pBdr>
           <w:top w:val="single" w:sz="4" w:space="1" w:color="auto"/>
@@ -864,1054 +496,191 @@
           <w:szCs w:val="24"/>
           <w:lang w:val="es-ES_tradnl"/>
         </w:rPr>
-        <w:t>AMPLIACION PLAZA MAYOR, MALAGA</w:t>
+        <w:t xml:space="preserve">AMPLIACIÓN PLAZA MAYOR, MÁLAGA</w:t>
       </w:r>
     </w:p>
-    <w:p>
-      <w:pPr>
-        <w:pStyle w:val="Ttulo2"/>
-      </w:pPr>
-      <w:bookmarkStart w:id="0" w:name="_Toc227163502"/>
-      <w:r>
-        <w:t>1. OBJETO</w:t>
-      </w:r>
-      <w:bookmarkEnd w:id="0"/>
-    </w:p>
-    <w:p>
-      <w:pPr>
-        <w:spacing w:after="120"/>
-      </w:pPr>
-      <w:r>
-        <w:t>El presente anejo tiene por objeto dejar iniciado el PLAN DE OBRA del Proyecto de Urbanizacion - Ampliacion Plaza Mayor, Malaga, tomando como base la informacion actualmente recopilada para el nuevo ambito y la estructura documental homologable a Guadalmar.</w:t>
-      </w:r>
-    </w:p>
-    <w:p>
-      <w:pPr>
-        <w:pStyle w:val="Ttulo2"/>
-      </w:pPr>
-      <w:bookmarkStart w:id="1" w:name="_Toc227163503"/>
-      <w:r>
-        <w:t>2. ANTECEDENTES / INFORMACIÓN DE PARTIDA</w:t>
-      </w:r>
-      <w:bookmarkEnd w:id="1"/>
-    </w:p>
-    <w:p>
-      <w:pPr>
-        <w:spacing w:after="80"/>
-      </w:pPr>
-      <w:r>
-        <w:t>[Describir la documentación de partida: cartografía, estudios previos, normativa de aplicación, datos de campo, ensayos u otros documentos de referencia.]</w:t>
-      </w:r>
-    </w:p>
-    <w:p>
-      <w:pPr>
-        <w:spacing w:after="80"/>
-      </w:pPr>
-      <w:r>
-        <w:t>La normativa de aplicación es la siguiente:</w:t>
-      </w:r>
-    </w:p>
-    <w:p>
-      <w:pPr>
-        <w:pStyle w:val="Prrafodelista"/>
-        <w:numPr>
-          <w:ilvl w:val="0"/>
-          <w:numId w:val="2"/>
-        </w:numPr>
-        <w:spacing w:before="60" w:after="60"/>
-      </w:pPr>
-      <w:r>
-        <w:t>Criterios generales de programacion y fases del proyecto.</w:t>
-      </w:r>
-    </w:p>
-    <w:p>
-      <w:pPr>
-        <w:pStyle w:val="Prrafodelista"/>
-        <w:numPr>
-          <w:ilvl w:val="0"/>
-          <w:numId w:val="2"/>
-        </w:numPr>
-        <w:spacing w:before="60" w:after="60"/>
-      </w:pPr>
-      <w:r>
-        <w:t>Secuencia de implantacion y accesos pendiente de definicion para Plaza Mayor.</w:t>
-      </w:r>
-    </w:p>
-    <w:p>
-      <w:pPr>
-        <w:pStyle w:val="Prrafodelista"/>
-        <w:numPr>
-          <w:ilvl w:val="0"/>
-          <w:numId w:val="2"/>
-        </w:numPr>
-        <w:spacing w:before="60" w:after="60"/>
-      </w:pPr>
-      <w:r>
-        <w:t>Estructura de planificacion heredable del proyecto donor.</w:t>
-      </w:r>
-    </w:p>
-    <w:p>
-      <w:pPr>
-        <w:spacing w:after="120"/>
-      </w:pPr>
-    </w:p>
-    <w:p>
-      <w:pPr>
-        <w:pStyle w:val="Ttulo2"/>
-      </w:pPr>
-      <w:bookmarkStart w:id="2" w:name="_Toc227163504"/>
-      <w:r>
-        <w:t>3. DESCRIPCIÓN / CRITERIOS / SOLUCIÓN ADOPTADA</w:t>
-      </w:r>
-      <w:bookmarkEnd w:id="2"/>
-    </w:p>
-    <w:p>
-      <w:pPr>
-        <w:spacing w:after="120"/>
-      </w:pPr>
-      <w:r>
-        <w:t>[Describir los criterios de diseño, hipótesis, condicionantes y la solución adoptada.]</w:t>
-      </w:r>
-    </w:p>
-    <w:p>
-      <w:pPr>
-        <w:pStyle w:val="Ttulo3"/>
-      </w:pPr>
-      <w:bookmarkStart w:id="3" w:name="_Toc227163505"/>
-      <w:r>
-        <w:t xml:space="preserve">3.1. </w:t>
-      </w:r>
-      <w:r>
-        <w:t>Documentacion de partida</w:t>
-      </w:r>
-      <w:bookmarkEnd w:id="3"/>
-    </w:p>
-    <w:p>
-      <w:pPr>
-        <w:spacing w:after="200"/>
-      </w:pPr>
-      <w:r>
-        <w:t>Se recopilan como base de trabajo el dossier del proyecto, las fuentes previas de Plaza Mayor y la informacion donor de Guadalmar util para orientar la redaccion.</w:t>
-      </w:r>
-    </w:p>
-    <w:p>
+    <w:p xmlns:w14="http://schemas.microsoft.com/office/word/2010/wordml" xmlns:w="http://schemas.openxmlformats.org/wordprocessingml/2006/main">
       <w:pPr>
         <w:spacing w:before="240" w:after="60"/>
         <w:jc w:val="center"/>
       </w:pPr>
       <w:r>
         <w:rPr>
-          <w:i/>
-          <w:iCs/>
-          <w:color w:val="808080"/>
-          <w:sz w:val="18"/>
-          <w:szCs w:val="18"/>
+          <w:b/>
+          <w:bCs/>
         </w:rPr>
-        <w:t>Tabla 1. Resumen de informacion de partida</w:t>
-      </w:r>
-    </w:p>
-    <w:tbl>
-      <w:tblPr>
-        <w:tblW w:w="9072" w:type="dxa"/>
-        <w:tblBorders>
-          <w:top w:val="single" w:sz="4" w:space="0" w:color="auto"/>
-          <w:left w:val="single" w:sz="4" w:space="0" w:color="auto"/>
-          <w:bottom w:val="single" w:sz="4" w:space="0" w:color="auto"/>
-          <w:right w:val="single" w:sz="4" w:space="0" w:color="auto"/>
-          <w:insideH w:val="single" w:sz="4" w:space="0" w:color="auto"/>
-          <w:insideV w:val="single" w:sz="4" w:space="0" w:color="auto"/>
-        </w:tblBorders>
-        <w:tblCellMar>
-          <w:left w:w="10" w:type="dxa"/>
-          <w:right w:w="10" w:type="dxa"/>
-        </w:tblCellMar>
-        <w:tblLook w:val="04A0" w:firstRow="1" w:lastRow="0" w:firstColumn="1" w:lastColumn="0" w:noHBand="0" w:noVBand="1"/>
-      </w:tblPr>
-      <w:tblGrid>
-        <w:gridCol w:w="1923"/>
-        <w:gridCol w:w="1842"/>
-        <w:gridCol w:w="1893"/>
-        <w:gridCol w:w="1520"/>
-        <w:gridCol w:w="1894"/>
-      </w:tblGrid>
-      <w:tr>
-        <w:trPr>
-          <w:tblHeader/>
-        </w:trPr>
-        <w:tc>
-          <w:tcPr>
-            <w:tcW w:w="2000" w:type="dxa"/>
-            <w:tcBorders>
-              <w:top w:val="none" w:sz="0" w:space="0" w:color="FFFFFF"/>
-              <w:left w:val="none" w:sz="0" w:space="0" w:color="FFFFFF"/>
-              <w:bottom w:val="none" w:sz="0" w:space="0" w:color="FFFFFF"/>
-              <w:right w:val="none" w:sz="0" w:space="0" w:color="FFFFFF"/>
-            </w:tcBorders>
-            <w:shd w:val="clear" w:color="auto" w:fill="366092"/>
-            <w:tcMar>
-              <w:top w:w="80" w:type="dxa"/>
-              <w:left w:w="120" w:type="dxa"/>
-              <w:bottom w:w="80" w:type="dxa"/>
-              <w:right w:w="120" w:type="dxa"/>
-            </w:tcMar>
-            <w:vAlign w:val="center"/>
-          </w:tcPr>
-          <w:p>
-            <w:pPr>
-              <w:jc w:val="center"/>
-            </w:pPr>
-            <w:r>
-              <w:rPr>
-                <w:b/>
-                <w:bCs/>
-                <w:color w:val="FFFFFF"/>
-                <w:sz w:val="18"/>
-                <w:szCs w:val="18"/>
-              </w:rPr>
-              <w:t>PARÁMETRO</w:t>
-            </w:r>
-          </w:p>
-        </w:tc>
-        <w:tc>
-          <w:tcPr>
-            <w:tcW w:w="2000" w:type="dxa"/>
-            <w:tcBorders>
-              <w:top w:val="none" w:sz="0" w:space="0" w:color="FFFFFF"/>
-              <w:left w:val="none" w:sz="0" w:space="0" w:color="FFFFFF"/>
-              <w:bottom w:val="none" w:sz="0" w:space="0" w:color="FFFFFF"/>
-              <w:right w:val="none" w:sz="0" w:space="0" w:color="FFFFFF"/>
-            </w:tcBorders>
-            <w:shd w:val="clear" w:color="auto" w:fill="366092"/>
-            <w:tcMar>
-              <w:top w:w="80" w:type="dxa"/>
-              <w:left w:w="120" w:type="dxa"/>
-              <w:bottom w:w="80" w:type="dxa"/>
-              <w:right w:w="120" w:type="dxa"/>
-            </w:tcMar>
-            <w:vAlign w:val="center"/>
-          </w:tcPr>
-          <w:p>
-            <w:pPr>
-              <w:jc w:val="center"/>
-            </w:pPr>
-            <w:r>
-              <w:rPr>
-                <w:b/>
-                <w:bCs/>
-                <w:color w:val="FFFFFF"/>
-                <w:sz w:val="18"/>
-                <w:szCs w:val="18"/>
-              </w:rPr>
-              <w:t>VALOR</w:t>
-            </w:r>
-          </w:p>
-        </w:tc>
-        <w:tc>
-          <w:tcPr>
-            <w:tcW w:w="2000" w:type="dxa"/>
-            <w:tcBorders>
-              <w:top w:val="none" w:sz="0" w:space="0" w:color="FFFFFF"/>
-              <w:left w:val="none" w:sz="0" w:space="0" w:color="FFFFFF"/>
-              <w:bottom w:val="none" w:sz="0" w:space="0" w:color="FFFFFF"/>
-              <w:right w:val="none" w:sz="0" w:space="0" w:color="FFFFFF"/>
-            </w:tcBorders>
-            <w:shd w:val="clear" w:color="auto" w:fill="366092"/>
-            <w:tcMar>
-              <w:top w:w="80" w:type="dxa"/>
-              <w:left w:w="120" w:type="dxa"/>
-              <w:bottom w:w="80" w:type="dxa"/>
-              <w:right w:w="120" w:type="dxa"/>
-            </w:tcMar>
-            <w:vAlign w:val="center"/>
-          </w:tcPr>
-          <w:p>
-            <w:pPr>
-              <w:jc w:val="center"/>
-            </w:pPr>
-            <w:r>
-              <w:rPr>
-                <w:b/>
-                <w:bCs/>
-                <w:color w:val="FFFFFF"/>
-                <w:sz w:val="18"/>
-                <w:szCs w:val="18"/>
-              </w:rPr>
-              <w:t>UNIDADES</w:t>
-            </w:r>
-          </w:p>
-        </w:tc>
-        <w:tc>
-          <w:tcPr>
-            <w:tcW w:w="1536" w:type="dxa"/>
-            <w:tcBorders>
-              <w:top w:val="none" w:sz="0" w:space="0" w:color="FFFFFF"/>
-              <w:left w:val="none" w:sz="0" w:space="0" w:color="FFFFFF"/>
-              <w:bottom w:val="none" w:sz="0" w:space="0" w:color="FFFFFF"/>
-              <w:right w:val="none" w:sz="0" w:space="0" w:color="FFFFFF"/>
-            </w:tcBorders>
-            <w:shd w:val="clear" w:color="auto" w:fill="366092"/>
-            <w:tcMar>
-              <w:top w:w="80" w:type="dxa"/>
-              <w:left w:w="120" w:type="dxa"/>
-              <w:bottom w:w="80" w:type="dxa"/>
-              <w:right w:w="120" w:type="dxa"/>
-            </w:tcMar>
-            <w:vAlign w:val="center"/>
-          </w:tcPr>
-          <w:p>
-            <w:pPr>
-              <w:jc w:val="center"/>
-            </w:pPr>
-            <w:r>
-              <w:rPr>
-                <w:b/>
-                <w:bCs/>
-                <w:color w:val="FFFFFF"/>
-                <w:sz w:val="18"/>
-                <w:szCs w:val="18"/>
-              </w:rPr>
-              <w:t>NORMATIVA</w:t>
-            </w:r>
-          </w:p>
-        </w:tc>
-        <w:tc>
-          <w:tcPr>
-            <w:tcW w:w="1536" w:type="dxa"/>
-            <w:tcBorders>
-              <w:top w:val="none" w:sz="0" w:space="0" w:color="FFFFFF"/>
-              <w:left w:val="none" w:sz="0" w:space="0" w:color="FFFFFF"/>
-              <w:bottom w:val="none" w:sz="0" w:space="0" w:color="FFFFFF"/>
-              <w:right w:val="none" w:sz="0" w:space="0" w:color="FFFFFF"/>
-            </w:tcBorders>
-            <w:shd w:val="clear" w:color="auto" w:fill="366092"/>
-            <w:tcMar>
-              <w:top w:w="80" w:type="dxa"/>
-              <w:left w:w="120" w:type="dxa"/>
-              <w:bottom w:w="80" w:type="dxa"/>
-              <w:right w:w="120" w:type="dxa"/>
-            </w:tcMar>
-            <w:vAlign w:val="center"/>
-          </w:tcPr>
-          <w:p>
-            <w:pPr>
-              <w:jc w:val="center"/>
-            </w:pPr>
-            <w:r>
-              <w:rPr>
-                <w:b/>
-                <w:bCs/>
-                <w:color w:val="FFFFFF"/>
-                <w:sz w:val="18"/>
-                <w:szCs w:val="18"/>
-              </w:rPr>
-              <w:t>OBSERVACIONES</w:t>
-            </w:r>
-          </w:p>
-        </w:tc>
-      </w:tr>
-      <w:tr>
-        <w:tc>
-          <w:tcPr>
-            <w:tcW w:w="2000" w:type="dxa"/>
-            <w:tcBorders>
-              <w:top w:val="none" w:sz="0" w:space="0" w:color="FFFFFF"/>
-              <w:left w:val="none" w:sz="0" w:space="0" w:color="FFFFFF"/>
-              <w:bottom w:val="none" w:sz="0" w:space="0" w:color="FFFFFF"/>
-              <w:right w:val="none" w:sz="0" w:space="0" w:color="FFFFFF"/>
-            </w:tcBorders>
-            <w:tcMar>
-              <w:top w:w="80" w:type="dxa"/>
-              <w:left w:w="120" w:type="dxa"/>
-              <w:bottom w:w="80" w:type="dxa"/>
-              <w:right w:w="120" w:type="dxa"/>
-            </w:tcMar>
-          </w:tcPr>
-          <w:p>
-            <w:r>
-              <w:rPr>
-                <w:sz w:val="18"/>
-                <w:szCs w:val="18"/>
-              </w:rPr>
-              <w:t>Parámetro 1</w:t>
-            </w:r>
-          </w:p>
-        </w:tc>
-        <w:tc>
-          <w:tcPr>
-            <w:tcW w:w="2000" w:type="dxa"/>
-            <w:tcBorders>
-              <w:top w:val="none" w:sz="0" w:space="0" w:color="FFFFFF"/>
-              <w:left w:val="none" w:sz="0" w:space="0" w:color="FFFFFF"/>
-              <w:bottom w:val="none" w:sz="0" w:space="0" w:color="FFFFFF"/>
-              <w:right w:val="none" w:sz="0" w:space="0" w:color="FFFFFF"/>
-            </w:tcBorders>
-            <w:tcMar>
-              <w:top w:w="80" w:type="dxa"/>
-              <w:left w:w="120" w:type="dxa"/>
-              <w:bottom w:w="80" w:type="dxa"/>
-              <w:right w:w="120" w:type="dxa"/>
-            </w:tcMar>
-          </w:tcPr>
-          <w:p>
-            <w:r>
-              <w:rPr>
-                <w:sz w:val="18"/>
-                <w:szCs w:val="18"/>
-              </w:rPr>
-              <w:t>—</w:t>
-            </w:r>
-          </w:p>
-        </w:tc>
-        <w:tc>
-          <w:tcPr>
-            <w:tcW w:w="2000" w:type="dxa"/>
-            <w:tcBorders>
-              <w:top w:val="none" w:sz="0" w:space="0" w:color="FFFFFF"/>
-              <w:left w:val="none" w:sz="0" w:space="0" w:color="FFFFFF"/>
-              <w:bottom w:val="none" w:sz="0" w:space="0" w:color="FFFFFF"/>
-              <w:right w:val="none" w:sz="0" w:space="0" w:color="FFFFFF"/>
-            </w:tcBorders>
-            <w:tcMar>
-              <w:top w:w="80" w:type="dxa"/>
-              <w:left w:w="120" w:type="dxa"/>
-              <w:bottom w:w="80" w:type="dxa"/>
-              <w:right w:w="120" w:type="dxa"/>
-            </w:tcMar>
-          </w:tcPr>
-          <w:p>
-            <w:r>
-              <w:rPr>
-                <w:sz w:val="18"/>
-                <w:szCs w:val="18"/>
-              </w:rPr>
-              <w:t>—</w:t>
-            </w:r>
-          </w:p>
-        </w:tc>
-        <w:tc>
-          <w:tcPr>
-            <w:tcW w:w="1536" w:type="dxa"/>
-            <w:tcBorders>
-              <w:top w:val="none" w:sz="0" w:space="0" w:color="FFFFFF"/>
-              <w:left w:val="none" w:sz="0" w:space="0" w:color="FFFFFF"/>
-              <w:bottom w:val="none" w:sz="0" w:space="0" w:color="FFFFFF"/>
-              <w:right w:val="none" w:sz="0" w:space="0" w:color="FFFFFF"/>
-            </w:tcBorders>
-            <w:tcMar>
-              <w:top w:w="80" w:type="dxa"/>
-              <w:left w:w="120" w:type="dxa"/>
-              <w:bottom w:w="80" w:type="dxa"/>
-              <w:right w:w="120" w:type="dxa"/>
-            </w:tcMar>
-          </w:tcPr>
-          <w:p>
-            <w:r>
-              <w:rPr>
-                <w:sz w:val="18"/>
-                <w:szCs w:val="18"/>
-              </w:rPr>
-              <w:t>—</w:t>
-            </w:r>
-          </w:p>
-        </w:tc>
-        <w:tc>
-          <w:tcPr>
-            <w:tcW w:w="1536" w:type="dxa"/>
-            <w:tcBorders>
-              <w:top w:val="none" w:sz="0" w:space="0" w:color="FFFFFF"/>
-              <w:left w:val="none" w:sz="0" w:space="0" w:color="FFFFFF"/>
-              <w:bottom w:val="none" w:sz="0" w:space="0" w:color="FFFFFF"/>
-              <w:right w:val="none" w:sz="0" w:space="0" w:color="FFFFFF"/>
-            </w:tcBorders>
-            <w:tcMar>
-              <w:top w:w="80" w:type="dxa"/>
-              <w:left w:w="120" w:type="dxa"/>
-              <w:bottom w:w="80" w:type="dxa"/>
-              <w:right w:w="120" w:type="dxa"/>
-            </w:tcMar>
-          </w:tcPr>
-          <w:p>
-            <w:r>
-              <w:rPr>
-                <w:sz w:val="18"/>
-                <w:szCs w:val="18"/>
-              </w:rPr>
-              <w:t>—</w:t>
-            </w:r>
-          </w:p>
-        </w:tc>
-      </w:tr>
-      <w:tr>
-        <w:tc>
-          <w:tcPr>
-            <w:tcW w:w="2000" w:type="dxa"/>
-            <w:tcBorders>
-              <w:top w:val="none" w:sz="0" w:space="0" w:color="FFFFFF"/>
-              <w:left w:val="none" w:sz="0" w:space="0" w:color="FFFFFF"/>
-              <w:bottom w:val="none" w:sz="0" w:space="0" w:color="FFFFFF"/>
-              <w:right w:val="none" w:sz="0" w:space="0" w:color="FFFFFF"/>
-            </w:tcBorders>
-            <w:shd w:val="clear" w:color="auto" w:fill="F2F2F2"/>
-            <w:tcMar>
-              <w:top w:w="80" w:type="dxa"/>
-              <w:left w:w="120" w:type="dxa"/>
-              <w:bottom w:w="80" w:type="dxa"/>
-              <w:right w:w="120" w:type="dxa"/>
-            </w:tcMar>
-          </w:tcPr>
-          <w:p>
-            <w:r>
-              <w:rPr>
-                <w:sz w:val="18"/>
-                <w:szCs w:val="18"/>
-              </w:rPr>
-              <w:t>Parámetro 2</w:t>
-            </w:r>
-          </w:p>
-        </w:tc>
-        <w:tc>
-          <w:tcPr>
-            <w:tcW w:w="2000" w:type="dxa"/>
-            <w:tcBorders>
-              <w:top w:val="none" w:sz="0" w:space="0" w:color="FFFFFF"/>
-              <w:left w:val="none" w:sz="0" w:space="0" w:color="FFFFFF"/>
-              <w:bottom w:val="none" w:sz="0" w:space="0" w:color="FFFFFF"/>
-              <w:right w:val="none" w:sz="0" w:space="0" w:color="FFFFFF"/>
-            </w:tcBorders>
-            <w:shd w:val="clear" w:color="auto" w:fill="F2F2F2"/>
-            <w:tcMar>
-              <w:top w:w="80" w:type="dxa"/>
-              <w:left w:w="120" w:type="dxa"/>
-              <w:bottom w:w="80" w:type="dxa"/>
-              <w:right w:w="120" w:type="dxa"/>
-            </w:tcMar>
-          </w:tcPr>
-          <w:p>
-            <w:r>
-              <w:rPr>
-                <w:sz w:val="18"/>
-                <w:szCs w:val="18"/>
-              </w:rPr>
-              <w:t>—</w:t>
-            </w:r>
-          </w:p>
-        </w:tc>
-        <w:tc>
-          <w:tcPr>
-            <w:tcW w:w="2000" w:type="dxa"/>
-            <w:tcBorders>
-              <w:top w:val="none" w:sz="0" w:space="0" w:color="FFFFFF"/>
-              <w:left w:val="none" w:sz="0" w:space="0" w:color="FFFFFF"/>
-              <w:bottom w:val="none" w:sz="0" w:space="0" w:color="FFFFFF"/>
-              <w:right w:val="none" w:sz="0" w:space="0" w:color="FFFFFF"/>
-            </w:tcBorders>
-            <w:shd w:val="clear" w:color="auto" w:fill="F2F2F2"/>
-            <w:tcMar>
-              <w:top w:w="80" w:type="dxa"/>
-              <w:left w:w="120" w:type="dxa"/>
-              <w:bottom w:w="80" w:type="dxa"/>
-              <w:right w:w="120" w:type="dxa"/>
-            </w:tcMar>
-          </w:tcPr>
-          <w:p>
-            <w:r>
-              <w:rPr>
-                <w:sz w:val="18"/>
-                <w:szCs w:val="18"/>
-              </w:rPr>
-              <w:t>—</w:t>
-            </w:r>
-          </w:p>
-        </w:tc>
-        <w:tc>
-          <w:tcPr>
-            <w:tcW w:w="1536" w:type="dxa"/>
-            <w:tcBorders>
-              <w:top w:val="none" w:sz="0" w:space="0" w:color="FFFFFF"/>
-              <w:left w:val="none" w:sz="0" w:space="0" w:color="FFFFFF"/>
-              <w:bottom w:val="none" w:sz="0" w:space="0" w:color="FFFFFF"/>
-              <w:right w:val="none" w:sz="0" w:space="0" w:color="FFFFFF"/>
-            </w:tcBorders>
-            <w:shd w:val="clear" w:color="auto" w:fill="F2F2F2"/>
-            <w:tcMar>
-              <w:top w:w="80" w:type="dxa"/>
-              <w:left w:w="120" w:type="dxa"/>
-              <w:bottom w:w="80" w:type="dxa"/>
-              <w:right w:w="120" w:type="dxa"/>
-            </w:tcMar>
-          </w:tcPr>
-          <w:p>
-            <w:r>
-              <w:rPr>
-                <w:sz w:val="18"/>
-                <w:szCs w:val="18"/>
-              </w:rPr>
-              <w:t>—</w:t>
-            </w:r>
-          </w:p>
-        </w:tc>
-        <w:tc>
-          <w:tcPr>
-            <w:tcW w:w="1536" w:type="dxa"/>
-            <w:tcBorders>
-              <w:top w:val="none" w:sz="0" w:space="0" w:color="FFFFFF"/>
-              <w:left w:val="none" w:sz="0" w:space="0" w:color="FFFFFF"/>
-              <w:bottom w:val="none" w:sz="0" w:space="0" w:color="FFFFFF"/>
-              <w:right w:val="none" w:sz="0" w:space="0" w:color="FFFFFF"/>
-            </w:tcBorders>
-            <w:shd w:val="clear" w:color="auto" w:fill="F2F2F2"/>
-            <w:tcMar>
-              <w:top w:w="80" w:type="dxa"/>
-              <w:left w:w="120" w:type="dxa"/>
-              <w:bottom w:w="80" w:type="dxa"/>
-              <w:right w:w="120" w:type="dxa"/>
-            </w:tcMar>
-          </w:tcPr>
-          <w:p>
-            <w:r>
-              <w:rPr>
-                <w:sz w:val="18"/>
-                <w:szCs w:val="18"/>
-              </w:rPr>
-              <w:t>—</w:t>
-            </w:r>
-          </w:p>
-        </w:tc>
-      </w:tr>
-      <w:tr>
-        <w:tc>
-          <w:tcPr>
-            <w:tcW w:w="2000" w:type="dxa"/>
-            <w:tcBorders>
-              <w:top w:val="none" w:sz="0" w:space="0" w:color="FFFFFF"/>
-              <w:left w:val="none" w:sz="0" w:space="0" w:color="FFFFFF"/>
-              <w:bottom w:val="none" w:sz="0" w:space="0" w:color="FFFFFF"/>
-              <w:right w:val="none" w:sz="0" w:space="0" w:color="FFFFFF"/>
-            </w:tcBorders>
-            <w:tcMar>
-              <w:top w:w="80" w:type="dxa"/>
-              <w:left w:w="120" w:type="dxa"/>
-              <w:bottom w:w="80" w:type="dxa"/>
-              <w:right w:w="120" w:type="dxa"/>
-            </w:tcMar>
-          </w:tcPr>
-          <w:p>
-            <w:r>
-              <w:rPr>
-                <w:sz w:val="18"/>
-                <w:szCs w:val="18"/>
-              </w:rPr>
-              <w:t>Parámetro 3</w:t>
-            </w:r>
-          </w:p>
-        </w:tc>
-        <w:tc>
-          <w:tcPr>
-            <w:tcW w:w="2000" w:type="dxa"/>
-            <w:tcBorders>
-              <w:top w:val="none" w:sz="0" w:space="0" w:color="FFFFFF"/>
-              <w:left w:val="none" w:sz="0" w:space="0" w:color="FFFFFF"/>
-              <w:bottom w:val="none" w:sz="0" w:space="0" w:color="FFFFFF"/>
-              <w:right w:val="none" w:sz="0" w:space="0" w:color="FFFFFF"/>
-            </w:tcBorders>
-            <w:tcMar>
-              <w:top w:w="80" w:type="dxa"/>
-              <w:left w:w="120" w:type="dxa"/>
-              <w:bottom w:w="80" w:type="dxa"/>
-              <w:right w:w="120" w:type="dxa"/>
-            </w:tcMar>
-          </w:tcPr>
-          <w:p>
-            <w:r>
-              <w:rPr>
-                <w:sz w:val="18"/>
-                <w:szCs w:val="18"/>
-              </w:rPr>
-              <w:t>—</w:t>
-            </w:r>
-          </w:p>
-        </w:tc>
-        <w:tc>
-          <w:tcPr>
-            <w:tcW w:w="2000" w:type="dxa"/>
-            <w:tcBorders>
-              <w:top w:val="none" w:sz="0" w:space="0" w:color="FFFFFF"/>
-              <w:left w:val="none" w:sz="0" w:space="0" w:color="FFFFFF"/>
-              <w:bottom w:val="none" w:sz="0" w:space="0" w:color="FFFFFF"/>
-              <w:right w:val="none" w:sz="0" w:space="0" w:color="FFFFFF"/>
-            </w:tcBorders>
-            <w:tcMar>
-              <w:top w:w="80" w:type="dxa"/>
-              <w:left w:w="120" w:type="dxa"/>
-              <w:bottom w:w="80" w:type="dxa"/>
-              <w:right w:w="120" w:type="dxa"/>
-            </w:tcMar>
-          </w:tcPr>
-          <w:p>
-            <w:r>
-              <w:rPr>
-                <w:sz w:val="18"/>
-                <w:szCs w:val="18"/>
-              </w:rPr>
-              <w:t>—</w:t>
-            </w:r>
-          </w:p>
-        </w:tc>
-        <w:tc>
-          <w:tcPr>
-            <w:tcW w:w="1536" w:type="dxa"/>
-            <w:tcBorders>
-              <w:top w:val="none" w:sz="0" w:space="0" w:color="FFFFFF"/>
-              <w:left w:val="none" w:sz="0" w:space="0" w:color="FFFFFF"/>
-              <w:bottom w:val="none" w:sz="0" w:space="0" w:color="FFFFFF"/>
-              <w:right w:val="none" w:sz="0" w:space="0" w:color="FFFFFF"/>
-            </w:tcBorders>
-            <w:tcMar>
-              <w:top w:w="80" w:type="dxa"/>
-              <w:left w:w="120" w:type="dxa"/>
-              <w:bottom w:w="80" w:type="dxa"/>
-              <w:right w:w="120" w:type="dxa"/>
-            </w:tcMar>
-          </w:tcPr>
-          <w:p>
-            <w:r>
-              <w:rPr>
-                <w:sz w:val="18"/>
-                <w:szCs w:val="18"/>
-              </w:rPr>
-              <w:t>—</w:t>
-            </w:r>
-          </w:p>
-        </w:tc>
-        <w:tc>
-          <w:tcPr>
-            <w:tcW w:w="1536" w:type="dxa"/>
-            <w:tcBorders>
-              <w:top w:val="none" w:sz="0" w:space="0" w:color="FFFFFF"/>
-              <w:left w:val="none" w:sz="0" w:space="0" w:color="FFFFFF"/>
-              <w:bottom w:val="none" w:sz="0" w:space="0" w:color="FFFFFF"/>
-              <w:right w:val="none" w:sz="0" w:space="0" w:color="FFFFFF"/>
-            </w:tcBorders>
-            <w:tcMar>
-              <w:top w:w="80" w:type="dxa"/>
-              <w:left w:w="120" w:type="dxa"/>
-              <w:bottom w:w="80" w:type="dxa"/>
-              <w:right w:w="120" w:type="dxa"/>
-            </w:tcMar>
-          </w:tcPr>
-          <w:p>
-            <w:r>
-              <w:rPr>
-                <w:sz w:val="18"/>
-                <w:szCs w:val="18"/>
-              </w:rPr>
-              <w:t>—</w:t>
-            </w:r>
-          </w:p>
-        </w:tc>
-      </w:tr>
-    </w:tbl>
-    <w:p>
-      <w:pPr>
-        <w:spacing w:before="60" w:after="240"/>
-        <w:jc w:val="right"/>
-      </w:pPr>
-      <w:r>
-        <w:rPr>
-          <w:i/>
-          <w:iCs/>
-          <w:color w:val="808080"/>
-          <w:sz w:val="18"/>
-          <w:szCs w:val="18"/>
-        </w:rPr>
-        <w:t>Fuente: dossier base Plaza Mayor, documentacion recopilada y referencias donor de Guadalmar.</w:t>
-      </w:r>
-    </w:p>
-    <w:p>
-      <w:pPr>
-        <w:pStyle w:val="Ttulo3"/>
-      </w:pPr>
-      <w:bookmarkStart w:id="4" w:name="_Toc227163506"/>
-      <w:r>
-        <w:t xml:space="preserve">3.2. </w:t>
-      </w:r>
-      <w:r>
-        <w:t>Criterios de adaptacion</w:t>
-      </w:r>
-      <w:bookmarkEnd w:id="4"/>
-    </w:p>
-    <w:p>
-      <w:pPr>
-        <w:spacing w:after="120"/>
-      </w:pPr>
-      <w:r>
-        <w:t>La redaccion definitiva se adaptara al ambito de Plaza Mayor, sustituyendo referencias, superficies, mediciones, alineaciones, redes y soluciones por las que correspondan al nuevo proyecto.</w:t>
-      </w:r>
-    </w:p>
-    <w:p>
-      <w:pPr>
-        <w:pStyle w:val="Ttulo4"/>
-      </w:pPr>
-      <w:bookmarkStart w:id="5" w:name="_Toc227163507"/>
-      <w:r>
-        <w:t xml:space="preserve">3.2.1. </w:t>
-      </w:r>
-      <w:r>
-        <w:t>Trabajos pendientes</w:t>
-      </w:r>
-      <w:bookmarkEnd w:id="5"/>
-    </w:p>
-    <w:p>
-      <w:pPr>
-        <w:spacing w:after="120"/>
-      </w:pPr>
-      <w:r>
-        <w:t>Quedan pendientes la carga de mediciones reales, la revision tecnica especifica del ambito y la comprobacion cruzada con presupuesto, planos y trazabilidad.</w:t>
-      </w:r>
-    </w:p>
-    <w:p>
-      <w:pPr>
-        <w:spacing w:after="80"/>
-      </w:pPr>
-      <w:r>
-        <w:t>Los pasos del proceso son los siguientes:</w:t>
-      </w:r>
-    </w:p>
-    <w:p>
-      <w:pPr>
-        <w:pStyle w:val="Prrafodelista"/>
-        <w:numPr>
-          <w:ilvl w:val="0"/>
-          <w:numId w:val="3"/>
-        </w:numPr>
-        <w:spacing w:before="60" w:after="60"/>
-      </w:pPr>
-      <w:r>
-        <w:t>Inventariar la informacion especifica ya disponible del ambito Plaza Mayor.</w:t>
-      </w:r>
-    </w:p>
-    <w:p>
-      <w:pPr>
-        <w:pStyle w:val="Prrafodelista"/>
-        <w:numPr>
-          <w:ilvl w:val="0"/>
-          <w:numId w:val="3"/>
-        </w:numPr>
-        <w:spacing w:before="60" w:after="60"/>
-      </w:pPr>
-      <w:r>
-        <w:t>Sustituir referencias donor por datos, mediciones, nombres y soluciones propias del nuevo proyecto.</w:t>
-      </w:r>
-    </w:p>
-    <w:p>
-      <w:pPr>
-        <w:pStyle w:val="Prrafodelista"/>
-        <w:numPr>
-          <w:ilvl w:val="0"/>
-          <w:numId w:val="3"/>
-        </w:numPr>
-        <w:spacing w:before="60" w:after="60"/>
-      </w:pPr>
-      <w:r>
-        <w:t>Cerrar coherencia con presupuesto, planos, trazabilidad y memoria general.</w:t>
-      </w:r>
-    </w:p>
-    <w:p>
-      <w:pPr>
-        <w:spacing w:after="120"/>
-      </w:pPr>
-    </w:p>
-    <w:p>
-      <w:pPr>
-        <w:spacing w:before="240"/>
-        <w:jc w:val="center"/>
-      </w:pPr>
-      <w:r>
-        <w:t>Espacio reservado para grafico, plano o captura del soporte tecnico correspondiente.</w:t>
-      </w:r>
-    </w:p>
-    <w:p>
-      <w:pPr>
-        <w:spacing w:before="60" w:after="240"/>
-        <w:jc w:val="center"/>
-      </w:pPr>
-      <w:r>
-        <w:rPr>
-          <w:i/>
-          <w:iCs/>
-          <w:color w:val="808080"/>
-          <w:sz w:val="18"/>
-          <w:szCs w:val="18"/>
-        </w:rPr>
-        <w:t>Figura 1. Esquema o soporte tecnico del anejo. Fuente: documentacion del proyecto Plaza Mayor.</w:t>
+        <w:t xml:space="preserve">ANEJO 15. PLAN DE OBRA</w:t>
       </w:r>
     </w:p>
     <w:p>
       <w:pPr>
         <w:pStyle w:val="Ttulo2"/>
+        <w:keepNext/>
+        <w:keepLines/>
+        <w:pBdr>
+          <w:bottom w:val="single" w:sz="4" w:space="1" w:color="0070C0"/>
+        </w:pBdr>
+        <w:tabs>
+          <w:tab w:val="left" w:pos="708"/>
+        </w:tabs>
+        <w:spacing w:line="288" w:lineRule="auto"/>
+        <w:outlineLvl w:val="0"/>
+        <w:rPr>
+          <w:rFonts w:ascii="Montserrat" w:hAnsi="Montserrat"/>
+          <w:b/>
+          <w:bCs/>
+          <w:sz w:val="19"/>
+          <w:szCs w:val="19"/>
+          <w:lang w:eastAsia="en-US"/>
+        </w:rPr>
       </w:pPr>
-      <w:bookmarkStart w:id="6" w:name="_Toc227163508"/>
+      <w:bookmarkStart w:id="0" w:name="_TocPM000001"/>
       <w:r>
-        <w:lastRenderedPageBreak/>
-        <w:t>4. JUSTIFICACIÓN / CÁLCULOS / DESARROLLO</w:t>
+        <w:rPr>
+          <w:rFonts w:ascii="Montserrat" w:hAnsi="Montserrat"/>
+          <w:b/>
+          <w:bCs/>
+          <w:sz w:val="19"/>
+          <w:szCs w:val="19"/>
+        </w:rPr>
+        <w:t xml:space="preserve">1. OBJETO</w:t>
       </w:r>
-      <w:bookmarkEnd w:id="6"/>
+      <w:bookmarkEnd w:id="0"/>
     </w:p>
-    <w:p>
+    <w:p xmlns:w14="http://schemas.microsoft.com/office/word/2010/wordml" xmlns:w="http://schemas.openxmlformats.org/wordprocessingml/2006/main">
       <w:pPr>
         <w:spacing w:after="120"/>
       </w:pPr>
       <w:r>
-        <w:t>[Desarrollo del contenido técnico. Describir metodología, proceso de cálculo o análisis. Referenciar apéndices cuando el volumen lo requiera.]</w:t>
-      </w:r>
-    </w:p>
-    <w:p>
-      <w:pPr>
-        <w:pStyle w:val="Ttulo3"/>
-      </w:pPr>
-      <w:bookmarkStart w:id="7" w:name="_Toc227163509"/>
-      <w:r>
-        <w:t>4.1. [Primer subapartado de cálculo]</w:t>
-      </w:r>
-      <w:bookmarkEnd w:id="7"/>
-    </w:p>
-    <w:p>
-      <w:pPr>
-        <w:spacing w:after="120"/>
-      </w:pPr>
-      <w:r>
-        <w:t>[Planteamiento. Fórmulas y justificación de valores adoptados.]</w:t>
-      </w:r>
-    </w:p>
-    <w:p>
-      <w:pPr>
-        <w:pStyle w:val="Ttulo3"/>
-      </w:pPr>
-      <w:bookmarkStart w:id="8" w:name="_Toc227163510"/>
-      <w:r>
-        <w:t>4.2. [Segundo subapartado de cálculo]</w:t>
-      </w:r>
-      <w:bookmarkEnd w:id="8"/>
-    </w:p>
-    <w:p>
-      <w:pPr>
-        <w:spacing w:after="120"/>
-      </w:pPr>
-      <w:r>
-        <w:t>[Continuación del desarrollo. Tablas de resultados intermedios si procede.]</w:t>
+        <w:t xml:space="preserve">El presente anejo tiene por objeto iniciar la redacción del plan de obra del Proyecto de Urbanización - Ampliación Plaza Mayor, dejando estructurado el documento y ordenando la información de partida actualmente disponible. La programación temporal detallada, sus rendimientos y la coordinación definitiva con las fases de ejecución se completarán cuando se consoliden las mediciones y la solución técnica del proyecto.</w:t>
       </w:r>
     </w:p>
     <w:p>
       <w:pPr>
         <w:pStyle w:val="Ttulo2"/>
+        <w:keepNext/>
+        <w:keepLines/>
+        <w:pBdr>
+          <w:bottom w:val="single" w:sz="4" w:space="1" w:color="0070C0"/>
+        </w:pBdr>
+        <w:tabs>
+          <w:tab w:val="left" w:pos="708"/>
+        </w:tabs>
+        <w:spacing w:line="288" w:lineRule="auto"/>
+        <w:outlineLvl w:val="0"/>
+        <w:rPr>
+          <w:rFonts w:ascii="Montserrat" w:hAnsi="Montserrat"/>
+          <w:b/>
+          <w:bCs/>
+          <w:sz w:val="19"/>
+          <w:szCs w:val="19"/>
+          <w:lang w:eastAsia="en-US"/>
+        </w:rPr>
       </w:pPr>
-      <w:bookmarkStart w:id="9" w:name="_Toc227163511"/>
+      <w:bookmarkStart w:id="1" w:name="_TocPM000002"/>
       <w:r>
-        <w:t>5. CONCLUSIONES</w:t>
+        <w:rPr>
+          <w:rFonts w:ascii="Montserrat" w:hAnsi="Montserrat"/>
+          <w:b/>
+          <w:bCs/>
+          <w:sz w:val="19"/>
+          <w:szCs w:val="19"/>
+        </w:rPr>
+        <w:t xml:space="preserve">2. INTRODUCCIÓN</w:t>
       </w:r>
-      <w:bookmarkEnd w:id="9"/>
+      <w:bookmarkEnd w:id="1"/>
     </w:p>
     <w:p>
       <w:pPr>
-        <w:spacing w:after="80"/>
+        <w:pStyle w:val="Ttulo2"/>
+        <w:keepNext/>
+        <w:keepLines/>
+        <w:pBdr>
+          <w:bottom w:val="single" w:sz="4" w:space="1" w:color="0070C0"/>
+        </w:pBdr>
+        <w:tabs>
+          <w:tab w:val="clear" w:pos="692"/>
+          <w:tab w:val="left" w:pos="708"/>
+        </w:tabs>
+        <w:spacing w:line="288" w:lineRule="auto"/>
+        <w:rPr>
+          <w:rFonts w:ascii="Montserrat" w:hAnsi="Montserrat"/>
+          <w:bCs/>
+          <w:sz w:val="19"/>
+          <w:szCs w:val="19"/>
+        </w:rPr>
       </w:pPr>
+      <w:bookmarkStart w:id="2" w:name="_TocPM000003"/>
       <w:r>
-        <w:t>A la vista de los análisis realizados, se extraen las siguientes conclusiones:</w:t>
+        <w:rPr>
+          <w:rFonts w:ascii="Montserrat" w:hAnsi="Montserrat"/>
+          <w:bCs/>
+          <w:sz w:val="19"/>
+          <w:szCs w:val="19"/>
+        </w:rPr>
+        <w:t xml:space="preserve">3. DESCRIPCIÓN DE LAS ACTUACIONES MÁS SIGNIFICATIVAS</w:t>
       </w:r>
+      <w:bookmarkEnd w:id="2"/>
     </w:p>
     <w:p>
       <w:pPr>
-        <w:pStyle w:val="Prrafodelista"/>
-        <w:numPr>
-          <w:ilvl w:val="0"/>
-          <w:numId w:val="2"/>
-        </w:numPr>
-        <w:spacing w:before="60" w:after="60"/>
+        <w:pStyle w:val="Ttulo2"/>
+        <w:keepNext/>
+        <w:keepLines/>
+        <w:pBdr>
+          <w:bottom w:val="single" w:sz="4" w:space="1" w:color="0070C0"/>
+        </w:pBdr>
+        <w:spacing w:line="288" w:lineRule="auto"/>
+        <w:rPr>
+          <w:rFonts w:ascii="Montserrat" w:hAnsi="Montserrat"/>
+          <w:bCs/>
+          <w:sz w:val="19"/>
+          <w:szCs w:val="19"/>
+        </w:rPr>
       </w:pPr>
+      <w:bookmarkStart w:id="3" w:name="_TocPM000004"/>
       <w:r>
-        <w:t>[Conclusión 1. Resultado principal.]</w:t>
+        <w:rPr>
+          <w:rFonts w:ascii="Montserrat" w:hAnsi="Montserrat"/>
+          <w:bCs/>
+          <w:sz w:val="19"/>
+          <w:szCs w:val="19"/>
+        </w:rPr>
+        <w:t xml:space="preserve">4. DURACIÓN DE LOS TRABAJOS</w:t>
       </w:r>
+      <w:bookmarkEnd w:id="3"/>
     </w:p>
     <w:p>
       <w:pPr>
-        <w:pStyle w:val="Prrafodelista"/>
-        <w:numPr>
-          <w:ilvl w:val="0"/>
-          <w:numId w:val="2"/>
-        </w:numPr>
-        <w:spacing w:before="60" w:after="60"/>
+        <w:pStyle w:val="Ttulo2"/>
+        <w:keepNext/>
+        <w:keepLines/>
+        <w:pBdr>
+          <w:bottom w:val="single" w:sz="4" w:space="1" w:color="0070C0"/>
+        </w:pBdr>
+        <w:tabs>
+          <w:tab w:val="clear" w:pos="692"/>
+          <w:tab w:val="left" w:pos="708"/>
+        </w:tabs>
+        <w:spacing w:line="288" w:lineRule="auto"/>
+        <w:rPr>
+          <w:rFonts w:ascii="Montserrat" w:hAnsi="Montserrat"/>
+          <w:bCs/>
+          <w:sz w:val="19"/>
+          <w:szCs w:val="19"/>
+        </w:rPr>
       </w:pPr>
-      <w:r>
-        <w:t>[Conclusión 2.]</w:t>
-      </w:r>
-    </w:p>
-    <w:p>
-      <w:pPr>
-        <w:pStyle w:val="Prrafodelista"/>
-        <w:numPr>
-          <w:ilvl w:val="0"/>
-          <w:numId w:val="2"/>
-        </w:numPr>
-        <w:spacing w:before="60" w:after="60"/>
-      </w:pPr>
-      <w:r>
-        <w:t>[Conclusión 3.]</w:t>
-      </w:r>
-    </w:p>
-    <w:p>
-      <w:pPr>
-        <w:spacing w:after="120"/>
-      </w:pPr>
-    </w:p>
-    <w:p>
-      <w:pPr>
-        <w:spacing w:after="240"/>
-      </w:pPr>
-      <w:r>
-        <w:t>Los resultados obtenidos son conformes con la normativa de aplicación y se consideran adecuados para los fines del proyecto.</w:t>
-      </w:r>
-    </w:p>
-    <w:p>
-      <w:r>
-        <w:br w:type="page"/>
-      </w:r>
-    </w:p>
-    <w:p>
-      <w:pPr>
-        <w:spacing w:before="480" w:after="120"/>
-        <w:jc w:val="center"/>
-      </w:pPr>
+      <w:bookmarkStart w:id="4" w:name="_TocPM000005"/>
       <w:r>
         <w:rPr>
-          <w:b/>
+          <w:rFonts w:ascii="Montserrat" w:hAnsi="Montserrat"/>
           <w:bCs/>
-          <w:color w:val="366092"/>
-          <w:sz w:val="24"/>
-          <w:szCs w:val="24"/>
+          <w:sz w:val="19"/>
+          <w:szCs w:val="19"/>
         </w:rPr>
-        <w:lastRenderedPageBreak/>
-        <w:t>APÉNDICE I</w:t>
+        <w:t xml:space="preserve">5. DIAGRAMA DE GANTT</w:t>
       </w:r>
-    </w:p>
-    <w:p>
-      <w:pPr>
-        <w:spacing w:after="480"/>
-        <w:jc w:val="center"/>
-      </w:pPr>
-      <w:r>
-        <w:rPr>
-          <w:b/>
-          <w:bCs/>
-          <w:sz w:val="22"/>
-          <w:szCs w:val="22"/>
-        </w:rPr>
-        <w:t>[TÍTULO DEL APÉNDICE]</w:t>
-      </w:r>
-    </w:p>
-    <w:p>
-      <w:r>
-        <w:t>[Contenido del apéndice: tablas extensas, planos, fichas, cálculos auxiliares, etc.]</w:t>
-      </w:r>
+      <w:bookmarkEnd w:id="4"/>
     </w:p>
     <w:sectPr>
       <w:headerReference w:type="default" r:id="rId10"/>
@@ -3067,7 +1836,7 @@
               <v:stroke joinstyle="miter"/>
               <v:path gradientshapeok="t" o:connecttype="rect"/>
             </v:shapetype>
-            <v:shape id="_x0000_s1031" type="#_x0000_t202" style="position:absolute;left:0;text-align:left;margin-left:319.55pt;margin-top:797.85pt;width:135pt;height:27pt;z-index:251661312;visibility:visible;mso-wrap-style:square;mso-width-percent:0;mso-height-percent:0;mso-wrap-distance-left:9pt;mso-wrap-distance-top:0;mso-wrap-distance-right:9pt;mso-wrap-distance-bottom:0;mso-position-horizontal:absolute;mso-position-horizontal-relative:page;mso-position-vertical:absolute;mso-position-vertical-relative:page;mso-width-percent:0;mso-height-percent:0;mso-width-relative:margin;mso-height-relative:margin;v-text-anchor:top" o:gfxdata="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" filled="f" stroked="f">
+            <v:shape id="_x0000_s1032" type="#_x0000_t202" style="position:absolute;left:0;text-align:left;margin-left:319.55pt;margin-top:797.85pt;width:135pt;height:27pt;z-index:251661312;visibility:visible;mso-wrap-style:square;mso-width-percent:0;mso-height-percent:0;mso-wrap-distance-left:9pt;mso-wrap-distance-top:0;mso-wrap-distance-right:9pt;mso-wrap-distance-bottom:0;mso-position-horizontal:absolute;mso-position-horizontal-relative:page;mso-position-vertical:absolute;mso-position-vertical-relative:page;mso-width-percent:0;mso-height-percent:0;mso-width-relative:margin;mso-height-relative:margin;v-text-anchor:top" o:gfxdata="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" filled="f" stroked="f">
               <v:textbox>
                 <w:txbxContent>
                   <w:p>
@@ -3225,7 +1994,7 @@
         </mc:Choice>
         <mc:Fallback>
           <w:pict>
-            <v:shape w14:anchorId="003E73B6" id="_x0000_s1032" type="#_x0000_t202" style="position:absolute;left:0;text-align:left;margin-left:112.55pt;margin-top:797.85pt;width:63pt;height:27pt;z-index:251651072;visibility:visible;mso-wrap-style:square;mso-width-percent:0;mso-height-percent:0;mso-wrap-distance-left:9pt;mso-wrap-distance-top:0;mso-wrap-distance-right:9pt;mso-wrap-distance-bottom:0;mso-position-horizontal:absolute;mso-position-horizontal-relative:page;mso-position-vertical:absolute;mso-position-vertical-relative:page;mso-width-percent:0;mso-height-percent:0;mso-width-relative:margin;mso-height-relative:margin;v-text-anchor:top" o:gfxdata="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" filled="f" stroked="f">
+            <v:shape w14:anchorId="003E73B6" id="_x0000_s1033" type="#_x0000_t202" style="position:absolute;left:0;text-align:left;margin-left:112.55pt;margin-top:797.85pt;width:63pt;height:27pt;z-index:251651072;visibility:visible;mso-wrap-style:square;mso-width-percent:0;mso-height-percent:0;mso-wrap-distance-left:9pt;mso-wrap-distance-top:0;mso-wrap-distance-right:9pt;mso-wrap-distance-bottom:0;mso-position-horizontal:absolute;mso-position-horizontal-relative:page;mso-position-vertical:absolute;mso-position-vertical-relative:page;mso-width-percent:0;mso-height-percent:0;mso-width-relative:margin;mso-height-relative:margin;v-text-anchor:top" o:gfxdata="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" filled="f" stroked="f">
               <v:textbox>
                 <w:txbxContent>
                   <w:p>
@@ -3385,7 +2154,7 @@
         </mc:Choice>
         <mc:Fallback>
           <w:pict>
-            <v:shape w14:anchorId="00F01480" id="_x0000_s1033" type="#_x0000_t202" style="position:absolute;left:0;text-align:left;margin-left:211.55pt;margin-top:797.85pt;width:108pt;height:27pt;z-index:251657216;visibility:visible;mso-wrap-style:square;mso-width-percent:0;mso-height-percent:0;mso-wrap-distance-left:9pt;mso-wrap-distance-top:0;mso-wrap-distance-right:9pt;mso-wrap-distance-bottom:0;mso-position-horizontal:absolute;mso-position-horizontal-relative:page;mso-position-vertical:absolute;mso-position-vertical-relative:page;mso-width-percent:0;mso-height-percent:0;mso-width-relative:margin;mso-height-relative:margin;v-text-anchor:top" o:gfxdata="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" filled="f" stroked="f">
+            <v:shape w14:anchorId="00F01480" id="_x0000_s1034" type="#_x0000_t202" style="position:absolute;left:0;text-align:left;margin-left:211.55pt;margin-top:797.85pt;width:108pt;height:27pt;z-index:251657216;visibility:visible;mso-wrap-style:square;mso-width-percent:0;mso-height-percent:0;mso-wrap-distance-left:9pt;mso-wrap-distance-top:0;mso-wrap-distance-right:9pt;mso-wrap-distance-bottom:0;mso-position-horizontal:absolute;mso-position-horizontal-relative:page;mso-position-vertical:absolute;mso-position-vertical-relative:page;mso-width-percent:0;mso-height-percent:0;mso-width-relative:margin;mso-height-relative:margin;v-text-anchor:top" o:gfxdata="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" filled="f" stroked="f">
               <v:textbox>
                 <w:txbxContent>
                   <w:p>
@@ -3724,7 +2493,7 @@
         </mc:Choice>
         <mc:Fallback>
           <w:pict>
-            <v:shape w14:anchorId="60968E5B" id="_x0000_s1034" type="#_x0000_t202" style="position:absolute;left:0;text-align:left;margin-left:463.85pt;margin-top:800.15pt;width:82.45pt;height:24.7pt;z-index:251665408;visibility:visible;mso-wrap-style:square;mso-width-percent:0;mso-height-percent:0;mso-wrap-distance-left:9pt;mso-wrap-distance-top:0;mso-wrap-distance-right:9pt;mso-wrap-distance-bottom:0;mso-position-horizontal:absolute;mso-position-horizontal-relative:page;mso-position-vertical:absolute;mso-position-vertical-relative:page;mso-width-percent:0;mso-height-percent:0;mso-width-relative:margin;mso-height-relative:margin;v-text-anchor:middle" o:gfxdata="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" filled="f" stroked="f">
+            <v:shape w14:anchorId="60968E5B" id="_x0000_s1035" type="#_x0000_t202" style="position:absolute;left:0;text-align:left;margin-left:463.85pt;margin-top:800.15pt;width:82.45pt;height:24.7pt;z-index:251665408;visibility:visible;mso-wrap-style:square;mso-width-percent:0;mso-height-percent:0;mso-wrap-distance-left:9pt;mso-wrap-distance-top:0;mso-wrap-distance-right:9pt;mso-wrap-distance-bottom:0;mso-position-horizontal:absolute;mso-position-horizontal-relative:page;mso-position-vertical:absolute;mso-position-vertical-relative:page;mso-width-percent:0;mso-height-percent:0;mso-width-relative:margin;mso-height-relative:margin;v-text-anchor:middle" o:gfxdata="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" filled="f" stroked="f">
               <v:textbox>
                 <w:txbxContent>
                   <w:p>
@@ -4101,7 +2870,7 @@
                               <w:sz w:val="12"/>
                               <w:szCs w:val="12"/>
                             </w:rPr>
-                            <w:t>PROYECTO ORDINARIO DE URBANIZACIÓN DE</w:t>
+                            <w:t xml:space="preserve">PROYECTO DE URBANIZACIÓN</w:t>
                           </w:r>
                         </w:p>
                         <w:p>
@@ -4119,16 +2888,14 @@
                               <w:sz w:val="12"/>
                               <w:szCs w:val="12"/>
                             </w:rPr>
-                            <w:t>MEJORA DE CARRETERA DE GUADALMAR</w:t>
+                            <w:t xml:space="preserve">Proyecto de urbanización - Ampliación Plaza Mayor</w:t>
                           </w:r>
                         </w:p>
                         <w:p>
                           <w:pPr>
                             <w:jc w:val="left"/>
                             <w:rPr>
-                              <w:bCs/>
-                              <w:caps/>
-                              <w:color w:val="auto"/>
+                              <w:color w:val="0F4761" w:themeColor="accent1" w:themeShade="BF"/>
                               <w:sz w:val="12"/>
                               <w:szCs w:val="12"/>
                             </w:rPr>
@@ -4141,7 +2908,7 @@
                               <w:sz w:val="12"/>
                               <w:szCs w:val="12"/>
                             </w:rPr>
-                            <w:t>DEL PGOU DE MÁLAGA</w:t>
+                            <w:t xml:space="preserve">DEL PGOU DE Málaga</w:t>
                           </w:r>
                         </w:p>
                         <w:p>
@@ -4173,7 +2940,7 @@
                               <w:sz w:val="12"/>
                               <w:szCs w:val="12"/>
                             </w:rPr>
-                            <w:t>[NOMBRE DEL DOCX]</w:t>
+                            <w:t xml:space="preserve">ANEJO 15. PLAN DE OBRA</w:t>
                           </w:r>
                         </w:p>
                         <w:p>
@@ -4237,7 +3004,7 @@
                         <w:sz w:val="12"/>
                         <w:szCs w:val="12"/>
                       </w:rPr>
-                      <w:t>PROYECTO ORDINARIO DE URBANIZACIÓN DE</w:t>
+                      <w:t xml:space="preserve">PROYECTO DE URBANIZACIÓN</w:t>
                     </w:r>
                   </w:p>
                   <w:p>
@@ -4255,16 +3022,14 @@
                         <w:sz w:val="12"/>
                         <w:szCs w:val="12"/>
                       </w:rPr>
-                      <w:t>MEJORA DE CARRETERA DE GUADALMAR</w:t>
+                      <w:t xml:space="preserve">Proyecto de urbanización - Ampliación Plaza Mayor</w:t>
                     </w:r>
                   </w:p>
                   <w:p>
                     <w:pPr>
                       <w:jc w:val="left"/>
                       <w:rPr>
-                        <w:bCs/>
-                        <w:caps/>
-                        <w:color w:val="auto"/>
+                        <w:color w:val="0F4761" w:themeColor="accent1" w:themeShade="BF"/>
                         <w:sz w:val="12"/>
                         <w:szCs w:val="12"/>
                       </w:rPr>
@@ -4277,7 +3042,7 @@
                         <w:sz w:val="12"/>
                         <w:szCs w:val="12"/>
                       </w:rPr>
-                      <w:t>DEL PGOU DE MÁLAGA</w:t>
+                      <w:t xml:space="preserve">DEL PGOU DE Málaga</w:t>
                     </w:r>
                   </w:p>
                   <w:p>
@@ -4309,7 +3074,7 @@
                         <w:sz w:val="12"/>
                         <w:szCs w:val="12"/>
                       </w:rPr>
-                      <w:t>[NOMBRE DEL DOCX]</w:t>
+                      <w:t xml:space="preserve">ANEJO 15. PLAN DE OBRA</w:t>
                     </w:r>
                   </w:p>
                   <w:p>
@@ -4412,13 +3177,312 @@
     </w:pPr>
     <w:r>
       <w:rPr>
-        <w:noProof/>
+        <w:color w:val="366092"/>
+        <w:sz w:val="12"/>
+        <w:szCs w:val="12"/>
       </w:rPr>
+      <w:br/>
+    </w:r>
+    <w:r>
+      <mc:AlternateContent>
+        <mc:Choice Requires="wps">
+          <w:drawing>
+            <wp:anchor distT="45720" distB="45720" distL="114300" distR="114300" simplePos="0" relativeHeight="251669504" behindDoc="1" locked="0" layoutInCell="1" allowOverlap="1" wp14:anchorId="18CDF65E" wp14:editId="30713A0F">
+              <wp:simplePos x="0" y="0"/>
+              <wp:positionH relativeFrom="column">
+                <wp:posOffset>3752215</wp:posOffset>
+              </wp:positionH>
+              <wp:positionV relativeFrom="paragraph">
+                <wp:posOffset>635</wp:posOffset>
+              </wp:positionV>
+              <wp:extent cx="2223770" cy="711200"/>
+              <wp:effectExtent l="0" t="0" r="5080" b="0"/>
+              <wp:wrapNone/>
+              <wp:docPr id="1098401556" name="Cuadro de texto 12"/>
+              <wp:cNvGraphicFramePr>
+                <a:graphicFrameLocks xmlns:a="http://schemas.openxmlformats.org/drawingml/2006/main"/>
+              </wp:cNvGraphicFramePr>
+              <a:graphic xmlns:a="http://schemas.openxmlformats.org/drawingml/2006/main">
+                <a:graphicData uri="http://schemas.microsoft.com/office/word/2010/wordprocessingShape">
+                  <wps:wsp>
+                    <wps:cNvSpPr txBox="1">
+                      <a:spLocks noChangeArrowheads="1"/>
+                    </wps:cNvSpPr>
+                    <wps:spPr bwMode="auto">
+                      <a:xfrm>
+                        <a:off x="0" y="0"/>
+                        <a:ext cx="2223770" cy="711200"/>
+                      </a:xfrm>
+                      <a:prstGeom prst="rect">
+                        <a:avLst/>
+                      </a:prstGeom>
+                      <a:solidFill>
+                        <a:srgbClr val="FFFFFF"/>
+                      </a:solidFill>
+                      <a:ln w="9525">
+                        <a:noFill/>
+                        <a:miter lim="800000"/>
+                        <a:headEnd/>
+                        <a:tailEnd/>
+                      </a:ln>
+                    </wps:spPr>
+                    <wps:txbx>
+                      <w:txbxContent>
+                        <w:p>
+                          <w:pPr>
+                            <w:jc w:val="left"/>
+                            <w:rPr>
+                              <w:color w:val="0F4761" w:themeColor="accent1" w:themeShade="BF"/>
+                              <w:sz w:val="12"/>
+                              <w:szCs w:val="12"/>
+                            </w:rPr>
+                          </w:pPr>
+                          <w:r>
+                            <w:rPr>
+                              <w:color w:val="0F4761" w:themeColor="accent1" w:themeShade="BF"/>
+                              <w:sz w:val="12"/>
+                              <w:szCs w:val="12"/>
+                            </w:rPr>
+                            <w:t xml:space="preserve">PROYECTO DE URBANIZACIÓN</w:t>
+                          </w:r>
+                        </w:p>
+                        <w:p>
+                          <w:pPr>
+                            <w:jc w:val="left"/>
+                            <w:rPr>
+                              <w:color w:val="0F4761" w:themeColor="accent1" w:themeShade="BF"/>
+                              <w:sz w:val="12"/>
+                              <w:szCs w:val="12"/>
+                            </w:rPr>
+                          </w:pPr>
+                          <w:r>
+                            <w:rPr>
+                              <w:color w:val="0F4761" w:themeColor="accent1" w:themeShade="BF"/>
+                              <w:sz w:val="12"/>
+                              <w:szCs w:val="12"/>
+                            </w:rPr>
+                            <w:t xml:space="preserve">Proyecto de urbanización - Ampliación Plaza Mayor</w:t>
+                          </w:r>
+                        </w:p>
+                        <w:p>
+                          <w:pPr>
+                            <w:jc w:val="left"/>
+                            <w:rPr>
+                              <w:color w:val="0F4761" w:themeColor="accent1" w:themeShade="BF"/>
+                              <w:sz w:val="12"/>
+                              <w:szCs w:val="12"/>
+                            </w:rPr>
+                          </w:pPr>
+                          <w:r>
+                            <w:rPr>
+                              <w:b/>
+                              <w:bCs/>
+                              <w:caps/>
+                              <w:sz w:val="12"/>
+                              <w:szCs w:val="12"/>
+                            </w:rPr>
+                            <w:t xml:space="preserve">DEL PGOU DE Málaga</w:t>
+                          </w:r>
+                        </w:p>
+                        <w:p>
+                          <w:pPr>
+                            <w:jc w:val="left"/>
+                            <w:rPr>
+                              <w:b/>
+                              <w:bCs/>
+                              <w:caps/>
+                              <w:sz w:val="12"/>
+                              <w:szCs w:val="12"/>
+                            </w:rPr>
+                          </w:pPr>
+                        </w:p>
+                        <w:p>
+                          <w:pPr>
+                            <w:jc w:val="left"/>
+                            <w:rPr>
+                              <w:b/>
+                              <w:caps/>
+                              <w:color w:val="80340D" w:themeColor="accent2" w:themeShade="80"/>
+                              <w:sz w:val="12"/>
+                              <w:szCs w:val="12"/>
+                            </w:rPr>
+                          </w:pPr>
+                          <w:r>
+                            <w:rPr>
+                              <w:color w:val="80340D" w:themeColor="accent2" w:themeShade="80"/>
+                              <w:sz w:val="12"/>
+                              <w:szCs w:val="12"/>
+                            </w:rPr>
+                            <w:t xml:space="preserve">ANEJO 15. PLAN DE OBRA</w:t>
+                          </w:r>
+                        </w:p>
+                        <w:p>
+                          <w:pPr>
+                            <w:jc w:val="left"/>
+                            <w:rPr>
+                              <w:bCs/>
+                              <w:color w:val="auto"/>
+                              <w:sz w:val="14"/>
+                              <w:szCs w:val="14"/>
+                            </w:rPr>
+                          </w:pPr>
+                        </w:p>
+                        <w:p>
+                          <w:pPr>
+                            <w:rPr>
+                              <w:rFonts w:asciiTheme="minorHAnsi" w:hAnsiTheme="minorHAnsi"/>
+                              <w:sz w:val="22"/>
+                              <w:szCs w:val="22"/>
+                            </w:rPr>
+                          </w:pPr>
+                        </w:p>
+                      </w:txbxContent>
+                    </wps:txbx>
+                    <wps:bodyPr rot="0" vertOverflow="clip" horzOverflow="clip" vert="horz" wrap="square" lIns="91440" tIns="45720" rIns="91440" bIns="45720" anchor="t" anchorCtr="0">
+                      <a:noAutofit/>
+                    </wps:bodyPr>
+                  </wps:wsp>
+                </a:graphicData>
+              </a:graphic>
+              <wp14:sizeRelH relativeFrom="margin">
+                <wp14:pctWidth>0</wp14:pctWidth>
+              </wp14:sizeRelH>
+              <wp14:sizeRelV relativeFrom="margin">
+                <wp14:pctHeight>0</wp14:pctHeight>
+              </wp14:sizeRelV>
+            </wp:anchor>
+          </w:drawing>
+        </mc:Choice>
+        <mc:Fallback>
+          <w:pict>
+            <v:shapetype w14:anchorId="18CDF65E" id="_x0000_t202" coordsize="21600,21600" o:spt="202" path="m,l,21600r21600,l21600,xe">
+              <v:stroke joinstyle="miter"/>
+              <v:path gradientshapeok="t" o:connecttype="rect"/>
+            </v:shapetype>
+            <v:shape id="_x0000_s1031" type="#_x0000_t202" style="position:absolute;left:0;text-align:left;margin-left:295.45pt;margin-top:.05pt;width:175.1pt;height:56pt;z-index:-251646976;visibility:visible;mso-wrap-style:square;mso-width-percent:0;mso-height-percent:0;mso-wrap-distance-left:9pt;mso-wrap-distance-top:3.6pt;mso-wrap-distance-right:9pt;mso-wrap-distance-bottom:3.6pt;mso-position-horizontal:absolute;mso-position-horizontal-relative:text;mso-position-vertical:absolute;mso-position-vertical-relative:text;mso-width-percent:0;mso-height-percent:0;mso-width-relative:margin;mso-height-relative:margin;v-text-anchor:top" o:gfxdata="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" stroked="f">
+              <v:textbox>
+                <w:txbxContent>
+                  <w:p>
+                    <w:pPr>
+                      <w:jc w:val="left"/>
+                      <w:rPr>
+                        <w:color w:val="0F4761" w:themeColor="accent1" w:themeShade="BF"/>
+                        <w:sz w:val="12"/>
+                        <w:szCs w:val="12"/>
+                      </w:rPr>
+                    </w:pPr>
+                    <w:r>
+                      <w:rPr>
+                        <w:color w:val="0F4761" w:themeColor="accent1" w:themeShade="BF"/>
+                        <w:sz w:val="12"/>
+                        <w:szCs w:val="12"/>
+                      </w:rPr>
+                      <w:t xml:space="preserve">PROYECTO DE URBANIZACIÓN</w:t>
+                    </w:r>
+                  </w:p>
+                  <w:p>
+                    <w:pPr>
+                      <w:jc w:val="left"/>
+                      <w:rPr>
+                        <w:color w:val="0F4761" w:themeColor="accent1" w:themeShade="BF"/>
+                        <w:sz w:val="12"/>
+                        <w:szCs w:val="12"/>
+                      </w:rPr>
+                    </w:pPr>
+                    <w:r>
+                      <w:rPr>
+                        <w:color w:val="0F4761" w:themeColor="accent1" w:themeShade="BF"/>
+                        <w:sz w:val="12"/>
+                        <w:szCs w:val="12"/>
+                      </w:rPr>
+                      <w:t xml:space="preserve">Proyecto de urbanización - Ampliación Plaza Mayor</w:t>
+                    </w:r>
+                  </w:p>
+                  <w:p>
+                    <w:pPr>
+                      <w:jc w:val="left"/>
+                      <w:rPr>
+                        <w:color w:val="0F4761" w:themeColor="accent1" w:themeShade="BF"/>
+                        <w:sz w:val="12"/>
+                        <w:szCs w:val="12"/>
+                      </w:rPr>
+                    </w:pPr>
+                    <w:r>
+                      <w:rPr>
+                        <w:b/>
+                        <w:bCs/>
+                        <w:caps/>
+                        <w:sz w:val="12"/>
+                        <w:szCs w:val="12"/>
+                      </w:rPr>
+                      <w:t xml:space="preserve">DEL PGOU DE Málaga</w:t>
+                    </w:r>
+                  </w:p>
+                  <w:p>
+                    <w:pPr>
+                      <w:jc w:val="left"/>
+                      <w:rPr>
+                        <w:b/>
+                        <w:bCs/>
+                        <w:caps/>
+                        <w:sz w:val="12"/>
+                        <w:szCs w:val="12"/>
+                      </w:rPr>
+                    </w:pPr>
+                  </w:p>
+                  <w:p>
+                    <w:pPr>
+                      <w:jc w:val="left"/>
+                      <w:rPr>
+                        <w:b/>
+                        <w:caps/>
+                        <w:color w:val="80340D" w:themeColor="accent2" w:themeShade="80"/>
+                        <w:sz w:val="12"/>
+                        <w:szCs w:val="12"/>
+                      </w:rPr>
+                    </w:pPr>
+                    <w:r>
+                      <w:rPr>
+                        <w:color w:val="80340D" w:themeColor="accent2" w:themeShade="80"/>
+                        <w:sz w:val="12"/>
+                        <w:szCs w:val="12"/>
+                      </w:rPr>
+                      <w:t xml:space="preserve">ANEJO 15. PLAN DE OBRA</w:t>
+                    </w:r>
+                  </w:p>
+                  <w:p>
+                    <w:pPr>
+                      <w:jc w:val="left"/>
+                      <w:rPr>
+                        <w:bCs/>
+                        <w:color w:val="auto"/>
+                        <w:sz w:val="14"/>
+                        <w:szCs w:val="14"/>
+                      </w:rPr>
+                    </w:pPr>
+                  </w:p>
+                  <w:p>
+                    <w:pPr>
+                      <w:rPr>
+                        <w:rFonts w:asciiTheme="minorHAnsi" w:hAnsiTheme="minorHAnsi"/>
+                        <w:sz w:val="22"/>
+                        <w:szCs w:val="22"/>
+                      </w:rPr>
+                    </w:pPr>
+                  </w:p>
+                </w:txbxContent>
+              </v:textbox>
+            </v:shape>
+          </w:pict>
+        </mc:Fallback>
+      </mc:AlternateContent>
+    </w:r>
+    <w:r>
       <w:drawing>
-        <wp:inline distT="0" distB="0" distL="0" distR="0" wp14:anchorId="536F9C80" wp14:editId="7BD3C0A0">
-          <wp:extent cx="1085850" cy="476250"/>
+        <wp:inline distT="0" distB="0" distL="0" distR="0" wp14:anchorId="02CD16FD" wp14:editId="10F78A9B">
+          <wp:extent cx="1619250" cy="704850"/>
           <wp:effectExtent l="0" t="0" r="0" b="0"/>
-          <wp:docPr id="89669393" name="LogoEDP" descr="Logotipo EDP" title="Logo EDP"/>
+          <wp:docPr id="390843045" name="Imagen 11" descr="Macintosh HD:Users:Fani:Documents:CLIENTES:edp:marca edp hoja.jpg"/>
           <wp:cNvGraphicFramePr>
             <a:graphicFrameLocks xmlns:a="http://schemas.openxmlformats.org/drawingml/2006/main" noChangeAspect="1"/>
           </wp:cNvGraphicFramePr>
@@ -4426,13 +3490,19 @@
             <a:graphicData uri="http://schemas.openxmlformats.org/drawingml/2006/picture">
               <pic:pic xmlns:pic="http://schemas.openxmlformats.org/drawingml/2006/picture">
                 <pic:nvPicPr>
-                  <pic:cNvPr id="0" name=""/>
+                  <pic:cNvPr id="0" name="Imagen 1867514726" descr="Macintosh HD:Users:Fani:Documents:CLIENTES:edp:marca edp hoja.jpg"/>
                   <pic:cNvPicPr>
                     <a:picLocks noChangeAspect="1" noChangeArrowheads="1"/>
                   </pic:cNvPicPr>
                 </pic:nvPicPr>
                 <pic:blipFill>
-                  <a:blip r:embed="rId1"/>
+                  <a:blip r:embed="rId1">
+                    <a:extLst>
+                      <a:ext uri="{28A0092B-C50C-407E-A947-70E740481C1C}">
+                        <a14:useLocalDpi xmlns:a14="http://schemas.microsoft.com/office/drawing/2010/main" val="0"/>
+                      </a:ext>
+                    </a:extLst>
+                  </a:blip>
                   <a:srcRect/>
                   <a:stretch>
                     <a:fillRect/>
@@ -4441,11 +3511,15 @@
                 <pic:spPr bwMode="auto">
                   <a:xfrm>
                     <a:off x="0" y="0"/>
-                    <a:ext cx="1085850" cy="476250"/>
+                    <a:ext cx="1619250" cy="704850"/>
                   </a:xfrm>
                   <a:prstGeom prst="rect">
                     <a:avLst/>
                   </a:prstGeom>
+                  <a:noFill/>
+                  <a:ln>
+                    <a:noFill/>
+                  </a:ln>
                 </pic:spPr>
               </pic:pic>
             </a:graphicData>
@@ -4453,31 +3527,13 @@
         </wp:inline>
       </w:drawing>
     </w:r>
-    <w:r>
-      <w:rPr>
-        <w:color w:val="366092"/>
-        <w:sz w:val="12"/>
-        <w:szCs w:val="12"/>
-      </w:rPr>
-      <w:tab/>
-      <w:t>535.2.2 – MEJORA CARRETERA GUADALMAR – POU 2026</w:t>
-    </w:r>
-    <w:r>
-      <w:rPr>
-        <w:color w:val="366092"/>
-        <w:sz w:val="12"/>
-        <w:szCs w:val="12"/>
-      </w:rPr>
-      <w:br/>
-      <w:t>Anejo n.º XX.– [TÍTULO DEL ANEJO]</w:t>
-    </w:r>
   </w:p>
   <w:p>
     <w:pPr>
-      <w:pBdr>
-        <w:bottom w:val="single" w:sz="6" w:space="1" w:color="366092"/>
-      </w:pBdr>
-      <w:spacing w:before="40"/>
+      <w:tabs>
+        <w:tab w:val="right" w:pos="8647"/>
+      </w:tabs>
+      <w:ind w:right="-397"/>
     </w:pPr>
   </w:p>
 </w:hdr>

--- a/DOCS - ANEJOS/15.- Plan de Obra/Anexo 15 - Plan de Obra.docx
+++ b/DOCS - ANEJOS/15.- Plan de Obra/Anexo 15 - Plan de Obra.docx
@@ -523,7 +523,7 @@
         <w:tabs>
           <w:tab w:val="left" w:pos="708"/>
         </w:tabs>
-        <w:spacing w:line="288" w:lineRule="auto"/>
+        <w:spacing w:line="288" w:lineRule="auto" w:before="220" w:after="120"/>
         <w:outlineLvl w:val="0"/>
         <w:rPr>
           <w:rFonts w:ascii="Montserrat" w:hAnsi="Montserrat"/>
@@ -549,7 +549,7 @@
     </w:p>
     <w:p xmlns:w14="http://schemas.microsoft.com/office/word/2010/wordml" xmlns:w="http://schemas.openxmlformats.org/wordprocessingml/2006/main">
       <w:pPr>
-        <w:spacing w:after="120"/>
+        <w:spacing w:after="0" w:before="0" w:line="288" w:lineRule="auto"/>
       </w:pPr>
       <w:r>
         <w:t xml:space="preserve">El presente anejo tiene por objeto iniciar la redacción del plan de obra del Proyecto de Urbanización - Ampliación Plaza Mayor, dejando estructurado el documento y ordenando la información de partida actualmente disponible. La programación temporal detallada, sus rendimientos y la coordinación definitiva con las fases de ejecución se completarán cuando se consoliden las mediciones y la solución técnica del proyecto.</w:t>
@@ -566,7 +566,7 @@
         <w:tabs>
           <w:tab w:val="left" w:pos="708"/>
         </w:tabs>
-        <w:spacing w:line="288" w:lineRule="auto"/>
+        <w:spacing w:line="288" w:lineRule="auto" w:before="220" w:after="120"/>
         <w:outlineLvl w:val="0"/>
         <w:rPr>
           <w:rFonts w:ascii="Montserrat" w:hAnsi="Montserrat"/>
@@ -589,6 +589,70 @@
         <w:t xml:space="preserve">2. INTRODUCCIÓN</w:t>
       </w:r>
       <w:bookmarkEnd w:id="1"/>
+    </w:p>
+    <w:p>
+      <w:pPr>
+        <w:tabs>
+          <w:tab w:val="left" w:pos="708"/>
+        </w:tabs>
+        <w:spacing w:line="288" w:lineRule="auto"/>
+        <w:jc w:val="both"/>
+        <w:rPr>
+          <w:rFonts w:ascii="Montserrat" w:eastAsia="Montserrat" w:hAnsi="Montserrat"/>
+          <w:sz w:val="19"/>
+          <w:szCs w:val="19"/>
+        </w:rPr>
+      </w:pPr>
+    </w:p>
+    <w:p>
+      <w:pPr>
+        <w:tabs>
+          <w:tab w:val="left" w:pos="708"/>
+        </w:tabs>
+        <w:spacing w:after="0" w:before="0" w:line="288" w:lineRule="auto"/>
+        <w:jc w:val="both"/>
+        <w:rPr>
+          <w:rFonts w:ascii="Montserrat" w:eastAsia="Montserrat" w:hAnsi="Montserrat"/>
+          <w:noProof/>
+          <w:sz w:val="19"/>
+          <w:szCs w:val="19"/>
+        </w:rPr>
+      </w:pPr>
+      <w:r>
+        <w:rPr>
+          <w:rFonts w:ascii="Montserrat" w:eastAsia="Montserrat" w:hAnsi="Montserrat"/>
+          <w:sz w:val="19"/>
+          <w:szCs w:val="19"/>
+        </w:rPr>
+        <w:t>El objeto de este anejo es determinar el plazo de ejecución de las obras contenidas en el proyecto, sobre la base de las mediciones de las principales unidades de obra y los rendimientos considerados, el plan de obra refleja en cuanto a rendimientos y plazos todos los condicionados obtenidos a raíz de los contactos mantenidos con los Organismos Oficiales y con las entidades y empresas concesionarias de servicios afectados por el presente proyecto.</w:t>
+      </w:r>
+    </w:p>
+    <w:p>
+      <w:pPr>
+        <w:tabs>
+          <w:tab w:val="left" w:pos="1010"/>
+        </w:tabs>
+        <w:spacing w:line="288" w:lineRule="auto"/>
+        <w:jc w:val="both"/>
+        <w:rPr>
+          <w:rFonts w:ascii="Montserrat" w:eastAsia="Montserrat" w:hAnsi="Montserrat"/>
+          <w:sz w:val="19"/>
+          <w:szCs w:val="19"/>
+        </w:rPr>
+      </w:pPr>
+    </w:p>
+    <w:p>
+      <w:pPr>
+        <w:tabs>
+          <w:tab w:val="left" w:pos="708"/>
+        </w:tabs>
+        <w:spacing w:line="288" w:lineRule="auto"/>
+        <w:rPr>
+          <w:rFonts w:ascii="Montserrat" w:eastAsia="Montserrat" w:hAnsi="Montserrat"/>
+          <w:sz w:val="19"/>
+          <w:szCs w:val="19"/>
+        </w:rPr>
+      </w:pPr>
     </w:p>
     <w:p>
       <w:pPr>
@@ -602,7 +666,7 @@
           <w:tab w:val="clear" w:pos="692"/>
           <w:tab w:val="left" w:pos="708"/>
         </w:tabs>
-        <w:spacing w:line="288" w:lineRule="auto"/>
+        <w:spacing w:line="288" w:lineRule="auto" w:before="220" w:after="120"/>
         <w:rPr>
           <w:rFonts w:ascii="Montserrat" w:hAnsi="Montserrat"/>
           <w:bCs/>
@@ -622,6 +686,267 @@
       </w:r>
       <w:bookmarkEnd w:id="2"/>
     </w:p>
+    <w:p>
+      <w:pPr>
+        <w:tabs>
+          <w:tab w:val="left" w:pos="708"/>
+        </w:tabs>
+        <w:spacing w:line="288" w:lineRule="auto"/>
+        <w:rPr>
+          <w:rFonts w:ascii="Montserrat" w:eastAsia="Montserrat" w:hAnsi="Montserrat"/>
+          <w:sz w:val="19"/>
+          <w:szCs w:val="19"/>
+        </w:rPr>
+      </w:pPr>
+    </w:p>
+    <w:p>
+      <w:pPr>
+        <w:tabs>
+          <w:tab w:val="left" w:pos="708"/>
+        </w:tabs>
+        <w:spacing w:after="0" w:before="0" w:line="288" w:lineRule="auto"/>
+        <w:jc w:val="both"/>
+        <w:rPr>
+          <w:rFonts w:ascii="Montserrat" w:eastAsia="Montserrat" w:hAnsi="Montserrat"/>
+          <w:sz w:val="19"/>
+          <w:szCs w:val="19"/>
+        </w:rPr>
+      </w:pPr>
+      <w:r>
+        <w:rPr>
+          <w:rFonts w:ascii="Montserrat" w:eastAsia="Montserrat" w:hAnsi="Montserrat"/>
+          <w:sz w:val="19"/>
+          <w:szCs w:val="19"/>
+        </w:rPr>
+        <w:t>Las obras proyectadas engloban varias actuaciones diferenciadas, que son las siguientes:</w:t>
+      </w:r>
+    </w:p>
+    <w:p>
+      <w:pPr>
+        <w:tabs>
+          <w:tab w:val="left" w:pos="708"/>
+        </w:tabs>
+        <w:spacing w:line="288" w:lineRule="auto"/>
+        <w:jc w:val="both"/>
+        <w:rPr>
+          <w:rFonts w:ascii="Montserrat" w:eastAsia="Montserrat" w:hAnsi="Montserrat"/>
+          <w:sz w:val="19"/>
+          <w:szCs w:val="19"/>
+        </w:rPr>
+      </w:pPr>
+    </w:p>
+    <w:p>
+      <w:pPr>
+        <w:pStyle w:val="Prrafodelista"/>
+        <w:numPr>
+          <w:ilvl w:val="0"/>
+          <w:numId w:val="39"/>
+        </w:numPr>
+        <w:tabs>
+          <w:tab w:val="left" w:pos="708"/>
+        </w:tabs>
+        <w:spacing w:after="0" w:before="0" w:line="288" w:lineRule="auto"/>
+        <w:rPr>
+          <w:rFonts w:ascii="Montserrat" w:hAnsi="Montserrat"/>
+          <w:sz w:val="19"/>
+          <w:szCs w:val="19"/>
+        </w:rPr>
+      </w:pPr>
+      <w:r>
+        <w:rPr>
+          <w:rFonts w:ascii="Montserrat" w:hAnsi="Montserrat"/>
+          <w:b/>
+          <w:bCs/>
+          <w:sz w:val="19"/>
+          <w:szCs w:val="19"/>
+        </w:rPr>
+        <w:t>Movimiento de tierras y muro de contención:</w:t>
+      </w:r>
+      <w:r>
+        <w:rPr>
+          <w:rFonts w:ascii="Montserrat" w:hAnsi="Montserrat"/>
+          <w:sz w:val="19"/>
+          <w:szCs w:val="19"/>
+        </w:rPr>
+        <w:t xml:space="preserve"> Trabajos de ejecución de estructuras, en muros de contención y taludes en tierras, organizados en jornadas normales con rendimientos habituales. A este respecto, se ha tenido en cuenta en la estimación de rendimientos la ubicación del proyecto en la zona de Guadalmar. Dada la proximidad a la desembocadura del río Guadalhorce, los trabajos de excavación contemplan la posible presencia de un nivel freático alto, lo que podría requerir sistemas de bombeo o entibaciones específicas, quedando dicho tiempo integrado en el cronograma propuesto.</w:t>
+      </w:r>
+    </w:p>
+    <w:p>
+      <w:pPr>
+        <w:tabs>
+          <w:tab w:val="left" w:pos="708"/>
+        </w:tabs>
+        <w:spacing w:line="288" w:lineRule="auto"/>
+        <w:jc w:val="both"/>
+        <w:rPr>
+          <w:rFonts w:ascii="Montserrat" w:eastAsia="Montserrat" w:hAnsi="Montserrat"/>
+          <w:sz w:val="19"/>
+          <w:szCs w:val="19"/>
+        </w:rPr>
+      </w:pPr>
+    </w:p>
+    <w:p>
+      <w:pPr>
+        <w:pStyle w:val="Prrafodelista"/>
+        <w:numPr>
+          <w:ilvl w:val="0"/>
+          <w:numId w:val="38"/>
+        </w:numPr>
+        <w:tabs>
+          <w:tab w:val="left" w:pos="708"/>
+        </w:tabs>
+        <w:spacing w:after="0" w:before="0" w:line="288" w:lineRule="auto"/>
+        <w:rPr>
+          <w:rFonts w:ascii="Montserrat" w:hAnsi="Montserrat"/>
+          <w:sz w:val="19"/>
+          <w:szCs w:val="19"/>
+        </w:rPr>
+      </w:pPr>
+      <w:r>
+        <w:rPr>
+          <w:rFonts w:ascii="Montserrat" w:hAnsi="Montserrat"/>
+          <w:b/>
+          <w:bCs/>
+          <w:sz w:val="19"/>
+          <w:szCs w:val="19"/>
+        </w:rPr>
+        <w:t>Trabajos de Obra Civil relacionados con la infraestructura:</w:t>
+      </w:r>
+      <w:r>
+        <w:rPr>
+          <w:rFonts w:ascii="Montserrat" w:hAnsi="Montserrat"/>
+          <w:sz w:val="19"/>
+          <w:szCs w:val="19"/>
+        </w:rPr>
+        <w:t xml:space="preserve"> Engloba la ejecución de la urbanización, trabajos previos de demolición y desvíos de todas las instalaciones existentes. También se acometerán los desvíos provisionales de los servicios de energía y comunicaciones que deban quedar en servicio durante las obras. El plazo de ejecución incluye la obra civil, el montaje y los tiempos estimados para las inspecciones, pruebas de presión y recepción técnica por parte de las empresas concesionarias (especialmente EMASA para agua/saneamiento y Endesa para energía), asegurando que la puesta en servicio no demore el avance de las fases posteriores.</w:t>
+      </w:r>
+    </w:p>
+    <w:p>
+      <w:pPr>
+        <w:tabs>
+          <w:tab w:val="left" w:pos="708"/>
+        </w:tabs>
+        <w:spacing w:line="288" w:lineRule="auto"/>
+        <w:ind w:left="708"/>
+        <w:jc w:val="both"/>
+        <w:rPr>
+          <w:rFonts w:ascii="Montserrat" w:eastAsia="Montserrat" w:hAnsi="Montserrat"/>
+          <w:sz w:val="19"/>
+          <w:szCs w:val="19"/>
+        </w:rPr>
+      </w:pPr>
+      <w:r>
+        <w:rPr>
+          <w:rFonts w:ascii="Montserrat" w:eastAsia="Montserrat" w:hAnsi="Montserrat"/>
+          <w:sz w:val="19"/>
+          <w:szCs w:val="19"/>
+        </w:rPr>
+        <w:tab/>
+      </w:r>
+    </w:p>
+    <w:p>
+      <w:pPr>
+        <w:pStyle w:val="Prrafodelista"/>
+        <w:numPr>
+          <w:ilvl w:val="0"/>
+          <w:numId w:val="39"/>
+        </w:numPr>
+        <w:tabs>
+          <w:tab w:val="left" w:pos="708"/>
+        </w:tabs>
+        <w:spacing w:after="0" w:before="0" w:line="288" w:lineRule="auto"/>
+        <w:rPr>
+          <w:rFonts w:ascii="Montserrat" w:hAnsi="Montserrat"/>
+          <w:sz w:val="19"/>
+          <w:szCs w:val="19"/>
+        </w:rPr>
+      </w:pPr>
+      <w:r>
+        <w:rPr>
+          <w:rFonts w:ascii="Montserrat" w:hAnsi="Montserrat"/>
+          <w:b/>
+          <w:bCs/>
+          <w:sz w:val="19"/>
+          <w:szCs w:val="19"/>
+        </w:rPr>
+        <w:t>Trabajos de pavimentación de viales:</w:t>
+      </w:r>
+      <w:r>
+        <w:rPr>
+          <w:rFonts w:ascii="Montserrat" w:hAnsi="Montserrat"/>
+          <w:sz w:val="19"/>
+          <w:szCs w:val="19"/>
+        </w:rPr>
+        <w:t xml:space="preserve"> Realizados en jornadas normales atendiendo al convenio colectivo de referencia. Asimismo, en el cómputo de días de trabajo para la extensión de mezclas bituminosas, se han detraído los días de inactividad por causas meteorológicas basados en la serie histórica de pluviosidad en la ciudad de Málaga, garantizando que el plazo de 18 meses sea realista frente a posibles episodios de lluvia.</w:t>
+      </w:r>
+    </w:p>
+    <w:p>
+      <w:pPr/>
+    </w:p>
+    <w:p>
+      <w:pPr>
+        <w:spacing w:after="0" w:before="0" w:line="288" w:lineRule="auto"/>
+      </w:pPr>
+      <w:r>
+        <w:t>Referencia normativa laboral aplicable: Convenio Colectivo Provincial de la Construcción de Málaga vigente en el período de ejecución de las obras, publicado en el Boletín Oficial de la Provincia de Málaga (BOP Málaga). Regula la jornada laboral ordinaria, los períodos de descanso y las condiciones retributivas del personal de obra, sirviendo de base para la estimación de rendimientos y cómputo de días efectivos de trabajo recogida en el presente plan de obra.</w:t>
+      </w:r>
+    </w:p>
+    <w:p>
+      <w:pPr/>
+    </w:p>
+    <w:p>
+      <w:pPr>
+        <w:tabs>
+          <w:tab w:val="left" w:pos="708"/>
+        </w:tabs>
+        <w:spacing w:line="288" w:lineRule="auto"/>
+        <w:jc w:val="both"/>
+        <w:rPr>
+          <w:rFonts w:ascii="Montserrat" w:eastAsia="Montserrat" w:hAnsi="Montserrat"/>
+          <w:sz w:val="19"/>
+          <w:szCs w:val="19"/>
+        </w:rPr>
+      </w:pPr>
+    </w:p>
+    <w:p>
+      <w:pPr>
+        <w:tabs>
+          <w:tab w:val="left" w:pos="708"/>
+        </w:tabs>
+        <w:spacing w:after="0" w:before="0" w:line="288" w:lineRule="auto"/>
+        <w:jc w:val="both"/>
+        <w:rPr>
+          <w:rFonts w:ascii="Montserrat" w:eastAsia="Montserrat" w:hAnsi="Montserrat"/>
+          <w:sz w:val="19"/>
+          <w:szCs w:val="19"/>
+        </w:rPr>
+      </w:pPr>
+      <w:r>
+        <w:rPr>
+          <w:rFonts w:ascii="Montserrat" w:eastAsia="Montserrat" w:hAnsi="Montserrat"/>
+          <w:sz w:val="19"/>
+          <w:szCs w:val="19"/>
+        </w:rPr>
+        <w:t xml:space="preserve">En cuanto a los hitos iniciales, destaca la importancia de las autorizaciones y permisos en el diagrama de Gantt del presente proyecto constructivo, de cuyo plazo de aprobación depende la </w:t>
+        <w:lastRenderedPageBreak/>
+        <w:t>fecha de comienzo de los trabajos, lo cual puede ser un condicionante en cuanto a rendimientos, habida cuenta de las características del proyecto.</w:t>
+      </w:r>
+    </w:p>
+    <w:p>
+      <w:pPr>
+        <w:tabs>
+          <w:tab w:val="left" w:pos="708"/>
+        </w:tabs>
+        <w:spacing w:line="288" w:lineRule="auto"/>
+        <w:jc w:val="both"/>
+        <w:rPr>
+          <w:rFonts w:ascii="Montserrat" w:eastAsia="Montserrat" w:hAnsi="Montserrat"/>
+          <w:sz w:val="19"/>
+          <w:szCs w:val="19"/>
+        </w:rPr>
+      </w:pPr>
+    </w:p>
+    <w:p/>
     <w:p>
       <w:pPr>
         <w:pStyle w:val="Ttulo2"/>
@@ -630,7 +955,7 @@
         <w:pBdr>
           <w:bottom w:val="single" w:sz="4" w:space="1" w:color="0070C0"/>
         </w:pBdr>
-        <w:spacing w:line="288" w:lineRule="auto"/>
+        <w:spacing w:line="288" w:lineRule="auto" w:before="220" w:after="120"/>
         <w:rPr>
           <w:rFonts w:ascii="Montserrat" w:hAnsi="Montserrat"/>
           <w:bCs/>
@@ -649,6 +974,72 @@
         <w:t xml:space="preserve">4. DURACIÓN DE LOS TRABAJOS</w:t>
       </w:r>
       <w:bookmarkEnd w:id="3"/>
+    </w:p>
+    <w:p>
+      <w:pPr>
+        <w:tabs>
+          <w:tab w:val="left" w:pos="708"/>
+        </w:tabs>
+        <w:spacing w:line="288" w:lineRule="auto"/>
+        <w:rPr>
+          <w:rFonts w:ascii="Montserrat" w:eastAsia="Montserrat" w:hAnsi="Montserrat"/>
+          <w:sz w:val="19"/>
+          <w:szCs w:val="19"/>
+        </w:rPr>
+      </w:pPr>
+    </w:p>
+    <w:p>
+      <w:pPr>
+        <w:tabs>
+          <w:tab w:val="left" w:pos="708"/>
+        </w:tabs>
+        <w:spacing w:after="0" w:before="0" w:line="288" w:lineRule="auto"/>
+        <w:jc w:val="both"/>
+        <w:rPr>
+          <w:rFonts w:ascii="Montserrat" w:eastAsia="Montserrat" w:hAnsi="Montserrat"/>
+          <w:sz w:val="19"/>
+          <w:szCs w:val="19"/>
+        </w:rPr>
+      </w:pPr>
+      <w:r>
+        <w:rPr>
+          <w:rFonts w:ascii="Montserrat" w:eastAsia="Montserrat" w:hAnsi="Montserrat"/>
+          <w:sz w:val="19"/>
+          <w:szCs w:val="19"/>
+        </w:rPr>
+        <w:t xml:space="preserve">Se propone un programa de trabajos para realizar las obras previstas en un plazo de </w:t>
+      </w:r>
+      <w:r>
+        <w:rPr>
+          <w:rFonts w:ascii="Montserrat" w:eastAsia="Montserrat" w:hAnsi="Montserrat"/>
+          <w:b/>
+          <w:bCs/>
+          <w:sz w:val="19"/>
+          <w:szCs w:val="19"/>
+        </w:rPr>
+        <w:t>DIECIOCHO MESES (18)</w:t>
+      </w:r>
+      <w:r>
+        <w:rPr>
+          <w:rFonts w:ascii="Montserrat" w:eastAsia="Montserrat" w:hAnsi="Montserrat"/>
+          <w:sz w:val="19"/>
+          <w:szCs w:val="19"/>
+        </w:rPr>
+        <w:t>. Este plazo se considera el mínimo técnicamente viable para garantizar la seguridad de los operarios y usuarios, teniendo en cuenta la complejidad de los desvíos de servicios existentes (energía y comunicaciones) y la necesidad de mantener el flujo de tráfico en la Carretera de Guadalmar durante las fases de ejecución.</w:t>
+      </w:r>
+    </w:p>
+    <w:p>
+      <w:pPr>
+        <w:tabs>
+          <w:tab w:val="left" w:pos="2461"/>
+        </w:tabs>
+        <w:spacing w:line="288" w:lineRule="auto"/>
+        <w:rPr>
+          <w:rFonts w:ascii="Montserrat" w:eastAsia="Montserrat" w:hAnsi="Montserrat"/>
+          <w:sz w:val="19"/>
+          <w:szCs w:val="19"/>
+        </w:rPr>
+      </w:pPr>
     </w:p>
     <w:p>
       <w:pPr>
@@ -662,7 +1053,7 @@
           <w:tab w:val="clear" w:pos="692"/>
           <w:tab w:val="left" w:pos="708"/>
         </w:tabs>
-        <w:spacing w:line="288" w:lineRule="auto"/>
+        <w:spacing w:line="288" w:lineRule="auto" w:before="220" w:after="120"/>
         <w:rPr>
           <w:rFonts w:ascii="Montserrat" w:hAnsi="Montserrat"/>
           <w:bCs/>
@@ -690,6 +1081,521 @@
       <w:cols w:space="720"/>
       <w:docGrid w:linePitch="360"/>
     </w:sectPr>
+    <w:p>
+      <w:pPr>
+        <w:tabs>
+          <w:tab w:val="left" w:pos="708"/>
+        </w:tabs>
+        <w:spacing w:line="288" w:lineRule="auto"/>
+        <w:jc w:val="center"/>
+        <w:rPr>
+          <w:rFonts w:ascii="Montserrat" w:eastAsia="Montserrat" w:hAnsi="Montserrat"/>
+          <w:sz w:val="19"/>
+          <w:szCs w:val="19"/>
+        </w:rPr>
+      </w:pPr>
+    </w:p>
+    <w:p>
+      <w:pPr>
+        <w:spacing w:after="0" w:before="0" w:line="288" w:lineRule="auto"/>
+        <w:jc w:val="both"/>
+        <w:rPr>
+          <w:rFonts w:ascii="Montserrat" w:eastAsiaTheme="minorHAnsi" w:hAnsi="Montserrat" w:cstheme="minorBidi"/>
+          <w:bCs/>
+          <w:color w:val="000000" w:themeColor="text1"/>
+          <w:sz w:val="19"/>
+          <w:szCs w:val="19"/>
+        </w:rPr>
+      </w:pPr>
+      <w:r>
+        <w:rPr>
+          <w:rFonts w:ascii="Montserrat" w:eastAsiaTheme="minorHAnsi" w:hAnsi="Montserrat" w:cstheme="minorBidi"/>
+          <w:bCs/>
+          <w:color w:val="000000" w:themeColor="text1"/>
+          <w:sz w:val="19"/>
+          <w:szCs w:val="19"/>
+        </w:rPr>
+        <w:t xml:space="preserve">El diagrama de Gantt consiste en que actividad se representa mediante un bloque rectangular cuya longitud indica su duración. La posición de cada bloque en el diagrama indica los instantes de inicio y finalización de las tareas a que corresponden. </w:t>
+      </w:r>
+    </w:p>
+    <w:p>
+      <w:pPr>
+        <w:spacing w:line="288" w:lineRule="auto"/>
+        <w:jc w:val="both"/>
+        <w:rPr>
+          <w:rFonts w:ascii="Montserrat" w:eastAsiaTheme="minorHAnsi" w:hAnsi="Montserrat" w:cstheme="minorBidi"/>
+          <w:bCs/>
+          <w:color w:val="000000" w:themeColor="text1"/>
+          <w:sz w:val="19"/>
+          <w:szCs w:val="19"/>
+        </w:rPr>
+      </w:pPr>
+    </w:p>
+    <w:p>
+      <w:pPr>
+        <w:spacing w:after="0" w:before="0" w:line="288" w:lineRule="auto"/>
+        <w:jc w:val="both"/>
+        <w:rPr>
+          <w:rFonts w:ascii="Montserrat" w:eastAsiaTheme="minorHAnsi" w:hAnsi="Montserrat" w:cstheme="minorBidi"/>
+          <w:bCs/>
+          <w:color w:val="000000" w:themeColor="text1"/>
+          <w:sz w:val="19"/>
+          <w:szCs w:val="19"/>
+        </w:rPr>
+      </w:pPr>
+      <w:r>
+        <w:rPr>
+          <w:rFonts w:ascii="Montserrat" w:eastAsiaTheme="minorHAnsi" w:hAnsi="Montserrat" w:cstheme="minorBidi"/>
+          <w:bCs/>
+          <w:color w:val="000000" w:themeColor="text1"/>
+          <w:sz w:val="19"/>
+          <w:szCs w:val="19"/>
+        </w:rPr>
+        <w:t>A la hora de planificar las tareas y relacionarlas entre sí, se han de tener en cuenta las consideraciones siguientes:</w:t>
+      </w:r>
+    </w:p>
+    <w:p>
+      <w:pPr>
+        <w:spacing w:line="288" w:lineRule="auto"/>
+        <w:jc w:val="both"/>
+        <w:rPr>
+          <w:rFonts w:ascii="Montserrat" w:eastAsiaTheme="minorHAnsi" w:hAnsi="Montserrat" w:cstheme="minorBidi"/>
+          <w:bCs/>
+          <w:color w:val="000000" w:themeColor="text1"/>
+          <w:sz w:val="19"/>
+          <w:szCs w:val="19"/>
+        </w:rPr>
+      </w:pPr>
+    </w:p>
+    <w:p>
+      <w:pPr>
+        <w:pStyle w:val="Prrafodelista"/>
+        <w:numPr>
+          <w:ilvl w:val="0"/>
+          <w:numId w:val="39"/>
+        </w:numPr>
+        <w:spacing w:after="0" w:before="0" w:line="288" w:lineRule="auto"/>
+        <w:ind w:left="714" w:hanging="357"/>
+        <w:contextualSpacing w:val="0"/>
+        <w:rPr>
+          <w:rFonts w:ascii="Montserrat" w:eastAsiaTheme="minorHAnsi" w:hAnsi="Montserrat" w:cstheme="minorBidi"/>
+          <w:bCs/>
+          <w:color w:val="000000" w:themeColor="text1"/>
+          <w:sz w:val="19"/>
+          <w:szCs w:val="19"/>
+        </w:rPr>
+      </w:pPr>
+      <w:r>
+        <w:rPr>
+          <w:rFonts w:ascii="Montserrat" w:eastAsiaTheme="minorHAnsi" w:hAnsi="Montserrat" w:cstheme="minorBidi"/>
+          <w:bCs/>
+          <w:color w:val="000000" w:themeColor="text1"/>
+          <w:sz w:val="19"/>
+          <w:szCs w:val="19"/>
+        </w:rPr>
+        <w:t>Las dependencias fin-inicio se representan alineando el final del bloque de la tarea predecesora con el inicio del bloque de la tarea dependiente.</w:t>
+      </w:r>
+    </w:p>
+    <w:p>
+      <w:pPr>
+        <w:pStyle w:val="Prrafodelista"/>
+        <w:numPr>
+          <w:ilvl w:val="0"/>
+          <w:numId w:val="39"/>
+        </w:numPr>
+        <w:spacing w:after="0" w:before="0" w:line="288" w:lineRule="auto"/>
+        <w:ind w:left="714" w:hanging="357"/>
+        <w:contextualSpacing w:val="0"/>
+        <w:rPr>
+          <w:rFonts w:ascii="Montserrat" w:eastAsiaTheme="minorHAnsi" w:hAnsi="Montserrat" w:cstheme="minorBidi"/>
+          <w:bCs/>
+          <w:color w:val="000000" w:themeColor="text1"/>
+          <w:sz w:val="19"/>
+          <w:szCs w:val="19"/>
+        </w:rPr>
+      </w:pPr>
+      <w:r>
+        <w:rPr>
+          <w:rFonts w:ascii="Montserrat" w:eastAsiaTheme="minorHAnsi" w:hAnsi="Montserrat" w:cstheme="minorBidi"/>
+          <w:bCs/>
+          <w:color w:val="000000" w:themeColor="text1"/>
+          <w:sz w:val="19"/>
+          <w:szCs w:val="19"/>
+        </w:rPr>
+        <w:t>Las dependencias final-final se representan alineando los finales de los bloques de las tareas predecesora y dependiente.</w:t>
+      </w:r>
+    </w:p>
+    <w:p>
+      <w:pPr>
+        <w:pStyle w:val="Prrafodelista"/>
+        <w:numPr>
+          <w:ilvl w:val="0"/>
+          <w:numId w:val="39"/>
+        </w:numPr>
+        <w:spacing w:after="0" w:before="0" w:line="288" w:lineRule="auto"/>
+        <w:ind w:left="714" w:hanging="357"/>
+        <w:contextualSpacing w:val="0"/>
+        <w:rPr>
+          <w:rFonts w:ascii="Montserrat" w:eastAsiaTheme="minorHAnsi" w:hAnsi="Montserrat" w:cstheme="minorBidi"/>
+          <w:bCs/>
+          <w:color w:val="000000" w:themeColor="text1"/>
+          <w:sz w:val="19"/>
+          <w:szCs w:val="19"/>
+        </w:rPr>
+      </w:pPr>
+      <w:r>
+        <w:rPr>
+          <w:rFonts w:ascii="Montserrat" w:eastAsiaTheme="minorHAnsi" w:hAnsi="Montserrat" w:cstheme="minorBidi"/>
+          <w:bCs/>
+          <w:color w:val="000000" w:themeColor="text1"/>
+          <w:sz w:val="19"/>
+          <w:szCs w:val="19"/>
+        </w:rPr>
+        <w:t>Las dependencias inicio-inicio se representan alineando los inicios de los bloques de las tareas predecesora y dependiente.</w:t>
+      </w:r>
+    </w:p>
+    <w:p>
+      <w:pPr>
+        <w:pStyle w:val="Prrafodelista"/>
+        <w:numPr>
+          <w:ilvl w:val="0"/>
+          <w:numId w:val="39"/>
+        </w:numPr>
+        <w:spacing w:after="0" w:before="0" w:line="288" w:lineRule="auto"/>
+        <w:rPr>
+          <w:rFonts w:ascii="Montserrat" w:eastAsiaTheme="minorHAnsi" w:hAnsi="Montserrat" w:cstheme="minorBidi"/>
+          <w:bCs/>
+          <w:color w:val="000000" w:themeColor="text1"/>
+          <w:sz w:val="19"/>
+          <w:szCs w:val="19"/>
+        </w:rPr>
+      </w:pPr>
+      <w:r>
+        <w:rPr>
+          <w:rFonts w:ascii="Montserrat" w:eastAsiaTheme="minorHAnsi" w:hAnsi="Montserrat" w:cstheme="minorBidi"/>
+          <w:bCs/>
+          <w:color w:val="000000" w:themeColor="text1"/>
+          <w:sz w:val="19"/>
+          <w:szCs w:val="19"/>
+        </w:rPr>
+        <w:t>Los retardos se representan desplazando la tarea dependiente hacia la derecha en el caso de retardos positivos y hacia la izquierda en el caso de retardos negativos.</w:t>
+      </w:r>
+    </w:p>
+    <w:p>
+      <w:pPr>
+        <w:spacing w:line="288" w:lineRule="auto"/>
+        <w:jc w:val="both"/>
+        <w:rPr>
+          <w:rFonts w:ascii="Montserrat" w:eastAsiaTheme="minorHAnsi" w:hAnsi="Montserrat" w:cstheme="minorBidi"/>
+          <w:bCs/>
+          <w:color w:val="000000" w:themeColor="text1"/>
+          <w:sz w:val="19"/>
+          <w:szCs w:val="19"/>
+        </w:rPr>
+      </w:pPr>
+    </w:p>
+    <w:p>
+      <w:pPr>
+        <w:spacing w:after="0" w:before="0" w:line="288" w:lineRule="auto"/>
+        <w:jc w:val="both"/>
+        <w:rPr>
+          <w:rFonts w:ascii="Montserrat" w:eastAsiaTheme="minorHAnsi" w:hAnsi="Montserrat" w:cstheme="minorBidi"/>
+          <w:bCs/>
+          <w:color w:val="000000" w:themeColor="text1"/>
+          <w:sz w:val="19"/>
+          <w:szCs w:val="19"/>
+        </w:rPr>
+        <w:sectPr>
+          <w:titlePg/>
+          <w:headerReference w:type="default" r:id="rId25"/>
+          <w:headerReference w:type="first" r:id="rId24"/>
+          <w:footerReference w:type="default" r:id="rId27"/>
+          <w:footerReference w:type="first" r:id="rId26"/>
+          <w:footnotePr>
+            <w:numRestart w:val="eachPage"/>
+          </w:footnotePr>
+          <w:pgSz w:w="11907" w:h="16840" w:code="9"/>
+          <w:pgMar w:top="2268" w:right="1134" w:bottom="1440" w:left="1701" w:header="709" w:footer="907" w:gutter="0"/>
+          <w:cols w:space="720"/>
+          <w:noEndnote/>
+          <w:docGrid w:linePitch="360"/>
+        </w:sectPr>
+      </w:pPr>
+      <w:r>
+        <w:rPr>
+          <w:rFonts w:ascii="Montserrat" w:eastAsiaTheme="minorHAnsi" w:hAnsi="Montserrat" w:cstheme="minorBidi"/>
+          <w:bCs/>
+          <w:color w:val="000000" w:themeColor="text1"/>
+          <w:sz w:val="19"/>
+          <w:szCs w:val="19"/>
+        </w:rPr>
+        <w:t xml:space="preserve">A continuación se presenta el Diagrama de Gantt del proyecto, donde se detalla la duración de cada uno de los capítulos y subcapítulos de actuación, así como la dependencia entre tareas, optimizando en todo caso los solapes entre aquellas actividades que pueden ejecutarse en el mismo período. El cronograma recoge las 19 actividades del proyecto distribuidas en un plazo total de dieciocho (18) meses, agrupadas en ocho categorías: Obra Civil, Saneamiento, Abastecimiento, Electricidad, Telecomunicaciones, Gas, Urbanización y Control/Gestión.</w:t>
+      </w:r>
+    </w:p>
+    <w:p>
+      <w:pPr>
+        <w:spacing w:before="160" w:after="160"/>
+        <w:jc w:val="center"/>
+        <w:rPr>
+          <w:rFonts w:ascii="Montserrat" w:hAnsi="Montserrat"/>
+          <w:sz w:val="19"/>
+        </w:rPr>
+      </w:pPr>
+      <w:r>
+        <w:rPr>
+          <w:noProof/>
+        </w:rPr>
+        <w:drawing>
+          <wp:inline xmlns:wp="http://schemas.openxmlformats.org/drawingml/2006/wordprocessingDrawing" distT="0" distB="0" distL="114300" distR="114300">
+            <wp:extent cx="8001360" cy="4454400"/>
+            <wp:effectExtent l="0" t="0" r="0" b="0"/>
+            <wp:docPr id="101" name="Gantt_PlanObra" descr="Diagrama de Gantt - Plan de Obra - 535.2.2 Proyecto Ordinario de Urbanización de Mejora de la Carretera de Guadalmar (SG.BM-3). Málaga."/>
+            <wp:cNvGraphicFramePr>
+              <a:graphicFrameLocks xmlns:a="http://schemas.openxmlformats.org/drawingml/2006/main" noChangeAspect="1"/>
+            </wp:cNvGraphicFramePr>
+            <a:graphic xmlns:a="http://schemas.openxmlformats.org/drawingml/2006/main">
+              <a:graphicData uri="http://schemas.openxmlformats.org/drawingml/2006/picture">
+                <pic:pic xmlns:pic="http://schemas.openxmlformats.org/drawingml/2006/picture">
+                  <pic:nvPicPr>
+                    <pic:cNvPr id="101" name="Gantt_PlanObra"/>
+                    <pic:cNvPicPr>
+                      <a:picLocks noChangeAspect="1" noChangeArrowheads="1"/>
+                    </pic:cNvPicPr>
+                  </pic:nvPicPr>
+                  <pic:blipFill>
+                    <a:blip xmlns:r="http://schemas.openxmlformats.org/officeDocument/2006/relationships" r:embed="rId23"/>
+                    <a:stretch>
+                      <a:fillRect/>
+                    </a:stretch>
+                  </pic:blipFill>
+                  <pic:spPr bwMode="auto">
+                    <a:xfrm>
+                      <a:off x="0" y="0"/>
+                      <a:ext cx="8001360" cy="4454400"/>
+                    </a:xfrm>
+                    <a:prstGeom prst="rect">
+                      <a:avLst/>
+                    </a:prstGeom>
+                    <a:noFill/>
+                    <a:ln>
+                      <a:noFill/>
+                    </a:ln>
+                  </pic:spPr>
+                </pic:pic>
+              </a:graphicData>
+            </a:graphic>
+          </wp:inline>
+        </w:drawing>
+      </w:r>
+    </w:p>
+    <w:p>
+      <w:pPr>
+        <w:spacing w:after="0" w:before="0" w:line="288" w:lineRule="auto"/>
+        <w:jc w:val="center"/>
+        <w:rPr>
+          <w:rFonts w:ascii="Montserrat" w:hAnsi="Montserrat"/>
+          <w:i/>
+          <w:color w:val="595959"/>
+          <w:sz w:val="17"/>
+        </w:rPr>
+      </w:pPr>
+      <w:r>
+        <w:rPr>
+          <w:rFonts w:ascii="Montserrat" w:hAnsi="Montserrat"/>
+          <w:i/>
+          <w:color w:val="595959"/>
+          <w:sz w:val="17"/>
+        </w:rPr>
+        <w:t>Figura 1. Diagrama de Gantt — Plan de Obra. Proyecto 535.2.2. Proyecto Ordinario de Urbanización de Mejora de la Carretera de Guadalmar (SG.BM-3). Málaga.. Plazo: 18 meses.</w:t>
+      </w:r>
+    </w:p>
+    <w:p>
+      <w:pPr>
+        <w:jc w:val="center"/>
+        <w:spacing w:after="0" w:before="0" w:line="288" w:lineRule="auto"/>
+      </w:pPr>
+      <w:r>
+        <w:rPr>
+          <w:i/>
+          <w:color w:val="808080"/>
+        </w:rPr>
+        <w:t>[Diagrama de Gantt — pendiente de incorporación en revisión posterior del anejo.]</w:t>
+      </w:r>
+    </w:p>
+    <w:p>
+      <w:pPr>
+        <w:tabs>
+          <w:tab w:val="left" w:pos="2000"/>
+          <w:tab w:val="right" w:leader="dot" w:pos="9040"/>
+        </w:tabs>
+        <w:spacing w:line="312" w:lineRule="auto"/>
+        <w:jc w:val="both"/>
+        <w:rPr>
+          <w:rFonts w:ascii="Montserrat" w:hAnsi="Montserrat" w:cs="Montserrat"/>
+          <w:color w:val="FF0000"/>
+          <w:szCs w:val="22"/>
+        </w:rPr>
+      </w:pPr>
+    </w:p>
+    <w:p>
+      <w:pPr>
+        <w:tabs>
+          <w:tab w:val="left" w:pos="2000"/>
+          <w:tab w:val="right" w:leader="dot" w:pos="9040"/>
+        </w:tabs>
+        <w:spacing w:line="312" w:lineRule="auto"/>
+        <w:jc w:val="both"/>
+        <w:rPr>
+          <w:rFonts w:ascii="Montserrat" w:hAnsi="Montserrat" w:cs="Montserrat"/>
+          <w:color w:val="FF0000"/>
+          <w:szCs w:val="22"/>
+        </w:rPr>
+      </w:pPr>
+      <w:r>
+        <w:rPr>
+          <w:noProof/>
+        </w:rPr>
+        <w:drawing>
+          <wp:anchor distT="0" distB="0" distL="114300" distR="114300" simplePos="0" relativeHeight="251658240" behindDoc="1" locked="0" layoutInCell="1" allowOverlap="1" wp14:anchorId="5714439F" wp14:editId="216B5925">
+            <wp:simplePos x="0" y="0"/>
+            <wp:positionH relativeFrom="column">
+              <wp:posOffset>-289890</wp:posOffset>
+            </wp:positionH>
+            <wp:positionV relativeFrom="paragraph">
+              <wp:posOffset>243073</wp:posOffset>
+            </wp:positionV>
+            <wp:extent cx="13752111" cy="6660000"/>
+            <wp:effectExtent l="0" t="0" r="2540" b="7620"/>
+            <wp:wrapNone/>
+            <wp:docPr id="1933109512" name="Imagen 1"/>
+            <wp:cNvGraphicFramePr>
+              <a:graphicFrameLocks xmlns:a="http://schemas.openxmlformats.org/drawingml/2006/main" noChangeAspect="1"/>
+            </wp:cNvGraphicFramePr>
+            <a:graphic xmlns:a="http://schemas.openxmlformats.org/drawingml/2006/main">
+              <a:graphicData uri="http://schemas.openxmlformats.org/drawingml/2006/picture">
+                <pic:pic xmlns:pic="http://schemas.openxmlformats.org/drawingml/2006/picture">
+                  <pic:nvPicPr>
+                    <pic:cNvPr id="1933109512" name=""/>
+                    <pic:cNvPicPr/>
+                  </pic:nvPicPr>
+                  <pic:blipFill>
+                    <a:blip r:embed="rId15">
+                      <a:extLst>
+                        <a:ext uri="{BEBA8EAE-BF5A-486C-A8C5-ECC9F3942E4B}">
+                          <a14:imgProps xmlns:a14="http://schemas.microsoft.com/office/drawing/2010/main">
+                            <a14:imgLayer r:embed="rId16">
+                              <a14:imgEffect>
+                                <a14:sharpenSoften amount="25000"/>
+                              </a14:imgEffect>
+                            </a14:imgLayer>
+                          </a14:imgProps>
+                        </a:ext>
+                        <a:ext uri="{28A0092B-C50C-407E-A947-70E740481C1C}">
+                          <a14:useLocalDpi xmlns:a14="http://schemas.microsoft.com/office/drawing/2010/main" val="0"/>
+                        </a:ext>
+                      </a:extLst>
+                    </a:blip>
+                    <a:stretch>
+                      <a:fillRect/>
+                    </a:stretch>
+                  </pic:blipFill>
+                  <pic:spPr>
+                    <a:xfrm>
+                      <a:off x="0" y="0"/>
+                      <a:ext cx="13752111" cy="6660000"/>
+                    </a:xfrm>
+                    <a:prstGeom prst="rect">
+                      <a:avLst/>
+                    </a:prstGeom>
+                  </pic:spPr>
+                </pic:pic>
+              </a:graphicData>
+            </a:graphic>
+            <wp14:sizeRelH relativeFrom="page">
+              <wp14:pctWidth>0</wp14:pctWidth>
+            </wp14:sizeRelH>
+            <wp14:sizeRelV relativeFrom="page">
+              <wp14:pctHeight>0</wp14:pctHeight>
+            </wp14:sizeRelV>
+          </wp:anchor>
+        </w:drawing>
+      </w:r>
+    </w:p>
+    <w:p>
+      <w:pPr>
+        <w:tabs>
+          <w:tab w:val="left" w:pos="2000"/>
+          <w:tab w:val="right" w:leader="dot" w:pos="9040"/>
+        </w:tabs>
+        <w:spacing w:line="312" w:lineRule="auto"/>
+        <w:jc w:val="both"/>
+        <w:rPr>
+          <w:rFonts w:ascii="Montserrat" w:hAnsi="Montserrat" w:cs="Montserrat"/>
+          <w:color w:val="FF0000"/>
+          <w:szCs w:val="22"/>
+        </w:rPr>
+      </w:pPr>
+    </w:p>
+    <w:p>
+      <w:pPr>
+        <w:tabs>
+          <w:tab w:val="left" w:pos="2000"/>
+          <w:tab w:val="right" w:leader="dot" w:pos="9040"/>
+        </w:tabs>
+        <w:spacing w:line="312" w:lineRule="auto"/>
+        <w:jc w:val="both"/>
+        <w:rPr>
+          <w:rFonts w:ascii="Montserrat" w:hAnsi="Montserrat" w:cs="Montserrat"/>
+          <w:color w:val="FF0000"/>
+          <w:szCs w:val="22"/>
+        </w:rPr>
+        <w:sectPr>
+          <w:titlePg/>
+          <w:headerReference w:type="default" r:id="rId25"/>
+          <w:headerReference w:type="first" r:id="rId24"/>
+          <w:footerReference w:type="default" r:id="rId27"/>
+          <w:footerReference w:type="first" r:id="rId26"/>
+          <w:footnotePr>
+            <w:numRestart w:val="eachPage"/>
+          </w:footnotePr>
+          <w:pgSz w:w="23808" w:h="16840" w:orient="landscape" w:code="8"/>
+          <w:pgMar w:top="2268" w:right="1134" w:bottom="1440" w:left="1701" w:header="709" w:footer="907" w:gutter="0"/>
+          <w:cols w:space="720"/>
+          <w:noEndnote/>
+          <w:docGrid w:linePitch="360"/>
+        </w:sectPr>
+      </w:pPr>
+    </w:p>
+    <w:p>
+      <w:pPr>
+        <w:tabs>
+          <w:tab w:val="left" w:pos="2000"/>
+          <w:tab w:val="right" w:leader="dot" w:pos="9040"/>
+        </w:tabs>
+        <w:spacing w:line="312" w:lineRule="auto"/>
+        <w:jc w:val="both"/>
+        <w:rPr>
+          <w:rFonts w:ascii="Montserrat" w:hAnsi="Montserrat" w:cs="Montserrat"/>
+          <w:color w:val="FF0000"/>
+          <w:szCs w:val="22"/>
+        </w:rPr>
+      </w:pPr>
+    </w:p>
+    <w:p>
+      <w:pPr>
+        <w:tabs>
+          <w:tab w:val="left" w:pos="2000"/>
+          <w:tab w:val="right" w:leader="dot" w:pos="9040"/>
+        </w:tabs>
+        <w:spacing w:line="312" w:lineRule="auto"/>
+        <w:jc w:val="both"/>
+        <w:rPr>
+          <w:rFonts w:ascii="Montserrat" w:hAnsi="Montserrat" w:cs="Montserrat"/>
+          <w:color w:val="FF0000"/>
+          <w:szCs w:val="22"/>
+        </w:rPr>
+      </w:pPr>
+    </w:p>
   </w:body>
 </w:document>
 </file>
@@ -714,2009 +1620,2009 @@
 </file>
 
 <file path=word/footer1.xml><?xml version="1.0" encoding="utf-8"?>
-<w:ftr xmlns:wpc="http://schemas.microsoft.com/office/word/2010/wordprocessingCanvas" xmlns:cx="http://schemas.microsoft.com/office/drawing/2014/chartex" xmlns:cx1="http://schemas.microsoft.com/office/drawing/2015/9/8/chartex" xmlns:cx2="http://schemas.microsoft.com/office/drawing/2015/10/21/chartex" xmlns:cx3="http://schemas.microsoft.com/office/drawing/2016/5/9/chartex" xmlns:cx4="http://schemas.microsoft.com/office/drawing/2016/5/10/chartex" xmlns:cx5="http://schemas.microsoft.com/office/drawing/2016/5/11/chartex" xmlns:cx6="http://schemas.microsoft.com/office/drawing/2016/5/12/chartex" xmlns:cx7="http://schemas.microsoft.com/office/drawing/2016/5/13/chartex" xmlns:cx8="http://schemas.microsoft.com/office/drawing/2016/5/14/chartex" xmlns:mc="http://schemas.openxmlformats.org/markup-compatibility/2006" xmlns:aink="http://schemas.microsoft.com/office/drawing/2016/ink" xmlns:am3d="http://schemas.microsoft.com/office/drawing/2017/model3d" xmlns:o="urn:schemas-microsoft-com:office:office" xmlns:oel="http://schemas.microsoft.com/office/2019/extlst" xmlns:r="http://schemas.openxmlformats.org/officeDocument/2006/relationships" xmlns:m="http://schemas.openxmlformats.org/officeDocument/2006/math" xmlns:v="urn:schemas-microsoft-com:vml" xmlns:wp14="http://schemas.microsoft.com/office/word/2010/wordprocessingDrawing" xmlns:wp="http://schemas.openxmlformats.org/drawingml/2006/wordprocessingDrawing" xmlns:w10="urn:schemas-microsoft-com:office:word" xmlns:w="http://schemas.openxmlformats.org/wordprocessingml/2006/main" xmlns:w14="http://schemas.microsoft.com/office/word/2010/wordml" xmlns:w15="http://schemas.microsoft.com/office/word/2012/wordml" xmlns:w16cex="http://schemas.microsoft.com/office/word/2018/wordml/cex" xmlns:w16cid="http://schemas.microsoft.com/office/word/2016/wordml/cid" xmlns:w16="http://schemas.microsoft.com/office/word/2018/wordml" xmlns:w16du="http://schemas.microsoft.com/office/word/2023/wordml/word16du" xmlns:w16sdtdh="http://schemas.microsoft.com/office/word/2020/wordml/sdtdatahash" xmlns:w16sdtfl="http://schemas.microsoft.com/office/word/2024/wordml/sdtformatlock" xmlns:w16se="http://schemas.microsoft.com/office/word/2015/wordml/symex" xmlns:wpg="http://schemas.microsoft.com/office/word/2010/wordprocessingGroup" xmlns:wpi="http://schemas.microsoft.com/office/word/2010/wordprocessingInk" xmlns:wne="http://schemas.microsoft.com/office/word/2006/wordml" xmlns:wps="http://schemas.microsoft.com/office/word/2010/wordprocessingShape" mc:Ignorable="w14 w15 w16se w16cid w16 w16cex w16sdtdh w16sdtfl w16du wp14">
-  <w:p>
-    <w:r>
-      <w:rPr>
-        <w:noProof/>
-      </w:rPr>
-      <mc:AlternateContent>
-        <mc:Choice Requires="wps">
-          <w:drawing>
-            <wp:anchor distT="0" distB="0" distL="114300" distR="114300" simplePos="0" relativeHeight="251660288" behindDoc="0" locked="0" layoutInCell="1" allowOverlap="1" wp14:anchorId="32FBE6F8" wp14:editId="03361862">
-              <wp:simplePos x="0" y="0"/>
-              <wp:positionH relativeFrom="page">
-                <wp:posOffset>4058285</wp:posOffset>
-              </wp:positionH>
-              <wp:positionV relativeFrom="page">
-                <wp:posOffset>10132695</wp:posOffset>
-              </wp:positionV>
-              <wp:extent cx="1714500" cy="342900"/>
-              <wp:effectExtent l="0" t="0" r="0" b="0"/>
-              <wp:wrapThrough wrapText="bothSides">
-                <wp:wrapPolygon edited="0">
-                  <wp:start x="480" y="0"/>
-                  <wp:lineTo x="480" y="20400"/>
-                  <wp:lineTo x="20880" y="20400"/>
-                  <wp:lineTo x="20880" y="0"/>
-                  <wp:lineTo x="480" y="0"/>
-                </wp:wrapPolygon>
-              </wp:wrapThrough>
-              <wp:docPr id="2" name="Text Box 10"/>
-              <wp:cNvGraphicFramePr>
-                <a:graphicFrameLocks xmlns:a="http://schemas.openxmlformats.org/drawingml/2006/main"/>
-              </wp:cNvGraphicFramePr>
-              <a:graphic xmlns:a="http://schemas.openxmlformats.org/drawingml/2006/main">
-                <a:graphicData uri="http://schemas.microsoft.com/office/word/2010/wordprocessingShape">
-                  <wps:wsp>
-                    <wps:cNvSpPr txBox="1">
-                      <a:spLocks/>
-                    </wps:cNvSpPr>
-                    <wps:spPr>
-                      <a:xfrm>
-                        <a:off x="0" y="0"/>
-                        <a:ext cx="1714500" cy="342900"/>
-                      </a:xfrm>
-                      <a:prstGeom prst="rect">
-                        <a:avLst/>
-                      </a:prstGeom>
-                      <a:noFill/>
-                      <a:ln>
-                        <a:noFill/>
-                      </a:ln>
-                      <a:effectLst/>
-                      <a:extLst>
-                        <a:ext uri="{C572A759-6A51-4108-AA02-DFA0A04FC94B}">
-                          <ma14:wrappingTextBoxFlag xmlns:ma14="http://schemas.microsoft.com/office/mac/drawingml/2011/main" xmlns:w="http://schemas.openxmlformats.org/wordprocessingml/2006/main" xmlns:w10="urn:schemas-microsoft-com:office:word" xmlns:v="urn:schemas-microsoft-com:vml" xmlns:o="urn:schemas-microsoft-com:office:office" xmlns:mv="urn:schemas-microsoft-com:mac:vml" xmlns:mo="http://schemas.microsoft.com/office/mac/office/2008/main" xmlns=""/>
-                        </a:ext>
-                      </a:extLst>
-                    </wps:spPr>
-                    <wps:txbx>
-                      <w:txbxContent>
-                        <w:p>
-                          <w:pPr>
-                            <w:rPr>
-                              <w:sz w:val="14"/>
-                              <w:szCs w:val="14"/>
-                              <w:lang w:val="es-ES_tradnl"/>
-                            </w:rPr>
-                          </w:pPr>
-                          <w:r>
-                            <w:rPr>
-                              <w:sz w:val="14"/>
-                              <w:szCs w:val="14"/>
-                              <w:lang w:val="es-ES_tradnl"/>
-                            </w:rPr>
-                            <w:t>Avda. de la Aurora, 55, entreplanta</w:t>
-                          </w:r>
-                        </w:p>
-                        <w:p>
-                          <w:pPr>
-                            <w:rPr>
-                              <w:sz w:val="14"/>
-                              <w:szCs w:val="14"/>
-                              <w:lang w:val="es-ES_tradnl"/>
-                            </w:rPr>
-                          </w:pPr>
-                          <w:r>
-                            <w:rPr>
-                              <w:sz w:val="14"/>
-                              <w:szCs w:val="14"/>
-                              <w:lang w:val="es-ES_tradnl"/>
-                            </w:rPr>
-                            <w:t>29006 Málaga (España)</w:t>
-                          </w:r>
-                        </w:p>
-                      </w:txbxContent>
-                    </wps:txbx>
-                    <wps:bodyPr rot="0" spcFirstLastPara="0" vertOverflow="overflow" horzOverflow="overflow" vert="horz" wrap="square" lIns="91440" tIns="45720" rIns="91440" bIns="45720" numCol="1" spcCol="0" rtlCol="0" fromWordArt="0" anchor="t" anchorCtr="0" forceAA="0" compatLnSpc="1">
-                      <a:prstTxWarp prst="textNoShape">
-                        <a:avLst/>
-                      </a:prstTxWarp>
-                      <a:noAutofit/>
-                    </wps:bodyPr>
-                  </wps:wsp>
-                </a:graphicData>
-              </a:graphic>
-              <wp14:sizeRelH relativeFrom="margin">
-                <wp14:pctWidth>0</wp14:pctWidth>
-              </wp14:sizeRelH>
-              <wp14:sizeRelV relativeFrom="margin">
-                <wp14:pctHeight>0</wp14:pctHeight>
-              </wp14:sizeRelV>
-            </wp:anchor>
-          </w:drawing>
-        </mc:Choice>
-        <mc:Fallback>
-          <w:pict>
-            <v:shapetype w14:anchorId="32FBE6F8" id="_x0000_t202" coordsize="21600,21600" o:spt="202" path="m,l,21600r21600,l21600,xe">
-              <v:stroke joinstyle="miter"/>
-              <v:path gradientshapeok="t" o:connecttype="rect"/>
-            </v:shapetype>
-            <v:shape id="Text Box 10" o:spid="_x0000_s1027" type="#_x0000_t202" style="position:absolute;left:0;text-align:left;margin-left:319.55pt;margin-top:797.85pt;width:135pt;height:27pt;z-index:251660288;visibility:visible;mso-wrap-style:square;mso-width-percent:0;mso-height-percent:0;mso-wrap-distance-left:9pt;mso-wrap-distance-top:0;mso-wrap-distance-right:9pt;mso-wrap-distance-bottom:0;mso-position-horizontal:absolute;mso-position-horizontal-relative:page;mso-position-vertical:absolute;mso-position-vertical-relative:page;mso-width-percent:0;mso-height-percent:0;mso-width-relative:margin;mso-height-relative:margin;v-text-anchor:top" o:gfxdata="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" filled="f" stroked="f">
-              <v:textbox>
-                <w:txbxContent>
-                  <w:p>
-                    <w:pPr>
-                      <w:rPr>
-                        <w:sz w:val="14"/>
-                        <w:szCs w:val="14"/>
-                        <w:lang w:val="es-ES_tradnl"/>
-                      </w:rPr>
-                    </w:pPr>
-                    <w:r>
-                      <w:rPr>
-                        <w:sz w:val="14"/>
-                        <w:szCs w:val="14"/>
-                        <w:lang w:val="es-ES_tradnl"/>
-                      </w:rPr>
-                      <w:t>Avda. de la Aurora, 55, entreplanta</w:t>
-                    </w:r>
-                  </w:p>
-                  <w:p>
-                    <w:pPr>
-                      <w:rPr>
-                        <w:sz w:val="14"/>
-                        <w:szCs w:val="14"/>
-                        <w:lang w:val="es-ES_tradnl"/>
-                      </w:rPr>
-                    </w:pPr>
-                    <w:r>
-                      <w:rPr>
-                        <w:sz w:val="14"/>
-                        <w:szCs w:val="14"/>
-                        <w:lang w:val="es-ES_tradnl"/>
-                      </w:rPr>
-                      <w:t>29006 Málaga (España)</w:t>
-                    </w:r>
-                  </w:p>
-                </w:txbxContent>
-              </v:textbox>
-              <w10:wrap type="through" anchorx="page" anchory="page"/>
-            </v:shape>
-          </w:pict>
-        </mc:Fallback>
-      </mc:AlternateContent>
-    </w:r>
-    <w:r>
-      <w:rPr>
-        <w:noProof/>
-      </w:rPr>
-      <mc:AlternateContent>
-        <mc:Choice Requires="wps">
-          <w:drawing>
-            <wp:anchor distT="0" distB="0" distL="114300" distR="114300" simplePos="0" relativeHeight="251650048" behindDoc="0" locked="0" layoutInCell="1" allowOverlap="1" wp14:anchorId="003E73B6" wp14:editId="76E9C323">
-              <wp:simplePos x="0" y="0"/>
-              <wp:positionH relativeFrom="page">
-                <wp:posOffset>1429385</wp:posOffset>
-              </wp:positionH>
-              <wp:positionV relativeFrom="page">
-                <wp:posOffset>10132695</wp:posOffset>
-              </wp:positionV>
-              <wp:extent cx="800100" cy="342900"/>
-              <wp:effectExtent l="0" t="0" r="0" b="0"/>
-              <wp:wrapThrough wrapText="bothSides">
-                <wp:wrapPolygon edited="0">
-                  <wp:start x="1029" y="0"/>
-                  <wp:lineTo x="1029" y="20400"/>
-                  <wp:lineTo x="20057" y="20400"/>
-                  <wp:lineTo x="20057" y="0"/>
-                  <wp:lineTo x="1029" y="0"/>
-                </wp:wrapPolygon>
-              </wp:wrapThrough>
-              <wp:docPr id="3" name="Text Box 10"/>
-              <wp:cNvGraphicFramePr>
-                <a:graphicFrameLocks xmlns:a="http://schemas.openxmlformats.org/drawingml/2006/main"/>
-              </wp:cNvGraphicFramePr>
-              <a:graphic xmlns:a="http://schemas.openxmlformats.org/drawingml/2006/main">
-                <a:graphicData uri="http://schemas.microsoft.com/office/word/2010/wordprocessingShape">
-                  <wps:wsp>
-                    <wps:cNvSpPr txBox="1">
-                      <a:spLocks/>
-                    </wps:cNvSpPr>
-                    <wps:spPr>
-                      <a:xfrm>
-                        <a:off x="0" y="0"/>
-                        <a:ext cx="800100" cy="342900"/>
-                      </a:xfrm>
-                      <a:prstGeom prst="rect">
-                        <a:avLst/>
-                      </a:prstGeom>
-                      <a:noFill/>
-                      <a:ln>
-                        <a:noFill/>
-                      </a:ln>
-                      <a:effectLst/>
-                      <a:extLst>
-                        <a:ext uri="{C572A759-6A51-4108-AA02-DFA0A04FC94B}">
-                          <ma14:wrappingTextBoxFlag xmlns:ma14="http://schemas.microsoft.com/office/mac/drawingml/2011/main" xmlns:w="http://schemas.openxmlformats.org/wordprocessingml/2006/main" xmlns:w10="urn:schemas-microsoft-com:office:word" xmlns:v="urn:schemas-microsoft-com:vml" xmlns:o="urn:schemas-microsoft-com:office:office" xmlns:mv="urn:schemas-microsoft-com:mac:vml" xmlns:mo="http://schemas.microsoft.com/office/mac/office/2008/main" xmlns=""/>
-                        </a:ext>
-                      </a:extLst>
-                    </wps:spPr>
-                    <wps:txbx>
-                      <w:txbxContent>
-                        <w:p>
-                          <w:pPr>
-                            <w:rPr>
-                              <w:sz w:val="14"/>
-                              <w:szCs w:val="12"/>
-                              <w:lang w:val="es-ES_tradnl"/>
-                            </w:rPr>
-                          </w:pPr>
-                          <w:r>
-                            <w:rPr>
-                              <w:sz w:val="14"/>
-                              <w:szCs w:val="12"/>
-                              <w:lang w:val="es-ES_tradnl"/>
-                            </w:rPr>
-                            <w:t>952 04 10 47</w:t>
-                          </w:r>
-                        </w:p>
-                        <w:p>
-                          <w:pPr>
-                            <w:rPr>
-                              <w:sz w:val="14"/>
-                              <w:szCs w:val="14"/>
-                              <w:lang w:val="es-ES_tradnl"/>
-                            </w:rPr>
-                          </w:pPr>
-                          <w:r>
-                            <w:rPr>
-                              <w:sz w:val="14"/>
-                              <w:szCs w:val="14"/>
-                              <w:lang w:val="es-ES_tradnl"/>
-                            </w:rPr>
-                            <w:t>952 34 41 00</w:t>
-                          </w:r>
-                        </w:p>
-                      </w:txbxContent>
-                    </wps:txbx>
-                    <wps:bodyPr rot="0" spcFirstLastPara="0" vertOverflow="overflow" horzOverflow="overflow" vert="horz" wrap="square" lIns="91440" tIns="45720" rIns="91440" bIns="45720" numCol="1" spcCol="0" rtlCol="0" fromWordArt="0" anchor="t" anchorCtr="0" forceAA="0" compatLnSpc="1">
-                      <a:prstTxWarp prst="textNoShape">
-                        <a:avLst/>
-                      </a:prstTxWarp>
-                      <a:noAutofit/>
-                    </wps:bodyPr>
-                  </wps:wsp>
-                </a:graphicData>
-              </a:graphic>
-              <wp14:sizeRelH relativeFrom="margin">
-                <wp14:pctWidth>0</wp14:pctWidth>
-              </wp14:sizeRelH>
-              <wp14:sizeRelV relativeFrom="margin">
-                <wp14:pctHeight>0</wp14:pctHeight>
-              </wp14:sizeRelV>
-            </wp:anchor>
-          </w:drawing>
-        </mc:Choice>
-        <mc:Fallback>
-          <w:pict>
-            <v:shape w14:anchorId="003E73B6" id="_x0000_s1028" type="#_x0000_t202" style="position:absolute;left:0;text-align:left;margin-left:112.55pt;margin-top:797.85pt;width:63pt;height:27pt;z-index:251650048;visibility:visible;mso-wrap-style:square;mso-width-percent:0;mso-height-percent:0;mso-wrap-distance-left:9pt;mso-wrap-distance-top:0;mso-wrap-distance-right:9pt;mso-wrap-distance-bottom:0;mso-position-horizontal:absolute;mso-position-horizontal-relative:page;mso-position-vertical:absolute;mso-position-vertical-relative:page;mso-width-percent:0;mso-height-percent:0;mso-width-relative:margin;mso-height-relative:margin;v-text-anchor:top" o:gfxdata="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" filled="f" stroked="f">
-              <v:textbox>
-                <w:txbxContent>
-                  <w:p>
-                    <w:pPr>
-                      <w:rPr>
-                        <w:sz w:val="14"/>
-                        <w:szCs w:val="12"/>
-                        <w:lang w:val="es-ES_tradnl"/>
-                      </w:rPr>
-                    </w:pPr>
-                    <w:r>
-                      <w:rPr>
-                        <w:sz w:val="14"/>
-                        <w:szCs w:val="12"/>
-                        <w:lang w:val="es-ES_tradnl"/>
-                      </w:rPr>
-                      <w:t>952 04 10 47</w:t>
-                    </w:r>
-                  </w:p>
-                  <w:p>
-                    <w:pPr>
-                      <w:rPr>
-                        <w:sz w:val="14"/>
-                        <w:szCs w:val="14"/>
-                        <w:lang w:val="es-ES_tradnl"/>
-                      </w:rPr>
-                    </w:pPr>
-                    <w:r>
-                      <w:rPr>
-                        <w:sz w:val="14"/>
-                        <w:szCs w:val="14"/>
-                        <w:lang w:val="es-ES_tradnl"/>
-                      </w:rPr>
-                      <w:t>952 34 41 00</w:t>
-                    </w:r>
-                  </w:p>
-                </w:txbxContent>
-              </v:textbox>
-              <w10:wrap type="through" anchorx="page" anchory="page"/>
-            </v:shape>
-          </w:pict>
-        </mc:Fallback>
-      </mc:AlternateContent>
-    </w:r>
-    <w:r>
-      <w:rPr>
-        <w:noProof/>
-      </w:rPr>
-      <mc:AlternateContent>
-        <mc:Choice Requires="wps">
-          <w:drawing>
-            <wp:anchor distT="0" distB="0" distL="114300" distR="114300" simplePos="0" relativeHeight="251656192" behindDoc="0" locked="0" layoutInCell="1" allowOverlap="1" wp14:anchorId="00F01480" wp14:editId="154F1AE4">
-              <wp:simplePos x="0" y="0"/>
-              <wp:positionH relativeFrom="page">
-                <wp:posOffset>2686685</wp:posOffset>
-              </wp:positionH>
-              <wp:positionV relativeFrom="page">
-                <wp:posOffset>10132695</wp:posOffset>
-              </wp:positionV>
-              <wp:extent cx="1371600" cy="342900"/>
-              <wp:effectExtent l="0" t="0" r="0" b="0"/>
-              <wp:wrapThrough wrapText="bothSides">
-                <wp:wrapPolygon edited="0">
-                  <wp:start x="600" y="0"/>
-                  <wp:lineTo x="600" y="20400"/>
-                  <wp:lineTo x="20700" y="20400"/>
-                  <wp:lineTo x="20700" y="0"/>
-                  <wp:lineTo x="600" y="0"/>
-                </wp:wrapPolygon>
-              </wp:wrapThrough>
-              <wp:docPr id="23" name="Text Box 10"/>
-              <wp:cNvGraphicFramePr>
-                <a:graphicFrameLocks xmlns:a="http://schemas.openxmlformats.org/drawingml/2006/main"/>
-              </wp:cNvGraphicFramePr>
-              <a:graphic xmlns:a="http://schemas.openxmlformats.org/drawingml/2006/main">
-                <a:graphicData uri="http://schemas.microsoft.com/office/word/2010/wordprocessingShape">
-                  <wps:wsp>
-                    <wps:cNvSpPr txBox="1">
-                      <a:spLocks/>
-                    </wps:cNvSpPr>
-                    <wps:spPr>
-                      <a:xfrm>
-                        <a:off x="0" y="0"/>
-                        <a:ext cx="1371600" cy="342900"/>
-                      </a:xfrm>
-                      <a:prstGeom prst="rect">
-                        <a:avLst/>
-                      </a:prstGeom>
-                      <a:noFill/>
-                      <a:ln>
-                        <a:noFill/>
-                      </a:ln>
-                      <a:effectLst/>
-                      <a:extLst>
-                        <a:ext uri="{C572A759-6A51-4108-AA02-DFA0A04FC94B}">
-                          <ma14:wrappingTextBoxFlag xmlns:ma14="http://schemas.microsoft.com/office/mac/drawingml/2011/main" xmlns:w="http://schemas.openxmlformats.org/wordprocessingml/2006/main" xmlns:w10="urn:schemas-microsoft-com:office:word" xmlns:v="urn:schemas-microsoft-com:vml" xmlns:o="urn:schemas-microsoft-com:office:office" xmlns:mv="urn:schemas-microsoft-com:mac:vml" xmlns:mo="http://schemas.microsoft.com/office/mac/office/2008/main" xmlns=""/>
-                        </a:ext>
-                      </a:extLst>
-                    </wps:spPr>
-                    <wps:txbx>
-                      <w:txbxContent>
-                        <w:p>
-                          <w:pPr>
-                            <w:rPr>
-                              <w:sz w:val="14"/>
-                              <w:szCs w:val="14"/>
-                              <w:lang w:val="es-ES_tradnl"/>
-                            </w:rPr>
-                          </w:pPr>
-                          <w:r>
-                            <w:rPr>
-                              <w:sz w:val="14"/>
-                              <w:szCs w:val="14"/>
-                              <w:lang w:val="es-ES_tradnl"/>
-                            </w:rPr>
-                            <w:t>edp@edp-sl.com</w:t>
-                          </w:r>
-                        </w:p>
-                        <w:p>
-                          <w:pPr>
-                            <w:rPr>
-                              <w:color w:val="0070C0"/>
-                              <w:sz w:val="14"/>
-                              <w:szCs w:val="14"/>
-                              <w:lang w:val="es-ES_tradnl"/>
-                            </w:rPr>
-                          </w:pPr>
-                          <w:r>
-                            <w:rPr>
-                              <w:color w:val="0070C0"/>
-                              <w:sz w:val="14"/>
-                              <w:szCs w:val="14"/>
-                              <w:lang w:val="es-ES_tradnl"/>
-                            </w:rPr>
-                            <w:t>www.edp-sl.com</w:t>
-                          </w:r>
-                        </w:p>
-                      </w:txbxContent>
-                    </wps:txbx>
-                    <wps:bodyPr rot="0" spcFirstLastPara="0" vertOverflow="overflow" horzOverflow="overflow" vert="horz" wrap="square" lIns="91440" tIns="45720" rIns="91440" bIns="45720" numCol="1" spcCol="0" rtlCol="0" fromWordArt="0" anchor="t" anchorCtr="0" forceAA="0" compatLnSpc="1">
-                      <a:prstTxWarp prst="textNoShape">
-                        <a:avLst/>
-                      </a:prstTxWarp>
-                      <a:noAutofit/>
-                    </wps:bodyPr>
-                  </wps:wsp>
-                </a:graphicData>
-              </a:graphic>
-              <wp14:sizeRelH relativeFrom="margin">
-                <wp14:pctWidth>0</wp14:pctWidth>
-              </wp14:sizeRelH>
-              <wp14:sizeRelV relativeFrom="margin">
-                <wp14:pctHeight>0</wp14:pctHeight>
-              </wp14:sizeRelV>
-            </wp:anchor>
-          </w:drawing>
-        </mc:Choice>
-        <mc:Fallback>
-          <w:pict>
-            <v:shape w14:anchorId="00F01480" id="_x0000_s1029" type="#_x0000_t202" style="position:absolute;left:0;text-align:left;margin-left:211.55pt;margin-top:797.85pt;width:108pt;height:27pt;z-index:251656192;visibility:visible;mso-wrap-style:square;mso-width-percent:0;mso-height-percent:0;mso-wrap-distance-left:9pt;mso-wrap-distance-top:0;mso-wrap-distance-right:9pt;mso-wrap-distance-bottom:0;mso-position-horizontal:absolute;mso-position-horizontal-relative:page;mso-position-vertical:absolute;mso-position-vertical-relative:page;mso-width-percent:0;mso-height-percent:0;mso-width-relative:margin;mso-height-relative:margin;v-text-anchor:top" o:gfxdata="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" filled="f" stroked="f">
-              <v:textbox>
-                <w:txbxContent>
-                  <w:p>
-                    <w:pPr>
-                      <w:rPr>
-                        <w:sz w:val="14"/>
-                        <w:szCs w:val="14"/>
-                        <w:lang w:val="es-ES_tradnl"/>
-                      </w:rPr>
-                    </w:pPr>
-                    <w:r>
-                      <w:rPr>
-                        <w:sz w:val="14"/>
-                        <w:szCs w:val="14"/>
-                        <w:lang w:val="es-ES_tradnl"/>
-                      </w:rPr>
-                      <w:t>edp@edp-sl.com</w:t>
-                    </w:r>
-                  </w:p>
-                  <w:p>
-                    <w:pPr>
-                      <w:rPr>
-                        <w:color w:val="0070C0"/>
-                        <w:sz w:val="14"/>
-                        <w:szCs w:val="14"/>
-                        <w:lang w:val="es-ES_tradnl"/>
-                      </w:rPr>
-                    </w:pPr>
-                    <w:r>
-                      <w:rPr>
-                        <w:color w:val="0070C0"/>
-                        <w:sz w:val="14"/>
-                        <w:szCs w:val="14"/>
-                        <w:lang w:val="es-ES_tradnl"/>
-                      </w:rPr>
-                      <w:t>www.edp-sl.com</w:t>
-                    </w:r>
-                  </w:p>
-                </w:txbxContent>
-              </v:textbox>
-              <w10:wrap type="through" anchorx="page" anchory="page"/>
-            </v:shape>
-          </w:pict>
-        </mc:Fallback>
-      </mc:AlternateContent>
-    </w:r>
-    <w:r>
-      <w:rPr>
-        <w:noProof/>
-      </w:rPr>
-      <mc:AlternateContent>
-        <mc:Choice Requires="wps">
-          <w:drawing>
-            <wp:anchor distT="0" distB="0" distL="114300" distR="114300" simplePos="0" relativeHeight="251662336" behindDoc="0" locked="0" layoutInCell="1" allowOverlap="1" wp14:anchorId="16C74CA3" wp14:editId="76D3C3D8">
-              <wp:simplePos x="0" y="0"/>
-              <wp:positionH relativeFrom="column">
-                <wp:posOffset>2971800</wp:posOffset>
-              </wp:positionH>
-              <wp:positionV relativeFrom="paragraph">
-                <wp:posOffset>226695</wp:posOffset>
-              </wp:positionV>
-              <wp:extent cx="0" cy="457200"/>
-              <wp:effectExtent l="0" t="0" r="38100" b="19050"/>
-              <wp:wrapNone/>
-              <wp:docPr id="28" name="Conector recto 28"/>
-              <wp:cNvGraphicFramePr/>
-              <a:graphic xmlns:a="http://schemas.openxmlformats.org/drawingml/2006/main">
-                <a:graphicData uri="http://schemas.microsoft.com/office/word/2010/wordprocessingShape">
-                  <wps:wsp>
-                    <wps:cNvCnPr/>
-                    <wps:spPr>
-                      <a:xfrm>
-                        <a:off x="0" y="0"/>
-                        <a:ext cx="0" cy="457200"/>
-                      </a:xfrm>
-                      <a:prstGeom prst="line">
-                        <a:avLst/>
-                      </a:prstGeom>
-                      <a:noFill/>
-                      <a:ln w="6350" cap="flat" cmpd="sng" algn="ctr">
-                        <a:solidFill>
-                          <a:sysClr val="windowText" lastClr="000000"/>
-                        </a:solidFill>
-                        <a:prstDash val="solid"/>
-                        <a:miter lim="800000"/>
-                      </a:ln>
-                      <a:effectLst/>
-                    </wps:spPr>
-                    <wps:bodyPr/>
-                  </wps:wsp>
-                </a:graphicData>
-              </a:graphic>
-            </wp:anchor>
-          </w:drawing>
-        </mc:Choice>
-        <mc:Fallback>
-          <w:pict>
-            <v:line w14:anchorId="3B8E2307" id="Conector recto 28" o:spid="_x0000_s1026" style="position:absolute;z-index:251668480;visibility:visible;mso-wrap-style:square;mso-wrap-distance-left:9pt;mso-wrap-distance-top:0;mso-wrap-distance-right:9pt;mso-wrap-distance-bottom:0;mso-position-horizontal:absolute;mso-position-horizontal-relative:text;mso-position-vertical:absolute;mso-position-vertical-relative:text" from="234pt,17.85pt" to="234pt,53.85pt" o:gfxdata="UEsDBBQABgAIAAAAIQC2gziS/gAAAOEBAAATAAAAW0NvbnRlbnRfVHlwZXNdLnhtbJSRQU7DMBBF 90jcwfIWJU67QAgl6YK0S0CoHGBkTxKLZGx5TGhvj5O2G0SRWNoz/78nu9wcxkFMGNg6quQqL6RA 0s5Y6ir5vt9lD1JwBDIwOMJKHpHlpr69KfdHjyxSmriSfYz+USnWPY7AufNIadK6MEJMx9ApD/oD OlTrorhX2lFEilmcO2RdNtjC5xDF9pCuTyYBB5bi6bQ4syoJ3g9WQ0ymaiLzg5KdCXlKLjvcW893 SUOqXwnz5DrgnHtJTxOsQfEKIT7DmDSUCaxw7Rqn8787ZsmRM9e2VmPeBN4uqYvTtW7jvijg9N/y JsXecLq0q+WD6m8AAAD//wMAUEsDBBQABgAIAAAAIQA4/SH/1gAAAJQBAAALAAAAX3JlbHMvLnJl bHOkkMFqwzAMhu+DvYPRfXGawxijTi+j0GvpHsDYimMaW0Yy2fr2M4PBMnrbUb/Q94l/f/hMi1qR JVI2sOt6UJgd+ZiDgffL8ekFlFSbvV0oo4EbChzGx4f9GRdb25HMsYhqlCwG5lrLq9biZkxWOiqY 22YiTra2kYMu1l1tQD30/bPm3wwYN0x18gb45AdQl1tp5j/sFB2T0FQ7R0nTNEV3j6o9feQzro1i OWA14Fm+Q8a1a8+Bvu/d/dMb2JY5uiPbhG/ktn4cqGU/er3pcvwCAAD//wMAUEsDBBQABgAIAAAA IQB2XM8xrwEAAFgDAAAOAAAAZHJzL2Uyb0RvYy54bWysU01vEzEQvSPxHyzfidNCS7WK00OjckFQ ifIDpv7YteQveUw2+feMvSENcEPswWvPeN7Oe/N2c38Inu1NQZei5FerNWcmqqRdHCX//vz47o4z rBA1+BSN5EeD/H779s1mzoO5TlPy2hRGIBGHOUs+1ZoHIVBNJgCuUjaRkjaVAJWOZRS6wEzowYvr 9fpWzKnoXJIyiBTdLUm+7fjWGlW/WoumMi859Vb7Wvr60lax3cAwFsiTU6c24B+6COAiffQMtYMK 7Edxf0EFp0rCZOtKpSCStU6ZzoHYXK3/YPNtgmw6FxIH81km/H+w6sv+IT4VkmHOOGB+Ko3FwZbQ 3tQfO3SxjmexzKEytQQVRT/cfKQ5NB3Fa10uWD+ZFFjbSO5dbDRggP1nrMvVX1daOKZH530fhY9s lvz2/Q0NSwEZwnqotA1ZS45x5Az8SE5TtXRETN7pVt1w8IgPvrA90LDJIzrNz9QtZx6wUoIo9OfU 7G+lrZ0d4LQU99TijeAqGdS7IPndZbWP7YumW+xE6lXBtntJ+tiFFe1E4+sKnazW/HF5pv3lD7H9 CQAA//8DAFBLAwQUAAYACAAAACEAsPHN7N4AAAAKAQAADwAAAGRycy9kb3ducmV2LnhtbEyPTU/D MAyG70j8h8hI3FgChXXqmk5oaAduo4DEMWvcj9E4VZNu5d9jxAGOth+9ft58M7tenHAMnScNtwsF AqnytqNGw9vr7mYFIkRD1vSeUMMXBtgUlxe5yaw/0wueytgIDqGQGQ1tjEMmZahadCYs/IDEt9qP zkQex0ba0Zw53PXyTqmldKYj/tCaAbctVp/l5DRM+22tul0yHz+SUk7P6f79qW60vr6aH9cgIs7x D4YffVaHgp0OfiIbRK/hfrniLlFD8pCCYOB3cWBSpSnIIpf/KxTfAAAA//8DAFBLAQItABQABgAI AAAAIQC2gziS/gAAAOEBAAATAAAAAAAAAAAAAAAAAAAAAABbQ29udGVudF9UeXBlc10ueG1sUEsB Ai0AFAAGAAgAAAAhADj9If/WAAAAlAEAAAsAAAAAAAAAAAAAAAAALwEAAF9yZWxzLy5yZWxzUEsB Ai0AFAAGAAgAAAAhAHZczzGvAQAAWAMAAA4AAAAAAAAAAAAAAAAALgIAAGRycy9lMm9Eb2MueG1s UEsBAi0AFAAGAAgAAAAhALDxzezeAAAACgEAAA8AAAAAAAAAAAAAAAAACQQAAGRycy9kb3ducmV2 LnhtbFBLBQYAAAAABAAEAPMAAAAUBQAAAAA= " strokecolor="windowText" strokeweight=".5pt">
-              <v:stroke joinstyle="miter"/>
-            </v:line>
-          </w:pict>
-        </mc:Fallback>
-      </mc:AlternateContent>
-    </w:r>
-    <w:r>
-      <w:rPr>
-        <w:noProof/>
-      </w:rPr>
-      <mc:AlternateContent>
-        <mc:Choice Requires="wps">
-          <w:drawing>
-            <wp:anchor distT="0" distB="0" distL="114300" distR="114300" simplePos="0" relativeHeight="251652096" behindDoc="0" locked="0" layoutInCell="1" allowOverlap="1" wp14:anchorId="350D279F" wp14:editId="54B5E171">
-              <wp:simplePos x="0" y="0"/>
-              <wp:positionH relativeFrom="column">
-                <wp:posOffset>228600</wp:posOffset>
-              </wp:positionH>
-              <wp:positionV relativeFrom="paragraph">
-                <wp:posOffset>112395</wp:posOffset>
-              </wp:positionV>
-              <wp:extent cx="6400800" cy="0"/>
-              <wp:effectExtent l="0" t="0" r="25400" b="25400"/>
-              <wp:wrapNone/>
-              <wp:docPr id="217511060" name="Conector recto 217511060"/>
-              <wp:cNvGraphicFramePr/>
-              <a:graphic xmlns:a="http://schemas.openxmlformats.org/drawingml/2006/main">
-                <a:graphicData uri="http://schemas.microsoft.com/office/word/2010/wordprocessingShape">
-                  <wps:wsp>
-                    <wps:cNvCnPr/>
-                    <wps:spPr>
-                      <a:xfrm>
-                        <a:off x="0" y="0"/>
-                        <a:ext cx="6400800" cy="0"/>
-                      </a:xfrm>
-                      <a:prstGeom prst="line">
-                        <a:avLst/>
-                      </a:prstGeom>
-                      <a:noFill/>
-                      <a:ln w="6350" cap="flat" cmpd="sng" algn="ctr">
-                        <a:solidFill>
-                          <a:srgbClr val="5B9BD5"/>
-                        </a:solidFill>
-                        <a:prstDash val="solid"/>
-                        <a:miter lim="800000"/>
-                      </a:ln>
-                      <a:effectLst/>
-                    </wps:spPr>
-                    <wps:bodyPr/>
-                  </wps:wsp>
-                </a:graphicData>
-              </a:graphic>
-            </wp:anchor>
-          </w:drawing>
-        </mc:Choice>
-        <mc:Fallback>
-          <w:pict>
-            <v:line w14:anchorId="256B0012" id="Conector recto 217511060" o:spid="_x0000_s1026" style="position:absolute;z-index:251663360;visibility:visible;mso-wrap-style:square;mso-wrap-distance-left:9pt;mso-wrap-distance-top:0;mso-wrap-distance-right:9pt;mso-wrap-distance-bottom:0;mso-position-horizontal:absolute;mso-position-horizontal-relative:text;mso-position-vertical:absolute;mso-position-vertical-relative:text" from="18pt,8.85pt" to="522pt,8.85pt" o:gfxdata="UEsDBBQABgAIAAAAIQC2gziS/gAAAOEBAAATAAAAW0NvbnRlbnRfVHlwZXNdLnhtbJSRQU7DMBBF 90jcwfIWJU67QAgl6YK0S0CoHGBkTxKLZGx5TGhvj5O2G0SRWNoz/78nu9wcxkFMGNg6quQqL6RA 0s5Y6ir5vt9lD1JwBDIwOMJKHpHlpr69KfdHjyxSmriSfYz+USnWPY7AufNIadK6MEJMx9ApD/oD OlTrorhX2lFEilmcO2RdNtjC5xDF9pCuTyYBB5bi6bQ4syoJ3g9WQ0ymaiLzg5KdCXlKLjvcW893 SUOqXwnz5DrgnHtJTxOsQfEKIT7DmDSUCaxw7Rqn8787ZsmRM9e2VmPeBN4uqYvTtW7jvijg9N/y JsXecLq0q+WD6m8AAAD//wMAUEsDBBQABgAIAAAAIQA4/SH/1gAAAJQBAAALAAAAX3JlbHMvLnJl bHOkkMFqwzAMhu+DvYPRfXGawxijTi+j0GvpHsDYimMaW0Yy2fr2M4PBMnrbUb/Q94l/f/hMi1qR JVI2sOt6UJgd+ZiDgffL8ekFlFSbvV0oo4EbChzGx4f9GRdb25HMsYhqlCwG5lrLq9biZkxWOiqY 22YiTra2kYMu1l1tQD30/bPm3wwYN0x18gb45AdQl1tp5j/sFB2T0FQ7R0nTNEV3j6o9feQzro1i OWA14Fm+Q8a1a8+Bvu/d/dMb2JY5uiPbhG/ktn4cqGU/er3pcvwCAAD//wMAUEsDBBQABgAIAAAA IQASzCNUqwEAAEUDAAAOAAAAZHJzL2Uyb0RvYy54bWysUk1v2zAMvQ/YfxB0X+x2S9EZcQq0QXsp tgLbfgAjS7YAfYHU4uTfl1LStOtuw3yQKZF65Ht6q5u9d2KnkWwMvbxYtFLooOJgw9jLXz/vP11L QRnCAC4G3cuDJnmz/vhhNadOX8YpukGjYJBA3Zx6OeWcuqYhNWkPtIhJB06aiB4yb3FsBoSZ0b1r Ltv2qpkjDgmj0kR8ujkm5briG6NV/m4M6SxcL3m2XFes67aszXoF3YiQJqtOY8A/TOHBBm56htpA BvEb7V9Q3iqMFE1eqOibaIxVunJgNhftOzY/Jki6cmFxKJ1lov8Hq77t7sITsgxzoo7SExYWe4O+ /Hk+sa9iHc5i6X0Wig+vvrTtdcuaqpdc83oxIeUHHb0oQS+dDYUHdLB7pMzNuPSlpByHeG+dq2/h gpgZ/POyIAM7wjjIHPo09JLCKAW4ka2mMlZEis4O5XbBIRy3dw7FDvi5l7dfbzfL8sLc7Y+y0noD NB3raupoBG8zu9FZ30umxt/ptgsFXVc/nQi8ylWibRwOVcWm7PitatOTr4oZ3u45fuv+9TMAAAD/ /wMAUEsDBBQABgAIAAAAIQAyLg083QAAAAkBAAAPAAAAZHJzL2Rvd25yZXYueG1sTI9BSwMxEIXv gv8hjODNJmptZd1sKYJQQQqtgnrLbsbdxWSyJGm7/nun9KDH+d7jzXvlYvRO7DGmPpCG64kCgdQE 21Or4e316eoeRMqGrHGBUMMPJlhU52elKWw40Ab329wKDqFUGA1dzkMhZWo69CZNwoDE2leI3mQ+ YyttNAcO907eKDWT3vTEHzoz4GOHzfd25zXU6xg/7j7fB7d82aj1mFYhPq+0vrwYlw8gMo75zwzH +lwdKu5Uhx3ZJJyG2xlPyczncxBHXU2nTOoTkVUp/y+ofgEAAP//AwBQSwECLQAUAAYACAAAACEA toM4kv4AAADhAQAAEwAAAAAAAAAAAAAAAAAAAAAAW0NvbnRlbnRfVHlwZXNdLnhtbFBLAQItABQA BgAIAAAAIQA4/SH/1gAAAJQBAAALAAAAAAAAAAAAAAAAAC8BAABfcmVscy8ucmVsc1BLAQItABQA BgAIAAAAIQASzCNUqwEAAEUDAAAOAAAAAAAAAAAAAAAAAC4CAABkcnMvZTJvRG9jLnhtbFBLAQIt ABQABgAIAAAAIQAyLg083QAAAAkBAAAPAAAAAAAAAAAAAAAAAAUEAABkcnMvZG93bnJldi54bWxQ SwUGAAAAAAQABADzAAAADwUAAAAA " strokecolor="#5b9bd5" strokeweight=".5pt">
-              <v:stroke joinstyle="miter"/>
-            </v:line>
-          </w:pict>
-        </mc:Fallback>
-      </mc:AlternateContent>
-    </w:r>
-  </w:p>
-  <w:p>
-    <w:r>
-      <w:rPr>
-        <w:noProof/>
-      </w:rPr>
-      <mc:AlternateContent>
-        <mc:Choice Requires="wps">
-          <w:drawing>
-            <wp:anchor distT="0" distB="0" distL="114300" distR="114300" simplePos="0" relativeHeight="251664384" behindDoc="0" locked="0" layoutInCell="1" allowOverlap="1" wp14:anchorId="60968E5B" wp14:editId="0AE01EE4">
-              <wp:simplePos x="0" y="0"/>
-              <wp:positionH relativeFrom="page">
-                <wp:posOffset>5890716</wp:posOffset>
-              </wp:positionH>
-              <wp:positionV relativeFrom="page">
-                <wp:posOffset>10161905</wp:posOffset>
-              </wp:positionV>
-              <wp:extent cx="1047115" cy="313690"/>
-              <wp:effectExtent l="0" t="0" r="0" b="0"/>
-              <wp:wrapThrough wrapText="bothSides">
-                <wp:wrapPolygon edited="0">
-                  <wp:start x="786" y="0"/>
-                  <wp:lineTo x="786" y="19676"/>
-                  <wp:lineTo x="20434" y="19676"/>
-                  <wp:lineTo x="20434" y="0"/>
-                  <wp:lineTo x="786" y="0"/>
-                </wp:wrapPolygon>
-              </wp:wrapThrough>
-              <wp:docPr id="34" name="Text Box 10"/>
-              <wp:cNvGraphicFramePr>
-                <a:graphicFrameLocks xmlns:a="http://schemas.openxmlformats.org/drawingml/2006/main"/>
-              </wp:cNvGraphicFramePr>
-              <a:graphic xmlns:a="http://schemas.openxmlformats.org/drawingml/2006/main">
-                <a:graphicData uri="http://schemas.microsoft.com/office/word/2010/wordprocessingShape">
-                  <wps:wsp>
-                    <wps:cNvSpPr txBox="1">
-                      <a:spLocks/>
-                    </wps:cNvSpPr>
-                    <wps:spPr>
-                      <a:xfrm>
-                        <a:off x="0" y="0"/>
-                        <a:ext cx="1047115" cy="313690"/>
-                      </a:xfrm>
-                      <a:prstGeom prst="rect">
-                        <a:avLst/>
-                      </a:prstGeom>
-                      <a:noFill/>
-                      <a:ln>
-                        <a:noFill/>
-                      </a:ln>
-                      <a:effectLst/>
-                      <a:extLst>
-                        <a:ext uri="{C572A759-6A51-4108-AA02-DFA0A04FC94B}">
-                          <ma14:wrappingTextBoxFlag xmlns:ma14="http://schemas.microsoft.com/office/mac/drawingml/2011/main" xmlns:w="http://schemas.openxmlformats.org/wordprocessingml/2006/main" xmlns:w10="urn:schemas-microsoft-com:office:word" xmlns:v="urn:schemas-microsoft-com:vml" xmlns:o="urn:schemas-microsoft-com:office:office" xmlns:mv="urn:schemas-microsoft-com:mac:vml" xmlns:mo="http://schemas.microsoft.com/office/mac/office/2008/main" xmlns=""/>
-                        </a:ext>
-                      </a:extLst>
-                    </wps:spPr>
-                    <wps:txbx>
-                      <w:txbxContent>
-                        <w:p>
-                          <w:pPr>
-                            <w:jc w:val="right"/>
-                            <w:rPr>
-                              <w:i/>
-                              <w:color w:val="0070C0"/>
-                              <w:sz w:val="14"/>
-                              <w:szCs w:val="14"/>
-                            </w:rPr>
-                          </w:pPr>
-                          <w:r>
-                            <w:rPr>
-                              <w:i/>
-                              <w:color w:val="0070C0"/>
-                              <w:sz w:val="14"/>
-                              <w:szCs w:val="14"/>
-                            </w:rPr>
-                            <w:t xml:space="preserve">Página </w:t>
-                          </w:r>
-                          <w:r>
-                            <w:rPr>
-                              <w:i/>
-                              <w:color w:val="0070C0"/>
-                              <w:sz w:val="14"/>
-                              <w:szCs w:val="14"/>
-                            </w:rPr>
-                            <w:fldChar w:fldCharType="begin"/>
-                          </w:r>
-                          <w:r>
-                            <w:rPr>
-                              <w:i/>
-                              <w:color w:val="0070C0"/>
-                              <w:sz w:val="14"/>
-                              <w:szCs w:val="14"/>
-                            </w:rPr>
-                            <w:instrText>PAGE   \* MERGEFORMAT</w:instrText>
-                          </w:r>
-                          <w:r>
-                            <w:rPr>
-                              <w:i/>
-                              <w:color w:val="0070C0"/>
-                              <w:sz w:val="14"/>
-                              <w:szCs w:val="14"/>
-                            </w:rPr>
-                            <w:fldChar w:fldCharType="separate"/>
-                          </w:r>
-                          <w:r>
-                            <w:rPr>
-                              <w:i/>
-                              <w:noProof/>
-                              <w:color w:val="0070C0"/>
-                              <w:sz w:val="14"/>
-                              <w:szCs w:val="14"/>
-                            </w:rPr>
-                            <w:t>19</w:t>
-                          </w:r>
-                          <w:r>
-                            <w:rPr>
-                              <w:i/>
-                              <w:color w:val="0070C0"/>
-                              <w:sz w:val="14"/>
-                              <w:szCs w:val="14"/>
-                            </w:rPr>
-                            <w:fldChar w:fldCharType="end"/>
-                          </w:r>
-                        </w:p>
-                        <w:p>
-                          <w:pPr>
-                            <w:jc w:val="right"/>
-                            <w:rPr>
-                              <w:i/>
-                              <w:color w:val="0070C0"/>
-                              <w:sz w:val="14"/>
-                              <w:szCs w:val="14"/>
-                            </w:rPr>
-                          </w:pPr>
-                          <w:r>
-                            <w:rPr>
-                              <w:i/>
-                              <w:color w:val="0070C0"/>
-                              <w:sz w:val="14"/>
-                              <w:szCs w:val="14"/>
-                            </w:rPr>
-                            <w:t>5</w:t>
-                          </w:r>
-                          <w:r>
-                            <w:rPr>
-                              <w:i/>
-                              <w:color w:val="0070C0"/>
-                              <w:sz w:val="14"/>
-                              <w:szCs w:val="14"/>
-                            </w:rPr>
-                            <w:t>35.2.2</w:t>
-                          </w:r>
-                        </w:p>
-                      </w:txbxContent>
-                    </wps:txbx>
-                    <wps:bodyPr rot="0" spcFirstLastPara="0" vertOverflow="overflow" horzOverflow="overflow" vert="horz" wrap="square" lIns="91440" tIns="45720" rIns="91440" bIns="45720" numCol="1" spcCol="0" rtlCol="0" fromWordArt="0" anchor="ctr" anchorCtr="0" forceAA="0" compatLnSpc="1">
-                      <a:prstTxWarp prst="textNoShape">
-                        <a:avLst/>
-                      </a:prstTxWarp>
-                      <a:noAutofit/>
-                    </wps:bodyPr>
-                  </wps:wsp>
-                </a:graphicData>
-              </a:graphic>
-              <wp14:sizeRelH relativeFrom="margin">
-                <wp14:pctWidth>0</wp14:pctWidth>
-              </wp14:sizeRelH>
-              <wp14:sizeRelV relativeFrom="margin">
-                <wp14:pctHeight>0</wp14:pctHeight>
-              </wp14:sizeRelV>
-            </wp:anchor>
-          </w:drawing>
-        </mc:Choice>
-        <mc:Fallback>
-          <w:pict>
-            <v:shape w14:anchorId="60968E5B" id="_x0000_s1030" type="#_x0000_t202" style="position:absolute;left:0;text-align:left;margin-left:463.85pt;margin-top:800.15pt;width:82.45pt;height:24.7pt;z-index:251664384;visibility:visible;mso-wrap-style:square;mso-width-percent:0;mso-height-percent:0;mso-wrap-distance-left:9pt;mso-wrap-distance-top:0;mso-wrap-distance-right:9pt;mso-wrap-distance-bottom:0;mso-position-horizontal:absolute;mso-position-horizontal-relative:page;mso-position-vertical:absolute;mso-position-vertical-relative:page;mso-width-percent:0;mso-height-percent:0;mso-width-relative:margin;mso-height-relative:margin;v-text-anchor:middle" o:gfxdata="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" filled="f" stroked="f">
-              <v:textbox>
-                <w:txbxContent>
-                  <w:p>
-                    <w:pPr>
-                      <w:jc w:val="right"/>
-                      <w:rPr>
-                        <w:i/>
-                        <w:color w:val="0070C0"/>
-                        <w:sz w:val="14"/>
-                        <w:szCs w:val="14"/>
-                      </w:rPr>
-                    </w:pPr>
-                    <w:r>
-                      <w:rPr>
-                        <w:i/>
-                        <w:color w:val="0070C0"/>
-                        <w:sz w:val="14"/>
-                        <w:szCs w:val="14"/>
-                      </w:rPr>
-                      <w:t xml:space="preserve">Página </w:t>
-                    </w:r>
-                    <w:r>
-                      <w:rPr>
-                        <w:i/>
-                        <w:color w:val="0070C0"/>
-                        <w:sz w:val="14"/>
-                        <w:szCs w:val="14"/>
-                      </w:rPr>
-                      <w:fldChar w:fldCharType="begin"/>
-                    </w:r>
-                    <w:r>
-                      <w:rPr>
-                        <w:i/>
-                        <w:color w:val="0070C0"/>
-                        <w:sz w:val="14"/>
-                        <w:szCs w:val="14"/>
-                      </w:rPr>
-                      <w:instrText>PAGE   \* MERGEFORMAT</w:instrText>
-                    </w:r>
-                    <w:r>
-                      <w:rPr>
-                        <w:i/>
-                        <w:color w:val="0070C0"/>
-                        <w:sz w:val="14"/>
-                        <w:szCs w:val="14"/>
-                      </w:rPr>
-                      <w:fldChar w:fldCharType="separate"/>
-                    </w:r>
-                    <w:r>
-                      <w:rPr>
-                        <w:i/>
-                        <w:noProof/>
-                        <w:color w:val="0070C0"/>
-                        <w:sz w:val="14"/>
-                        <w:szCs w:val="14"/>
-                      </w:rPr>
-                      <w:t>19</w:t>
-                    </w:r>
-                    <w:r>
-                      <w:rPr>
-                        <w:i/>
-                        <w:color w:val="0070C0"/>
-                        <w:sz w:val="14"/>
-                        <w:szCs w:val="14"/>
-                      </w:rPr>
-                      <w:fldChar w:fldCharType="end"/>
-                    </w:r>
-                  </w:p>
-                  <w:p>
-                    <w:pPr>
-                      <w:jc w:val="right"/>
-                      <w:rPr>
-                        <w:i/>
-                        <w:color w:val="0070C0"/>
-                        <w:sz w:val="14"/>
-                        <w:szCs w:val="14"/>
-                      </w:rPr>
-                    </w:pPr>
-                    <w:r>
-                      <w:rPr>
-                        <w:i/>
-                        <w:color w:val="0070C0"/>
-                        <w:sz w:val="14"/>
-                        <w:szCs w:val="14"/>
-                      </w:rPr>
-                      <w:t>5</w:t>
-                    </w:r>
-                    <w:r>
-                      <w:rPr>
-                        <w:i/>
-                        <w:color w:val="0070C0"/>
-                        <w:sz w:val="14"/>
-                        <w:szCs w:val="14"/>
-                      </w:rPr>
-                      <w:t>35.2.2</w:t>
-                    </w:r>
-                  </w:p>
-                </w:txbxContent>
-              </v:textbox>
-              <w10:wrap type="through" anchorx="page" anchory="page"/>
-            </v:shape>
-          </w:pict>
-        </mc:Fallback>
-      </mc:AlternateContent>
-    </w:r>
-    <w:r>
-      <w:rPr>
-        <w:noProof/>
-      </w:rPr>
-      <mc:AlternateContent>
-        <mc:Choice Requires="wps">
-          <w:drawing>
-            <wp:anchor distT="0" distB="0" distL="114300" distR="114300" simplePos="0" relativeHeight="251658240" behindDoc="0" locked="0" layoutInCell="1" allowOverlap="1" wp14:anchorId="530DBE89" wp14:editId="51535FF7">
-              <wp:simplePos x="0" y="0"/>
-              <wp:positionH relativeFrom="column">
-                <wp:posOffset>1562100</wp:posOffset>
-              </wp:positionH>
-              <wp:positionV relativeFrom="paragraph">
-                <wp:posOffset>51435</wp:posOffset>
-              </wp:positionV>
-              <wp:extent cx="0" cy="457200"/>
-              <wp:effectExtent l="0" t="0" r="38100" b="19050"/>
-              <wp:wrapNone/>
-              <wp:docPr id="30" name="Conector recto 30"/>
-              <wp:cNvGraphicFramePr/>
-              <a:graphic xmlns:a="http://schemas.openxmlformats.org/drawingml/2006/main">
-                <a:graphicData uri="http://schemas.microsoft.com/office/word/2010/wordprocessingShape">
-                  <wps:wsp>
-                    <wps:cNvCnPr/>
-                    <wps:spPr>
-                      <a:xfrm>
-                        <a:off x="0" y="0"/>
-                        <a:ext cx="0" cy="457200"/>
-                      </a:xfrm>
-                      <a:prstGeom prst="line">
-                        <a:avLst/>
-                      </a:prstGeom>
-                      <a:noFill/>
-                      <a:ln w="6350" cap="flat" cmpd="sng" algn="ctr">
-                        <a:solidFill>
-                          <a:sysClr val="windowText" lastClr="000000"/>
-                        </a:solidFill>
-                        <a:prstDash val="solid"/>
-                        <a:miter lim="800000"/>
-                      </a:ln>
-                      <a:effectLst/>
-                    </wps:spPr>
-                    <wps:bodyPr/>
-                  </wps:wsp>
-                </a:graphicData>
-              </a:graphic>
-            </wp:anchor>
-          </w:drawing>
-        </mc:Choice>
-        <mc:Fallback>
-          <w:pict>
-            <v:line w14:anchorId="29C75443" id="Conector recto 30" o:spid="_x0000_s1026" style="position:absolute;z-index:251666432;visibility:visible;mso-wrap-style:square;mso-wrap-distance-left:9pt;mso-wrap-distance-top:0;mso-wrap-distance-right:9pt;mso-wrap-distance-bottom:0;mso-position-horizontal:absolute;mso-position-horizontal-relative:text;mso-position-vertical:absolute;mso-position-vertical-relative:text" from="123pt,4.05pt" to="123pt,40.05pt" o:gfxdata="UEsDBBQABgAIAAAAIQC2gziS/gAAAOEBAAATAAAAW0NvbnRlbnRfVHlwZXNdLnhtbJSRQU7DMBBF 90jcwfIWJU67QAgl6YK0S0CoHGBkTxKLZGx5TGhvj5O2G0SRWNoz/78nu9wcxkFMGNg6quQqL6RA 0s5Y6ir5vt9lD1JwBDIwOMJKHpHlpr69KfdHjyxSmriSfYz+USnWPY7AufNIadK6MEJMx9ApD/oD OlTrorhX2lFEilmcO2RdNtjC5xDF9pCuTyYBB5bi6bQ4syoJ3g9WQ0ymaiLzg5KdCXlKLjvcW893 SUOqXwnz5DrgnHtJTxOsQfEKIT7DmDSUCaxw7Rqn8787ZsmRM9e2VmPeBN4uqYvTtW7jvijg9N/y JsXecLq0q+WD6m8AAAD//wMAUEsDBBQABgAIAAAAIQA4/SH/1gAAAJQBAAALAAAAX3JlbHMvLnJl bHOkkMFqwzAMhu+DvYPRfXGawxijTi+j0GvpHsDYimMaW0Yy2fr2M4PBMnrbUb/Q94l/f/hMi1qR JVI2sOt6UJgd+ZiDgffL8ekFlFSbvV0oo4EbChzGx4f9GRdb25HMsYhqlCwG5lrLq9biZkxWOiqY 22YiTra2kYMu1l1tQD30/bPm3wwYN0x18gb45AdQl1tp5j/sFB2T0FQ7R0nTNEV3j6o9feQzro1i OWA14Fm+Q8a1a8+Bvu/d/dMb2JY5uiPbhG/ktn4cqGU/er3pcvwCAAD//wMAUEsDBBQABgAIAAAA IQB2XM8xrwEAAFgDAAAOAAAAZHJzL2Uyb0RvYy54bWysU01vEzEQvSPxHyzfidNCS7WK00OjckFQ ifIDpv7YteQveUw2+feMvSENcEPswWvPeN7Oe/N2c38Inu1NQZei5FerNWcmqqRdHCX//vz47o4z rBA1+BSN5EeD/H779s1mzoO5TlPy2hRGIBGHOUs+1ZoHIVBNJgCuUjaRkjaVAJWOZRS6wEzowYvr 9fpWzKnoXJIyiBTdLUm+7fjWGlW/WoumMi859Vb7Wvr60lax3cAwFsiTU6c24B+6COAiffQMtYMK 7Edxf0EFp0rCZOtKpSCStU6ZzoHYXK3/YPNtgmw6FxIH81km/H+w6sv+IT4VkmHOOGB+Ko3FwZbQ 3tQfO3SxjmexzKEytQQVRT/cfKQ5NB3Fa10uWD+ZFFjbSO5dbDRggP1nrMvVX1daOKZH530fhY9s lvz2/Q0NSwEZwnqotA1ZS45x5Az8SE5TtXRETN7pVt1w8IgPvrA90LDJIzrNz9QtZx6wUoIo9OfU 7G+lrZ0d4LQU99TijeAqGdS7IPndZbWP7YumW+xE6lXBtntJ+tiFFe1E4+sKnazW/HF5pv3lD7H9 CQAA//8DAFBLAwQUAAYACAAAACEA3Ghnn9wAAAAIAQAADwAAAGRycy9kb3ducmV2LnhtbEyPy07D MBBF90j9B2sqsaN2WlSqEKeqWnXBrgSQWLrx5AHxOIqdNvw9g1jA8uiO7pybbSfXiQsOofWkIVko EEilty3VGl5fjncbECEasqbzhBq+MMA2n91kJrX+Ss94KWItuIRCajQ0MfaplKFs0Jmw8D0SZ5Uf nImMQy3tYK5c7jq5VGotnWmJPzSmx32D5WcxOg3jaV+p9riaPt5XhRyfHk5vh6rW+nY+7R5BRJzi 3zH86LM65Ox09iPZIDoNy/s1b4kaNgkIzn/5zKwSkHkm/w/IvwEAAP//AwBQSwECLQAUAAYACAAA ACEAtoM4kv4AAADhAQAAEwAAAAAAAAAAAAAAAAAAAAAAW0NvbnRlbnRfVHlwZXNdLnhtbFBLAQIt ABQABgAIAAAAIQA4/SH/1gAAAJQBAAALAAAAAAAAAAAAAAAAAC8BAABfcmVscy8ucmVsc1BLAQIt ABQABgAIAAAAIQB2XM8xrwEAAFgDAAAOAAAAAAAAAAAAAAAAAC4CAABkcnMvZTJvRG9jLnhtbFBL AQItABQABgAIAAAAIQDcaGef3AAAAAgBAAAPAAAAAAAAAAAAAAAAAAkEAABkcnMvZG93bnJldi54 bWxQSwUGAAAAAAQABADzAAAAEgUAAAAA " strokecolor="windowText" strokeweight=".5pt">
-              <v:stroke joinstyle="miter"/>
-            </v:line>
-          </w:pict>
-        </mc:Fallback>
-      </mc:AlternateContent>
-    </w:r>
-    <w:r>
-      <w:rPr>
-        <w:noProof/>
-      </w:rPr>
-      <mc:AlternateContent>
-        <mc:Choice Requires="wps">
-          <w:drawing>
-            <wp:anchor distT="0" distB="0" distL="114300" distR="114300" simplePos="0" relativeHeight="251654144" behindDoc="0" locked="0" layoutInCell="1" allowOverlap="1" wp14:anchorId="06956A8A" wp14:editId="2D24E183">
-              <wp:simplePos x="0" y="0"/>
-              <wp:positionH relativeFrom="column">
-                <wp:posOffset>304800</wp:posOffset>
-              </wp:positionH>
-              <wp:positionV relativeFrom="paragraph">
-                <wp:posOffset>51435</wp:posOffset>
-              </wp:positionV>
-              <wp:extent cx="0" cy="457200"/>
-              <wp:effectExtent l="0" t="0" r="38100" b="19050"/>
-              <wp:wrapNone/>
-              <wp:docPr id="31" name="Conector recto 31"/>
-              <wp:cNvGraphicFramePr/>
-              <a:graphic xmlns:a="http://schemas.openxmlformats.org/drawingml/2006/main">
-                <a:graphicData uri="http://schemas.microsoft.com/office/word/2010/wordprocessingShape">
-                  <wps:wsp>
-                    <wps:cNvCnPr/>
-                    <wps:spPr>
-                      <a:xfrm>
-                        <a:off x="0" y="0"/>
-                        <a:ext cx="0" cy="457200"/>
-                      </a:xfrm>
-                      <a:prstGeom prst="line">
-                        <a:avLst/>
-                      </a:prstGeom>
-                      <a:noFill/>
-                      <a:ln w="6350" cap="flat" cmpd="sng" algn="ctr">
-                        <a:solidFill>
-                          <a:sysClr val="windowText" lastClr="000000"/>
-                        </a:solidFill>
-                        <a:prstDash val="solid"/>
-                        <a:miter lim="800000"/>
-                      </a:ln>
-                      <a:effectLst/>
-                    </wps:spPr>
-                    <wps:bodyPr/>
-                  </wps:wsp>
-                </a:graphicData>
-              </a:graphic>
-            </wp:anchor>
-          </w:drawing>
-        </mc:Choice>
-        <mc:Fallback>
-          <w:pict>
-            <v:line w14:anchorId="26AC4FCA" id="Conector recto 31" o:spid="_x0000_s1026" style="position:absolute;z-index:251664384;visibility:visible;mso-wrap-style:square;mso-wrap-distance-left:9pt;mso-wrap-distance-top:0;mso-wrap-distance-right:9pt;mso-wrap-distance-bottom:0;mso-position-horizontal:absolute;mso-position-horizontal-relative:text;mso-position-vertical:absolute;mso-position-vertical-relative:text" from="24pt,4.05pt" to="24pt,40.05pt" o:gfxdata="UEsDBBQABgAIAAAAIQC2gziS/gAAAOEBAAATAAAAW0NvbnRlbnRfVHlwZXNdLnhtbJSRQU7DMBBF 90jcwfIWJU67QAgl6YK0S0CoHGBkTxKLZGx5TGhvj5O2G0SRWNoz/78nu9wcxkFMGNg6quQqL6RA 0s5Y6ir5vt9lD1JwBDIwOMJKHpHlpr69KfdHjyxSmriSfYz+USnWPY7AufNIadK6MEJMx9ApD/oD OlTrorhX2lFEilmcO2RdNtjC5xDF9pCuTyYBB5bi6bQ4syoJ3g9WQ0ymaiLzg5KdCXlKLjvcW893 SUOqXwnz5DrgnHtJTxOsQfEKIT7DmDSUCaxw7Rqn8787ZsmRM9e2VmPeBN4uqYvTtW7jvijg9N/y JsXecLq0q+WD6m8AAAD//wMAUEsDBBQABgAIAAAAIQA4/SH/1gAAAJQBAAALAAAAX3JlbHMvLnJl bHOkkMFqwzAMhu+DvYPRfXGawxijTi+j0GvpHsDYimMaW0Yy2fr2M4PBMnrbUb/Q94l/f/hMi1qR JVI2sOt6UJgd+ZiDgffL8ekFlFSbvV0oo4EbChzGx4f9GRdb25HMsYhqlCwG5lrLq9biZkxWOiqY 22YiTra2kYMu1l1tQD30/bPm3wwYN0x18gb45AdQl1tp5j/sFB2T0FQ7R0nTNEV3j6o9feQzro1i OWA14Fm+Q8a1a8+Bvu/d/dMb2JY5uiPbhG/ktn4cqGU/er3pcvwCAAD//wMAUEsDBBQABgAIAAAA IQB2XM8xrwEAAFgDAAAOAAAAZHJzL2Uyb0RvYy54bWysU01vEzEQvSPxHyzfidNCS7WK00OjckFQ ifIDpv7YteQveUw2+feMvSENcEPswWvPeN7Oe/N2c38Inu1NQZei5FerNWcmqqRdHCX//vz47o4z rBA1+BSN5EeD/H779s1mzoO5TlPy2hRGIBGHOUs+1ZoHIVBNJgCuUjaRkjaVAJWOZRS6wEzowYvr 9fpWzKnoXJIyiBTdLUm+7fjWGlW/WoumMi859Vb7Wvr60lax3cAwFsiTU6c24B+6COAiffQMtYMK 7Edxf0EFp0rCZOtKpSCStU6ZzoHYXK3/YPNtgmw6FxIH81km/H+w6sv+IT4VkmHOOGB+Ko3FwZbQ 3tQfO3SxjmexzKEytQQVRT/cfKQ5NB3Fa10uWD+ZFFjbSO5dbDRggP1nrMvVX1daOKZH530fhY9s lvz2/Q0NSwEZwnqotA1ZS45x5Az8SE5TtXRETN7pVt1w8IgPvrA90LDJIzrNz9QtZx6wUoIo9OfU 7G+lrZ0d4LQU99TijeAqGdS7IPndZbWP7YumW+xE6lXBtntJ+tiFFe1E4+sKnazW/HF5pv3lD7H9 CQAA//8DAFBLAwQUAAYACAAAACEAHxfvLNoAAAAGAQAADwAAAGRycy9kb3ducmV2LnhtbEyPy07D MBBF90j9B2sqsaN2WgRRiFNVRV2wKwEklm48eUA8jmKnDX/PwAaWR3d075l8O7tenHEMnScNyUqB QKq87ajR8PpyuElBhGjImt4TavjCANticZWbzPoLPeO5jI3gEgqZ0dDGOGRShqpFZ8LKD0ic1X50 JjKOjbSjuXC56+VaqTvpTEe80JoB9y1Wn+XkNEzHfa26w2b+eN+Ucnq6P7491o3W18t59wAi4hz/ juFHn9WhYKeTn8gG0Wu4TfmVqCFNQHD8iydGlYAscvlfv/gGAAD//wMAUEsBAi0AFAAGAAgAAAAh ALaDOJL+AAAA4QEAABMAAAAAAAAAAAAAAAAAAAAAAFtDb250ZW50X1R5cGVzXS54bWxQSwECLQAU AAYACAAAACEAOP0h/9YAAACUAQAACwAAAAAAAAAAAAAAAAAvAQAAX3JlbHMvLnJlbHNQSwECLQAU AAYACAAAACEAdlzPMa8BAABYAwAADgAAAAAAAAAAAAAAAAAuAgAAZHJzL2Uyb0RvYy54bWxQSwEC LQAUAAYACAAAACEAHxfvLNoAAAAGAQAADwAAAAAAAAAAAAAAAAAJBAAAZHJzL2Rvd25yZXYueG1s UEsFBgAAAAAEAAQA8wAAABAFAAAAAA== " strokecolor="windowText" strokeweight=".5pt">
-              <v:stroke joinstyle="miter"/>
-            </v:line>
-          </w:pict>
-        </mc:Fallback>
-      </mc:AlternateContent>
-    </w:r>
-  </w:p>
-</w:ftr>
+<ns0:ftr xmlns:ns0="http://schemas.openxmlformats.org/wordprocessingml/2006/main" xmlns:ns1="http://schemas.openxmlformats.org/markup-compatibility/2006" xmlns:ns10="urn:schemas-microsoft-com:office:word" xmlns:ns2="http://schemas.microsoft.com/office/word/2010/wordml" xmlns:ns3="http://schemas.openxmlformats.org/drawingml/2006/wordprocessingDrawing" xmlns:ns4="http://schemas.microsoft.com/office/word/2010/wordprocessingDrawing" xmlns:ns5="http://schemas.openxmlformats.org/drawingml/2006/main" xmlns:ns6="http://schemas.microsoft.com/office/word/2010/wordprocessingShape" xmlns:ns7="http://schemas.microsoft.com/office/mac/drawingml/2011/main" xmlns:ns8="urn:schemas-microsoft-com:vml" xmlns:ns9="urn:schemas-microsoft-com:office:office" ns1:Ignorable="w14 w15 w16se w16cid w16 w16cex w16sdtdh w16sdtfl w16du wp14">
+  <ns0:p ns2:paraId="240D8C91" ns2:textId="77777777" ns0:rsidR="008C47A6" ns0:rsidRDefault="00000000" ns0:rsidP="00E74375">
+    <ns0:r>
+      <ns0:rPr>
+        <ns0:noProof/>
+      </ns0:rPr>
+      <ns1:AlternateContent>
+        <ns1:Choice Requires="wps">
+          <ns0:drawing>
+            <ns3:anchor distT="0" distB="0" distL="114300" distR="114300" simplePos="0" relativeHeight="251660288" behindDoc="0" locked="0" layoutInCell="1" allowOverlap="1" ns4:anchorId="32FBE6F8" ns4:editId="03361862">
+              <ns3:simplePos x="0" y="0"/>
+              <ns3:positionH relativeFrom="page">
+                <ns3:posOffset>4058285</ns3:posOffset>
+              </ns3:positionH>
+              <ns3:positionV relativeFrom="page">
+                <ns3:posOffset>10132695</ns3:posOffset>
+              </ns3:positionV>
+              <ns3:extent cx="1714500" cy="342900"/>
+              <ns3:effectExtent l="0" t="0" r="0" b="0"/>
+              <ns3:wrapThrough wrapText="bothSides">
+                <ns3:wrapPolygon edited="0">
+                  <ns3:start x="480" y="0"/>
+                  <ns3:lineTo x="480" y="20400"/>
+                  <ns3:lineTo x="20880" y="20400"/>
+                  <ns3:lineTo x="20880" y="0"/>
+                  <ns3:lineTo x="480" y="0"/>
+                </ns3:wrapPolygon>
+              </ns3:wrapThrough>
+              <ns3:docPr id="2" name="Text Box 10"/>
+              <ns3:cNvGraphicFramePr>
+                <ns5:graphicFrameLocks/>
+              </ns3:cNvGraphicFramePr>
+              <ns5:graphic>
+                <ns5:graphicData uri="http://schemas.microsoft.com/office/word/2010/wordprocessingShape">
+                  <ns6:wsp>
+                    <ns6:cNvSpPr txBox="1">
+                      <ns5:spLocks/>
+                    </ns6:cNvSpPr>
+                    <ns6:spPr>
+                      <ns5:xfrm>
+                        <ns5:off x="0" y="0"/>
+                        <ns5:ext cx="1714500" cy="342900"/>
+                      </ns5:xfrm>
+                      <ns5:prstGeom prst="rect">
+                        <ns5:avLst/>
+                      </ns5:prstGeom>
+                      <ns5:noFill/>
+                      <ns5:ln>
+                        <ns5:noFill/>
+                      </ns5:ln>
+                      <ns5:effectLst/>
+                      <ns5:extLst>
+                        <ns5:ext uri="{C572A759-6A51-4108-AA02-DFA0A04FC94B}">
+                          <ns7:wrappingTextBoxFlag/>
+                        </ns5:ext>
+                      </ns5:extLst>
+                    </ns6:spPr>
+                    <ns6:txbx>
+                      <ns0:txbxContent>
+                        <ns0:p ns2:paraId="4B426C7A" ns2:textId="77777777" ns0:rsidR="008C47A6" ns0:rsidRPr="00C954D2" ns0:rsidRDefault="00000000" ns0:rsidP="00E74375">
+                          <ns0:pPr>
+                            <ns0:rPr>
+                              <ns0:sz ns0:val="14"/>
+                              <ns0:szCs ns0:val="14"/>
+                              <ns0:lang ns0:val="es-ES_tradnl"/>
+                            </ns0:rPr>
+                          </ns0:pPr>
+                          <ns0:r ns0:rsidRPr="00C954D2">
+                            <ns0:rPr>
+                              <ns0:sz ns0:val="14"/>
+                              <ns0:szCs ns0:val="14"/>
+                              <ns0:lang ns0:val="es-ES_tradnl"/>
+                            </ns0:rPr>
+                            <ns0:t>Avda. de la Aurora, 55, entreplanta</ns0:t>
+                          </ns0:r>
+                        </ns0:p>
+                        <ns0:p ns2:paraId="4E486CEB" ns2:textId="77777777" ns0:rsidR="008C47A6" ns0:rsidRPr="00C954D2" ns0:rsidRDefault="00000000" ns0:rsidP="00E74375">
+                          <ns0:pPr>
+                            <ns0:rPr>
+                              <ns0:sz ns0:val="14"/>
+                              <ns0:szCs ns0:val="14"/>
+                              <ns0:lang ns0:val="es-ES_tradnl"/>
+                            </ns0:rPr>
+                          </ns0:pPr>
+                          <ns0:r ns0:rsidRPr="00C954D2">
+                            <ns0:rPr>
+                              <ns0:sz ns0:val="14"/>
+                              <ns0:szCs ns0:val="14"/>
+                              <ns0:lang ns0:val="es-ES_tradnl"/>
+                            </ns0:rPr>
+                            <ns0:t>29006 Málaga (España)</ns0:t>
+                          </ns0:r>
+                        </ns0:p>
+                      </ns0:txbxContent>
+                    </ns6:txbx>
+                    <ns6:bodyPr rot="0" spcFirstLastPara="0" vertOverflow="overflow" horzOverflow="overflow" vert="horz" wrap="square" lIns="91440" tIns="45720" rIns="91440" bIns="45720" numCol="1" spcCol="0" rtlCol="0" fromWordArt="0" anchor="t" anchorCtr="0" forceAA="0" compatLnSpc="1">
+                      <ns5:prstTxWarp prst="textNoShape">
+                        <ns5:avLst/>
+                      </ns5:prstTxWarp>
+                      <ns5:noAutofit/>
+                    </ns6:bodyPr>
+                  </ns6:wsp>
+                </ns5:graphicData>
+              </ns5:graphic>
+              <ns4:sizeRelH relativeFrom="margin">
+                <ns4:pctWidth>0</ns4:pctWidth>
+              </ns4:sizeRelH>
+              <ns4:sizeRelV relativeFrom="margin">
+                <ns4:pctHeight>0</ns4:pctHeight>
+              </ns4:sizeRelV>
+            </ns3:anchor>
+          </ns0:drawing>
+        </ns1:Choice>
+        <ns1:Fallback>
+          <ns0:pict>
+            <ns8:shapetype ns2:anchorId="32FBE6F8" id="_x0000_t202" coordsize="21600,21600" ns9:spt="202" path="m,l,21600r21600,l21600,xe">
+              <ns8:stroke joinstyle="miter"/>
+              <ns8:path gradientshapeok="t" ns9:connecttype="rect"/>
+            </ns8:shapetype>
+            <ns8:shape id="Text Box 10" ns9:spid="_x0000_s1027" type="#_x0000_t202" style="position:absolute;left:0;text-align:left;margin-left:319.55pt;margin-top:797.85pt;width:135pt;height:27pt;z-index:251660288;visibility:visible;mso-wrap-style:square;mso-width-percent:0;mso-height-percent:0;mso-wrap-distance-left:9pt;mso-wrap-distance-top:0;mso-wrap-distance-right:9pt;mso-wrap-distance-bottom:0;mso-position-horizontal:absolute;mso-position-horizontal-relative:page;mso-position-vertical:absolute;mso-position-vertical-relative:page;mso-width-percent:0;mso-height-percent:0;mso-width-relative:margin;mso-height-relative:margin;v-text-anchor:top" ns9:gfxdata="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" filled="f" stroked="f">
+              <ns8:textbox>
+                <ns0:txbxContent>
+                  <ns0:p ns2:paraId="4B426C7A" ns2:textId="77777777" ns0:rsidR="008C47A6" ns0:rsidRPr="00C954D2" ns0:rsidRDefault="00000000" ns0:rsidP="00E74375">
+                    <ns0:pPr>
+                      <ns0:rPr>
+                        <ns0:sz ns0:val="14"/>
+                        <ns0:szCs ns0:val="14"/>
+                        <ns0:lang ns0:val="es-ES_tradnl"/>
+                      </ns0:rPr>
+                    </ns0:pPr>
+                    <ns0:r ns0:rsidRPr="00C954D2">
+                      <ns0:rPr>
+                        <ns0:sz ns0:val="14"/>
+                        <ns0:szCs ns0:val="14"/>
+                        <ns0:lang ns0:val="es-ES_tradnl"/>
+                      </ns0:rPr>
+                      <ns0:t>Avda. de la Aurora, 55, entreplanta</ns0:t>
+                    </ns0:r>
+                  </ns0:p>
+                  <ns0:p ns2:paraId="4E486CEB" ns2:textId="77777777" ns0:rsidR="008C47A6" ns0:rsidRPr="00C954D2" ns0:rsidRDefault="00000000" ns0:rsidP="00E74375">
+                    <ns0:pPr>
+                      <ns0:rPr>
+                        <ns0:sz ns0:val="14"/>
+                        <ns0:szCs ns0:val="14"/>
+                        <ns0:lang ns0:val="es-ES_tradnl"/>
+                      </ns0:rPr>
+                    </ns0:pPr>
+                    <ns0:r ns0:rsidRPr="00C954D2">
+                      <ns0:rPr>
+                        <ns0:sz ns0:val="14"/>
+                        <ns0:szCs ns0:val="14"/>
+                        <ns0:lang ns0:val="es-ES_tradnl"/>
+                      </ns0:rPr>
+                      <ns0:t>29006 Málaga (España)</ns0:t>
+                    </ns0:r>
+                  </ns0:p>
+                </ns0:txbxContent>
+              </ns8:textbox>
+              <ns10:wrap type="through" anchorx="page" anchory="page"/>
+            </ns8:shape>
+          </ns0:pict>
+        </ns1:Fallback>
+      </ns1:AlternateContent>
+    </ns0:r>
+    <ns0:r>
+      <ns0:rPr>
+        <ns0:noProof/>
+      </ns0:rPr>
+      <ns1:AlternateContent>
+        <ns1:Choice Requires="wps">
+          <ns0:drawing>
+            <ns3:anchor distT="0" distB="0" distL="114300" distR="114300" simplePos="0" relativeHeight="251650048" behindDoc="0" locked="0" layoutInCell="1" allowOverlap="1" ns4:anchorId="003E73B6" ns4:editId="76E9C323">
+              <ns3:simplePos x="0" y="0"/>
+              <ns3:positionH relativeFrom="page">
+                <ns3:posOffset>1429385</ns3:posOffset>
+              </ns3:positionH>
+              <ns3:positionV relativeFrom="page">
+                <ns3:posOffset>10132695</ns3:posOffset>
+              </ns3:positionV>
+              <ns3:extent cx="800100" cy="342900"/>
+              <ns3:effectExtent l="0" t="0" r="0" b="0"/>
+              <ns3:wrapThrough wrapText="bothSides">
+                <ns3:wrapPolygon edited="0">
+                  <ns3:start x="1029" y="0"/>
+                  <ns3:lineTo x="1029" y="20400"/>
+                  <ns3:lineTo x="20057" y="20400"/>
+                  <ns3:lineTo x="20057" y="0"/>
+                  <ns3:lineTo x="1029" y="0"/>
+                </ns3:wrapPolygon>
+              </ns3:wrapThrough>
+              <ns3:docPr id="3" name="Text Box 10"/>
+              <ns3:cNvGraphicFramePr>
+                <ns5:graphicFrameLocks/>
+              </ns3:cNvGraphicFramePr>
+              <ns5:graphic>
+                <ns5:graphicData uri="http://schemas.microsoft.com/office/word/2010/wordprocessingShape">
+                  <ns6:wsp>
+                    <ns6:cNvSpPr txBox="1">
+                      <ns5:spLocks/>
+                    </ns6:cNvSpPr>
+                    <ns6:spPr>
+                      <ns5:xfrm>
+                        <ns5:off x="0" y="0"/>
+                        <ns5:ext cx="800100" cy="342900"/>
+                      </ns5:xfrm>
+                      <ns5:prstGeom prst="rect">
+                        <ns5:avLst/>
+                      </ns5:prstGeom>
+                      <ns5:noFill/>
+                      <ns5:ln>
+                        <ns5:noFill/>
+                      </ns5:ln>
+                      <ns5:effectLst/>
+                      <ns5:extLst>
+                        <ns5:ext uri="{C572A759-6A51-4108-AA02-DFA0A04FC94B}">
+                          <ns7:wrappingTextBoxFlag/>
+                        </ns5:ext>
+                      </ns5:extLst>
+                    </ns6:spPr>
+                    <ns6:txbx>
+                      <ns0:txbxContent>
+                        <ns0:p ns2:paraId="23F13C87" ns2:textId="77777777" ns0:rsidR="008C47A6" ns0:rsidRPr="00C954D2" ns0:rsidRDefault="00000000" ns0:rsidP="00E74375">
+                          <ns0:pPr>
+                            <ns0:rPr>
+                              <ns0:sz ns0:val="14"/>
+                              <ns0:szCs ns0:val="12"/>
+                              <ns0:lang ns0:val="es-ES_tradnl"/>
+                            </ns0:rPr>
+                          </ns0:pPr>
+                          <ns0:r ns0:rsidRPr="00C954D2">
+                            <ns0:rPr>
+                              <ns0:sz ns0:val="14"/>
+                              <ns0:szCs ns0:val="12"/>
+                              <ns0:lang ns0:val="es-ES_tradnl"/>
+                            </ns0:rPr>
+                            <ns0:t>952 04 10 47</ns0:t>
+                          </ns0:r>
+                        </ns0:p>
+                        <ns0:p ns2:paraId="78ABD258" ns2:textId="77777777" ns0:rsidR="008C47A6" ns0:rsidRPr="00C954D2" ns0:rsidRDefault="00000000" ns0:rsidP="00E74375">
+                          <ns0:pPr>
+                            <ns0:rPr>
+                              <ns0:sz ns0:val="14"/>
+                              <ns0:szCs ns0:val="14"/>
+                              <ns0:lang ns0:val="es-ES_tradnl"/>
+                            </ns0:rPr>
+                          </ns0:pPr>
+                          <ns0:r ns0:rsidRPr="00C954D2">
+                            <ns0:rPr>
+                              <ns0:sz ns0:val="14"/>
+                              <ns0:szCs ns0:val="14"/>
+                              <ns0:lang ns0:val="es-ES_tradnl"/>
+                            </ns0:rPr>
+                            <ns0:t>952 34 41 00</ns0:t>
+                          </ns0:r>
+                        </ns0:p>
+                      </ns0:txbxContent>
+                    </ns6:txbx>
+                    <ns6:bodyPr rot="0" spcFirstLastPara="0" vertOverflow="overflow" horzOverflow="overflow" vert="horz" wrap="square" lIns="91440" tIns="45720" rIns="91440" bIns="45720" numCol="1" spcCol="0" rtlCol="0" fromWordArt="0" anchor="t" anchorCtr="0" forceAA="0" compatLnSpc="1">
+                      <ns5:prstTxWarp prst="textNoShape">
+                        <ns5:avLst/>
+                      </ns5:prstTxWarp>
+                      <ns5:noAutofit/>
+                    </ns6:bodyPr>
+                  </ns6:wsp>
+                </ns5:graphicData>
+              </ns5:graphic>
+              <ns4:sizeRelH relativeFrom="margin">
+                <ns4:pctWidth>0</ns4:pctWidth>
+              </ns4:sizeRelH>
+              <ns4:sizeRelV relativeFrom="margin">
+                <ns4:pctHeight>0</ns4:pctHeight>
+              </ns4:sizeRelV>
+            </ns3:anchor>
+          </ns0:drawing>
+        </ns1:Choice>
+        <ns1:Fallback>
+          <ns0:pict>
+            <ns8:shape ns2:anchorId="003E73B6" id="_x0000_s1028" type="#_x0000_t202" style="position:absolute;left:0;text-align:left;margin-left:112.55pt;margin-top:797.85pt;width:63pt;height:27pt;z-index:251650048;visibility:visible;mso-wrap-style:square;mso-width-percent:0;mso-height-percent:0;mso-wrap-distance-left:9pt;mso-wrap-distance-top:0;mso-wrap-distance-right:9pt;mso-wrap-distance-bottom:0;mso-position-horizontal:absolute;mso-position-horizontal-relative:page;mso-position-vertical:absolute;mso-position-vertical-relative:page;mso-width-percent:0;mso-height-percent:0;mso-width-relative:margin;mso-height-relative:margin;v-text-anchor:top" ns9:gfxdata="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" filled="f" stroked="f">
+              <ns8:textbox>
+                <ns0:txbxContent>
+                  <ns0:p ns2:paraId="23F13C87" ns2:textId="77777777" ns0:rsidR="008C47A6" ns0:rsidRPr="00C954D2" ns0:rsidRDefault="00000000" ns0:rsidP="00E74375">
+                    <ns0:pPr>
+                      <ns0:rPr>
+                        <ns0:sz ns0:val="14"/>
+                        <ns0:szCs ns0:val="12"/>
+                        <ns0:lang ns0:val="es-ES_tradnl"/>
+                      </ns0:rPr>
+                    </ns0:pPr>
+                    <ns0:r ns0:rsidRPr="00C954D2">
+                      <ns0:rPr>
+                        <ns0:sz ns0:val="14"/>
+                        <ns0:szCs ns0:val="12"/>
+                        <ns0:lang ns0:val="es-ES_tradnl"/>
+                      </ns0:rPr>
+                      <ns0:t>952 04 10 47</ns0:t>
+                    </ns0:r>
+                  </ns0:p>
+                  <ns0:p ns2:paraId="78ABD258" ns2:textId="77777777" ns0:rsidR="008C47A6" ns0:rsidRPr="00C954D2" ns0:rsidRDefault="00000000" ns0:rsidP="00E74375">
+                    <ns0:pPr>
+                      <ns0:rPr>
+                        <ns0:sz ns0:val="14"/>
+                        <ns0:szCs ns0:val="14"/>
+                        <ns0:lang ns0:val="es-ES_tradnl"/>
+                      </ns0:rPr>
+                    </ns0:pPr>
+                    <ns0:r ns0:rsidRPr="00C954D2">
+                      <ns0:rPr>
+                        <ns0:sz ns0:val="14"/>
+                        <ns0:szCs ns0:val="14"/>
+                        <ns0:lang ns0:val="es-ES_tradnl"/>
+                      </ns0:rPr>
+                      <ns0:t>952 34 41 00</ns0:t>
+                    </ns0:r>
+                  </ns0:p>
+                </ns0:txbxContent>
+              </ns8:textbox>
+              <ns10:wrap type="through" anchorx="page" anchory="page"/>
+            </ns8:shape>
+          </ns0:pict>
+        </ns1:Fallback>
+      </ns1:AlternateContent>
+    </ns0:r>
+    <ns0:r>
+      <ns0:rPr>
+        <ns0:noProof/>
+      </ns0:rPr>
+      <ns1:AlternateContent>
+        <ns1:Choice Requires="wps">
+          <ns0:drawing>
+            <ns3:anchor distT="0" distB="0" distL="114300" distR="114300" simplePos="0" relativeHeight="251656192" behindDoc="0" locked="0" layoutInCell="1" allowOverlap="1" ns4:anchorId="00F01480" ns4:editId="154F1AE4">
+              <ns3:simplePos x="0" y="0"/>
+              <ns3:positionH relativeFrom="page">
+                <ns3:posOffset>2686685</ns3:posOffset>
+              </ns3:positionH>
+              <ns3:positionV relativeFrom="page">
+                <ns3:posOffset>10132695</ns3:posOffset>
+              </ns3:positionV>
+              <ns3:extent cx="1371600" cy="342900"/>
+              <ns3:effectExtent l="0" t="0" r="0" b="0"/>
+              <ns3:wrapThrough wrapText="bothSides">
+                <ns3:wrapPolygon edited="0">
+                  <ns3:start x="600" y="0"/>
+                  <ns3:lineTo x="600" y="20400"/>
+                  <ns3:lineTo x="20700" y="20400"/>
+                  <ns3:lineTo x="20700" y="0"/>
+                  <ns3:lineTo x="600" y="0"/>
+                </ns3:wrapPolygon>
+              </ns3:wrapThrough>
+              <ns3:docPr id="23" name="Text Box 10"/>
+              <ns3:cNvGraphicFramePr>
+                <ns5:graphicFrameLocks/>
+              </ns3:cNvGraphicFramePr>
+              <ns5:graphic>
+                <ns5:graphicData uri="http://schemas.microsoft.com/office/word/2010/wordprocessingShape">
+                  <ns6:wsp>
+                    <ns6:cNvSpPr txBox="1">
+                      <ns5:spLocks/>
+                    </ns6:cNvSpPr>
+                    <ns6:spPr>
+                      <ns5:xfrm>
+                        <ns5:off x="0" y="0"/>
+                        <ns5:ext cx="1371600" cy="342900"/>
+                      </ns5:xfrm>
+                      <ns5:prstGeom prst="rect">
+                        <ns5:avLst/>
+                      </ns5:prstGeom>
+                      <ns5:noFill/>
+                      <ns5:ln>
+                        <ns5:noFill/>
+                      </ns5:ln>
+                      <ns5:effectLst/>
+                      <ns5:extLst>
+                        <ns5:ext uri="{C572A759-6A51-4108-AA02-DFA0A04FC94B}">
+                          <ns7:wrappingTextBoxFlag/>
+                        </ns5:ext>
+                      </ns5:extLst>
+                    </ns6:spPr>
+                    <ns6:txbx>
+                      <ns0:txbxContent>
+                        <ns0:p ns2:paraId="1B10B988" ns2:textId="77777777" ns0:rsidR="008C47A6" ns0:rsidRPr="00C954D2" ns0:rsidRDefault="00000000" ns0:rsidP="00E74375">
+                          <ns0:pPr>
+                            <ns0:rPr>
+                              <ns0:sz ns0:val="14"/>
+                              <ns0:szCs ns0:val="14"/>
+                              <ns0:lang ns0:val="es-ES_tradnl"/>
+                            </ns0:rPr>
+                          </ns0:pPr>
+                          <ns0:r ns0:rsidRPr="00C954D2">
+                            <ns0:rPr>
+                              <ns0:sz ns0:val="14"/>
+                              <ns0:szCs ns0:val="14"/>
+                              <ns0:lang ns0:val="es-ES_tradnl"/>
+                            </ns0:rPr>
+                            <ns0:t>edp@edp-sl.com</ns0:t>
+                          </ns0:r>
+                        </ns0:p>
+                        <ns0:p ns2:paraId="6BAA68C0" ns2:textId="77777777" ns0:rsidR="008C47A6" ns0:rsidRPr="00C954D2" ns0:rsidRDefault="00000000" ns0:rsidP="00E74375">
+                          <ns0:pPr>
+                            <ns0:rPr>
+                              <ns0:color ns0:val="0070C0"/>
+                              <ns0:sz ns0:val="14"/>
+                              <ns0:szCs ns0:val="14"/>
+                              <ns0:lang ns0:val="es-ES_tradnl"/>
+                            </ns0:rPr>
+                          </ns0:pPr>
+                          <ns0:r ns0:rsidRPr="00C954D2">
+                            <ns0:rPr>
+                              <ns0:color ns0:val="0070C0"/>
+                              <ns0:sz ns0:val="14"/>
+                              <ns0:szCs ns0:val="14"/>
+                              <ns0:lang ns0:val="es-ES_tradnl"/>
+                            </ns0:rPr>
+                            <ns0:t>www.edp-sl.com</ns0:t>
+                          </ns0:r>
+                        </ns0:p>
+                      </ns0:txbxContent>
+                    </ns6:txbx>
+                    <ns6:bodyPr rot="0" spcFirstLastPara="0" vertOverflow="overflow" horzOverflow="overflow" vert="horz" wrap="square" lIns="91440" tIns="45720" rIns="91440" bIns="45720" numCol="1" spcCol="0" rtlCol="0" fromWordArt="0" anchor="t" anchorCtr="0" forceAA="0" compatLnSpc="1">
+                      <ns5:prstTxWarp prst="textNoShape">
+                        <ns5:avLst/>
+                      </ns5:prstTxWarp>
+                      <ns5:noAutofit/>
+                    </ns6:bodyPr>
+                  </ns6:wsp>
+                </ns5:graphicData>
+              </ns5:graphic>
+              <ns4:sizeRelH relativeFrom="margin">
+                <ns4:pctWidth>0</ns4:pctWidth>
+              </ns4:sizeRelH>
+              <ns4:sizeRelV relativeFrom="margin">
+                <ns4:pctHeight>0</ns4:pctHeight>
+              </ns4:sizeRelV>
+            </ns3:anchor>
+          </ns0:drawing>
+        </ns1:Choice>
+        <ns1:Fallback>
+          <ns0:pict>
+            <ns8:shape ns2:anchorId="00F01480" id="_x0000_s1029" type="#_x0000_t202" style="position:absolute;left:0;text-align:left;margin-left:211.55pt;margin-top:797.85pt;width:108pt;height:27pt;z-index:251656192;visibility:visible;mso-wrap-style:square;mso-width-percent:0;mso-height-percent:0;mso-wrap-distance-left:9pt;mso-wrap-distance-top:0;mso-wrap-distance-right:9pt;mso-wrap-distance-bottom:0;mso-position-horizontal:absolute;mso-position-horizontal-relative:page;mso-position-vertical:absolute;mso-position-vertical-relative:page;mso-width-percent:0;mso-height-percent:0;mso-width-relative:margin;mso-height-relative:margin;v-text-anchor:top" ns9:gfxdata="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" filled="f" stroked="f">
+              <ns8:textbox>
+                <ns0:txbxContent>
+                  <ns0:p ns2:paraId="1B10B988" ns2:textId="77777777" ns0:rsidR="008C47A6" ns0:rsidRPr="00C954D2" ns0:rsidRDefault="00000000" ns0:rsidP="00E74375">
+                    <ns0:pPr>
+                      <ns0:rPr>
+                        <ns0:sz ns0:val="14"/>
+                        <ns0:szCs ns0:val="14"/>
+                        <ns0:lang ns0:val="es-ES_tradnl"/>
+                      </ns0:rPr>
+                    </ns0:pPr>
+                    <ns0:r ns0:rsidRPr="00C954D2">
+                      <ns0:rPr>
+                        <ns0:sz ns0:val="14"/>
+                        <ns0:szCs ns0:val="14"/>
+                        <ns0:lang ns0:val="es-ES_tradnl"/>
+                      </ns0:rPr>
+                      <ns0:t>edp@edp-sl.com</ns0:t>
+                    </ns0:r>
+                  </ns0:p>
+                  <ns0:p ns2:paraId="6BAA68C0" ns2:textId="77777777" ns0:rsidR="008C47A6" ns0:rsidRPr="00C954D2" ns0:rsidRDefault="00000000" ns0:rsidP="00E74375">
+                    <ns0:pPr>
+                      <ns0:rPr>
+                        <ns0:color ns0:val="0070C0"/>
+                        <ns0:sz ns0:val="14"/>
+                        <ns0:szCs ns0:val="14"/>
+                        <ns0:lang ns0:val="es-ES_tradnl"/>
+                      </ns0:rPr>
+                    </ns0:pPr>
+                    <ns0:r ns0:rsidRPr="00C954D2">
+                      <ns0:rPr>
+                        <ns0:color ns0:val="0070C0"/>
+                        <ns0:sz ns0:val="14"/>
+                        <ns0:szCs ns0:val="14"/>
+                        <ns0:lang ns0:val="es-ES_tradnl"/>
+                      </ns0:rPr>
+                      <ns0:t>www.edp-sl.com</ns0:t>
+                    </ns0:r>
+                  </ns0:p>
+                </ns0:txbxContent>
+              </ns8:textbox>
+              <ns10:wrap type="through" anchorx="page" anchory="page"/>
+            </ns8:shape>
+          </ns0:pict>
+        </ns1:Fallback>
+      </ns1:AlternateContent>
+    </ns0:r>
+    <ns0:r>
+      <ns0:rPr>
+        <ns0:noProof/>
+      </ns0:rPr>
+      <ns1:AlternateContent>
+        <ns1:Choice Requires="wps">
+          <ns0:drawing>
+            <ns3:anchor distT="0" distB="0" distL="114300" distR="114300" simplePos="0" relativeHeight="251662336" behindDoc="0" locked="0" layoutInCell="1" allowOverlap="1" ns4:anchorId="16C74CA3" ns4:editId="76D3C3D8">
+              <ns3:simplePos x="0" y="0"/>
+              <ns3:positionH relativeFrom="column">
+                <ns3:posOffset>2971800</ns3:posOffset>
+              </ns3:positionH>
+              <ns3:positionV relativeFrom="paragraph">
+                <ns3:posOffset>226695</ns3:posOffset>
+              </ns3:positionV>
+              <ns3:extent cx="0" cy="457200"/>
+              <ns3:effectExtent l="0" t="0" r="38100" b="19050"/>
+              <ns3:wrapNone/>
+              <ns3:docPr id="28" name="Conector recto 28"/>
+              <ns3:cNvGraphicFramePr/>
+              <ns5:graphic>
+                <ns5:graphicData uri="http://schemas.microsoft.com/office/word/2010/wordprocessingShape">
+                  <ns6:wsp>
+                    <ns6:cNvCnPr/>
+                    <ns6:spPr>
+                      <ns5:xfrm>
+                        <ns5:off x="0" y="0"/>
+                        <ns5:ext cx="0" cy="457200"/>
+                      </ns5:xfrm>
+                      <ns5:prstGeom prst="line">
+                        <ns5:avLst/>
+                      </ns5:prstGeom>
+                      <ns5:noFill/>
+                      <ns5:ln w="6350" cap="flat" cmpd="sng" algn="ctr">
+                        <ns5:solidFill>
+                          <ns5:sysClr val="windowText" lastClr="000000"/>
+                        </ns5:solidFill>
+                        <ns5:prstDash val="solid"/>
+                        <ns5:miter lim="800000"/>
+                      </ns5:ln>
+                      <ns5:effectLst/>
+                    </ns6:spPr>
+                    <ns6:bodyPr/>
+                  </ns6:wsp>
+                </ns5:graphicData>
+              </ns5:graphic>
+            </ns3:anchor>
+          </ns0:drawing>
+        </ns1:Choice>
+        <ns1:Fallback>
+          <ns0:pict>
+            <ns8:line ns2:anchorId="3B8E2307" id="Conector recto 28" ns9:spid="_x0000_s1026" style="position:absolute;z-index:251668480;visibility:visible;mso-wrap-style:square;mso-wrap-distance-left:9pt;mso-wrap-distance-top:0;mso-wrap-distance-right:9pt;mso-wrap-distance-bottom:0;mso-position-horizontal:absolute;mso-position-horizontal-relative:text;mso-position-vertical:absolute;mso-position-vertical-relative:text" from="234pt,17.85pt" to="234pt,53.85pt" ns9:gfxdata="UEsDBBQABgAIAAAAIQC2gziS/gAAAOEBAAATAAAAW0NvbnRlbnRfVHlwZXNdLnhtbJSRQU7DMBBF 90jcwfIWJU67QAgl6YK0S0CoHGBkTxKLZGx5TGhvj5O2G0SRWNoz/78nu9wcxkFMGNg6quQqL6RA 0s5Y6ir5vt9lD1JwBDIwOMJKHpHlpr69KfdHjyxSmriSfYz+USnWPY7AufNIadK6MEJMx9ApD/oD OlTrorhX2lFEilmcO2RdNtjC5xDF9pCuTyYBB5bi6bQ4syoJ3g9WQ0ymaiLzg5KdCXlKLjvcW893 SUOqXwnz5DrgnHtJTxOsQfEKIT7DmDSUCaxw7Rqn8787ZsmRM9e2VmPeBN4uqYvTtW7jvijg9N/y JsXecLq0q+WD6m8AAAD//wMAUEsDBBQABgAIAAAAIQA4/SH/1gAAAJQBAAALAAAAX3JlbHMvLnJl bHOkkMFqwzAMhu+DvYPRfXGawxijTi+j0GvpHsDYimMaW0Yy2fr2M4PBMnrbUb/Q94l/f/hMi1qR JVI2sOt6UJgd+ZiDgffL8ekFlFSbvV0oo4EbChzGx4f9GRdb25HMsYhqlCwG5lrLq9biZkxWOiqY 22YiTra2kYMu1l1tQD30/bPm3wwYN0x18gb45AdQl1tp5j/sFB2T0FQ7R0nTNEV3j6o9feQzro1i OWA14Fm+Q8a1a8+Bvu/d/dMb2JY5uiPbhG/ktn4cqGU/er3pcvwCAAD//wMAUEsDBBQABgAIAAAA IQB2XM8xrwEAAFgDAAAOAAAAZHJzL2Uyb0RvYy54bWysU01vEzEQvSPxHyzfidNCS7WK00OjckFQ ifIDpv7YteQveUw2+feMvSENcEPswWvPeN7Oe/N2c38Inu1NQZei5FerNWcmqqRdHCX//vz47o4z rBA1+BSN5EeD/H779s1mzoO5TlPy2hRGIBGHOUs+1ZoHIVBNJgCuUjaRkjaVAJWOZRS6wEzowYvr 9fpWzKnoXJIyiBTdLUm+7fjWGlW/WoumMi859Vb7Wvr60lax3cAwFsiTU6c24B+6COAiffQMtYMK 7Edxf0EFp0rCZOtKpSCStU6ZzoHYXK3/YPNtgmw6FxIH81km/H+w6sv+IT4VkmHOOGB+Ko3FwZbQ 3tQfO3SxjmexzKEytQQVRT/cfKQ5NB3Fa10uWD+ZFFjbSO5dbDRggP1nrMvVX1daOKZH530fhY9s lvz2/Q0NSwEZwnqotA1ZS45x5Az8SE5TtXRETN7pVt1w8IgPvrA90LDJIzrNz9QtZx6wUoIo9OfU 7G+lrZ0d4LQU99TijeAqGdS7IPndZbWP7YumW+xE6lXBtntJ+tiFFe1E4+sKnazW/HF5pv3lD7H9 CQAA//8DAFBLAwQUAAYACAAAACEAsPHN7N4AAAAKAQAADwAAAGRycy9kb3ducmV2LnhtbEyPTU/D MAyG70j8h8hI3FgChXXqmk5oaAduo4DEMWvcj9E4VZNu5d9jxAGOth+9ft58M7tenHAMnScNtwsF AqnytqNGw9vr7mYFIkRD1vSeUMMXBtgUlxe5yaw/0wueytgIDqGQGQ1tjEMmZahadCYs/IDEt9qP zkQex0ba0Zw53PXyTqmldKYj/tCaAbctVp/l5DRM+22tul0yHz+SUk7P6f79qW60vr6aH9cgIs7x D4YffVaHgp0OfiIbRK/hfrniLlFD8pCCYOB3cWBSpSnIIpf/KxTfAAAA//8DAFBLAQItABQABgAI AAAAIQC2gziS/gAAAOEBAAATAAAAAAAAAAAAAAAAAAAAAABbQ29udGVudF9UeXBlc10ueG1sUEsB Ai0AFAAGAAgAAAAhADj9If/WAAAAlAEAAAsAAAAAAAAAAAAAAAAALwEAAF9yZWxzLy5yZWxzUEsB Ai0AFAAGAAgAAAAhAHZczzGvAQAAWAMAAA4AAAAAAAAAAAAAAAAALgIAAGRycy9lMm9Eb2MueG1s UEsBAi0AFAAGAAgAAAAhALDxzezeAAAACgEAAA8AAAAAAAAAAAAAAAAACQQAAGRycy9kb3ducmV2 LnhtbFBLBQYAAAAABAAEAPMAAAAUBQAAAAA= " strokecolor="windowText" strokeweight=".5pt">
+              <ns8:stroke joinstyle="miter"/>
+            </ns8:line>
+          </ns0:pict>
+        </ns1:Fallback>
+      </ns1:AlternateContent>
+    </ns0:r>
+    <ns0:r>
+      <ns0:rPr>
+        <ns0:noProof/>
+      </ns0:rPr>
+      <ns1:AlternateContent>
+        <ns1:Choice Requires="wps">
+          <ns0:drawing>
+            <ns3:anchor distT="0" distB="0" distL="114300" distR="114300" simplePos="0" relativeHeight="251652096" behindDoc="0" locked="0" layoutInCell="1" allowOverlap="1" ns4:anchorId="350D279F" ns4:editId="54B5E171">
+              <ns3:simplePos x="0" y="0"/>
+              <ns3:positionH relativeFrom="column">
+                <ns3:posOffset>228600</ns3:posOffset>
+              </ns3:positionH>
+              <ns3:positionV relativeFrom="paragraph">
+                <ns3:posOffset>112395</ns3:posOffset>
+              </ns3:positionV>
+              <ns3:extent cx="6400800" cy="0"/>
+              <ns3:effectExtent l="0" t="0" r="25400" b="25400"/>
+              <ns3:wrapNone/>
+              <ns3:docPr id="217511060" name="Conector recto 217511060"/>
+              <ns3:cNvGraphicFramePr/>
+              <ns5:graphic>
+                <ns5:graphicData uri="http://schemas.microsoft.com/office/word/2010/wordprocessingShape">
+                  <ns6:wsp>
+                    <ns6:cNvCnPr/>
+                    <ns6:spPr>
+                      <ns5:xfrm>
+                        <ns5:off x="0" y="0"/>
+                        <ns5:ext cx="6400800" cy="0"/>
+                      </ns5:xfrm>
+                      <ns5:prstGeom prst="line">
+                        <ns5:avLst/>
+                      </ns5:prstGeom>
+                      <ns5:noFill/>
+                      <ns5:ln w="6350" cap="flat" cmpd="sng" algn="ctr">
+                        <ns5:solidFill>
+                          <ns5:srgbClr val="5B9BD5"/>
+                        </ns5:solidFill>
+                        <ns5:prstDash val="solid"/>
+                        <ns5:miter lim="800000"/>
+                      </ns5:ln>
+                      <ns5:effectLst/>
+                    </ns6:spPr>
+                    <ns6:bodyPr/>
+                  </ns6:wsp>
+                </ns5:graphicData>
+              </ns5:graphic>
+            </ns3:anchor>
+          </ns0:drawing>
+        </ns1:Choice>
+        <ns1:Fallback>
+          <ns0:pict>
+            <ns8:line ns2:anchorId="256B0012" id="Conector recto 217511060" ns9:spid="_x0000_s1026" style="position:absolute;z-index:251663360;visibility:visible;mso-wrap-style:square;mso-wrap-distance-left:9pt;mso-wrap-distance-top:0;mso-wrap-distance-right:9pt;mso-wrap-distance-bottom:0;mso-position-horizontal:absolute;mso-position-horizontal-relative:text;mso-position-vertical:absolute;mso-position-vertical-relative:text" from="18pt,8.85pt" to="522pt,8.85pt" ns9:gfxdata="UEsDBBQABgAIAAAAIQC2gziS/gAAAOEBAAATAAAAW0NvbnRlbnRfVHlwZXNdLnhtbJSRQU7DMBBF 90jcwfIWJU67QAgl6YK0S0CoHGBkTxKLZGx5TGhvj5O2G0SRWNoz/78nu9wcxkFMGNg6quQqL6RA 0s5Y6ir5vt9lD1JwBDIwOMJKHpHlpr69KfdHjyxSmriSfYz+USnWPY7AufNIadK6MEJMx9ApD/oD OlTrorhX2lFEilmcO2RdNtjC5xDF9pCuTyYBB5bi6bQ4syoJ3g9WQ0ymaiLzg5KdCXlKLjvcW893 SUOqXwnz5DrgnHtJTxOsQfEKIT7DmDSUCaxw7Rqn8787ZsmRM9e2VmPeBN4uqYvTtW7jvijg9N/y JsXecLq0q+WD6m8AAAD//wMAUEsDBBQABgAIAAAAIQA4/SH/1gAAAJQBAAALAAAAX3JlbHMvLnJl bHOkkMFqwzAMhu+DvYPRfXGawxijTi+j0GvpHsDYimMaW0Yy2fr2M4PBMnrbUb/Q94l/f/hMi1qR JVI2sOt6UJgd+ZiDgffL8ekFlFSbvV0oo4EbChzGx4f9GRdb25HMsYhqlCwG5lrLq9biZkxWOiqY 22YiTra2kYMu1l1tQD30/bPm3wwYN0x18gb45AdQl1tp5j/sFB2T0FQ7R0nTNEV3j6o9feQzro1i OWA14Fm+Q8a1a8+Bvu/d/dMb2JY5uiPbhG/ktn4cqGU/er3pcvwCAAD//wMAUEsDBBQABgAIAAAA IQASzCNUqwEAAEUDAAAOAAAAZHJzL2Uyb0RvYy54bWysUk1v2zAMvQ/YfxB0X+x2S9EZcQq0QXsp tgLbfgAjS7YAfYHU4uTfl1LStOtuw3yQKZF65Ht6q5u9d2KnkWwMvbxYtFLooOJgw9jLXz/vP11L QRnCAC4G3cuDJnmz/vhhNadOX8YpukGjYJBA3Zx6OeWcuqYhNWkPtIhJB06aiB4yb3FsBoSZ0b1r Ltv2qpkjDgmj0kR8ujkm5briG6NV/m4M6SxcL3m2XFes67aszXoF3YiQJqtOY8A/TOHBBm56htpA BvEb7V9Q3iqMFE1eqOibaIxVunJgNhftOzY/Jki6cmFxKJ1lov8Hq77t7sITsgxzoo7SExYWe4O+ /Hk+sa9iHc5i6X0Wig+vvrTtdcuaqpdc83oxIeUHHb0oQS+dDYUHdLB7pMzNuPSlpByHeG+dq2/h gpgZ/POyIAM7wjjIHPo09JLCKAW4ka2mMlZEis4O5XbBIRy3dw7FDvi5l7dfbzfL8sLc7Y+y0noD NB3raupoBG8zu9FZ30umxt/ptgsFXVc/nQi8ylWibRwOVcWm7PitatOTr4oZ3u45fuv+9TMAAAD/ /wMAUEsDBBQABgAIAAAAIQAyLg083QAAAAkBAAAPAAAAZHJzL2Rvd25yZXYueG1sTI9BSwMxEIXv gv8hjODNJmptZd1sKYJQQQqtgnrLbsbdxWSyJGm7/nun9KDH+d7jzXvlYvRO7DGmPpCG64kCgdQE 21Or4e316eoeRMqGrHGBUMMPJlhU52elKWw40Ab329wKDqFUGA1dzkMhZWo69CZNwoDE2leI3mQ+ YyttNAcO907eKDWT3vTEHzoz4GOHzfd25zXU6xg/7j7fB7d82aj1mFYhPq+0vrwYlw8gMo75zwzH +lwdKu5Uhx3ZJJyG2xlPyczncxBHXU2nTOoTkVUp/y+ofgEAAP//AwBQSwECLQAUAAYACAAAACEA toM4kv4AAADhAQAAEwAAAAAAAAAAAAAAAAAAAAAAW0NvbnRlbnRfVHlwZXNdLnhtbFBLAQItABQA BgAIAAAAIQA4/SH/1gAAAJQBAAALAAAAAAAAAAAAAAAAAC8BAABfcmVscy8ucmVsc1BLAQItABQA BgAIAAAAIQASzCNUqwEAAEUDAAAOAAAAAAAAAAAAAAAAAC4CAABkcnMvZTJvRG9jLnhtbFBLAQIt ABQABgAIAAAAIQAyLg083QAAAAkBAAAPAAAAAAAAAAAAAAAAAAUEAABkcnMvZG93bnJldi54bWxQ SwUGAAAAAAQABADzAAAADwUAAAAA " strokecolor="#5b9bd5" strokeweight=".5pt">
+              <ns8:stroke joinstyle="miter"/>
+            </ns8:line>
+          </ns0:pict>
+        </ns1:Fallback>
+      </ns1:AlternateContent>
+    </ns0:r>
+  </ns0:p>
+  <ns0:p ns2:paraId="36D66F2B" ns2:textId="77777777" ns0:rsidR="008C47A6" ns0:rsidRDefault="00000000" ns0:rsidP="00E74375">
+    <ns0:r>
+      <ns0:rPr>
+        <ns0:noProof/>
+      </ns0:rPr>
+      <ns1:AlternateContent>
+        <ns1:Choice Requires="wps">
+          <ns0:drawing>
+            <ns3:anchor distT="0" distB="0" distL="114300" distR="114300" simplePos="0" relativeHeight="251664384" behindDoc="0" locked="0" layoutInCell="1" allowOverlap="1" ns4:anchorId="60968E5B" ns4:editId="0AE01EE4">
+              <ns3:simplePos x="0" y="0"/>
+              <ns3:positionH relativeFrom="page">
+                <ns3:posOffset>5890716</ns3:posOffset>
+              </ns3:positionH>
+              <ns3:positionV relativeFrom="page">
+                <ns3:posOffset>10161905</ns3:posOffset>
+              </ns3:positionV>
+              <ns3:extent cx="1047115" cy="313690"/>
+              <ns3:effectExtent l="0" t="0" r="0" b="0"/>
+              <ns3:wrapThrough wrapText="bothSides">
+                <ns3:wrapPolygon edited="0">
+                  <ns3:start x="786" y="0"/>
+                  <ns3:lineTo x="786" y="19676"/>
+                  <ns3:lineTo x="20434" y="19676"/>
+                  <ns3:lineTo x="20434" y="0"/>
+                  <ns3:lineTo x="786" y="0"/>
+                </ns3:wrapPolygon>
+              </ns3:wrapThrough>
+              <ns3:docPr id="34" name="Text Box 10"/>
+              <ns3:cNvGraphicFramePr>
+                <ns5:graphicFrameLocks/>
+              </ns3:cNvGraphicFramePr>
+              <ns5:graphic>
+                <ns5:graphicData uri="http://schemas.microsoft.com/office/word/2010/wordprocessingShape">
+                  <ns6:wsp>
+                    <ns6:cNvSpPr txBox="1">
+                      <ns5:spLocks/>
+                    </ns6:cNvSpPr>
+                    <ns6:spPr>
+                      <ns5:xfrm>
+                        <ns5:off x="0" y="0"/>
+                        <ns5:ext cx="1047115" cy="313690"/>
+                      </ns5:xfrm>
+                      <ns5:prstGeom prst="rect">
+                        <ns5:avLst/>
+                      </ns5:prstGeom>
+                      <ns5:noFill/>
+                      <ns5:ln>
+                        <ns5:noFill/>
+                      </ns5:ln>
+                      <ns5:effectLst/>
+                      <ns5:extLst>
+                        <ns5:ext uri="{C572A759-6A51-4108-AA02-DFA0A04FC94B}">
+                          <ns7:wrappingTextBoxFlag/>
+                        </ns5:ext>
+                      </ns5:extLst>
+                    </ns6:spPr>
+                    <ns6:txbx>
+                      <ns0:txbxContent>
+                        <ns0:p ns2:paraId="1A04D46D" ns2:textId="77777777" ns0:rsidR="008C47A6" ns0:rsidRPr="00C954D2" ns0:rsidRDefault="00000000" ns0:rsidP="001E1BF6">
+                          <ns0:pPr>
+                            <ns0:jc ns0:val="right"/>
+                            <ns0:rPr>
+                              <ns0:i/>
+                              <ns0:color ns0:val="0070C0"/>
+                              <ns0:sz ns0:val="14"/>
+                              <ns0:szCs ns0:val="14"/>
+                            </ns0:rPr>
+                          </ns0:pPr>
+                          <ns0:r ns0:rsidRPr="00C954D2">
+                            <ns0:rPr>
+                              <ns0:i/>
+                              <ns0:color ns0:val="0070C0"/>
+                              <ns0:sz ns0:val="14"/>
+                              <ns0:szCs ns0:val="14"/>
+                            </ns0:rPr>
+                            <ns0:t xml:space="preserve">Página </ns0:t>
+                          </ns0:r>
+                          <ns0:r ns0:rsidRPr="00C954D2">
+                            <ns0:rPr>
+                              <ns0:i/>
+                              <ns0:color ns0:val="0070C0"/>
+                              <ns0:sz ns0:val="14"/>
+                              <ns0:szCs ns0:val="14"/>
+                            </ns0:rPr>
+                            <ns0:fldChar ns0:fldCharType="begin"/>
+                          </ns0:r>
+                          <ns0:r ns0:rsidRPr="00C954D2">
+                            <ns0:rPr>
+                              <ns0:i/>
+                              <ns0:color ns0:val="0070C0"/>
+                              <ns0:sz ns0:val="14"/>
+                              <ns0:szCs ns0:val="14"/>
+                            </ns0:rPr>
+                            <ns0:instrText>PAGE   \* MERGEFORMAT</ns0:instrText>
+                          </ns0:r>
+                          <ns0:r ns0:rsidRPr="00C954D2">
+                            <ns0:rPr>
+                              <ns0:i/>
+                              <ns0:color ns0:val="0070C0"/>
+                              <ns0:sz ns0:val="14"/>
+                              <ns0:szCs ns0:val="14"/>
+                            </ns0:rPr>
+                            <ns0:fldChar ns0:fldCharType="separate"/>
+                          </ns0:r>
+                          <ns0:r ns0:rsidRPr="00C954D2">
+                            <ns0:rPr>
+                              <ns0:i/>
+                              <ns0:noProof/>
+                              <ns0:color ns0:val="0070C0"/>
+                              <ns0:sz ns0:val="14"/>
+                              <ns0:szCs ns0:val="14"/>
+                            </ns0:rPr>
+                            <ns0:t>19</ns0:t>
+                          </ns0:r>
+                          <ns0:r ns0:rsidRPr="00C954D2">
+                            <ns0:rPr>
+                              <ns0:i/>
+                              <ns0:color ns0:val="0070C0"/>
+                              <ns0:sz ns0:val="14"/>
+                              <ns0:szCs ns0:val="14"/>
+                            </ns0:rPr>
+                            <ns0:fldChar ns0:fldCharType="end"/>
+                          </ns0:r>
+                        </ns0:p>
+                        <ns0:p ns2:paraId="4656104C" ns2:textId="77777777" ns0:rsidR="008C47A6" ns0:rsidRPr="00C954D2" ns0:rsidRDefault="00000000" ns0:rsidP="001E1BF6">
+                          <ns0:pPr>
+                            <ns0:jc ns0:val="right"/>
+                            <ns0:rPr>
+                              <ns0:i/>
+                              <ns0:color ns0:val="0070C0"/>
+                              <ns0:sz ns0:val="14"/>
+                              <ns0:szCs ns0:val="14"/>
+                            </ns0:rPr>
+                          </ns0:pPr>
+                          <ns0:r ns0:rsidRPr="00C954D2">
+                            <ns0:rPr>
+                              <ns0:i/>
+                              <ns0:color ns0:val="0070C0"/>
+                              <ns0:sz ns0:val="14"/>
+                              <ns0:szCs ns0:val="14"/>
+                            </ns0:rPr>
+                            <ns0:t>5</ns0:t>
+                          </ns0:r>
+                          <ns0:r>
+                            <ns0:rPr>
+                              <ns0:i/>
+                              <ns0:color ns0:val="0070C0"/>
+                              <ns0:sz ns0:val="14"/>
+                              <ns0:szCs ns0:val="14"/>
+                            </ns0:rPr>
+                            <ns0:t>35.2.1</ns0:t>
+                          </ns0:r>
+                        </ns0:p>
+                      </ns0:txbxContent>
+                    </ns6:txbx>
+                    <ns6:bodyPr rot="0" spcFirstLastPara="0" vertOverflow="overflow" horzOverflow="overflow" vert="horz" wrap="square" lIns="91440" tIns="45720" rIns="91440" bIns="45720" numCol="1" spcCol="0" rtlCol="0" fromWordArt="0" anchor="ctr" anchorCtr="0" forceAA="0" compatLnSpc="1">
+                      <ns5:prstTxWarp prst="textNoShape">
+                        <ns5:avLst/>
+                      </ns5:prstTxWarp>
+                      <ns5:noAutofit/>
+                    </ns6:bodyPr>
+                  </ns6:wsp>
+                </ns5:graphicData>
+              </ns5:graphic>
+              <ns4:sizeRelH relativeFrom="margin">
+                <ns4:pctWidth>0</ns4:pctWidth>
+              </ns4:sizeRelH>
+              <ns4:sizeRelV relativeFrom="margin">
+                <ns4:pctHeight>0</ns4:pctHeight>
+              </ns4:sizeRelV>
+            </ns3:anchor>
+          </ns0:drawing>
+        </ns1:Choice>
+        <ns1:Fallback>
+          <ns0:pict>
+            <ns8:shape ns2:anchorId="60968E5B" id="_x0000_s1030" type="#_x0000_t202" style="position:absolute;left:0;text-align:left;margin-left:463.85pt;margin-top:800.15pt;width:82.45pt;height:24.7pt;z-index:251664384;visibility:visible;mso-wrap-style:square;mso-width-percent:0;mso-height-percent:0;mso-wrap-distance-left:9pt;mso-wrap-distance-top:0;mso-wrap-distance-right:9pt;mso-wrap-distance-bottom:0;mso-position-horizontal:absolute;mso-position-horizontal-relative:page;mso-position-vertical:absolute;mso-position-vertical-relative:page;mso-width-percent:0;mso-height-percent:0;mso-width-relative:margin;mso-height-relative:margin;v-text-anchor:middle" ns9:gfxdata="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" filled="f" stroked="f">
+              <ns8:textbox>
+                <ns0:txbxContent>
+                  <ns0:p ns2:paraId="1A04D46D" ns2:textId="77777777" ns0:rsidR="008C47A6" ns0:rsidRPr="00C954D2" ns0:rsidRDefault="00000000" ns0:rsidP="001E1BF6">
+                    <ns0:pPr>
+                      <ns0:jc ns0:val="right"/>
+                      <ns0:rPr>
+                        <ns0:i/>
+                        <ns0:color ns0:val="0070C0"/>
+                        <ns0:sz ns0:val="14"/>
+                        <ns0:szCs ns0:val="14"/>
+                      </ns0:rPr>
+                    </ns0:pPr>
+                    <ns0:r ns0:rsidRPr="00C954D2">
+                      <ns0:rPr>
+                        <ns0:i/>
+                        <ns0:color ns0:val="0070C0"/>
+                        <ns0:sz ns0:val="14"/>
+                        <ns0:szCs ns0:val="14"/>
+                      </ns0:rPr>
+                      <ns0:t xml:space="preserve">Página </ns0:t>
+                    </ns0:r>
+                    <ns0:r ns0:rsidRPr="00C954D2">
+                      <ns0:rPr>
+                        <ns0:i/>
+                        <ns0:color ns0:val="0070C0"/>
+                        <ns0:sz ns0:val="14"/>
+                        <ns0:szCs ns0:val="14"/>
+                      </ns0:rPr>
+                      <ns0:fldChar ns0:fldCharType="begin"/>
+                    </ns0:r>
+                    <ns0:r ns0:rsidRPr="00C954D2">
+                      <ns0:rPr>
+                        <ns0:i/>
+                        <ns0:color ns0:val="0070C0"/>
+                        <ns0:sz ns0:val="14"/>
+                        <ns0:szCs ns0:val="14"/>
+                      </ns0:rPr>
+                      <ns0:instrText>PAGE   \* MERGEFORMAT</ns0:instrText>
+                    </ns0:r>
+                    <ns0:r ns0:rsidRPr="00C954D2">
+                      <ns0:rPr>
+                        <ns0:i/>
+                        <ns0:color ns0:val="0070C0"/>
+                        <ns0:sz ns0:val="14"/>
+                        <ns0:szCs ns0:val="14"/>
+                      </ns0:rPr>
+                      <ns0:fldChar ns0:fldCharType="separate"/>
+                    </ns0:r>
+                    <ns0:r ns0:rsidRPr="00C954D2">
+                      <ns0:rPr>
+                        <ns0:i/>
+                        <ns0:noProof/>
+                        <ns0:color ns0:val="0070C0"/>
+                        <ns0:sz ns0:val="14"/>
+                        <ns0:szCs ns0:val="14"/>
+                      </ns0:rPr>
+                      <ns0:t>19</ns0:t>
+                    </ns0:r>
+                    <ns0:r ns0:rsidRPr="00C954D2">
+                      <ns0:rPr>
+                        <ns0:i/>
+                        <ns0:color ns0:val="0070C0"/>
+                        <ns0:sz ns0:val="14"/>
+                        <ns0:szCs ns0:val="14"/>
+                      </ns0:rPr>
+                      <ns0:fldChar ns0:fldCharType="end"/>
+                    </ns0:r>
+                  </ns0:p>
+                  <ns0:p ns2:paraId="4656104C" ns2:textId="77777777" ns0:rsidR="008C47A6" ns0:rsidRPr="00C954D2" ns0:rsidRDefault="00000000" ns0:rsidP="001E1BF6">
+                    <ns0:pPr>
+                      <ns0:jc ns0:val="right"/>
+                      <ns0:rPr>
+                        <ns0:i/>
+                        <ns0:color ns0:val="0070C0"/>
+                        <ns0:sz ns0:val="14"/>
+                        <ns0:szCs ns0:val="14"/>
+                      </ns0:rPr>
+                    </ns0:pPr>
+                    <ns0:r ns0:rsidRPr="00C954D2">
+                      <ns0:rPr>
+                        <ns0:i/>
+                        <ns0:color ns0:val="0070C0"/>
+                        <ns0:sz ns0:val="14"/>
+                        <ns0:szCs ns0:val="14"/>
+                      </ns0:rPr>
+                      <ns0:t>5</ns0:t>
+                    </ns0:r>
+                    <ns0:r>
+                      <ns0:rPr>
+                        <ns0:i/>
+                        <ns0:color ns0:val="0070C0"/>
+                        <ns0:sz ns0:val="14"/>
+                        <ns0:szCs ns0:val="14"/>
+                      </ns0:rPr>
+                      <ns0:t>35.2.1</ns0:t>
+                    </ns0:r>
+                  </ns0:p>
+                </ns0:txbxContent>
+              </ns8:textbox>
+              <ns10:wrap type="through" anchorx="page" anchory="page"/>
+            </ns8:shape>
+          </ns0:pict>
+        </ns1:Fallback>
+      </ns1:AlternateContent>
+    </ns0:r>
+    <ns0:r>
+      <ns0:rPr>
+        <ns0:noProof/>
+      </ns0:rPr>
+      <ns1:AlternateContent>
+        <ns1:Choice Requires="wps">
+          <ns0:drawing>
+            <ns3:anchor distT="0" distB="0" distL="114300" distR="114300" simplePos="0" relativeHeight="251658240" behindDoc="0" locked="0" layoutInCell="1" allowOverlap="1" ns4:anchorId="530DBE89" ns4:editId="51535FF7">
+              <ns3:simplePos x="0" y="0"/>
+              <ns3:positionH relativeFrom="column">
+                <ns3:posOffset>1562100</ns3:posOffset>
+              </ns3:positionH>
+              <ns3:positionV relativeFrom="paragraph">
+                <ns3:posOffset>51435</ns3:posOffset>
+              </ns3:positionV>
+              <ns3:extent cx="0" cy="457200"/>
+              <ns3:effectExtent l="0" t="0" r="38100" b="19050"/>
+              <ns3:wrapNone/>
+              <ns3:docPr id="30" name="Conector recto 30"/>
+              <ns3:cNvGraphicFramePr/>
+              <ns5:graphic>
+                <ns5:graphicData uri="http://schemas.microsoft.com/office/word/2010/wordprocessingShape">
+                  <ns6:wsp>
+                    <ns6:cNvCnPr/>
+                    <ns6:spPr>
+                      <ns5:xfrm>
+                        <ns5:off x="0" y="0"/>
+                        <ns5:ext cx="0" cy="457200"/>
+                      </ns5:xfrm>
+                      <ns5:prstGeom prst="line">
+                        <ns5:avLst/>
+                      </ns5:prstGeom>
+                      <ns5:noFill/>
+                      <ns5:ln w="6350" cap="flat" cmpd="sng" algn="ctr">
+                        <ns5:solidFill>
+                          <ns5:sysClr val="windowText" lastClr="000000"/>
+                        </ns5:solidFill>
+                        <ns5:prstDash val="solid"/>
+                        <ns5:miter lim="800000"/>
+                      </ns5:ln>
+                      <ns5:effectLst/>
+                    </ns6:spPr>
+                    <ns6:bodyPr/>
+                  </ns6:wsp>
+                </ns5:graphicData>
+              </ns5:graphic>
+            </ns3:anchor>
+          </ns0:drawing>
+        </ns1:Choice>
+        <ns1:Fallback>
+          <ns0:pict>
+            <ns8:line ns2:anchorId="29C75443" id="Conector recto 30" ns9:spid="_x0000_s1026" style="position:absolute;z-index:251666432;visibility:visible;mso-wrap-style:square;mso-wrap-distance-left:9pt;mso-wrap-distance-top:0;mso-wrap-distance-right:9pt;mso-wrap-distance-bottom:0;mso-position-horizontal:absolute;mso-position-horizontal-relative:text;mso-position-vertical:absolute;mso-position-vertical-relative:text" from="123pt,4.05pt" to="123pt,40.05pt" ns9:gfxdata="UEsDBBQABgAIAAAAIQC2gziS/gAAAOEBAAATAAAAW0NvbnRlbnRfVHlwZXNdLnhtbJSRQU7DMBBF 90jcwfIWJU67QAgl6YK0S0CoHGBkTxKLZGx5TGhvj5O2G0SRWNoz/78nu9wcxkFMGNg6quQqL6RA 0s5Y6ir5vt9lD1JwBDIwOMJKHpHlpr69KfdHjyxSmriSfYz+USnWPY7AufNIadK6MEJMx9ApD/oD OlTrorhX2lFEilmcO2RdNtjC5xDF9pCuTyYBB5bi6bQ4syoJ3g9WQ0ymaiLzg5KdCXlKLjvcW893 SUOqXwnz5DrgnHtJTxOsQfEKIT7DmDSUCaxw7Rqn8787ZsmRM9e2VmPeBN4uqYvTtW7jvijg9N/y JsXecLq0q+WD6m8AAAD//wMAUEsDBBQABgAIAAAAIQA4/SH/1gAAAJQBAAALAAAAX3JlbHMvLnJl bHOkkMFqwzAMhu+DvYPRfXGawxijTi+j0GvpHsDYimMaW0Yy2fr2M4PBMnrbUb/Q94l/f/hMi1qR JVI2sOt6UJgd+ZiDgffL8ekFlFSbvV0oo4EbChzGx4f9GRdb25HMsYhqlCwG5lrLq9biZkxWOiqY 22YiTra2kYMu1l1tQD30/bPm3wwYN0x18gb45AdQl1tp5j/sFB2T0FQ7R0nTNEV3j6o9feQzro1i OWA14Fm+Q8a1a8+Bvu/d/dMb2JY5uiPbhG/ktn4cqGU/er3pcvwCAAD//wMAUEsDBBQABgAIAAAA IQB2XM8xrwEAAFgDAAAOAAAAZHJzL2Uyb0RvYy54bWysU01vEzEQvSPxHyzfidNCS7WK00OjckFQ ifIDpv7YteQveUw2+feMvSENcEPswWvPeN7Oe/N2c38Inu1NQZei5FerNWcmqqRdHCX//vz47o4z rBA1+BSN5EeD/H779s1mzoO5TlPy2hRGIBGHOUs+1ZoHIVBNJgCuUjaRkjaVAJWOZRS6wEzowYvr 9fpWzKnoXJIyiBTdLUm+7fjWGlW/WoumMi859Vb7Wvr60lax3cAwFsiTU6c24B+6COAiffQMtYMK 7Edxf0EFp0rCZOtKpSCStU6ZzoHYXK3/YPNtgmw6FxIH81km/H+w6sv+IT4VkmHOOGB+Ko3FwZbQ 3tQfO3SxjmexzKEytQQVRT/cfKQ5NB3Fa10uWD+ZFFjbSO5dbDRggP1nrMvVX1daOKZH530fhY9s lvz2/Q0NSwEZwnqotA1ZS45x5Az8SE5TtXRETN7pVt1w8IgPvrA90LDJIzrNz9QtZx6wUoIo9OfU 7G+lrZ0d4LQU99TijeAqGdS7IPndZbWP7YumW+xE6lXBtntJ+tiFFe1E4+sKnazW/HF5pv3lD7H9 CQAA//8DAFBLAwQUAAYACAAAACEA3Ghnn9wAAAAIAQAADwAAAGRycy9kb3ducmV2LnhtbEyPy07D MBBF90j9B2sqsaN2WlSqEKeqWnXBrgSQWLrx5AHxOIqdNvw9g1jA8uiO7pybbSfXiQsOofWkIVko EEilty3VGl5fjncbECEasqbzhBq+MMA2n91kJrX+Ss94KWItuIRCajQ0MfaplKFs0Jmw8D0SZ5Uf nImMQy3tYK5c7jq5VGotnWmJPzSmx32D5WcxOg3jaV+p9riaPt5XhRyfHk5vh6rW+nY+7R5BRJzi 3zH86LM65Ox09iPZIDoNy/s1b4kaNgkIzn/5zKwSkHkm/w/IvwEAAP//AwBQSwECLQAUAAYACAAA ACEAtoM4kv4AAADhAQAAEwAAAAAAAAAAAAAAAAAAAAAAW0NvbnRlbnRfVHlwZXNdLnhtbFBLAQIt ABQABgAIAAAAIQA4/SH/1gAAAJQBAAALAAAAAAAAAAAAAAAAAC8BAABfcmVscy8ucmVsc1BLAQIt ABQABgAIAAAAIQB2XM8xrwEAAFgDAAAOAAAAAAAAAAAAAAAAAC4CAABkcnMvZTJvRG9jLnhtbFBL AQItABQABgAIAAAAIQDcaGef3AAAAAgBAAAPAAAAAAAAAAAAAAAAAAkEAABkcnMvZG93bnJldi54 bWxQSwUGAAAAAAQABADzAAAAEgUAAAAA " strokecolor="windowText" strokeweight=".5pt">
+              <ns8:stroke joinstyle="miter"/>
+            </ns8:line>
+          </ns0:pict>
+        </ns1:Fallback>
+      </ns1:AlternateContent>
+    </ns0:r>
+    <ns0:r>
+      <ns0:rPr>
+        <ns0:noProof/>
+      </ns0:rPr>
+      <ns1:AlternateContent>
+        <ns1:Choice Requires="wps">
+          <ns0:drawing>
+            <ns3:anchor distT="0" distB="0" distL="114300" distR="114300" simplePos="0" relativeHeight="251654144" behindDoc="0" locked="0" layoutInCell="1" allowOverlap="1" ns4:anchorId="06956A8A" ns4:editId="2D24E183">
+              <ns3:simplePos x="0" y="0"/>
+              <ns3:positionH relativeFrom="column">
+                <ns3:posOffset>304800</ns3:posOffset>
+              </ns3:positionH>
+              <ns3:positionV relativeFrom="paragraph">
+                <ns3:posOffset>51435</ns3:posOffset>
+              </ns3:positionV>
+              <ns3:extent cx="0" cy="457200"/>
+              <ns3:effectExtent l="0" t="0" r="38100" b="19050"/>
+              <ns3:wrapNone/>
+              <ns3:docPr id="31" name="Conector recto 31"/>
+              <ns3:cNvGraphicFramePr/>
+              <ns5:graphic>
+                <ns5:graphicData uri="http://schemas.microsoft.com/office/word/2010/wordprocessingShape">
+                  <ns6:wsp>
+                    <ns6:cNvCnPr/>
+                    <ns6:spPr>
+                      <ns5:xfrm>
+                        <ns5:off x="0" y="0"/>
+                        <ns5:ext cx="0" cy="457200"/>
+                      </ns5:xfrm>
+                      <ns5:prstGeom prst="line">
+                        <ns5:avLst/>
+                      </ns5:prstGeom>
+                      <ns5:noFill/>
+                      <ns5:ln w="6350" cap="flat" cmpd="sng" algn="ctr">
+                        <ns5:solidFill>
+                          <ns5:sysClr val="windowText" lastClr="000000"/>
+                        </ns5:solidFill>
+                        <ns5:prstDash val="solid"/>
+                        <ns5:miter lim="800000"/>
+                      </ns5:ln>
+                      <ns5:effectLst/>
+                    </ns6:spPr>
+                    <ns6:bodyPr/>
+                  </ns6:wsp>
+                </ns5:graphicData>
+              </ns5:graphic>
+            </ns3:anchor>
+          </ns0:drawing>
+        </ns1:Choice>
+        <ns1:Fallback>
+          <ns0:pict>
+            <ns8:line ns2:anchorId="26AC4FCA" id="Conector recto 31" ns9:spid="_x0000_s1026" style="position:absolute;z-index:251664384;visibility:visible;mso-wrap-style:square;mso-wrap-distance-left:9pt;mso-wrap-distance-top:0;mso-wrap-distance-right:9pt;mso-wrap-distance-bottom:0;mso-position-horizontal:absolute;mso-position-horizontal-relative:text;mso-position-vertical:absolute;mso-position-vertical-relative:text" from="24pt,4.05pt" to="24pt,40.05pt" ns9:gfxdata="UEsDBBQABgAIAAAAIQC2gziS/gAAAOEBAAATAAAAW0NvbnRlbnRfVHlwZXNdLnhtbJSRQU7DMBBF 90jcwfIWJU67QAgl6YK0S0CoHGBkTxKLZGx5TGhvj5O2G0SRWNoz/78nu9wcxkFMGNg6quQqL6RA 0s5Y6ir5vt9lD1JwBDIwOMJKHpHlpr69KfdHjyxSmriSfYz+USnWPY7AufNIadK6MEJMx9ApD/oD OlTrorhX2lFEilmcO2RdNtjC5xDF9pCuTyYBB5bi6bQ4syoJ3g9WQ0ymaiLzg5KdCXlKLjvcW893 SUOqXwnz5DrgnHtJTxOsQfEKIT7DmDSUCaxw7Rqn8787ZsmRM9e2VmPeBN4uqYvTtW7jvijg9N/y JsXecLq0q+WD6m8AAAD//wMAUEsDBBQABgAIAAAAIQA4/SH/1gAAAJQBAAALAAAAX3JlbHMvLnJl bHOkkMFqwzAMhu+DvYPRfXGawxijTi+j0GvpHsDYimMaW0Yy2fr2M4PBMnrbUb/Q94l/f/hMi1qR JVI2sOt6UJgd+ZiDgffL8ekFlFSbvV0oo4EbChzGx4f9GRdb25HMsYhqlCwG5lrLq9biZkxWOiqY 22YiTra2kYMu1l1tQD30/bPm3wwYN0x18gb45AdQl1tp5j/sFB2T0FQ7R0nTNEV3j6o9feQzro1i OWA14Fm+Q8a1a8+Bvu/d/dMb2JY5uiPbhG/ktn4cqGU/er3pcvwCAAD//wMAUEsDBBQABgAIAAAA IQB2XM8xrwEAAFgDAAAOAAAAZHJzL2Uyb0RvYy54bWysU01vEzEQvSPxHyzfidNCS7WK00OjckFQ ifIDpv7YteQveUw2+feMvSENcEPswWvPeN7Oe/N2c38Inu1NQZei5FerNWcmqqRdHCX//vz47o4z rBA1+BSN5EeD/H779s1mzoO5TlPy2hRGIBGHOUs+1ZoHIVBNJgCuUjaRkjaVAJWOZRS6wEzowYvr 9fpWzKnoXJIyiBTdLUm+7fjWGlW/WoumMi859Vb7Wvr60lax3cAwFsiTU6c24B+6COAiffQMtYMK 7Edxf0EFp0rCZOtKpSCStU6ZzoHYXK3/YPNtgmw6FxIH81km/H+w6sv+IT4VkmHOOGB+Ko3FwZbQ 3tQfO3SxjmexzKEytQQVRT/cfKQ5NB3Fa10uWD+ZFFjbSO5dbDRggP1nrMvVX1daOKZH530fhY9s lvz2/Q0NSwEZwnqotA1ZS45x5Az8SE5TtXRETN7pVt1w8IgPvrA90LDJIzrNz9QtZx6wUoIo9OfU 7G+lrZ0d4LQU99TijeAqGdS7IPndZbWP7YumW+xE6lXBtntJ+tiFFe1E4+sKnazW/HF5pv3lD7H9 CQAA//8DAFBLAwQUAAYACAAAACEAHxfvLNoAAAAGAQAADwAAAGRycy9kb3ducmV2LnhtbEyPy07D MBBF90j9B2sqsaN2WgRRiFNVRV2wKwEklm48eUA8jmKnDX/PwAaWR3d075l8O7tenHEMnScNyUqB QKq87ajR8PpyuElBhGjImt4TavjCANticZWbzPoLPeO5jI3gEgqZ0dDGOGRShqpFZ8LKD0ic1X50 JjKOjbSjuXC56+VaqTvpTEe80JoB9y1Wn+XkNEzHfa26w2b+eN+Ucnq6P7491o3W18t59wAi4hz/ juFHn9WhYKeTn8gG0Wu4TfmVqCFNQHD8iydGlYAscvlfv/gGAAD//wMAUEsBAi0AFAAGAAgAAAAh ALaDOJL+AAAA4QEAABMAAAAAAAAAAAAAAAAAAAAAAFtDb250ZW50X1R5cGVzXS54bWxQSwECLQAU AAYACAAAACEAOP0h/9YAAACUAQAACwAAAAAAAAAAAAAAAAAvAQAAX3JlbHMvLnJlbHNQSwECLQAU AAYACAAAACEAdlzPMa8BAABYAwAADgAAAAAAAAAAAAAAAAAuAgAAZHJzL2Uyb0RvYy54bWxQSwEC LQAUAAYACAAAACEAHxfvLNoAAAAGAQAADwAAAAAAAAAAAAAAAAAJBAAAZHJzL2Rvd25yZXYueG1s UEsFBgAAAAAEAAQA8wAAABAFAAAAAA== " strokecolor="windowText" strokeweight=".5pt">
+              <ns8:stroke joinstyle="miter"/>
+            </ns8:line>
+          </ns0:pict>
+        </ns1:Fallback>
+      </ns1:AlternateContent>
+    </ns0:r>
+  </ns0:p>
+</ns0:ftr>
 </file>
 
 <file path=word/footer2.xml><?xml version="1.0" encoding="utf-8"?>
-<w:ftr xmlns:wpc="http://schemas.microsoft.com/office/word/2010/wordprocessingCanvas" xmlns:cx="http://schemas.microsoft.com/office/drawing/2014/chartex" xmlns:cx1="http://schemas.microsoft.com/office/drawing/2015/9/8/chartex" xmlns:cx2="http://schemas.microsoft.com/office/drawing/2015/10/21/chartex" xmlns:cx3="http://schemas.microsoft.com/office/drawing/2016/5/9/chartex" xmlns:cx4="http://schemas.microsoft.com/office/drawing/2016/5/10/chartex" xmlns:cx5="http://schemas.microsoft.com/office/drawing/2016/5/11/chartex" xmlns:cx6="http://schemas.microsoft.com/office/drawing/2016/5/12/chartex" xmlns:cx7="http://schemas.microsoft.com/office/drawing/2016/5/13/chartex" xmlns:cx8="http://schemas.microsoft.com/office/drawing/2016/5/14/chartex" xmlns:mc="http://schemas.openxmlformats.org/markup-compatibility/2006" xmlns:aink="http://schemas.microsoft.com/office/drawing/2016/ink" xmlns:am3d="http://schemas.microsoft.com/office/drawing/2017/model3d" xmlns:o="urn:schemas-microsoft-com:office:office" xmlns:oel="http://schemas.microsoft.com/office/2019/extlst" xmlns:r="http://schemas.openxmlformats.org/officeDocument/2006/relationships" xmlns:m="http://schemas.openxmlformats.org/officeDocument/2006/math" xmlns:v="urn:schemas-microsoft-com:vml" xmlns:wp14="http://schemas.microsoft.com/office/word/2010/wordprocessingDrawing" xmlns:wp="http://schemas.openxmlformats.org/drawingml/2006/wordprocessingDrawing" xmlns:w10="urn:schemas-microsoft-com:office:word" xmlns:w="http://schemas.openxmlformats.org/wordprocessingml/2006/main" xmlns:w14="http://schemas.microsoft.com/office/word/2010/wordml" xmlns:w15="http://schemas.microsoft.com/office/word/2012/wordml" xmlns:w16cex="http://schemas.microsoft.com/office/word/2018/wordml/cex" xmlns:w16cid="http://schemas.microsoft.com/office/word/2016/wordml/cid" xmlns:w16="http://schemas.microsoft.com/office/word/2018/wordml" xmlns:w16du="http://schemas.microsoft.com/office/word/2023/wordml/word16du" xmlns:w16sdtdh="http://schemas.microsoft.com/office/word/2020/wordml/sdtdatahash" xmlns:w16sdtfl="http://schemas.microsoft.com/office/word/2024/wordml/sdtformatlock" xmlns:w16se="http://schemas.microsoft.com/office/word/2015/wordml/symex" xmlns:wpg="http://schemas.microsoft.com/office/word/2010/wordprocessingGroup" xmlns:wpi="http://schemas.microsoft.com/office/word/2010/wordprocessingInk" xmlns:wne="http://schemas.microsoft.com/office/word/2006/wordml" xmlns:wps="http://schemas.microsoft.com/office/word/2010/wordprocessingShape" mc:Ignorable="w14 w15 w16se w16cid w16 w16cex w16sdtdh w16sdtfl w16du wp14">
-  <w:p>
-    <w:r>
-      <w:rPr>
-        <w:noProof/>
-      </w:rPr>
-      <mc:AlternateContent>
-        <mc:Choice Requires="wps">
-          <w:drawing>
-            <wp:anchor distT="0" distB="0" distL="114300" distR="114300" simplePos="0" relativeHeight="251661312" behindDoc="0" locked="0" layoutInCell="1" allowOverlap="1" wp14:anchorId="32FBE6F8" wp14:editId="03361862">
-              <wp:simplePos x="0" y="0"/>
-              <wp:positionH relativeFrom="page">
-                <wp:posOffset>4058285</wp:posOffset>
-              </wp:positionH>
-              <wp:positionV relativeFrom="page">
-                <wp:posOffset>10132695</wp:posOffset>
-              </wp:positionV>
-              <wp:extent cx="1714500" cy="342900"/>
-              <wp:effectExtent l="0" t="0" r="0" b="0"/>
-              <wp:wrapThrough wrapText="bothSides">
-                <wp:wrapPolygon edited="0">
-                  <wp:start x="480" y="0"/>
-                  <wp:lineTo x="480" y="20400"/>
-                  <wp:lineTo x="20880" y="20400"/>
-                  <wp:lineTo x="20880" y="0"/>
-                  <wp:lineTo x="480" y="0"/>
-                </wp:wrapPolygon>
-              </wp:wrapThrough>
-              <wp:docPr id="1001260262" name="Text Box 10"/>
-              <wp:cNvGraphicFramePr>
-                <a:graphicFrameLocks xmlns:a="http://schemas.openxmlformats.org/drawingml/2006/main"/>
-              </wp:cNvGraphicFramePr>
-              <a:graphic xmlns:a="http://schemas.openxmlformats.org/drawingml/2006/main">
-                <a:graphicData uri="http://schemas.microsoft.com/office/word/2010/wordprocessingShape">
-                  <wps:wsp>
-                    <wps:cNvSpPr txBox="1">
-                      <a:spLocks/>
-                    </wps:cNvSpPr>
-                    <wps:spPr>
-                      <a:xfrm>
-                        <a:off x="0" y="0"/>
-                        <a:ext cx="1714500" cy="342900"/>
-                      </a:xfrm>
-                      <a:prstGeom prst="rect">
-                        <a:avLst/>
-                      </a:prstGeom>
-                      <a:noFill/>
-                      <a:ln>
-                        <a:noFill/>
-                      </a:ln>
-                      <a:effectLst/>
-                      <a:extLst>
-                        <a:ext uri="{C572A759-6A51-4108-AA02-DFA0A04FC94B}">
-                          <ma14:wrappingTextBoxFlag xmlns:ma14="http://schemas.microsoft.com/office/mac/drawingml/2011/main" xmlns:w="http://schemas.openxmlformats.org/wordprocessingml/2006/main" xmlns:w10="urn:schemas-microsoft-com:office:word" xmlns:v="urn:schemas-microsoft-com:vml" xmlns:o="urn:schemas-microsoft-com:office:office" xmlns:mv="urn:schemas-microsoft-com:mac:vml" xmlns:mo="http://schemas.microsoft.com/office/mac/office/2008/main" xmlns=""/>
-                        </a:ext>
-                      </a:extLst>
-                    </wps:spPr>
-                    <wps:txbx>
-                      <w:txbxContent>
-                        <w:p>
-                          <w:pPr>
-                            <w:rPr>
-                              <w:sz w:val="14"/>
-                              <w:szCs w:val="14"/>
-                              <w:lang w:val="es-ES_tradnl"/>
-                            </w:rPr>
-                          </w:pPr>
-                          <w:r>
-                            <w:rPr>
-                              <w:sz w:val="14"/>
-                              <w:szCs w:val="14"/>
-                              <w:lang w:val="es-ES_tradnl"/>
-                            </w:rPr>
-                            <w:t>Avda. de la Aurora, 55, entreplanta</w:t>
-                          </w:r>
-                        </w:p>
-                        <w:p>
-                          <w:pPr>
-                            <w:rPr>
-                              <w:sz w:val="14"/>
-                              <w:szCs w:val="14"/>
-                              <w:lang w:val="es-ES_tradnl"/>
-                            </w:rPr>
-                          </w:pPr>
-                          <w:r>
-                            <w:rPr>
-                              <w:sz w:val="14"/>
-                              <w:szCs w:val="14"/>
-                              <w:lang w:val="es-ES_tradnl"/>
-                            </w:rPr>
-                            <w:t>29006 Málaga (España)</w:t>
-                          </w:r>
-                        </w:p>
-                      </w:txbxContent>
-                    </wps:txbx>
-                    <wps:bodyPr rot="0" spcFirstLastPara="0" vertOverflow="overflow" horzOverflow="overflow" vert="horz" wrap="square" lIns="91440" tIns="45720" rIns="91440" bIns="45720" numCol="1" spcCol="0" rtlCol="0" fromWordArt="0" anchor="t" anchorCtr="0" forceAA="0" compatLnSpc="1">
-                      <a:prstTxWarp prst="textNoShape">
-                        <a:avLst/>
-                      </a:prstTxWarp>
-                      <a:noAutofit/>
-                    </wps:bodyPr>
-                  </wps:wsp>
-                </a:graphicData>
-              </a:graphic>
-              <wp14:sizeRelH relativeFrom="margin">
-                <wp14:pctWidth>0</wp14:pctWidth>
-              </wp14:sizeRelH>
-              <wp14:sizeRelV relativeFrom="margin">
-                <wp14:pctHeight>0</wp14:pctHeight>
-              </wp14:sizeRelV>
-            </wp:anchor>
-          </w:drawing>
-        </mc:Choice>
-        <mc:Fallback>
-          <w:pict>
-            <v:shapetype w14:anchorId="32FBE6F8" id="_x0000_t202" coordsize="21600,21600" o:spt="202" path="m,l,21600r21600,l21600,xe">
-              <v:stroke joinstyle="miter"/>
-              <v:path gradientshapeok="t" o:connecttype="rect"/>
-            </v:shapetype>
-            <v:shape id="_x0000_s1032" type="#_x0000_t202" style="position:absolute;left:0;text-align:left;margin-left:319.55pt;margin-top:797.85pt;width:135pt;height:27pt;z-index:251661312;visibility:visible;mso-wrap-style:square;mso-width-percent:0;mso-height-percent:0;mso-wrap-distance-left:9pt;mso-wrap-distance-top:0;mso-wrap-distance-right:9pt;mso-wrap-distance-bottom:0;mso-position-horizontal:absolute;mso-position-horizontal-relative:page;mso-position-vertical:absolute;mso-position-vertical-relative:page;mso-width-percent:0;mso-height-percent:0;mso-width-relative:margin;mso-height-relative:margin;v-text-anchor:top" o:gfxdata="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" filled="f" stroked="f">
-              <v:textbox>
-                <w:txbxContent>
-                  <w:p>
-                    <w:pPr>
-                      <w:rPr>
-                        <w:sz w:val="14"/>
-                        <w:szCs w:val="14"/>
-                        <w:lang w:val="es-ES_tradnl"/>
-                      </w:rPr>
-                    </w:pPr>
-                    <w:r>
-                      <w:rPr>
-                        <w:sz w:val="14"/>
-                        <w:szCs w:val="14"/>
-                        <w:lang w:val="es-ES_tradnl"/>
-                      </w:rPr>
-                      <w:t>Avda. de la Aurora, 55, entreplanta</w:t>
-                    </w:r>
-                  </w:p>
-                  <w:p>
-                    <w:pPr>
-                      <w:rPr>
-                        <w:sz w:val="14"/>
-                        <w:szCs w:val="14"/>
-                        <w:lang w:val="es-ES_tradnl"/>
-                      </w:rPr>
-                    </w:pPr>
-                    <w:r>
-                      <w:rPr>
-                        <w:sz w:val="14"/>
-                        <w:szCs w:val="14"/>
-                        <w:lang w:val="es-ES_tradnl"/>
-                      </w:rPr>
-                      <w:t>29006 Málaga (España)</w:t>
-                    </w:r>
-                  </w:p>
-                </w:txbxContent>
-              </v:textbox>
-              <w10:wrap type="through" anchorx="page" anchory="page"/>
-            </v:shape>
-          </w:pict>
-        </mc:Fallback>
-      </mc:AlternateContent>
-    </w:r>
-    <w:r>
-      <w:rPr>
-        <w:noProof/>
-      </w:rPr>
-      <mc:AlternateContent>
-        <mc:Choice Requires="wps">
-          <w:drawing>
-            <wp:anchor distT="0" distB="0" distL="114300" distR="114300" simplePos="0" relativeHeight="251651072" behindDoc="0" locked="0" layoutInCell="1" allowOverlap="1" wp14:anchorId="003E73B6" wp14:editId="76E9C323">
-              <wp:simplePos x="0" y="0"/>
-              <wp:positionH relativeFrom="page">
-                <wp:posOffset>1429385</wp:posOffset>
-              </wp:positionH>
-              <wp:positionV relativeFrom="page">
-                <wp:posOffset>10132695</wp:posOffset>
-              </wp:positionV>
-              <wp:extent cx="800100" cy="342900"/>
-              <wp:effectExtent l="0" t="0" r="0" b="0"/>
-              <wp:wrapThrough wrapText="bothSides">
-                <wp:wrapPolygon edited="0">
-                  <wp:start x="1029" y="0"/>
-                  <wp:lineTo x="1029" y="20400"/>
-                  <wp:lineTo x="20057" y="20400"/>
-                  <wp:lineTo x="20057" y="0"/>
-                  <wp:lineTo x="1029" y="0"/>
-                </wp:wrapPolygon>
-              </wp:wrapThrough>
-              <wp:docPr id="1027357469" name="Text Box 10"/>
-              <wp:cNvGraphicFramePr>
-                <a:graphicFrameLocks xmlns:a="http://schemas.openxmlformats.org/drawingml/2006/main"/>
-              </wp:cNvGraphicFramePr>
-              <a:graphic xmlns:a="http://schemas.openxmlformats.org/drawingml/2006/main">
-                <a:graphicData uri="http://schemas.microsoft.com/office/word/2010/wordprocessingShape">
-                  <wps:wsp>
-                    <wps:cNvSpPr txBox="1">
-                      <a:spLocks/>
-                    </wps:cNvSpPr>
-                    <wps:spPr>
-                      <a:xfrm>
-                        <a:off x="0" y="0"/>
-                        <a:ext cx="800100" cy="342900"/>
-                      </a:xfrm>
-                      <a:prstGeom prst="rect">
-                        <a:avLst/>
-                      </a:prstGeom>
-                      <a:noFill/>
-                      <a:ln>
-                        <a:noFill/>
-                      </a:ln>
-                      <a:effectLst/>
-                      <a:extLst>
-                        <a:ext uri="{C572A759-6A51-4108-AA02-DFA0A04FC94B}">
-                          <ma14:wrappingTextBoxFlag xmlns:ma14="http://schemas.microsoft.com/office/mac/drawingml/2011/main" xmlns:w="http://schemas.openxmlformats.org/wordprocessingml/2006/main" xmlns:w10="urn:schemas-microsoft-com:office:word" xmlns:v="urn:schemas-microsoft-com:vml" xmlns:o="urn:schemas-microsoft-com:office:office" xmlns:mv="urn:schemas-microsoft-com:mac:vml" xmlns:mo="http://schemas.microsoft.com/office/mac/office/2008/main" xmlns=""/>
-                        </a:ext>
-                      </a:extLst>
-                    </wps:spPr>
-                    <wps:txbx>
-                      <w:txbxContent>
-                        <w:p>
-                          <w:pPr>
-                            <w:rPr>
-                              <w:sz w:val="14"/>
-                              <w:szCs w:val="12"/>
-                              <w:lang w:val="es-ES_tradnl"/>
-                            </w:rPr>
-                          </w:pPr>
-                          <w:r>
-                            <w:rPr>
-                              <w:sz w:val="14"/>
-                              <w:szCs w:val="12"/>
-                              <w:lang w:val="es-ES_tradnl"/>
-                            </w:rPr>
-                            <w:t>952 04 10 47</w:t>
-                          </w:r>
-                        </w:p>
-                        <w:p>
-                          <w:pPr>
-                            <w:rPr>
-                              <w:sz w:val="14"/>
-                              <w:szCs w:val="14"/>
-                              <w:lang w:val="es-ES_tradnl"/>
-                            </w:rPr>
-                          </w:pPr>
-                          <w:r>
-                            <w:rPr>
-                              <w:sz w:val="14"/>
-                              <w:szCs w:val="14"/>
-                              <w:lang w:val="es-ES_tradnl"/>
-                            </w:rPr>
-                            <w:t>952 34 41 00</w:t>
-                          </w:r>
-                        </w:p>
-                      </w:txbxContent>
-                    </wps:txbx>
-                    <wps:bodyPr rot="0" spcFirstLastPara="0" vertOverflow="overflow" horzOverflow="overflow" vert="horz" wrap="square" lIns="91440" tIns="45720" rIns="91440" bIns="45720" numCol="1" spcCol="0" rtlCol="0" fromWordArt="0" anchor="t" anchorCtr="0" forceAA="0" compatLnSpc="1">
-                      <a:prstTxWarp prst="textNoShape">
-                        <a:avLst/>
-                      </a:prstTxWarp>
-                      <a:noAutofit/>
-                    </wps:bodyPr>
-                  </wps:wsp>
-                </a:graphicData>
-              </a:graphic>
-              <wp14:sizeRelH relativeFrom="margin">
-                <wp14:pctWidth>0</wp14:pctWidth>
-              </wp14:sizeRelH>
-              <wp14:sizeRelV relativeFrom="margin">
-                <wp14:pctHeight>0</wp14:pctHeight>
-              </wp14:sizeRelV>
-            </wp:anchor>
-          </w:drawing>
-        </mc:Choice>
-        <mc:Fallback>
-          <w:pict>
-            <v:shape w14:anchorId="003E73B6" id="_x0000_s1033" type="#_x0000_t202" style="position:absolute;left:0;text-align:left;margin-left:112.55pt;margin-top:797.85pt;width:63pt;height:27pt;z-index:251651072;visibility:visible;mso-wrap-style:square;mso-width-percent:0;mso-height-percent:0;mso-wrap-distance-left:9pt;mso-wrap-distance-top:0;mso-wrap-distance-right:9pt;mso-wrap-distance-bottom:0;mso-position-horizontal:absolute;mso-position-horizontal-relative:page;mso-position-vertical:absolute;mso-position-vertical-relative:page;mso-width-percent:0;mso-height-percent:0;mso-width-relative:margin;mso-height-relative:margin;v-text-anchor:top" o:gfxdata="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" filled="f" stroked="f">
-              <v:textbox>
-                <w:txbxContent>
-                  <w:p>
-                    <w:pPr>
-                      <w:rPr>
-                        <w:sz w:val="14"/>
-                        <w:szCs w:val="12"/>
-                        <w:lang w:val="es-ES_tradnl"/>
-                      </w:rPr>
-                    </w:pPr>
-                    <w:r>
-                      <w:rPr>
-                        <w:sz w:val="14"/>
-                        <w:szCs w:val="12"/>
-                        <w:lang w:val="es-ES_tradnl"/>
-                      </w:rPr>
-                      <w:t>952 04 10 47</w:t>
-                    </w:r>
-                  </w:p>
-                  <w:p>
-                    <w:pPr>
-                      <w:rPr>
-                        <w:sz w:val="14"/>
-                        <w:szCs w:val="14"/>
-                        <w:lang w:val="es-ES_tradnl"/>
-                      </w:rPr>
-                    </w:pPr>
-                    <w:r>
-                      <w:rPr>
-                        <w:sz w:val="14"/>
-                        <w:szCs w:val="14"/>
-                        <w:lang w:val="es-ES_tradnl"/>
-                      </w:rPr>
-                      <w:t>952 34 41 00</w:t>
-                    </w:r>
-                  </w:p>
-                </w:txbxContent>
-              </v:textbox>
-              <w10:wrap type="through" anchorx="page" anchory="page"/>
-            </v:shape>
-          </w:pict>
-        </mc:Fallback>
-      </mc:AlternateContent>
-    </w:r>
-    <w:r>
-      <w:rPr>
-        <w:noProof/>
-      </w:rPr>
-      <mc:AlternateContent>
-        <mc:Choice Requires="wps">
-          <w:drawing>
-            <wp:anchor distT="0" distB="0" distL="114300" distR="114300" simplePos="0" relativeHeight="251657216" behindDoc="0" locked="0" layoutInCell="1" allowOverlap="1" wp14:anchorId="00F01480" wp14:editId="154F1AE4">
-              <wp:simplePos x="0" y="0"/>
-              <wp:positionH relativeFrom="page">
-                <wp:posOffset>2686685</wp:posOffset>
-              </wp:positionH>
-              <wp:positionV relativeFrom="page">
-                <wp:posOffset>10132695</wp:posOffset>
-              </wp:positionV>
-              <wp:extent cx="1371600" cy="342900"/>
-              <wp:effectExtent l="0" t="0" r="0" b="0"/>
-              <wp:wrapThrough wrapText="bothSides">
-                <wp:wrapPolygon edited="0">
-                  <wp:start x="600" y="0"/>
-                  <wp:lineTo x="600" y="20400"/>
-                  <wp:lineTo x="20700" y="20400"/>
-                  <wp:lineTo x="20700" y="0"/>
-                  <wp:lineTo x="600" y="0"/>
-                </wp:wrapPolygon>
-              </wp:wrapThrough>
-              <wp:docPr id="1609113100" name="Text Box 10"/>
-              <wp:cNvGraphicFramePr>
-                <a:graphicFrameLocks xmlns:a="http://schemas.openxmlformats.org/drawingml/2006/main"/>
-              </wp:cNvGraphicFramePr>
-              <a:graphic xmlns:a="http://schemas.openxmlformats.org/drawingml/2006/main">
-                <a:graphicData uri="http://schemas.microsoft.com/office/word/2010/wordprocessingShape">
-                  <wps:wsp>
-                    <wps:cNvSpPr txBox="1">
-                      <a:spLocks/>
-                    </wps:cNvSpPr>
-                    <wps:spPr>
-                      <a:xfrm>
-                        <a:off x="0" y="0"/>
-                        <a:ext cx="1371600" cy="342900"/>
-                      </a:xfrm>
-                      <a:prstGeom prst="rect">
-                        <a:avLst/>
-                      </a:prstGeom>
-                      <a:noFill/>
-                      <a:ln>
-                        <a:noFill/>
-                      </a:ln>
-                      <a:effectLst/>
-                      <a:extLst>
-                        <a:ext uri="{C572A759-6A51-4108-AA02-DFA0A04FC94B}">
-                          <ma14:wrappingTextBoxFlag xmlns:ma14="http://schemas.microsoft.com/office/mac/drawingml/2011/main" xmlns:w="http://schemas.openxmlformats.org/wordprocessingml/2006/main" xmlns:w10="urn:schemas-microsoft-com:office:word" xmlns:v="urn:schemas-microsoft-com:vml" xmlns:o="urn:schemas-microsoft-com:office:office" xmlns:mv="urn:schemas-microsoft-com:mac:vml" xmlns:mo="http://schemas.microsoft.com/office/mac/office/2008/main" xmlns=""/>
-                        </a:ext>
-                      </a:extLst>
-                    </wps:spPr>
-                    <wps:txbx>
-                      <w:txbxContent>
-                        <w:p>
-                          <w:pPr>
-                            <w:rPr>
-                              <w:sz w:val="14"/>
-                              <w:szCs w:val="14"/>
-                              <w:lang w:val="es-ES_tradnl"/>
-                            </w:rPr>
-                          </w:pPr>
-                          <w:r>
-                            <w:rPr>
-                              <w:sz w:val="14"/>
-                              <w:szCs w:val="14"/>
-                              <w:lang w:val="es-ES_tradnl"/>
-                            </w:rPr>
-                            <w:t>edp@edp-sl.com</w:t>
-                          </w:r>
-                        </w:p>
-                        <w:p>
-                          <w:pPr>
-                            <w:rPr>
-                              <w:color w:val="0070C0"/>
-                              <w:sz w:val="14"/>
-                              <w:szCs w:val="14"/>
-                              <w:lang w:val="es-ES_tradnl"/>
-                            </w:rPr>
-                          </w:pPr>
-                          <w:r>
-                            <w:rPr>
-                              <w:color w:val="0070C0"/>
-                              <w:sz w:val="14"/>
-                              <w:szCs w:val="14"/>
-                              <w:lang w:val="es-ES_tradnl"/>
-                            </w:rPr>
-                            <w:t>www.edp-sl.com</w:t>
-                          </w:r>
-                        </w:p>
-                      </w:txbxContent>
-                    </wps:txbx>
-                    <wps:bodyPr rot="0" spcFirstLastPara="0" vertOverflow="overflow" horzOverflow="overflow" vert="horz" wrap="square" lIns="91440" tIns="45720" rIns="91440" bIns="45720" numCol="1" spcCol="0" rtlCol="0" fromWordArt="0" anchor="t" anchorCtr="0" forceAA="0" compatLnSpc="1">
-                      <a:prstTxWarp prst="textNoShape">
-                        <a:avLst/>
-                      </a:prstTxWarp>
-                      <a:noAutofit/>
-                    </wps:bodyPr>
-                  </wps:wsp>
-                </a:graphicData>
-              </a:graphic>
-              <wp14:sizeRelH relativeFrom="margin">
-                <wp14:pctWidth>0</wp14:pctWidth>
-              </wp14:sizeRelH>
-              <wp14:sizeRelV relativeFrom="margin">
-                <wp14:pctHeight>0</wp14:pctHeight>
-              </wp14:sizeRelV>
-            </wp:anchor>
-          </w:drawing>
-        </mc:Choice>
-        <mc:Fallback>
-          <w:pict>
-            <v:shape w14:anchorId="00F01480" id="_x0000_s1034" type="#_x0000_t202" style="position:absolute;left:0;text-align:left;margin-left:211.55pt;margin-top:797.85pt;width:108pt;height:27pt;z-index:251657216;visibility:visible;mso-wrap-style:square;mso-width-percent:0;mso-height-percent:0;mso-wrap-distance-left:9pt;mso-wrap-distance-top:0;mso-wrap-distance-right:9pt;mso-wrap-distance-bottom:0;mso-position-horizontal:absolute;mso-position-horizontal-relative:page;mso-position-vertical:absolute;mso-position-vertical-relative:page;mso-width-percent:0;mso-height-percent:0;mso-width-relative:margin;mso-height-relative:margin;v-text-anchor:top" o:gfxdata="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" filled="f" stroked="f">
-              <v:textbox>
-                <w:txbxContent>
-                  <w:p>
-                    <w:pPr>
-                      <w:rPr>
-                        <w:sz w:val="14"/>
-                        <w:szCs w:val="14"/>
-                        <w:lang w:val="es-ES_tradnl"/>
-                      </w:rPr>
-                    </w:pPr>
-                    <w:r>
-                      <w:rPr>
-                        <w:sz w:val="14"/>
-                        <w:szCs w:val="14"/>
-                        <w:lang w:val="es-ES_tradnl"/>
-                      </w:rPr>
-                      <w:t>edp@edp-sl.com</w:t>
-                    </w:r>
-                  </w:p>
-                  <w:p>
-                    <w:pPr>
-                      <w:rPr>
-                        <w:color w:val="0070C0"/>
-                        <w:sz w:val="14"/>
-                        <w:szCs w:val="14"/>
-                        <w:lang w:val="es-ES_tradnl"/>
-                      </w:rPr>
-                    </w:pPr>
-                    <w:r>
-                      <w:rPr>
-                        <w:color w:val="0070C0"/>
-                        <w:sz w:val="14"/>
-                        <w:szCs w:val="14"/>
-                        <w:lang w:val="es-ES_tradnl"/>
-                      </w:rPr>
-                      <w:t>www.edp-sl.com</w:t>
-                    </w:r>
-                  </w:p>
-                </w:txbxContent>
-              </v:textbox>
-              <w10:wrap type="through" anchorx="page" anchory="page"/>
-            </v:shape>
-          </w:pict>
-        </mc:Fallback>
-      </mc:AlternateContent>
-    </w:r>
-    <w:r>
-      <w:rPr>
-        <w:noProof/>
-      </w:rPr>
-      <mc:AlternateContent>
-        <mc:Choice Requires="wps">
-          <w:drawing>
-            <wp:anchor distT="0" distB="0" distL="114300" distR="114300" simplePos="0" relativeHeight="251663360" behindDoc="0" locked="0" layoutInCell="1" allowOverlap="1" wp14:anchorId="16C74CA3" wp14:editId="76D3C3D8">
-              <wp:simplePos x="0" y="0"/>
-              <wp:positionH relativeFrom="column">
-                <wp:posOffset>2971800</wp:posOffset>
-              </wp:positionH>
-              <wp:positionV relativeFrom="paragraph">
-                <wp:posOffset>226695</wp:posOffset>
-              </wp:positionV>
-              <wp:extent cx="0" cy="457200"/>
-              <wp:effectExtent l="0" t="0" r="38100" b="19050"/>
-              <wp:wrapNone/>
-              <wp:docPr id="1039025773" name="Conector recto 1039025773"/>
-              <wp:cNvGraphicFramePr/>
-              <a:graphic xmlns:a="http://schemas.openxmlformats.org/drawingml/2006/main">
-                <a:graphicData uri="http://schemas.microsoft.com/office/word/2010/wordprocessingShape">
-                  <wps:wsp>
-                    <wps:cNvCnPr/>
-                    <wps:spPr>
-                      <a:xfrm>
-                        <a:off x="0" y="0"/>
-                        <a:ext cx="0" cy="457200"/>
-                      </a:xfrm>
-                      <a:prstGeom prst="line">
-                        <a:avLst/>
-                      </a:prstGeom>
-                      <a:noFill/>
-                      <a:ln w="6350" cap="flat" cmpd="sng" algn="ctr">
-                        <a:solidFill>
-                          <a:sysClr val="windowText" lastClr="000000"/>
-                        </a:solidFill>
-                        <a:prstDash val="solid"/>
-                        <a:miter lim="800000"/>
-                      </a:ln>
-                      <a:effectLst/>
-                    </wps:spPr>
-                    <wps:bodyPr/>
-                  </wps:wsp>
-                </a:graphicData>
-              </a:graphic>
-            </wp:anchor>
-          </w:drawing>
-        </mc:Choice>
-        <mc:Fallback>
-          <w:pict>
-            <v:line w14:anchorId="3B8E2307" id="Conector recto 28" o:spid="_x0000_s1026" style="position:absolute;z-index:251668480;visibility:visible;mso-wrap-style:square;mso-wrap-distance-left:9pt;mso-wrap-distance-top:0;mso-wrap-distance-right:9pt;mso-wrap-distance-bottom:0;mso-position-horizontal:absolute;mso-position-horizontal-relative:text;mso-position-vertical:absolute;mso-position-vertical-relative:text" from="234pt,17.85pt" to="234pt,53.85pt" o:gfxdata="UEsDBBQABgAIAAAAIQC2gziS/gAAAOEBAAATAAAAW0NvbnRlbnRfVHlwZXNdLnhtbJSRQU7DMBBF 90jcwfIWJU67QAgl6YK0S0CoHGBkTxKLZGx5TGhvj5O2G0SRWNoz/78nu9wcxkFMGNg6quQqL6RA 0s5Y6ir5vt9lD1JwBDIwOMJKHpHlpr69KfdHjyxSmriSfYz+USnWPY7AufNIadK6MEJMx9ApD/oD OlTrorhX2lFEilmcO2RdNtjC5xDF9pCuTyYBB5bi6bQ4syoJ3g9WQ0ymaiLzg5KdCXlKLjvcW893 SUOqXwnz5DrgnHtJTxOsQfEKIT7DmDSUCaxw7Rqn8787ZsmRM9e2VmPeBN4uqYvTtW7jvijg9N/y JsXecLq0q+WD6m8AAAD//wMAUEsDBBQABgAIAAAAIQA4/SH/1gAAAJQBAAALAAAAX3JlbHMvLnJl bHOkkMFqwzAMhu+DvYPRfXGawxijTi+j0GvpHsDYimMaW0Yy2fr2M4PBMnrbUb/Q94l/f/hMi1qR JVI2sOt6UJgd+ZiDgffL8ekFlFSbvV0oo4EbChzGx4f9GRdb25HMsYhqlCwG5lrLq9biZkxWOiqY 22YiTra2kYMu1l1tQD30/bPm3wwYN0x18gb45AdQl1tp5j/sFB2T0FQ7R0nTNEV3j6o9feQzro1i OWA14Fm+Q8a1a8+Bvu/d/dMb2JY5uiPbhG/ktn4cqGU/er3pcvwCAAD//wMAUEsDBBQABgAIAAAA IQB2XM8xrwEAAFgDAAAOAAAAZHJzL2Uyb0RvYy54bWysU01vEzEQvSPxHyzfidNCS7WK00OjckFQ ifIDpv7YteQveUw2+feMvSENcEPswWvPeN7Oe/N2c38Inu1NQZei5FerNWcmqqRdHCX//vz47o4z rBA1+BSN5EeD/H779s1mzoO5TlPy2hRGIBGHOUs+1ZoHIVBNJgCuUjaRkjaVAJWOZRS6wEzowYvr 9fpWzKnoXJIyiBTdLUm+7fjWGlW/WoumMi859Vb7Wvr60lax3cAwFsiTU6c24B+6COAiffQMtYMK 7Edxf0EFp0rCZOtKpSCStU6ZzoHYXK3/YPNtgmw6FxIH81km/H+w6sv+IT4VkmHOOGB+Ko3FwZbQ 3tQfO3SxjmexzKEytQQVRT/cfKQ5NB3Fa10uWD+ZFFjbSO5dbDRggP1nrMvVX1daOKZH530fhY9s lvz2/Q0NSwEZwnqotA1ZS45x5Az8SE5TtXRETN7pVt1w8IgPvrA90LDJIzrNz9QtZx6wUoIo9OfU 7G+lrZ0d4LQU99TijeAqGdS7IPndZbWP7YumW+xE6lXBtntJ+tiFFe1E4+sKnazW/HF5pv3lD7H9 CQAA//8DAFBLAwQUAAYACAAAACEAsPHN7N4AAAAKAQAADwAAAGRycy9kb3ducmV2LnhtbEyPTU/D MAyG70j8h8hI3FgChXXqmk5oaAduo4DEMWvcj9E4VZNu5d9jxAGOth+9ft58M7tenHAMnScNtwsF AqnytqNGw9vr7mYFIkRD1vSeUMMXBtgUlxe5yaw/0wueytgIDqGQGQ1tjEMmZahadCYs/IDEt9qP zkQex0ba0Zw53PXyTqmldKYj/tCaAbctVp/l5DRM+22tul0yHz+SUk7P6f79qW60vr6aH9cgIs7x D4YffVaHgp0OfiIbRK/hfrniLlFD8pCCYOB3cWBSpSnIIpf/KxTfAAAA//8DAFBLAQItABQABgAI AAAAIQC2gziS/gAAAOEBAAATAAAAAAAAAAAAAAAAAAAAAABbQ29udGVudF9UeXBlc10ueG1sUEsB Ai0AFAAGAAgAAAAhADj9If/WAAAAlAEAAAsAAAAAAAAAAAAAAAAALwEAAF9yZWxzLy5yZWxzUEsB Ai0AFAAGAAgAAAAhAHZczzGvAQAAWAMAAA4AAAAAAAAAAAAAAAAALgIAAGRycy9lMm9Eb2MueG1s UEsBAi0AFAAGAAgAAAAhALDxzezeAAAACgEAAA8AAAAAAAAAAAAAAAAACQQAAGRycy9kb3ducmV2 LnhtbFBLBQYAAAAABAAEAPMAAAAUBQAAAAA= " strokecolor="windowText" strokeweight=".5pt">
-              <v:stroke joinstyle="miter"/>
-            </v:line>
-          </w:pict>
-        </mc:Fallback>
-      </mc:AlternateContent>
-    </w:r>
-    <w:r>
-      <w:rPr>
-        <w:noProof/>
-      </w:rPr>
-      <mc:AlternateContent>
-        <mc:Choice Requires="wps">
-          <w:drawing>
-            <wp:anchor distT="0" distB="0" distL="114300" distR="114300" simplePos="0" relativeHeight="251653120" behindDoc="0" locked="0" layoutInCell="1" allowOverlap="1" wp14:anchorId="350D279F" wp14:editId="54B5E171">
-              <wp:simplePos x="0" y="0"/>
-              <wp:positionH relativeFrom="column">
-                <wp:posOffset>228600</wp:posOffset>
-              </wp:positionH>
-              <wp:positionV relativeFrom="paragraph">
-                <wp:posOffset>112395</wp:posOffset>
-              </wp:positionV>
-              <wp:extent cx="6400800" cy="0"/>
-              <wp:effectExtent l="0" t="0" r="25400" b="25400"/>
-              <wp:wrapNone/>
-              <wp:docPr id="1493930639" name="Conector recto 1493930639"/>
-              <wp:cNvGraphicFramePr/>
-              <a:graphic xmlns:a="http://schemas.openxmlformats.org/drawingml/2006/main">
-                <a:graphicData uri="http://schemas.microsoft.com/office/word/2010/wordprocessingShape">
-                  <wps:wsp>
-                    <wps:cNvCnPr/>
-                    <wps:spPr>
-                      <a:xfrm>
-                        <a:off x="0" y="0"/>
-                        <a:ext cx="6400800" cy="0"/>
-                      </a:xfrm>
-                      <a:prstGeom prst="line">
-                        <a:avLst/>
-                      </a:prstGeom>
-                      <a:noFill/>
-                      <a:ln w="6350" cap="flat" cmpd="sng" algn="ctr">
-                        <a:solidFill>
-                          <a:srgbClr val="5B9BD5"/>
-                        </a:solidFill>
-                        <a:prstDash val="solid"/>
-                        <a:miter lim="800000"/>
-                      </a:ln>
-                      <a:effectLst/>
-                    </wps:spPr>
-                    <wps:bodyPr/>
-                  </wps:wsp>
-                </a:graphicData>
-              </a:graphic>
-            </wp:anchor>
-          </w:drawing>
-        </mc:Choice>
-        <mc:Fallback>
-          <w:pict>
-            <v:line w14:anchorId="256B0012" id="Conector recto 217511060" o:spid="_x0000_s1026" style="position:absolute;z-index:251663360;visibility:visible;mso-wrap-style:square;mso-wrap-distance-left:9pt;mso-wrap-distance-top:0;mso-wrap-distance-right:9pt;mso-wrap-distance-bottom:0;mso-position-horizontal:absolute;mso-position-horizontal-relative:text;mso-position-vertical:absolute;mso-position-vertical-relative:text" from="18pt,8.85pt" to="522pt,8.85pt" o:gfxdata="UEsDBBQABgAIAAAAIQC2gziS/gAAAOEBAAATAAAAW0NvbnRlbnRfVHlwZXNdLnhtbJSRQU7DMBBF 90jcwfIWJU67QAgl6YK0S0CoHGBkTxKLZGx5TGhvj5O2G0SRWNoz/78nu9wcxkFMGNg6quQqL6RA 0s5Y6ir5vt9lD1JwBDIwOMJKHpHlpr69KfdHjyxSmriSfYz+USnWPY7AufNIadK6MEJMx9ApD/oD OlTrorhX2lFEilmcO2RdNtjC5xDF9pCuTyYBB5bi6bQ4syoJ3g9WQ0ymaiLzg5KdCXlKLjvcW893 SUOqXwnz5DrgnHtJTxOsQfEKIT7DmDSUCaxw7Rqn8787ZsmRM9e2VmPeBN4uqYvTtW7jvijg9N/y JsXecLq0q+WD6m8AAAD//wMAUEsDBBQABgAIAAAAIQA4/SH/1gAAAJQBAAALAAAAX3JlbHMvLnJl bHOkkMFqwzAMhu+DvYPRfXGawxijTi+j0GvpHsDYimMaW0Yy2fr2M4PBMnrbUb/Q94l/f/hMi1qR JVI2sOt6UJgd+ZiDgffL8ekFlFSbvV0oo4EbChzGx4f9GRdb25HMsYhqlCwG5lrLq9biZkxWOiqY 22YiTra2kYMu1l1tQD30/bPm3wwYN0x18gb45AdQl1tp5j/sFB2T0FQ7R0nTNEV3j6o9feQzro1i OWA14Fm+Q8a1a8+Bvu/d/dMb2JY5uiPbhG/ktn4cqGU/er3pcvwCAAD//wMAUEsDBBQABgAIAAAA IQASzCNUqwEAAEUDAAAOAAAAZHJzL2Uyb0RvYy54bWysUk1v2zAMvQ/YfxB0X+x2S9EZcQq0QXsp tgLbfgAjS7YAfYHU4uTfl1LStOtuw3yQKZF65Ht6q5u9d2KnkWwMvbxYtFLooOJgw9jLXz/vP11L QRnCAC4G3cuDJnmz/vhhNadOX8YpukGjYJBA3Zx6OeWcuqYhNWkPtIhJB06aiB4yb3FsBoSZ0b1r Ltv2qpkjDgmj0kR8ujkm5briG6NV/m4M6SxcL3m2XFes67aszXoF3YiQJqtOY8A/TOHBBm56htpA BvEb7V9Q3iqMFE1eqOibaIxVunJgNhftOzY/Jki6cmFxKJ1lov8Hq77t7sITsgxzoo7SExYWe4O+ /Hk+sa9iHc5i6X0Wig+vvrTtdcuaqpdc83oxIeUHHb0oQS+dDYUHdLB7pMzNuPSlpByHeG+dq2/h gpgZ/POyIAM7wjjIHPo09JLCKAW4ka2mMlZEis4O5XbBIRy3dw7FDvi5l7dfbzfL8sLc7Y+y0noD NB3raupoBG8zu9FZ30umxt/ptgsFXVc/nQi8ylWibRwOVcWm7PitatOTr4oZ3u45fuv+9TMAAAD/ /wMAUEsDBBQABgAIAAAAIQAyLg083QAAAAkBAAAPAAAAZHJzL2Rvd25yZXYueG1sTI9BSwMxEIXv gv8hjODNJmptZd1sKYJQQQqtgnrLbsbdxWSyJGm7/nun9KDH+d7jzXvlYvRO7DGmPpCG64kCgdQE 21Or4e316eoeRMqGrHGBUMMPJlhU52elKWw40Ab329wKDqFUGA1dzkMhZWo69CZNwoDE2leI3mQ+ YyttNAcO907eKDWT3vTEHzoz4GOHzfd25zXU6xg/7j7fB7d82aj1mFYhPq+0vrwYlw8gMo75zwzH +lwdKu5Uhx3ZJJyG2xlPyczncxBHXU2nTOoTkVUp/y+ofgEAAP//AwBQSwECLQAUAAYACAAAACEA toM4kv4AAADhAQAAEwAAAAAAAAAAAAAAAAAAAAAAW0NvbnRlbnRfVHlwZXNdLnhtbFBLAQItABQA BgAIAAAAIQA4/SH/1gAAAJQBAAALAAAAAAAAAAAAAAAAAC8BAABfcmVscy8ucmVsc1BLAQItABQA BgAIAAAAIQASzCNUqwEAAEUDAAAOAAAAAAAAAAAAAAAAAC4CAABkcnMvZTJvRG9jLnhtbFBLAQIt ABQABgAIAAAAIQAyLg083QAAAAkBAAAPAAAAAAAAAAAAAAAAAAUEAABkcnMvZG93bnJldi54bWxQ SwUGAAAAAAQABADzAAAADwUAAAAA " strokecolor="#5b9bd5" strokeweight=".5pt">
-              <v:stroke joinstyle="miter"/>
-            </v:line>
-          </w:pict>
-        </mc:Fallback>
-      </mc:AlternateContent>
-    </w:r>
-  </w:p>
-  <w:p>
-    <w:r>
-      <w:rPr>
-        <w:noProof/>
-      </w:rPr>
-      <mc:AlternateContent>
-        <mc:Choice Requires="wps">
-          <w:drawing>
-            <wp:anchor distT="0" distB="0" distL="114300" distR="114300" simplePos="0" relativeHeight="251665408" behindDoc="0" locked="0" layoutInCell="1" allowOverlap="1" wp14:anchorId="60968E5B" wp14:editId="0AE01EE4">
-              <wp:simplePos x="0" y="0"/>
-              <wp:positionH relativeFrom="page">
-                <wp:posOffset>5890716</wp:posOffset>
-              </wp:positionH>
-              <wp:positionV relativeFrom="page">
-                <wp:posOffset>10161905</wp:posOffset>
-              </wp:positionV>
-              <wp:extent cx="1047115" cy="313690"/>
-              <wp:effectExtent l="0" t="0" r="0" b="0"/>
-              <wp:wrapThrough wrapText="bothSides">
-                <wp:wrapPolygon edited="0">
-                  <wp:start x="786" y="0"/>
-                  <wp:lineTo x="786" y="19676"/>
-                  <wp:lineTo x="20434" y="19676"/>
-                  <wp:lineTo x="20434" y="0"/>
-                  <wp:lineTo x="786" y="0"/>
-                </wp:wrapPolygon>
-              </wp:wrapThrough>
-              <wp:docPr id="15988398" name="Text Box 10"/>
-              <wp:cNvGraphicFramePr>
-                <a:graphicFrameLocks xmlns:a="http://schemas.openxmlformats.org/drawingml/2006/main"/>
-              </wp:cNvGraphicFramePr>
-              <a:graphic xmlns:a="http://schemas.openxmlformats.org/drawingml/2006/main">
-                <a:graphicData uri="http://schemas.microsoft.com/office/word/2010/wordprocessingShape">
-                  <wps:wsp>
-                    <wps:cNvSpPr txBox="1">
-                      <a:spLocks/>
-                    </wps:cNvSpPr>
-                    <wps:spPr>
-                      <a:xfrm>
-                        <a:off x="0" y="0"/>
-                        <a:ext cx="1047115" cy="313690"/>
-                      </a:xfrm>
-                      <a:prstGeom prst="rect">
-                        <a:avLst/>
-                      </a:prstGeom>
-                      <a:noFill/>
-                      <a:ln>
-                        <a:noFill/>
-                      </a:ln>
-                      <a:effectLst/>
-                      <a:extLst>
-                        <a:ext uri="{C572A759-6A51-4108-AA02-DFA0A04FC94B}">
-                          <ma14:wrappingTextBoxFlag xmlns:ma14="http://schemas.microsoft.com/office/mac/drawingml/2011/main" xmlns:w="http://schemas.openxmlformats.org/wordprocessingml/2006/main" xmlns:w10="urn:schemas-microsoft-com:office:word" xmlns:v="urn:schemas-microsoft-com:vml" xmlns:o="urn:schemas-microsoft-com:office:office" xmlns:mv="urn:schemas-microsoft-com:mac:vml" xmlns:mo="http://schemas.microsoft.com/office/mac/office/2008/main" xmlns=""/>
-                        </a:ext>
-                      </a:extLst>
-                    </wps:spPr>
-                    <wps:txbx>
-                      <w:txbxContent>
-                        <w:p>
-                          <w:pPr>
-                            <w:jc w:val="right"/>
-                            <w:rPr>
-                              <w:i/>
-                              <w:color w:val="0070C0"/>
-                              <w:sz w:val="14"/>
-                              <w:szCs w:val="14"/>
-                            </w:rPr>
-                          </w:pPr>
-                          <w:r>
-                            <w:rPr>
-                              <w:i/>
-                              <w:color w:val="0070C0"/>
-                              <w:sz w:val="14"/>
-                              <w:szCs w:val="14"/>
-                            </w:rPr>
-                            <w:t xml:space="preserve">Página </w:t>
-                          </w:r>
-                          <w:r>
-                            <w:rPr>
-                              <w:i/>
-                              <w:color w:val="0070C0"/>
-                              <w:sz w:val="14"/>
-                              <w:szCs w:val="14"/>
-                            </w:rPr>
-                            <w:fldChar w:fldCharType="begin"/>
-                          </w:r>
-                          <w:r>
-                            <w:rPr>
-                              <w:i/>
-                              <w:color w:val="0070C0"/>
-                              <w:sz w:val="14"/>
-                              <w:szCs w:val="14"/>
-                            </w:rPr>
-                            <w:instrText>PAGE   \* MERGEFORMAT</w:instrText>
-                          </w:r>
-                          <w:r>
-                            <w:rPr>
-                              <w:i/>
-                              <w:color w:val="0070C0"/>
-                              <w:sz w:val="14"/>
-                              <w:szCs w:val="14"/>
-                            </w:rPr>
-                            <w:fldChar w:fldCharType="separate"/>
-                          </w:r>
-                          <w:r>
-                            <w:rPr>
-                              <w:i/>
-                              <w:noProof/>
-                              <w:color w:val="0070C0"/>
-                              <w:sz w:val="14"/>
-                              <w:szCs w:val="14"/>
-                            </w:rPr>
-                            <w:t>19</w:t>
-                          </w:r>
-                          <w:r>
-                            <w:rPr>
-                              <w:i/>
-                              <w:color w:val="0070C0"/>
-                              <w:sz w:val="14"/>
-                              <w:szCs w:val="14"/>
-                            </w:rPr>
-                            <w:fldChar w:fldCharType="end"/>
-                          </w:r>
-                        </w:p>
-                        <w:p>
-                          <w:pPr>
-                            <w:jc w:val="right"/>
-                            <w:rPr>
-                              <w:i/>
-                              <w:color w:val="0070C0"/>
-                              <w:sz w:val="14"/>
-                              <w:szCs w:val="14"/>
-                            </w:rPr>
-                          </w:pPr>
-                          <w:r>
-                            <w:rPr>
-                              <w:i/>
-                              <w:color w:val="0070C0"/>
-                              <w:sz w:val="14"/>
-                              <w:szCs w:val="14"/>
-                            </w:rPr>
-                            <w:t>5</w:t>
-                          </w:r>
-                          <w:r>
-                            <w:rPr>
-                              <w:i/>
-                              <w:color w:val="0070C0"/>
-                              <w:sz w:val="14"/>
-                              <w:szCs w:val="14"/>
-                            </w:rPr>
-                            <w:t>35.2.2</w:t>
-                          </w:r>
-                        </w:p>
-                      </w:txbxContent>
-                    </wps:txbx>
-                    <wps:bodyPr rot="0" spcFirstLastPara="0" vertOverflow="overflow" horzOverflow="overflow" vert="horz" wrap="square" lIns="91440" tIns="45720" rIns="91440" bIns="45720" numCol="1" spcCol="0" rtlCol="0" fromWordArt="0" anchor="ctr" anchorCtr="0" forceAA="0" compatLnSpc="1">
-                      <a:prstTxWarp prst="textNoShape">
-                        <a:avLst/>
-                      </a:prstTxWarp>
-                      <a:noAutofit/>
-                    </wps:bodyPr>
-                  </wps:wsp>
-                </a:graphicData>
-              </a:graphic>
-              <wp14:sizeRelH relativeFrom="margin">
-                <wp14:pctWidth>0</wp14:pctWidth>
-              </wp14:sizeRelH>
-              <wp14:sizeRelV relativeFrom="margin">
-                <wp14:pctHeight>0</wp14:pctHeight>
-              </wp14:sizeRelV>
-            </wp:anchor>
-          </w:drawing>
-        </mc:Choice>
-        <mc:Fallback>
-          <w:pict>
-            <v:shape w14:anchorId="60968E5B" id="_x0000_s1035" type="#_x0000_t202" style="position:absolute;left:0;text-align:left;margin-left:463.85pt;margin-top:800.15pt;width:82.45pt;height:24.7pt;z-index:251665408;visibility:visible;mso-wrap-style:square;mso-width-percent:0;mso-height-percent:0;mso-wrap-distance-left:9pt;mso-wrap-distance-top:0;mso-wrap-distance-right:9pt;mso-wrap-distance-bottom:0;mso-position-horizontal:absolute;mso-position-horizontal-relative:page;mso-position-vertical:absolute;mso-position-vertical-relative:page;mso-width-percent:0;mso-height-percent:0;mso-width-relative:margin;mso-height-relative:margin;v-text-anchor:middle" o:gfxdata="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" filled="f" stroked="f">
-              <v:textbox>
-                <w:txbxContent>
-                  <w:p>
-                    <w:pPr>
-                      <w:jc w:val="right"/>
-                      <w:rPr>
-                        <w:i/>
-                        <w:color w:val="0070C0"/>
-                        <w:sz w:val="14"/>
-                        <w:szCs w:val="14"/>
-                      </w:rPr>
-                    </w:pPr>
-                    <w:r>
-                      <w:rPr>
-                        <w:i/>
-                        <w:color w:val="0070C0"/>
-                        <w:sz w:val="14"/>
-                        <w:szCs w:val="14"/>
-                      </w:rPr>
-                      <w:t xml:space="preserve">Página </w:t>
-                    </w:r>
-                    <w:r>
-                      <w:rPr>
-                        <w:i/>
-                        <w:color w:val="0070C0"/>
-                        <w:sz w:val="14"/>
-                        <w:szCs w:val="14"/>
-                      </w:rPr>
-                      <w:fldChar w:fldCharType="begin"/>
-                    </w:r>
-                    <w:r>
-                      <w:rPr>
-                        <w:i/>
-                        <w:color w:val="0070C0"/>
-                        <w:sz w:val="14"/>
-                        <w:szCs w:val="14"/>
-                      </w:rPr>
-                      <w:instrText>PAGE   \* MERGEFORMAT</w:instrText>
-                    </w:r>
-                    <w:r>
-                      <w:rPr>
-                        <w:i/>
-                        <w:color w:val="0070C0"/>
-                        <w:sz w:val="14"/>
-                        <w:szCs w:val="14"/>
-                      </w:rPr>
-                      <w:fldChar w:fldCharType="separate"/>
-                    </w:r>
-                    <w:r>
-                      <w:rPr>
-                        <w:i/>
-                        <w:noProof/>
-                        <w:color w:val="0070C0"/>
-                        <w:sz w:val="14"/>
-                        <w:szCs w:val="14"/>
-                      </w:rPr>
-                      <w:t>19</w:t>
-                    </w:r>
-                    <w:r>
-                      <w:rPr>
-                        <w:i/>
-                        <w:color w:val="0070C0"/>
-                        <w:sz w:val="14"/>
-                        <w:szCs w:val="14"/>
-                      </w:rPr>
-                      <w:fldChar w:fldCharType="end"/>
-                    </w:r>
-                  </w:p>
-                  <w:p>
-                    <w:pPr>
-                      <w:jc w:val="right"/>
-                      <w:rPr>
-                        <w:i/>
-                        <w:color w:val="0070C0"/>
-                        <w:sz w:val="14"/>
-                        <w:szCs w:val="14"/>
-                      </w:rPr>
-                    </w:pPr>
-                    <w:r>
-                      <w:rPr>
-                        <w:i/>
-                        <w:color w:val="0070C0"/>
-                        <w:sz w:val="14"/>
-                        <w:szCs w:val="14"/>
-                      </w:rPr>
-                      <w:t>5</w:t>
-                    </w:r>
-                    <w:r>
-                      <w:rPr>
-                        <w:i/>
-                        <w:color w:val="0070C0"/>
-                        <w:sz w:val="14"/>
-                        <w:szCs w:val="14"/>
-                      </w:rPr>
-                      <w:t>35.2.2</w:t>
-                    </w:r>
-                  </w:p>
-                </w:txbxContent>
-              </v:textbox>
-              <w10:wrap type="through" anchorx="page" anchory="page"/>
-            </v:shape>
-          </w:pict>
-        </mc:Fallback>
-      </mc:AlternateContent>
-    </w:r>
-    <w:r>
-      <w:rPr>
-        <w:noProof/>
-      </w:rPr>
-      <mc:AlternateContent>
-        <mc:Choice Requires="wps">
-          <w:drawing>
-            <wp:anchor distT="0" distB="0" distL="114300" distR="114300" simplePos="0" relativeHeight="251659264" behindDoc="0" locked="0" layoutInCell="1" allowOverlap="1" wp14:anchorId="530DBE89" wp14:editId="51535FF7">
-              <wp:simplePos x="0" y="0"/>
-              <wp:positionH relativeFrom="column">
-                <wp:posOffset>1562100</wp:posOffset>
-              </wp:positionH>
-              <wp:positionV relativeFrom="paragraph">
-                <wp:posOffset>51435</wp:posOffset>
-              </wp:positionV>
-              <wp:extent cx="0" cy="457200"/>
-              <wp:effectExtent l="0" t="0" r="38100" b="19050"/>
-              <wp:wrapNone/>
-              <wp:docPr id="1978811866" name="Conector recto 1978811866"/>
-              <wp:cNvGraphicFramePr/>
-              <a:graphic xmlns:a="http://schemas.openxmlformats.org/drawingml/2006/main">
-                <a:graphicData uri="http://schemas.microsoft.com/office/word/2010/wordprocessingShape">
-                  <wps:wsp>
-                    <wps:cNvCnPr/>
-                    <wps:spPr>
-                      <a:xfrm>
-                        <a:off x="0" y="0"/>
-                        <a:ext cx="0" cy="457200"/>
-                      </a:xfrm>
-                      <a:prstGeom prst="line">
-                        <a:avLst/>
-                      </a:prstGeom>
-                      <a:noFill/>
-                      <a:ln w="6350" cap="flat" cmpd="sng" algn="ctr">
-                        <a:solidFill>
-                          <a:sysClr val="windowText" lastClr="000000"/>
-                        </a:solidFill>
-                        <a:prstDash val="solid"/>
-                        <a:miter lim="800000"/>
-                      </a:ln>
-                      <a:effectLst/>
-                    </wps:spPr>
-                    <wps:bodyPr/>
-                  </wps:wsp>
-                </a:graphicData>
-              </a:graphic>
-            </wp:anchor>
-          </w:drawing>
-        </mc:Choice>
-        <mc:Fallback>
-          <w:pict>
-            <v:line w14:anchorId="29C75443" id="Conector recto 30" o:spid="_x0000_s1026" style="position:absolute;z-index:251666432;visibility:visible;mso-wrap-style:square;mso-wrap-distance-left:9pt;mso-wrap-distance-top:0;mso-wrap-distance-right:9pt;mso-wrap-distance-bottom:0;mso-position-horizontal:absolute;mso-position-horizontal-relative:text;mso-position-vertical:absolute;mso-position-vertical-relative:text" from="123pt,4.05pt" to="123pt,40.05pt" o:gfxdata="UEsDBBQABgAIAAAAIQC2gziS/gAAAOEBAAATAAAAW0NvbnRlbnRfVHlwZXNdLnhtbJSRQU7DMBBF 90jcwfIWJU67QAgl6YK0S0CoHGBkTxKLZGx5TGhvj5O2G0SRWNoz/78nu9wcxkFMGNg6quQqL6RA 0s5Y6ir5vt9lD1JwBDIwOMJKHpHlpr69KfdHjyxSmriSfYz+USnWPY7AufNIadK6MEJMx9ApD/oD OlTrorhX2lFEilmcO2RdNtjC5xDF9pCuTyYBB5bi6bQ4syoJ3g9WQ0ymaiLzg5KdCXlKLjvcW893 SUOqXwnz5DrgnHtJTxOsQfEKIT7DmDSUCaxw7Rqn8787ZsmRM9e2VmPeBN4uqYvTtW7jvijg9N/y JsXecLq0q+WD6m8AAAD//wMAUEsDBBQABgAIAAAAIQA4/SH/1gAAAJQBAAALAAAAX3JlbHMvLnJl bHOkkMFqwzAMhu+DvYPRfXGawxijTi+j0GvpHsDYimMaW0Yy2fr2M4PBMnrbUb/Q94l/f/hMi1qR JVI2sOt6UJgd+ZiDgffL8ekFlFSbvV0oo4EbChzGx4f9GRdb25HMsYhqlCwG5lrLq9biZkxWOiqY 22YiTra2kYMu1l1tQD30/bPm3wwYN0x18gb45AdQl1tp5j/sFB2T0FQ7R0nTNEV3j6o9feQzro1i OWA14Fm+Q8a1a8+Bvu/d/dMb2JY5uiPbhG/ktn4cqGU/er3pcvwCAAD//wMAUEsDBBQABgAIAAAA IQB2XM8xrwEAAFgDAAAOAAAAZHJzL2Uyb0RvYy54bWysU01vEzEQvSPxHyzfidNCS7WK00OjckFQ ifIDpv7YteQveUw2+feMvSENcEPswWvPeN7Oe/N2c38Inu1NQZei5FerNWcmqqRdHCX//vz47o4z rBA1+BSN5EeD/H779s1mzoO5TlPy2hRGIBGHOUs+1ZoHIVBNJgCuUjaRkjaVAJWOZRS6wEzowYvr 9fpWzKnoXJIyiBTdLUm+7fjWGlW/WoumMi859Vb7Wvr60lax3cAwFsiTU6c24B+6COAiffQMtYMK 7Edxf0EFp0rCZOtKpSCStU6ZzoHYXK3/YPNtgmw6FxIH81km/H+w6sv+IT4VkmHOOGB+Ko3FwZbQ 3tQfO3SxjmexzKEytQQVRT/cfKQ5NB3Fa10uWD+ZFFjbSO5dbDRggP1nrMvVX1daOKZH530fhY9s lvz2/Q0NSwEZwnqotA1ZS45x5Az8SE5TtXRETN7pVt1w8IgPvrA90LDJIzrNz9QtZx6wUoIo9OfU 7G+lrZ0d4LQU99TijeAqGdS7IPndZbWP7YumW+xE6lXBtntJ+tiFFe1E4+sKnazW/HF5pv3lD7H9 CQAA//8DAFBLAwQUAAYACAAAACEA3Ghnn9wAAAAIAQAADwAAAGRycy9kb3ducmV2LnhtbEyPy07D MBBF90j9B2sqsaN2WlSqEKeqWnXBrgSQWLrx5AHxOIqdNvw9g1jA8uiO7pybbSfXiQsOofWkIVko EEilty3VGl5fjncbECEasqbzhBq+MMA2n91kJrX+Ss94KWItuIRCajQ0MfaplKFs0Jmw8D0SZ5Uf nImMQy3tYK5c7jq5VGotnWmJPzSmx32D5WcxOg3jaV+p9riaPt5XhRyfHk5vh6rW+nY+7R5BRJzi 3zH86LM65Ox09iPZIDoNy/s1b4kaNgkIzn/5zKwSkHkm/w/IvwEAAP//AwBQSwECLQAUAAYACAAA ACEAtoM4kv4AAADhAQAAEwAAAAAAAAAAAAAAAAAAAAAAW0NvbnRlbnRfVHlwZXNdLnhtbFBLAQIt ABQABgAIAAAAIQA4/SH/1gAAAJQBAAALAAAAAAAAAAAAAAAAAC8BAABfcmVscy8ucmVsc1BLAQIt ABQABgAIAAAAIQB2XM8xrwEAAFgDAAAOAAAAAAAAAAAAAAAAAC4CAABkcnMvZTJvRG9jLnhtbFBL AQItABQABgAIAAAAIQDcaGef3AAAAAgBAAAPAAAAAAAAAAAAAAAAAAkEAABkcnMvZG93bnJldi54 bWxQSwUGAAAAAAQABADzAAAAEgUAAAAA " strokecolor="windowText" strokeweight=".5pt">
-              <v:stroke joinstyle="miter"/>
-            </v:line>
-          </w:pict>
-        </mc:Fallback>
-      </mc:AlternateContent>
-    </w:r>
-    <w:r>
-      <w:rPr>
-        <w:noProof/>
-      </w:rPr>
-      <mc:AlternateContent>
-        <mc:Choice Requires="wps">
-          <w:drawing>
-            <wp:anchor distT="0" distB="0" distL="114300" distR="114300" simplePos="0" relativeHeight="251655168" behindDoc="0" locked="0" layoutInCell="1" allowOverlap="1" wp14:anchorId="06956A8A" wp14:editId="2D24E183">
-              <wp:simplePos x="0" y="0"/>
-              <wp:positionH relativeFrom="column">
-                <wp:posOffset>304800</wp:posOffset>
-              </wp:positionH>
-              <wp:positionV relativeFrom="paragraph">
-                <wp:posOffset>51435</wp:posOffset>
-              </wp:positionV>
-              <wp:extent cx="0" cy="457200"/>
-              <wp:effectExtent l="0" t="0" r="38100" b="19050"/>
-              <wp:wrapNone/>
-              <wp:docPr id="1989076238" name="Conector recto 1989076238"/>
-              <wp:cNvGraphicFramePr/>
-              <a:graphic xmlns:a="http://schemas.openxmlformats.org/drawingml/2006/main">
-                <a:graphicData uri="http://schemas.microsoft.com/office/word/2010/wordprocessingShape">
-                  <wps:wsp>
-                    <wps:cNvCnPr/>
-                    <wps:spPr>
-                      <a:xfrm>
-                        <a:off x="0" y="0"/>
-                        <a:ext cx="0" cy="457200"/>
-                      </a:xfrm>
-                      <a:prstGeom prst="line">
-                        <a:avLst/>
-                      </a:prstGeom>
-                      <a:noFill/>
-                      <a:ln w="6350" cap="flat" cmpd="sng" algn="ctr">
-                        <a:solidFill>
-                          <a:sysClr val="windowText" lastClr="000000"/>
-                        </a:solidFill>
-                        <a:prstDash val="solid"/>
-                        <a:miter lim="800000"/>
-                      </a:ln>
-                      <a:effectLst/>
-                    </wps:spPr>
-                    <wps:bodyPr/>
-                  </wps:wsp>
-                </a:graphicData>
-              </a:graphic>
-            </wp:anchor>
-          </w:drawing>
-        </mc:Choice>
-        <mc:Fallback>
-          <w:pict>
-            <v:line w14:anchorId="26AC4FCA" id="Conector recto 31" o:spid="_x0000_s1026" style="position:absolute;z-index:251664384;visibility:visible;mso-wrap-style:square;mso-wrap-distance-left:9pt;mso-wrap-distance-top:0;mso-wrap-distance-right:9pt;mso-wrap-distance-bottom:0;mso-position-horizontal:absolute;mso-position-horizontal-relative:text;mso-position-vertical:absolute;mso-position-vertical-relative:text" from="24pt,4.05pt" to="24pt,40.05pt" o:gfxdata="UEsDBBQABgAIAAAAIQC2gziS/gAAAOEBAAATAAAAW0NvbnRlbnRfVHlwZXNdLnhtbJSRQU7DMBBF 90jcwfIWJU67QAgl6YK0S0CoHGBkTxKLZGx5TGhvj5O2G0SRWNoz/78nu9wcxkFMGNg6quQqL6RA 0s5Y6ir5vt9lD1JwBDIwOMJKHpHlpr69KfdHjyxSmriSfYz+USnWPY7AufNIadK6MEJMx9ApD/oD OlTrorhX2lFEilmcO2RdNtjC5xDF9pCuTyYBB5bi6bQ4syoJ3g9WQ0ymaiLzg5KdCXlKLjvcW893 SUOqXwnz5DrgnHtJTxOsQfEKIT7DmDSUCaxw7Rqn8787ZsmRM9e2VmPeBN4uqYvTtW7jvijg9N/y JsXecLq0q+WD6m8AAAD//wMAUEsDBBQABgAIAAAAIQA4/SH/1gAAAJQBAAALAAAAX3JlbHMvLnJl bHOkkMFqwzAMhu+DvYPRfXGawxijTi+j0GvpHsDYimMaW0Yy2fr2M4PBMnrbUb/Q94l/f/hMi1qR JVI2sOt6UJgd+ZiDgffL8ekFlFSbvV0oo4EbChzGx4f9GRdb25HMsYhqlCwG5lrLq9biZkxWOiqY 22YiTra2kYMu1l1tQD30/bPm3wwYN0x18gb45AdQl1tp5j/sFB2T0FQ7R0nTNEV3j6o9feQzro1i OWA14Fm+Q8a1a8+Bvu/d/dMb2JY5uiPbhG/ktn4cqGU/er3pcvwCAAD//wMAUEsDBBQABgAIAAAA IQB2XM8xrwEAAFgDAAAOAAAAZHJzL2Uyb0RvYy54bWysU01vEzEQvSPxHyzfidNCS7WK00OjckFQ ifIDpv7YteQveUw2+feMvSENcEPswWvPeN7Oe/N2c38Inu1NQZei5FerNWcmqqRdHCX//vz47o4z rBA1+BSN5EeD/H779s1mzoO5TlPy2hRGIBGHOUs+1ZoHIVBNJgCuUjaRkjaVAJWOZRS6wEzowYvr 9fpWzKnoXJIyiBTdLUm+7fjWGlW/WoumMi859Vb7Wvr60lax3cAwFsiTU6c24B+6COAiffQMtYMK 7Edxf0EFp0rCZOtKpSCStU6ZzoHYXK3/YPNtgmw6FxIH81km/H+w6sv+IT4VkmHOOGB+Ko3FwZbQ 3tQfO3SxjmexzKEytQQVRT/cfKQ5NB3Fa10uWD+ZFFjbSO5dbDRggP1nrMvVX1daOKZH530fhY9s lvz2/Q0NSwEZwnqotA1ZS45x5Az8SE5TtXRETN7pVt1w8IgPvrA90LDJIzrNz9QtZx6wUoIo9OfU 7G+lrZ0d4LQU99TijeAqGdS7IPndZbWP7YumW+xE6lXBtntJ+tiFFe1E4+sKnazW/HF5pv3lD7H9 CQAA//8DAFBLAwQUAAYACAAAACEAHxfvLNoAAAAGAQAADwAAAGRycy9kb3ducmV2LnhtbEyPy07D MBBF90j9B2sqsaN2WgRRiFNVRV2wKwEklm48eUA8jmKnDX/PwAaWR3d075l8O7tenHEMnScNyUqB QKq87ajR8PpyuElBhGjImt4TavjCANticZWbzPoLPeO5jI3gEgqZ0dDGOGRShqpFZ8LKD0ic1X50 JjKOjbSjuXC56+VaqTvpTEe80JoB9y1Wn+XkNEzHfa26w2b+eN+Ucnq6P7491o3W18t59wAi4hz/ juFHn9WhYKeTn8gG0Wu4TfmVqCFNQHD8iydGlYAscvlfv/gGAAD//wMAUEsBAi0AFAAGAAgAAAAh ALaDOJL+AAAA4QEAABMAAAAAAAAAAAAAAAAAAAAAAFtDb250ZW50X1R5cGVzXS54bWxQSwECLQAU AAYACAAAACEAOP0h/9YAAACUAQAACwAAAAAAAAAAAAAAAAAvAQAAX3JlbHMvLnJlbHNQSwECLQAU AAYACAAAACEAdlzPMa8BAABYAwAADgAAAAAAAAAAAAAAAAAuAgAAZHJzL2Uyb0RvYy54bWxQSwEC LQAUAAYACAAAACEAHxfvLNoAAAAGAQAADwAAAAAAAAAAAAAAAAAJBAAAZHJzL2Rvd25yZXYueG1s UEsFBgAAAAAEAAQA8wAAABAFAAAAAA== " strokecolor="windowText" strokeweight=".5pt">
-              <v:stroke joinstyle="miter"/>
-            </v:line>
-          </w:pict>
-        </mc:Fallback>
-      </mc:AlternateContent>
-    </w:r>
-  </w:p>
-</w:ftr>
+<ns0:ftr xmlns:ns0="http://schemas.openxmlformats.org/wordprocessingml/2006/main" xmlns:ns1="http://schemas.openxmlformats.org/markup-compatibility/2006" xmlns:ns10="urn:schemas-microsoft-com:office:word" xmlns:ns2="http://schemas.microsoft.com/office/word/2010/wordml" xmlns:ns3="http://schemas.openxmlformats.org/drawingml/2006/wordprocessingDrawing" xmlns:ns4="http://schemas.microsoft.com/office/word/2010/wordprocessingDrawing" xmlns:ns5="http://schemas.openxmlformats.org/drawingml/2006/main" xmlns:ns6="http://schemas.microsoft.com/office/word/2010/wordprocessingShape" xmlns:ns7="http://schemas.microsoft.com/office/mac/drawingml/2011/main" xmlns:ns8="urn:schemas-microsoft-com:vml" xmlns:ns9="urn:schemas-microsoft-com:office:office" ns1:Ignorable="w14 w15 w16se w16cid w16 w16cex w16sdtdh w16sdtfl w16du wp14">
+  <ns0:p ns2:paraId="03101AA3" ns2:textId="77777777" ns0:rsidR="008C47A6" ns0:rsidRDefault="00000000" ns0:rsidP="00E74375">
+    <ns0:r>
+      <ns0:rPr>
+        <ns0:noProof/>
+      </ns0:rPr>
+      <ns1:AlternateContent>
+        <ns1:Choice Requires="wps">
+          <ns0:drawing>
+            <ns3:anchor distT="0" distB="0" distL="114300" distR="114300" simplePos="0" relativeHeight="251661312" behindDoc="0" locked="0" layoutInCell="1" allowOverlap="1" ns4:anchorId="32FBE6F8" ns4:editId="03361862">
+              <ns3:simplePos x="0" y="0"/>
+              <ns3:positionH relativeFrom="page">
+                <ns3:posOffset>4058285</ns3:posOffset>
+              </ns3:positionH>
+              <ns3:positionV relativeFrom="page">
+                <ns3:posOffset>10132695</ns3:posOffset>
+              </ns3:positionV>
+              <ns3:extent cx="1714500" cy="342900"/>
+              <ns3:effectExtent l="0" t="0" r="0" b="0"/>
+              <ns3:wrapThrough wrapText="bothSides">
+                <ns3:wrapPolygon edited="0">
+                  <ns3:start x="480" y="0"/>
+                  <ns3:lineTo x="480" y="20400"/>
+                  <ns3:lineTo x="20880" y="20400"/>
+                  <ns3:lineTo x="20880" y="0"/>
+                  <ns3:lineTo x="480" y="0"/>
+                </ns3:wrapPolygon>
+              </ns3:wrapThrough>
+              <ns3:docPr id="1001260262" name="Text Box 10"/>
+              <ns3:cNvGraphicFramePr>
+                <ns5:graphicFrameLocks/>
+              </ns3:cNvGraphicFramePr>
+              <ns5:graphic>
+                <ns5:graphicData uri="http://schemas.microsoft.com/office/word/2010/wordprocessingShape">
+                  <ns6:wsp>
+                    <ns6:cNvSpPr txBox="1">
+                      <ns5:spLocks/>
+                    </ns6:cNvSpPr>
+                    <ns6:spPr>
+                      <ns5:xfrm>
+                        <ns5:off x="0" y="0"/>
+                        <ns5:ext cx="1714500" cy="342900"/>
+                      </ns5:xfrm>
+                      <ns5:prstGeom prst="rect">
+                        <ns5:avLst/>
+                      </ns5:prstGeom>
+                      <ns5:noFill/>
+                      <ns5:ln>
+                        <ns5:noFill/>
+                      </ns5:ln>
+                      <ns5:effectLst/>
+                      <ns5:extLst>
+                        <ns5:ext uri="{C572A759-6A51-4108-AA02-DFA0A04FC94B}">
+                          <ns7:wrappingTextBoxFlag/>
+                        </ns5:ext>
+                      </ns5:extLst>
+                    </ns6:spPr>
+                    <ns6:txbx>
+                      <ns0:txbxContent>
+                        <ns0:p ns2:paraId="3D0CA117" ns2:textId="77777777" ns0:rsidR="008C47A6" ns0:rsidRPr="00C954D2" ns0:rsidRDefault="00000000" ns0:rsidP="00E74375">
+                          <ns0:pPr>
+                            <ns0:rPr>
+                              <ns0:sz ns0:val="14"/>
+                              <ns0:szCs ns0:val="14"/>
+                              <ns0:lang ns0:val="es-ES_tradnl"/>
+                            </ns0:rPr>
+                          </ns0:pPr>
+                          <ns0:r ns0:rsidRPr="00C954D2">
+                            <ns0:rPr>
+                              <ns0:sz ns0:val="14"/>
+                              <ns0:szCs ns0:val="14"/>
+                              <ns0:lang ns0:val="es-ES_tradnl"/>
+                            </ns0:rPr>
+                            <ns0:t>Avda. de la Aurora, 55, entreplanta</ns0:t>
+                          </ns0:r>
+                        </ns0:p>
+                        <ns0:p ns2:paraId="288CCDB1" ns2:textId="77777777" ns0:rsidR="008C47A6" ns0:rsidRPr="00C954D2" ns0:rsidRDefault="00000000" ns0:rsidP="00E74375">
+                          <ns0:pPr>
+                            <ns0:rPr>
+                              <ns0:sz ns0:val="14"/>
+                              <ns0:szCs ns0:val="14"/>
+                              <ns0:lang ns0:val="es-ES_tradnl"/>
+                            </ns0:rPr>
+                          </ns0:pPr>
+                          <ns0:r ns0:rsidRPr="00C954D2">
+                            <ns0:rPr>
+                              <ns0:sz ns0:val="14"/>
+                              <ns0:szCs ns0:val="14"/>
+                              <ns0:lang ns0:val="es-ES_tradnl"/>
+                            </ns0:rPr>
+                            <ns0:t>29006 Málaga (España)</ns0:t>
+                          </ns0:r>
+                        </ns0:p>
+                      </ns0:txbxContent>
+                    </ns6:txbx>
+                    <ns6:bodyPr rot="0" spcFirstLastPara="0" vertOverflow="overflow" horzOverflow="overflow" vert="horz" wrap="square" lIns="91440" tIns="45720" rIns="91440" bIns="45720" numCol="1" spcCol="0" rtlCol="0" fromWordArt="0" anchor="t" anchorCtr="0" forceAA="0" compatLnSpc="1">
+                      <ns5:prstTxWarp prst="textNoShape">
+                        <ns5:avLst/>
+                      </ns5:prstTxWarp>
+                      <ns5:noAutofit/>
+                    </ns6:bodyPr>
+                  </ns6:wsp>
+                </ns5:graphicData>
+              </ns5:graphic>
+              <ns4:sizeRelH relativeFrom="margin">
+                <ns4:pctWidth>0</ns4:pctWidth>
+              </ns4:sizeRelH>
+              <ns4:sizeRelV relativeFrom="margin">
+                <ns4:pctHeight>0</ns4:pctHeight>
+              </ns4:sizeRelV>
+            </ns3:anchor>
+          </ns0:drawing>
+        </ns1:Choice>
+        <ns1:Fallback>
+          <ns0:pict>
+            <ns8:shapetype ns2:anchorId="32FBE6F8" id="_x0000_t202" coordsize="21600,21600" ns9:spt="202" path="m,l,21600r21600,l21600,xe">
+              <ns8:stroke joinstyle="miter"/>
+              <ns8:path gradientshapeok="t" ns9:connecttype="rect"/>
+            </ns8:shapetype>
+            <ns8:shape id="_x0000_s1032" type="#_x0000_t202" style="position:absolute;left:0;text-align:left;margin-left:319.55pt;margin-top:797.85pt;width:135pt;height:27pt;z-index:251661312;visibility:visible;mso-wrap-style:square;mso-width-percent:0;mso-height-percent:0;mso-wrap-distance-left:9pt;mso-wrap-distance-top:0;mso-wrap-distance-right:9pt;mso-wrap-distance-bottom:0;mso-position-horizontal:absolute;mso-position-horizontal-relative:page;mso-position-vertical:absolute;mso-position-vertical-relative:page;mso-width-percent:0;mso-height-percent:0;mso-width-relative:margin;mso-height-relative:margin;v-text-anchor:top" ns9:gfxdata="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" filled="f" stroked="f">
+              <ns8:textbox>
+                <ns0:txbxContent>
+                  <ns0:p ns2:paraId="3D0CA117" ns2:textId="77777777" ns0:rsidR="008C47A6" ns0:rsidRPr="00C954D2" ns0:rsidRDefault="00000000" ns0:rsidP="00E74375">
+                    <ns0:pPr>
+                      <ns0:rPr>
+                        <ns0:sz ns0:val="14"/>
+                        <ns0:szCs ns0:val="14"/>
+                        <ns0:lang ns0:val="es-ES_tradnl"/>
+                      </ns0:rPr>
+                    </ns0:pPr>
+                    <ns0:r ns0:rsidRPr="00C954D2">
+                      <ns0:rPr>
+                        <ns0:sz ns0:val="14"/>
+                        <ns0:szCs ns0:val="14"/>
+                        <ns0:lang ns0:val="es-ES_tradnl"/>
+                      </ns0:rPr>
+                      <ns0:t>Avda. de la Aurora, 55, entreplanta</ns0:t>
+                    </ns0:r>
+                  </ns0:p>
+                  <ns0:p ns2:paraId="288CCDB1" ns2:textId="77777777" ns0:rsidR="008C47A6" ns0:rsidRPr="00C954D2" ns0:rsidRDefault="00000000" ns0:rsidP="00E74375">
+                    <ns0:pPr>
+                      <ns0:rPr>
+                        <ns0:sz ns0:val="14"/>
+                        <ns0:szCs ns0:val="14"/>
+                        <ns0:lang ns0:val="es-ES_tradnl"/>
+                      </ns0:rPr>
+                    </ns0:pPr>
+                    <ns0:r ns0:rsidRPr="00C954D2">
+                      <ns0:rPr>
+                        <ns0:sz ns0:val="14"/>
+                        <ns0:szCs ns0:val="14"/>
+                        <ns0:lang ns0:val="es-ES_tradnl"/>
+                      </ns0:rPr>
+                      <ns0:t>29006 Málaga (España)</ns0:t>
+                    </ns0:r>
+                  </ns0:p>
+                </ns0:txbxContent>
+              </ns8:textbox>
+              <ns10:wrap type="through" anchorx="page" anchory="page"/>
+            </ns8:shape>
+          </ns0:pict>
+        </ns1:Fallback>
+      </ns1:AlternateContent>
+    </ns0:r>
+    <ns0:r>
+      <ns0:rPr>
+        <ns0:noProof/>
+      </ns0:rPr>
+      <ns1:AlternateContent>
+        <ns1:Choice Requires="wps">
+          <ns0:drawing>
+            <ns3:anchor distT="0" distB="0" distL="114300" distR="114300" simplePos="0" relativeHeight="251651072" behindDoc="0" locked="0" layoutInCell="1" allowOverlap="1" ns4:anchorId="003E73B6" ns4:editId="76E9C323">
+              <ns3:simplePos x="0" y="0"/>
+              <ns3:positionH relativeFrom="page">
+                <ns3:posOffset>1429385</ns3:posOffset>
+              </ns3:positionH>
+              <ns3:positionV relativeFrom="page">
+                <ns3:posOffset>10132695</ns3:posOffset>
+              </ns3:positionV>
+              <ns3:extent cx="800100" cy="342900"/>
+              <ns3:effectExtent l="0" t="0" r="0" b="0"/>
+              <ns3:wrapThrough wrapText="bothSides">
+                <ns3:wrapPolygon edited="0">
+                  <ns3:start x="1029" y="0"/>
+                  <ns3:lineTo x="1029" y="20400"/>
+                  <ns3:lineTo x="20057" y="20400"/>
+                  <ns3:lineTo x="20057" y="0"/>
+                  <ns3:lineTo x="1029" y="0"/>
+                </ns3:wrapPolygon>
+              </ns3:wrapThrough>
+              <ns3:docPr id="1027357469" name="Text Box 10"/>
+              <ns3:cNvGraphicFramePr>
+                <ns5:graphicFrameLocks/>
+              </ns3:cNvGraphicFramePr>
+              <ns5:graphic>
+                <ns5:graphicData uri="http://schemas.microsoft.com/office/word/2010/wordprocessingShape">
+                  <ns6:wsp>
+                    <ns6:cNvSpPr txBox="1">
+                      <ns5:spLocks/>
+                    </ns6:cNvSpPr>
+                    <ns6:spPr>
+                      <ns5:xfrm>
+                        <ns5:off x="0" y="0"/>
+                        <ns5:ext cx="800100" cy="342900"/>
+                      </ns5:xfrm>
+                      <ns5:prstGeom prst="rect">
+                        <ns5:avLst/>
+                      </ns5:prstGeom>
+                      <ns5:noFill/>
+                      <ns5:ln>
+                        <ns5:noFill/>
+                      </ns5:ln>
+                      <ns5:effectLst/>
+                      <ns5:extLst>
+                        <ns5:ext uri="{C572A759-6A51-4108-AA02-DFA0A04FC94B}">
+                          <ns7:wrappingTextBoxFlag/>
+                        </ns5:ext>
+                      </ns5:extLst>
+                    </ns6:spPr>
+                    <ns6:txbx>
+                      <ns0:txbxContent>
+                        <ns0:p ns2:paraId="0BB74093" ns2:textId="77777777" ns0:rsidR="008C47A6" ns0:rsidRPr="00C954D2" ns0:rsidRDefault="00000000" ns0:rsidP="00E74375">
+                          <ns0:pPr>
+                            <ns0:rPr>
+                              <ns0:sz ns0:val="14"/>
+                              <ns0:szCs ns0:val="12"/>
+                              <ns0:lang ns0:val="es-ES_tradnl"/>
+                            </ns0:rPr>
+                          </ns0:pPr>
+                          <ns0:r ns0:rsidRPr="00C954D2">
+                            <ns0:rPr>
+                              <ns0:sz ns0:val="14"/>
+                              <ns0:szCs ns0:val="12"/>
+                              <ns0:lang ns0:val="es-ES_tradnl"/>
+                            </ns0:rPr>
+                            <ns0:t>952 04 10 47</ns0:t>
+                          </ns0:r>
+                        </ns0:p>
+                        <ns0:p ns2:paraId="103505BF" ns2:textId="77777777" ns0:rsidR="008C47A6" ns0:rsidRPr="00C954D2" ns0:rsidRDefault="00000000" ns0:rsidP="00E74375">
+                          <ns0:pPr>
+                            <ns0:rPr>
+                              <ns0:sz ns0:val="14"/>
+                              <ns0:szCs ns0:val="14"/>
+                              <ns0:lang ns0:val="es-ES_tradnl"/>
+                            </ns0:rPr>
+                          </ns0:pPr>
+                          <ns0:r ns0:rsidRPr="00C954D2">
+                            <ns0:rPr>
+                              <ns0:sz ns0:val="14"/>
+                              <ns0:szCs ns0:val="14"/>
+                              <ns0:lang ns0:val="es-ES_tradnl"/>
+                            </ns0:rPr>
+                            <ns0:t>952 34 41 00</ns0:t>
+                          </ns0:r>
+                        </ns0:p>
+                      </ns0:txbxContent>
+                    </ns6:txbx>
+                    <ns6:bodyPr rot="0" spcFirstLastPara="0" vertOverflow="overflow" horzOverflow="overflow" vert="horz" wrap="square" lIns="91440" tIns="45720" rIns="91440" bIns="45720" numCol="1" spcCol="0" rtlCol="0" fromWordArt="0" anchor="t" anchorCtr="0" forceAA="0" compatLnSpc="1">
+                      <ns5:prstTxWarp prst="textNoShape">
+                        <ns5:avLst/>
+                      </ns5:prstTxWarp>
+                      <ns5:noAutofit/>
+                    </ns6:bodyPr>
+                  </ns6:wsp>
+                </ns5:graphicData>
+              </ns5:graphic>
+              <ns4:sizeRelH relativeFrom="margin">
+                <ns4:pctWidth>0</ns4:pctWidth>
+              </ns4:sizeRelH>
+              <ns4:sizeRelV relativeFrom="margin">
+                <ns4:pctHeight>0</ns4:pctHeight>
+              </ns4:sizeRelV>
+            </ns3:anchor>
+          </ns0:drawing>
+        </ns1:Choice>
+        <ns1:Fallback>
+          <ns0:pict>
+            <ns8:shape ns2:anchorId="003E73B6" id="_x0000_s1033" type="#_x0000_t202" style="position:absolute;left:0;text-align:left;margin-left:112.55pt;margin-top:797.85pt;width:63pt;height:27pt;z-index:251651072;visibility:visible;mso-wrap-style:square;mso-width-percent:0;mso-height-percent:0;mso-wrap-distance-left:9pt;mso-wrap-distance-top:0;mso-wrap-distance-right:9pt;mso-wrap-distance-bottom:0;mso-position-horizontal:absolute;mso-position-horizontal-relative:page;mso-position-vertical:absolute;mso-position-vertical-relative:page;mso-width-percent:0;mso-height-percent:0;mso-width-relative:margin;mso-height-relative:margin;v-text-anchor:top" ns9:gfxdata="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" filled="f" stroked="f">
+              <ns8:textbox>
+                <ns0:txbxContent>
+                  <ns0:p ns2:paraId="0BB74093" ns2:textId="77777777" ns0:rsidR="008C47A6" ns0:rsidRPr="00C954D2" ns0:rsidRDefault="00000000" ns0:rsidP="00E74375">
+                    <ns0:pPr>
+                      <ns0:rPr>
+                        <ns0:sz ns0:val="14"/>
+                        <ns0:szCs ns0:val="12"/>
+                        <ns0:lang ns0:val="es-ES_tradnl"/>
+                      </ns0:rPr>
+                    </ns0:pPr>
+                    <ns0:r ns0:rsidRPr="00C954D2">
+                      <ns0:rPr>
+                        <ns0:sz ns0:val="14"/>
+                        <ns0:szCs ns0:val="12"/>
+                        <ns0:lang ns0:val="es-ES_tradnl"/>
+                      </ns0:rPr>
+                      <ns0:t>952 04 10 47</ns0:t>
+                    </ns0:r>
+                  </ns0:p>
+                  <ns0:p ns2:paraId="103505BF" ns2:textId="77777777" ns0:rsidR="008C47A6" ns0:rsidRPr="00C954D2" ns0:rsidRDefault="00000000" ns0:rsidP="00E74375">
+                    <ns0:pPr>
+                      <ns0:rPr>
+                        <ns0:sz ns0:val="14"/>
+                        <ns0:szCs ns0:val="14"/>
+                        <ns0:lang ns0:val="es-ES_tradnl"/>
+                      </ns0:rPr>
+                    </ns0:pPr>
+                    <ns0:r ns0:rsidRPr="00C954D2">
+                      <ns0:rPr>
+                        <ns0:sz ns0:val="14"/>
+                        <ns0:szCs ns0:val="14"/>
+                        <ns0:lang ns0:val="es-ES_tradnl"/>
+                      </ns0:rPr>
+                      <ns0:t>952 34 41 00</ns0:t>
+                    </ns0:r>
+                  </ns0:p>
+                </ns0:txbxContent>
+              </ns8:textbox>
+              <ns10:wrap type="through" anchorx="page" anchory="page"/>
+            </ns8:shape>
+          </ns0:pict>
+        </ns1:Fallback>
+      </ns1:AlternateContent>
+    </ns0:r>
+    <ns0:r>
+      <ns0:rPr>
+        <ns0:noProof/>
+      </ns0:rPr>
+      <ns1:AlternateContent>
+        <ns1:Choice Requires="wps">
+          <ns0:drawing>
+            <ns3:anchor distT="0" distB="0" distL="114300" distR="114300" simplePos="0" relativeHeight="251657216" behindDoc="0" locked="0" layoutInCell="1" allowOverlap="1" ns4:anchorId="00F01480" ns4:editId="154F1AE4">
+              <ns3:simplePos x="0" y="0"/>
+              <ns3:positionH relativeFrom="page">
+                <ns3:posOffset>2686685</ns3:posOffset>
+              </ns3:positionH>
+              <ns3:positionV relativeFrom="page">
+                <ns3:posOffset>10132695</ns3:posOffset>
+              </ns3:positionV>
+              <ns3:extent cx="1371600" cy="342900"/>
+              <ns3:effectExtent l="0" t="0" r="0" b="0"/>
+              <ns3:wrapThrough wrapText="bothSides">
+                <ns3:wrapPolygon edited="0">
+                  <ns3:start x="600" y="0"/>
+                  <ns3:lineTo x="600" y="20400"/>
+                  <ns3:lineTo x="20700" y="20400"/>
+                  <ns3:lineTo x="20700" y="0"/>
+                  <ns3:lineTo x="600" y="0"/>
+                </ns3:wrapPolygon>
+              </ns3:wrapThrough>
+              <ns3:docPr id="1609113100" name="Text Box 10"/>
+              <ns3:cNvGraphicFramePr>
+                <ns5:graphicFrameLocks/>
+              </ns3:cNvGraphicFramePr>
+              <ns5:graphic>
+                <ns5:graphicData uri="http://schemas.microsoft.com/office/word/2010/wordprocessingShape">
+                  <ns6:wsp>
+                    <ns6:cNvSpPr txBox="1">
+                      <ns5:spLocks/>
+                    </ns6:cNvSpPr>
+                    <ns6:spPr>
+                      <ns5:xfrm>
+                        <ns5:off x="0" y="0"/>
+                        <ns5:ext cx="1371600" cy="342900"/>
+                      </ns5:xfrm>
+                      <ns5:prstGeom prst="rect">
+                        <ns5:avLst/>
+                      </ns5:prstGeom>
+                      <ns5:noFill/>
+                      <ns5:ln>
+                        <ns5:noFill/>
+                      </ns5:ln>
+                      <ns5:effectLst/>
+                      <ns5:extLst>
+                        <ns5:ext uri="{C572A759-6A51-4108-AA02-DFA0A04FC94B}">
+                          <ns7:wrappingTextBoxFlag/>
+                        </ns5:ext>
+                      </ns5:extLst>
+                    </ns6:spPr>
+                    <ns6:txbx>
+                      <ns0:txbxContent>
+                        <ns0:p ns2:paraId="35669EAE" ns2:textId="77777777" ns0:rsidR="008C47A6" ns0:rsidRPr="00C954D2" ns0:rsidRDefault="00000000" ns0:rsidP="00E74375">
+                          <ns0:pPr>
+                            <ns0:rPr>
+                              <ns0:sz ns0:val="14"/>
+                              <ns0:szCs ns0:val="14"/>
+                              <ns0:lang ns0:val="es-ES_tradnl"/>
+                            </ns0:rPr>
+                          </ns0:pPr>
+                          <ns0:r ns0:rsidRPr="00C954D2">
+                            <ns0:rPr>
+                              <ns0:sz ns0:val="14"/>
+                              <ns0:szCs ns0:val="14"/>
+                              <ns0:lang ns0:val="es-ES_tradnl"/>
+                            </ns0:rPr>
+                            <ns0:t>edp@edp-sl.com</ns0:t>
+                          </ns0:r>
+                        </ns0:p>
+                        <ns0:p ns2:paraId="3CE25765" ns2:textId="77777777" ns0:rsidR="008C47A6" ns0:rsidRPr="00C954D2" ns0:rsidRDefault="00000000" ns0:rsidP="00E74375">
+                          <ns0:pPr>
+                            <ns0:rPr>
+                              <ns0:color ns0:val="0070C0"/>
+                              <ns0:sz ns0:val="14"/>
+                              <ns0:szCs ns0:val="14"/>
+                              <ns0:lang ns0:val="es-ES_tradnl"/>
+                            </ns0:rPr>
+                          </ns0:pPr>
+                          <ns0:r ns0:rsidRPr="00C954D2">
+                            <ns0:rPr>
+                              <ns0:color ns0:val="0070C0"/>
+                              <ns0:sz ns0:val="14"/>
+                              <ns0:szCs ns0:val="14"/>
+                              <ns0:lang ns0:val="es-ES_tradnl"/>
+                            </ns0:rPr>
+                            <ns0:t>www.edp-sl.com</ns0:t>
+                          </ns0:r>
+                        </ns0:p>
+                      </ns0:txbxContent>
+                    </ns6:txbx>
+                    <ns6:bodyPr rot="0" spcFirstLastPara="0" vertOverflow="overflow" horzOverflow="overflow" vert="horz" wrap="square" lIns="91440" tIns="45720" rIns="91440" bIns="45720" numCol="1" spcCol="0" rtlCol="0" fromWordArt="0" anchor="t" anchorCtr="0" forceAA="0" compatLnSpc="1">
+                      <ns5:prstTxWarp prst="textNoShape">
+                        <ns5:avLst/>
+                      </ns5:prstTxWarp>
+                      <ns5:noAutofit/>
+                    </ns6:bodyPr>
+                  </ns6:wsp>
+                </ns5:graphicData>
+              </ns5:graphic>
+              <ns4:sizeRelH relativeFrom="margin">
+                <ns4:pctWidth>0</ns4:pctWidth>
+              </ns4:sizeRelH>
+              <ns4:sizeRelV relativeFrom="margin">
+                <ns4:pctHeight>0</ns4:pctHeight>
+              </ns4:sizeRelV>
+            </ns3:anchor>
+          </ns0:drawing>
+        </ns1:Choice>
+        <ns1:Fallback>
+          <ns0:pict>
+            <ns8:shape ns2:anchorId="00F01480" id="_x0000_s1034" type="#_x0000_t202" style="position:absolute;left:0;text-align:left;margin-left:211.55pt;margin-top:797.85pt;width:108pt;height:27pt;z-index:251657216;visibility:visible;mso-wrap-style:square;mso-width-percent:0;mso-height-percent:0;mso-wrap-distance-left:9pt;mso-wrap-distance-top:0;mso-wrap-distance-right:9pt;mso-wrap-distance-bottom:0;mso-position-horizontal:absolute;mso-position-horizontal-relative:page;mso-position-vertical:absolute;mso-position-vertical-relative:page;mso-width-percent:0;mso-height-percent:0;mso-width-relative:margin;mso-height-relative:margin;v-text-anchor:top" ns9:gfxdata="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" filled="f" stroked="f">
+              <ns8:textbox>
+                <ns0:txbxContent>
+                  <ns0:p ns2:paraId="35669EAE" ns2:textId="77777777" ns0:rsidR="008C47A6" ns0:rsidRPr="00C954D2" ns0:rsidRDefault="00000000" ns0:rsidP="00E74375">
+                    <ns0:pPr>
+                      <ns0:rPr>
+                        <ns0:sz ns0:val="14"/>
+                        <ns0:szCs ns0:val="14"/>
+                        <ns0:lang ns0:val="es-ES_tradnl"/>
+                      </ns0:rPr>
+                    </ns0:pPr>
+                    <ns0:r ns0:rsidRPr="00C954D2">
+                      <ns0:rPr>
+                        <ns0:sz ns0:val="14"/>
+                        <ns0:szCs ns0:val="14"/>
+                        <ns0:lang ns0:val="es-ES_tradnl"/>
+                      </ns0:rPr>
+                      <ns0:t>edp@edp-sl.com</ns0:t>
+                    </ns0:r>
+                  </ns0:p>
+                  <ns0:p ns2:paraId="3CE25765" ns2:textId="77777777" ns0:rsidR="008C47A6" ns0:rsidRPr="00C954D2" ns0:rsidRDefault="00000000" ns0:rsidP="00E74375">
+                    <ns0:pPr>
+                      <ns0:rPr>
+                        <ns0:color ns0:val="0070C0"/>
+                        <ns0:sz ns0:val="14"/>
+                        <ns0:szCs ns0:val="14"/>
+                        <ns0:lang ns0:val="es-ES_tradnl"/>
+                      </ns0:rPr>
+                    </ns0:pPr>
+                    <ns0:r ns0:rsidRPr="00C954D2">
+                      <ns0:rPr>
+                        <ns0:color ns0:val="0070C0"/>
+                        <ns0:sz ns0:val="14"/>
+                        <ns0:szCs ns0:val="14"/>
+                        <ns0:lang ns0:val="es-ES_tradnl"/>
+                      </ns0:rPr>
+                      <ns0:t>www.edp-sl.com</ns0:t>
+                    </ns0:r>
+                  </ns0:p>
+                </ns0:txbxContent>
+              </ns8:textbox>
+              <ns10:wrap type="through" anchorx="page" anchory="page"/>
+            </ns8:shape>
+          </ns0:pict>
+        </ns1:Fallback>
+      </ns1:AlternateContent>
+    </ns0:r>
+    <ns0:r>
+      <ns0:rPr>
+        <ns0:noProof/>
+      </ns0:rPr>
+      <ns1:AlternateContent>
+        <ns1:Choice Requires="wps">
+          <ns0:drawing>
+            <ns3:anchor distT="0" distB="0" distL="114300" distR="114300" simplePos="0" relativeHeight="251663360" behindDoc="0" locked="0" layoutInCell="1" allowOverlap="1" ns4:anchorId="16C74CA3" ns4:editId="76D3C3D8">
+              <ns3:simplePos x="0" y="0"/>
+              <ns3:positionH relativeFrom="column">
+                <ns3:posOffset>2971800</ns3:posOffset>
+              </ns3:positionH>
+              <ns3:positionV relativeFrom="paragraph">
+                <ns3:posOffset>226695</ns3:posOffset>
+              </ns3:positionV>
+              <ns3:extent cx="0" cy="457200"/>
+              <ns3:effectExtent l="0" t="0" r="38100" b="19050"/>
+              <ns3:wrapNone/>
+              <ns3:docPr id="1039025773" name="Conector recto 1039025773"/>
+              <ns3:cNvGraphicFramePr/>
+              <ns5:graphic>
+                <ns5:graphicData uri="http://schemas.microsoft.com/office/word/2010/wordprocessingShape">
+                  <ns6:wsp>
+                    <ns6:cNvCnPr/>
+                    <ns6:spPr>
+                      <ns5:xfrm>
+                        <ns5:off x="0" y="0"/>
+                        <ns5:ext cx="0" cy="457200"/>
+                      </ns5:xfrm>
+                      <ns5:prstGeom prst="line">
+                        <ns5:avLst/>
+                      </ns5:prstGeom>
+                      <ns5:noFill/>
+                      <ns5:ln w="6350" cap="flat" cmpd="sng" algn="ctr">
+                        <ns5:solidFill>
+                          <ns5:sysClr val="windowText" lastClr="000000"/>
+                        </ns5:solidFill>
+                        <ns5:prstDash val="solid"/>
+                        <ns5:miter lim="800000"/>
+                      </ns5:ln>
+                      <ns5:effectLst/>
+                    </ns6:spPr>
+                    <ns6:bodyPr/>
+                  </ns6:wsp>
+                </ns5:graphicData>
+              </ns5:graphic>
+            </ns3:anchor>
+          </ns0:drawing>
+        </ns1:Choice>
+        <ns1:Fallback>
+          <ns0:pict>
+            <ns8:line ns2:anchorId="3B8E2307" id="Conector recto 28" ns9:spid="_x0000_s1026" style="position:absolute;z-index:251668480;visibility:visible;mso-wrap-style:square;mso-wrap-distance-left:9pt;mso-wrap-distance-top:0;mso-wrap-distance-right:9pt;mso-wrap-distance-bottom:0;mso-position-horizontal:absolute;mso-position-horizontal-relative:text;mso-position-vertical:absolute;mso-position-vertical-relative:text" from="234pt,17.85pt" to="234pt,53.85pt" ns9:gfxdata="UEsDBBQABgAIAAAAIQC2gziS/gAAAOEBAAATAAAAW0NvbnRlbnRfVHlwZXNdLnhtbJSRQU7DMBBF 90jcwfIWJU67QAgl6YK0S0CoHGBkTxKLZGx5TGhvj5O2G0SRWNoz/78nu9wcxkFMGNg6quQqL6RA 0s5Y6ir5vt9lD1JwBDIwOMJKHpHlpr69KfdHjyxSmriSfYz+USnWPY7AufNIadK6MEJMx9ApD/oD OlTrorhX2lFEilmcO2RdNtjC5xDF9pCuTyYBB5bi6bQ4syoJ3g9WQ0ymaiLzg5KdCXlKLjvcW893 SUOqXwnz5DrgnHtJTxOsQfEKIT7DmDSUCaxw7Rqn8787ZsmRM9e2VmPeBN4uqYvTtW7jvijg9N/y JsXecLq0q+WD6m8AAAD//wMAUEsDBBQABgAIAAAAIQA4/SH/1gAAAJQBAAALAAAAX3JlbHMvLnJl bHOkkMFqwzAMhu+DvYPRfXGawxijTi+j0GvpHsDYimMaW0Yy2fr2M4PBMnrbUb/Q94l/f/hMi1qR JVI2sOt6UJgd+ZiDgffL8ekFlFSbvV0oo4EbChzGx4f9GRdb25HMsYhqlCwG5lrLq9biZkxWOiqY 22YiTra2kYMu1l1tQD30/bPm3wwYN0x18gb45AdQl1tp5j/sFB2T0FQ7R0nTNEV3j6o9feQzro1i OWA14Fm+Q8a1a8+Bvu/d/dMb2JY5uiPbhG/ktn4cqGU/er3pcvwCAAD//wMAUEsDBBQABgAIAAAA IQB2XM8xrwEAAFgDAAAOAAAAZHJzL2Uyb0RvYy54bWysU01vEzEQvSPxHyzfidNCS7WK00OjckFQ ifIDpv7YteQveUw2+feMvSENcEPswWvPeN7Oe/N2c38Inu1NQZei5FerNWcmqqRdHCX//vz47o4z rBA1+BSN5EeD/H779s1mzoO5TlPy2hRGIBGHOUs+1ZoHIVBNJgCuUjaRkjaVAJWOZRS6wEzowYvr 9fpWzKnoXJIyiBTdLUm+7fjWGlW/WoumMi859Vb7Wvr60lax3cAwFsiTU6c24B+6COAiffQMtYMK 7Edxf0EFp0rCZOtKpSCStU6ZzoHYXK3/YPNtgmw6FxIH81km/H+w6sv+IT4VkmHOOGB+Ko3FwZbQ 3tQfO3SxjmexzKEytQQVRT/cfKQ5NB3Fa10uWD+ZFFjbSO5dbDRggP1nrMvVX1daOKZH530fhY9s lvz2/Q0NSwEZwnqotA1ZS45x5Az8SE5TtXRETN7pVt1w8IgPvrA90LDJIzrNz9QtZx6wUoIo9OfU 7G+lrZ0d4LQU99TijeAqGdS7IPndZbWP7YumW+xE6lXBtntJ+tiFFe1E4+sKnazW/HF5pv3lD7H9 CQAA//8DAFBLAwQUAAYACAAAACEAsPHN7N4AAAAKAQAADwAAAGRycy9kb3ducmV2LnhtbEyPTU/D MAyG70j8h8hI3FgChXXqmk5oaAduo4DEMWvcj9E4VZNu5d9jxAGOth+9ft58M7tenHAMnScNtwsF AqnytqNGw9vr7mYFIkRD1vSeUMMXBtgUlxe5yaw/0wueytgIDqGQGQ1tjEMmZahadCYs/IDEt9qP zkQex0ba0Zw53PXyTqmldKYj/tCaAbctVp/l5DRM+22tul0yHz+SUk7P6f79qW60vr6aH9cgIs7x D4YffVaHgp0OfiIbRK/hfrniLlFD8pCCYOB3cWBSpSnIIpf/KxTfAAAA//8DAFBLAQItABQABgAI AAAAIQC2gziS/gAAAOEBAAATAAAAAAAAAAAAAAAAAAAAAABbQ29udGVudF9UeXBlc10ueG1sUEsB Ai0AFAAGAAgAAAAhADj9If/WAAAAlAEAAAsAAAAAAAAAAAAAAAAALwEAAF9yZWxzLy5yZWxzUEsB Ai0AFAAGAAgAAAAhAHZczzGvAQAAWAMAAA4AAAAAAAAAAAAAAAAALgIAAGRycy9lMm9Eb2MueG1s UEsBAi0AFAAGAAgAAAAhALDxzezeAAAACgEAAA8AAAAAAAAAAAAAAAAACQQAAGRycy9kb3ducmV2 LnhtbFBLBQYAAAAABAAEAPMAAAAUBQAAAAA= " strokecolor="windowText" strokeweight=".5pt">
+              <ns8:stroke joinstyle="miter"/>
+            </ns8:line>
+          </ns0:pict>
+        </ns1:Fallback>
+      </ns1:AlternateContent>
+    </ns0:r>
+    <ns0:r>
+      <ns0:rPr>
+        <ns0:noProof/>
+      </ns0:rPr>
+      <ns1:AlternateContent>
+        <ns1:Choice Requires="wps">
+          <ns0:drawing>
+            <ns3:anchor distT="0" distB="0" distL="114300" distR="114300" simplePos="0" relativeHeight="251653120" behindDoc="0" locked="0" layoutInCell="1" allowOverlap="1" ns4:anchorId="350D279F" ns4:editId="54B5E171">
+              <ns3:simplePos x="0" y="0"/>
+              <ns3:positionH relativeFrom="column">
+                <ns3:posOffset>228600</ns3:posOffset>
+              </ns3:positionH>
+              <ns3:positionV relativeFrom="paragraph">
+                <ns3:posOffset>112395</ns3:posOffset>
+              </ns3:positionV>
+              <ns3:extent cx="6400800" cy="0"/>
+              <ns3:effectExtent l="0" t="0" r="25400" b="25400"/>
+              <ns3:wrapNone/>
+              <ns3:docPr id="1493930639" name="Conector recto 1493930639"/>
+              <ns3:cNvGraphicFramePr/>
+              <ns5:graphic>
+                <ns5:graphicData uri="http://schemas.microsoft.com/office/word/2010/wordprocessingShape">
+                  <ns6:wsp>
+                    <ns6:cNvCnPr/>
+                    <ns6:spPr>
+                      <ns5:xfrm>
+                        <ns5:off x="0" y="0"/>
+                        <ns5:ext cx="6400800" cy="0"/>
+                      </ns5:xfrm>
+                      <ns5:prstGeom prst="line">
+                        <ns5:avLst/>
+                      </ns5:prstGeom>
+                      <ns5:noFill/>
+                      <ns5:ln w="6350" cap="flat" cmpd="sng" algn="ctr">
+                        <ns5:solidFill>
+                          <ns5:srgbClr val="5B9BD5"/>
+                        </ns5:solidFill>
+                        <ns5:prstDash val="solid"/>
+                        <ns5:miter lim="800000"/>
+                      </ns5:ln>
+                      <ns5:effectLst/>
+                    </ns6:spPr>
+                    <ns6:bodyPr/>
+                  </ns6:wsp>
+                </ns5:graphicData>
+              </ns5:graphic>
+            </ns3:anchor>
+          </ns0:drawing>
+        </ns1:Choice>
+        <ns1:Fallback>
+          <ns0:pict>
+            <ns8:line ns2:anchorId="256B0012" id="Conector recto 217511060" ns9:spid="_x0000_s1026" style="position:absolute;z-index:251663360;visibility:visible;mso-wrap-style:square;mso-wrap-distance-left:9pt;mso-wrap-distance-top:0;mso-wrap-distance-right:9pt;mso-wrap-distance-bottom:0;mso-position-horizontal:absolute;mso-position-horizontal-relative:text;mso-position-vertical:absolute;mso-position-vertical-relative:text" from="18pt,8.85pt" to="522pt,8.85pt" ns9:gfxdata="UEsDBBQABgAIAAAAIQC2gziS/gAAAOEBAAATAAAAW0NvbnRlbnRfVHlwZXNdLnhtbJSRQU7DMBBF 90jcwfIWJU67QAgl6YK0S0CoHGBkTxKLZGx5TGhvj5O2G0SRWNoz/78nu9wcxkFMGNg6quQqL6RA 0s5Y6ir5vt9lD1JwBDIwOMJKHpHlpr69KfdHjyxSmriSfYz+USnWPY7AufNIadK6MEJMx9ApD/oD OlTrorhX2lFEilmcO2RdNtjC5xDF9pCuTyYBB5bi6bQ4syoJ3g9WQ0ymaiLzg5KdCXlKLjvcW893 SUOqXwnz5DrgnHtJTxOsQfEKIT7DmDSUCaxw7Rqn8787ZsmRM9e2VmPeBN4uqYvTtW7jvijg9N/y JsXecLq0q+WD6m8AAAD//wMAUEsDBBQABgAIAAAAIQA4/SH/1gAAAJQBAAALAAAAX3JlbHMvLnJl bHOkkMFqwzAMhu+DvYPRfXGawxijTi+j0GvpHsDYimMaW0Yy2fr2M4PBMnrbUb/Q94l/f/hMi1qR JVI2sOt6UJgd+ZiDgffL8ekFlFSbvV0oo4EbChzGx4f9GRdb25HMsYhqlCwG5lrLq9biZkxWOiqY 22YiTra2kYMu1l1tQD30/bPm3wwYN0x18gb45AdQl1tp5j/sFB2T0FQ7R0nTNEV3j6o9feQzro1i OWA14Fm+Q8a1a8+Bvu/d/dMb2JY5uiPbhG/ktn4cqGU/er3pcvwCAAD//wMAUEsDBBQABgAIAAAA IQASzCNUqwEAAEUDAAAOAAAAZHJzL2Uyb0RvYy54bWysUk1v2zAMvQ/YfxB0X+x2S9EZcQq0QXsp tgLbfgAjS7YAfYHU4uTfl1LStOtuw3yQKZF65Ht6q5u9d2KnkWwMvbxYtFLooOJgw9jLXz/vP11L QRnCAC4G3cuDJnmz/vhhNadOX8YpukGjYJBA3Zx6OeWcuqYhNWkPtIhJB06aiB4yb3FsBoSZ0b1r Ltv2qpkjDgmj0kR8ujkm5briG6NV/m4M6SxcL3m2XFes67aszXoF3YiQJqtOY8A/TOHBBm56htpA BvEb7V9Q3iqMFE1eqOibaIxVunJgNhftOzY/Jki6cmFxKJ1lov8Hq77t7sITsgxzoo7SExYWe4O+ /Hk+sa9iHc5i6X0Wig+vvrTtdcuaqpdc83oxIeUHHb0oQS+dDYUHdLB7pMzNuPSlpByHeG+dq2/h gpgZ/POyIAM7wjjIHPo09JLCKAW4ka2mMlZEis4O5XbBIRy3dw7FDvi5l7dfbzfL8sLc7Y+y0noD NB3raupoBG8zu9FZ30umxt/ptgsFXVc/nQi8ylWibRwOVcWm7PitatOTr4oZ3u45fuv+9TMAAAD/ /wMAUEsDBBQABgAIAAAAIQAyLg083QAAAAkBAAAPAAAAZHJzL2Rvd25yZXYueG1sTI9BSwMxEIXv gv8hjODNJmptZd1sKYJQQQqtgnrLbsbdxWSyJGm7/nun9KDH+d7jzXvlYvRO7DGmPpCG64kCgdQE 21Or4e316eoeRMqGrHGBUMMPJlhU52elKWw40Ab329wKDqFUGA1dzkMhZWo69CZNwoDE2leI3mQ+ YyttNAcO907eKDWT3vTEHzoz4GOHzfd25zXU6xg/7j7fB7d82aj1mFYhPq+0vrwYlw8gMo75zwzH +lwdKu5Uhx3ZJJyG2xlPyczncxBHXU2nTOoTkVUp/y+ofgEAAP//AwBQSwECLQAUAAYACAAAACEA toM4kv4AAADhAQAAEwAAAAAAAAAAAAAAAAAAAAAAW0NvbnRlbnRfVHlwZXNdLnhtbFBLAQItABQA BgAIAAAAIQA4/SH/1gAAAJQBAAALAAAAAAAAAAAAAAAAAC8BAABfcmVscy8ucmVsc1BLAQItABQA BgAIAAAAIQASzCNUqwEAAEUDAAAOAAAAAAAAAAAAAAAAAC4CAABkcnMvZTJvRG9jLnhtbFBLAQIt ABQABgAIAAAAIQAyLg083QAAAAkBAAAPAAAAAAAAAAAAAAAAAAUEAABkcnMvZG93bnJldi54bWxQ SwUGAAAAAAQABADzAAAADwUAAAAA " strokecolor="#5b9bd5" strokeweight=".5pt">
+              <ns8:stroke joinstyle="miter"/>
+            </ns8:line>
+          </ns0:pict>
+        </ns1:Fallback>
+      </ns1:AlternateContent>
+    </ns0:r>
+  </ns0:p>
+  <ns0:p ns2:paraId="1BDA9624" ns2:textId="77777777" ns0:rsidR="008C47A6" ns0:rsidRDefault="00000000" ns0:rsidP="00E74375">
+    <ns0:r>
+      <ns0:rPr>
+        <ns0:noProof/>
+      </ns0:rPr>
+      <ns1:AlternateContent>
+        <ns1:Choice Requires="wps">
+          <ns0:drawing>
+            <ns3:anchor distT="0" distB="0" distL="114300" distR="114300" simplePos="0" relativeHeight="251665408" behindDoc="0" locked="0" layoutInCell="1" allowOverlap="1" ns4:anchorId="60968E5B" ns4:editId="0AE01EE4">
+              <ns3:simplePos x="0" y="0"/>
+              <ns3:positionH relativeFrom="page">
+                <ns3:posOffset>5890716</ns3:posOffset>
+              </ns3:positionH>
+              <ns3:positionV relativeFrom="page">
+                <ns3:posOffset>10161905</ns3:posOffset>
+              </ns3:positionV>
+              <ns3:extent cx="1047115" cy="313690"/>
+              <ns3:effectExtent l="0" t="0" r="0" b="0"/>
+              <ns3:wrapThrough wrapText="bothSides">
+                <ns3:wrapPolygon edited="0">
+                  <ns3:start x="786" y="0"/>
+                  <ns3:lineTo x="786" y="19676"/>
+                  <ns3:lineTo x="20434" y="19676"/>
+                  <ns3:lineTo x="20434" y="0"/>
+                  <ns3:lineTo x="786" y="0"/>
+                </ns3:wrapPolygon>
+              </ns3:wrapThrough>
+              <ns3:docPr id="15988398" name="Text Box 10"/>
+              <ns3:cNvGraphicFramePr>
+                <ns5:graphicFrameLocks/>
+              </ns3:cNvGraphicFramePr>
+              <ns5:graphic>
+                <ns5:graphicData uri="http://schemas.microsoft.com/office/word/2010/wordprocessingShape">
+                  <ns6:wsp>
+                    <ns6:cNvSpPr txBox="1">
+                      <ns5:spLocks/>
+                    </ns6:cNvSpPr>
+                    <ns6:spPr>
+                      <ns5:xfrm>
+                        <ns5:off x="0" y="0"/>
+                        <ns5:ext cx="1047115" cy="313690"/>
+                      </ns5:xfrm>
+                      <ns5:prstGeom prst="rect">
+                        <ns5:avLst/>
+                      </ns5:prstGeom>
+                      <ns5:noFill/>
+                      <ns5:ln>
+                        <ns5:noFill/>
+                      </ns5:ln>
+                      <ns5:effectLst/>
+                      <ns5:extLst>
+                        <ns5:ext uri="{C572A759-6A51-4108-AA02-DFA0A04FC94B}">
+                          <ns7:wrappingTextBoxFlag/>
+                        </ns5:ext>
+                      </ns5:extLst>
+                    </ns6:spPr>
+                    <ns6:txbx>
+                      <ns0:txbxContent>
+                        <ns0:p ns2:paraId="6E7F58BD" ns2:textId="77777777" ns0:rsidR="008C47A6" ns0:rsidRPr="00C954D2" ns0:rsidRDefault="00000000" ns0:rsidP="001E1BF6">
+                          <ns0:pPr>
+                            <ns0:jc ns0:val="right"/>
+                            <ns0:rPr>
+                              <ns0:i/>
+                              <ns0:color ns0:val="0070C0"/>
+                              <ns0:sz ns0:val="14"/>
+                              <ns0:szCs ns0:val="14"/>
+                            </ns0:rPr>
+                          </ns0:pPr>
+                          <ns0:r ns0:rsidRPr="00C954D2">
+                            <ns0:rPr>
+                              <ns0:i/>
+                              <ns0:color ns0:val="0070C0"/>
+                              <ns0:sz ns0:val="14"/>
+                              <ns0:szCs ns0:val="14"/>
+                            </ns0:rPr>
+                            <ns0:t xml:space="preserve">Página </ns0:t>
+                          </ns0:r>
+                          <ns0:r ns0:rsidRPr="00C954D2">
+                            <ns0:rPr>
+                              <ns0:i/>
+                              <ns0:color ns0:val="0070C0"/>
+                              <ns0:sz ns0:val="14"/>
+                              <ns0:szCs ns0:val="14"/>
+                            </ns0:rPr>
+                            <ns0:fldChar ns0:fldCharType="begin"/>
+                          </ns0:r>
+                          <ns0:r ns0:rsidRPr="00C954D2">
+                            <ns0:rPr>
+                              <ns0:i/>
+                              <ns0:color ns0:val="0070C0"/>
+                              <ns0:sz ns0:val="14"/>
+                              <ns0:szCs ns0:val="14"/>
+                            </ns0:rPr>
+                            <ns0:instrText>PAGE   \* MERGEFORMAT</ns0:instrText>
+                          </ns0:r>
+                          <ns0:r ns0:rsidRPr="00C954D2">
+                            <ns0:rPr>
+                              <ns0:i/>
+                              <ns0:color ns0:val="0070C0"/>
+                              <ns0:sz ns0:val="14"/>
+                              <ns0:szCs ns0:val="14"/>
+                            </ns0:rPr>
+                            <ns0:fldChar ns0:fldCharType="separate"/>
+                          </ns0:r>
+                          <ns0:r ns0:rsidRPr="00C954D2">
+                            <ns0:rPr>
+                              <ns0:i/>
+                              <ns0:noProof/>
+                              <ns0:color ns0:val="0070C0"/>
+                              <ns0:sz ns0:val="14"/>
+                              <ns0:szCs ns0:val="14"/>
+                            </ns0:rPr>
+                            <ns0:t>19</ns0:t>
+                          </ns0:r>
+                          <ns0:r ns0:rsidRPr="00C954D2">
+                            <ns0:rPr>
+                              <ns0:i/>
+                              <ns0:color ns0:val="0070C0"/>
+                              <ns0:sz ns0:val="14"/>
+                              <ns0:szCs ns0:val="14"/>
+                            </ns0:rPr>
+                            <ns0:fldChar ns0:fldCharType="end"/>
+                          </ns0:r>
+                        </ns0:p>
+                        <ns0:p ns2:paraId="267C2E9E" ns2:textId="77777777" ns0:rsidR="008C47A6" ns0:rsidRPr="00C954D2" ns0:rsidRDefault="00000000" ns0:rsidP="001E1BF6">
+                          <ns0:pPr>
+                            <ns0:jc ns0:val="right"/>
+                            <ns0:rPr>
+                              <ns0:i/>
+                              <ns0:color ns0:val="0070C0"/>
+                              <ns0:sz ns0:val="14"/>
+                              <ns0:szCs ns0:val="14"/>
+                            </ns0:rPr>
+                          </ns0:pPr>
+                          <ns0:r ns0:rsidRPr="00C954D2">
+                            <ns0:rPr>
+                              <ns0:i/>
+                              <ns0:color ns0:val="0070C0"/>
+                              <ns0:sz ns0:val="14"/>
+                              <ns0:szCs ns0:val="14"/>
+                            </ns0:rPr>
+                            <ns0:t>5</ns0:t>
+                          </ns0:r>
+                          <ns0:r>
+                            <ns0:rPr>
+                              <ns0:i/>
+                              <ns0:color ns0:val="0070C0"/>
+                              <ns0:sz ns0:val="14"/>
+                              <ns0:szCs ns0:val="14"/>
+                            </ns0:rPr>
+                            <ns0:t>35.2.1</ns0:t>
+                          </ns0:r>
+                        </ns0:p>
+                      </ns0:txbxContent>
+                    </ns6:txbx>
+                    <ns6:bodyPr rot="0" spcFirstLastPara="0" vertOverflow="overflow" horzOverflow="overflow" vert="horz" wrap="square" lIns="91440" tIns="45720" rIns="91440" bIns="45720" numCol="1" spcCol="0" rtlCol="0" fromWordArt="0" anchor="ctr" anchorCtr="0" forceAA="0" compatLnSpc="1">
+                      <ns5:prstTxWarp prst="textNoShape">
+                        <ns5:avLst/>
+                      </ns5:prstTxWarp>
+                      <ns5:noAutofit/>
+                    </ns6:bodyPr>
+                  </ns6:wsp>
+                </ns5:graphicData>
+              </ns5:graphic>
+              <ns4:sizeRelH relativeFrom="margin">
+                <ns4:pctWidth>0</ns4:pctWidth>
+              </ns4:sizeRelH>
+              <ns4:sizeRelV relativeFrom="margin">
+                <ns4:pctHeight>0</ns4:pctHeight>
+              </ns4:sizeRelV>
+            </ns3:anchor>
+          </ns0:drawing>
+        </ns1:Choice>
+        <ns1:Fallback>
+          <ns0:pict>
+            <ns8:shape ns2:anchorId="60968E5B" id="_x0000_s1035" type="#_x0000_t202" style="position:absolute;left:0;text-align:left;margin-left:463.85pt;margin-top:800.15pt;width:82.45pt;height:24.7pt;z-index:251665408;visibility:visible;mso-wrap-style:square;mso-width-percent:0;mso-height-percent:0;mso-wrap-distance-left:9pt;mso-wrap-distance-top:0;mso-wrap-distance-right:9pt;mso-wrap-distance-bottom:0;mso-position-horizontal:absolute;mso-position-horizontal-relative:page;mso-position-vertical:absolute;mso-position-vertical-relative:page;mso-width-percent:0;mso-height-percent:0;mso-width-relative:margin;mso-height-relative:margin;v-text-anchor:middle" ns9:gfxdata="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" filled="f" stroked="f">
+              <ns8:textbox>
+                <ns0:txbxContent>
+                  <ns0:p ns2:paraId="6E7F58BD" ns2:textId="77777777" ns0:rsidR="008C47A6" ns0:rsidRPr="00C954D2" ns0:rsidRDefault="00000000" ns0:rsidP="001E1BF6">
+                    <ns0:pPr>
+                      <ns0:jc ns0:val="right"/>
+                      <ns0:rPr>
+                        <ns0:i/>
+                        <ns0:color ns0:val="0070C0"/>
+                        <ns0:sz ns0:val="14"/>
+                        <ns0:szCs ns0:val="14"/>
+                      </ns0:rPr>
+                    </ns0:pPr>
+                    <ns0:r ns0:rsidRPr="00C954D2">
+                      <ns0:rPr>
+                        <ns0:i/>
+                        <ns0:color ns0:val="0070C0"/>
+                        <ns0:sz ns0:val="14"/>
+                        <ns0:szCs ns0:val="14"/>
+                      </ns0:rPr>
+                      <ns0:t xml:space="preserve">Página </ns0:t>
+                    </ns0:r>
+                    <ns0:r ns0:rsidRPr="00C954D2">
+                      <ns0:rPr>
+                        <ns0:i/>
+                        <ns0:color ns0:val="0070C0"/>
+                        <ns0:sz ns0:val="14"/>
+                        <ns0:szCs ns0:val="14"/>
+                      </ns0:rPr>
+                      <ns0:fldChar ns0:fldCharType="begin"/>
+                    </ns0:r>
+                    <ns0:r ns0:rsidRPr="00C954D2">
+                      <ns0:rPr>
+                        <ns0:i/>
+                        <ns0:color ns0:val="0070C0"/>
+                        <ns0:sz ns0:val="14"/>
+                        <ns0:szCs ns0:val="14"/>
+                      </ns0:rPr>
+                      <ns0:instrText>PAGE   \* MERGEFORMAT</ns0:instrText>
+                    </ns0:r>
+                    <ns0:r ns0:rsidRPr="00C954D2">
+                      <ns0:rPr>
+                        <ns0:i/>
+                        <ns0:color ns0:val="0070C0"/>
+                        <ns0:sz ns0:val="14"/>
+                        <ns0:szCs ns0:val="14"/>
+                      </ns0:rPr>
+                      <ns0:fldChar ns0:fldCharType="separate"/>
+                    </ns0:r>
+                    <ns0:r ns0:rsidRPr="00C954D2">
+                      <ns0:rPr>
+                        <ns0:i/>
+                        <ns0:noProof/>
+                        <ns0:color ns0:val="0070C0"/>
+                        <ns0:sz ns0:val="14"/>
+                        <ns0:szCs ns0:val="14"/>
+                      </ns0:rPr>
+                      <ns0:t>19</ns0:t>
+                    </ns0:r>
+                    <ns0:r ns0:rsidRPr="00C954D2">
+                      <ns0:rPr>
+                        <ns0:i/>
+                        <ns0:color ns0:val="0070C0"/>
+                        <ns0:sz ns0:val="14"/>
+                        <ns0:szCs ns0:val="14"/>
+                      </ns0:rPr>
+                      <ns0:fldChar ns0:fldCharType="end"/>
+                    </ns0:r>
+                  </ns0:p>
+                  <ns0:p ns2:paraId="267C2E9E" ns2:textId="77777777" ns0:rsidR="008C47A6" ns0:rsidRPr="00C954D2" ns0:rsidRDefault="00000000" ns0:rsidP="001E1BF6">
+                    <ns0:pPr>
+                      <ns0:jc ns0:val="right"/>
+                      <ns0:rPr>
+                        <ns0:i/>
+                        <ns0:color ns0:val="0070C0"/>
+                        <ns0:sz ns0:val="14"/>
+                        <ns0:szCs ns0:val="14"/>
+                      </ns0:rPr>
+                    </ns0:pPr>
+                    <ns0:r ns0:rsidRPr="00C954D2">
+                      <ns0:rPr>
+                        <ns0:i/>
+                        <ns0:color ns0:val="0070C0"/>
+                        <ns0:sz ns0:val="14"/>
+                        <ns0:szCs ns0:val="14"/>
+                      </ns0:rPr>
+                      <ns0:t>5</ns0:t>
+                    </ns0:r>
+                    <ns0:r>
+                      <ns0:rPr>
+                        <ns0:i/>
+                        <ns0:color ns0:val="0070C0"/>
+                        <ns0:sz ns0:val="14"/>
+                        <ns0:szCs ns0:val="14"/>
+                      </ns0:rPr>
+                      <ns0:t>35.2.1</ns0:t>
+                    </ns0:r>
+                  </ns0:p>
+                </ns0:txbxContent>
+              </ns8:textbox>
+              <ns10:wrap type="through" anchorx="page" anchory="page"/>
+            </ns8:shape>
+          </ns0:pict>
+        </ns1:Fallback>
+      </ns1:AlternateContent>
+    </ns0:r>
+    <ns0:r>
+      <ns0:rPr>
+        <ns0:noProof/>
+      </ns0:rPr>
+      <ns1:AlternateContent>
+        <ns1:Choice Requires="wps">
+          <ns0:drawing>
+            <ns3:anchor distT="0" distB="0" distL="114300" distR="114300" simplePos="0" relativeHeight="251659264" behindDoc="0" locked="0" layoutInCell="1" allowOverlap="1" ns4:anchorId="530DBE89" ns4:editId="51535FF7">
+              <ns3:simplePos x="0" y="0"/>
+              <ns3:positionH relativeFrom="column">
+                <ns3:posOffset>1562100</ns3:posOffset>
+              </ns3:positionH>
+              <ns3:positionV relativeFrom="paragraph">
+                <ns3:posOffset>51435</ns3:posOffset>
+              </ns3:positionV>
+              <ns3:extent cx="0" cy="457200"/>
+              <ns3:effectExtent l="0" t="0" r="38100" b="19050"/>
+              <ns3:wrapNone/>
+              <ns3:docPr id="1978811866" name="Conector recto 1978811866"/>
+              <ns3:cNvGraphicFramePr/>
+              <ns5:graphic>
+                <ns5:graphicData uri="http://schemas.microsoft.com/office/word/2010/wordprocessingShape">
+                  <ns6:wsp>
+                    <ns6:cNvCnPr/>
+                    <ns6:spPr>
+                      <ns5:xfrm>
+                        <ns5:off x="0" y="0"/>
+                        <ns5:ext cx="0" cy="457200"/>
+                      </ns5:xfrm>
+                      <ns5:prstGeom prst="line">
+                        <ns5:avLst/>
+                      </ns5:prstGeom>
+                      <ns5:noFill/>
+                      <ns5:ln w="6350" cap="flat" cmpd="sng" algn="ctr">
+                        <ns5:solidFill>
+                          <ns5:sysClr val="windowText" lastClr="000000"/>
+                        </ns5:solidFill>
+                        <ns5:prstDash val="solid"/>
+                        <ns5:miter lim="800000"/>
+                      </ns5:ln>
+                      <ns5:effectLst/>
+                    </ns6:spPr>
+                    <ns6:bodyPr/>
+                  </ns6:wsp>
+                </ns5:graphicData>
+              </ns5:graphic>
+            </ns3:anchor>
+          </ns0:drawing>
+        </ns1:Choice>
+        <ns1:Fallback>
+          <ns0:pict>
+            <ns8:line ns2:anchorId="29C75443" id="Conector recto 30" ns9:spid="_x0000_s1026" style="position:absolute;z-index:251666432;visibility:visible;mso-wrap-style:square;mso-wrap-distance-left:9pt;mso-wrap-distance-top:0;mso-wrap-distance-right:9pt;mso-wrap-distance-bottom:0;mso-position-horizontal:absolute;mso-position-horizontal-relative:text;mso-position-vertical:absolute;mso-position-vertical-relative:text" from="123pt,4.05pt" to="123pt,40.05pt" ns9:gfxdata="UEsDBBQABgAIAAAAIQC2gziS/gAAAOEBAAATAAAAW0NvbnRlbnRfVHlwZXNdLnhtbJSRQU7DMBBF 90jcwfIWJU67QAgl6YK0S0CoHGBkTxKLZGx5TGhvj5O2G0SRWNoz/78nu9wcxkFMGNg6quQqL6RA 0s5Y6ir5vt9lD1JwBDIwOMJKHpHlpr69KfdHjyxSmriSfYz+USnWPY7AufNIadK6MEJMx9ApD/oD OlTrorhX2lFEilmcO2RdNtjC5xDF9pCuTyYBB5bi6bQ4syoJ3g9WQ0ymaiLzg5KdCXlKLjvcW893 SUOqXwnz5DrgnHtJTxOsQfEKIT7DmDSUCaxw7Rqn8787ZsmRM9e2VmPeBN4uqYvTtW7jvijg9N/y JsXecLq0q+WD6m8AAAD//wMAUEsDBBQABgAIAAAAIQA4/SH/1gAAAJQBAAALAAAAX3JlbHMvLnJl bHOkkMFqwzAMhu+DvYPRfXGawxijTi+j0GvpHsDYimMaW0Yy2fr2M4PBMnrbUb/Q94l/f/hMi1qR JVI2sOt6UJgd+ZiDgffL8ekFlFSbvV0oo4EbChzGx4f9GRdb25HMsYhqlCwG5lrLq9biZkxWOiqY 22YiTra2kYMu1l1tQD30/bPm3wwYN0x18gb45AdQl1tp5j/sFB2T0FQ7R0nTNEV3j6o9feQzro1i OWA14Fm+Q8a1a8+Bvu/d/dMb2JY5uiPbhG/ktn4cqGU/er3pcvwCAAD//wMAUEsDBBQABgAIAAAA IQB2XM8xrwEAAFgDAAAOAAAAZHJzL2Uyb0RvYy54bWysU01vEzEQvSPxHyzfidNCS7WK00OjckFQ ifIDpv7YteQveUw2+feMvSENcEPswWvPeN7Oe/N2c38Inu1NQZei5FerNWcmqqRdHCX//vz47o4z rBA1+BSN5EeD/H779s1mzoO5TlPy2hRGIBGHOUs+1ZoHIVBNJgCuUjaRkjaVAJWOZRS6wEzowYvr 9fpWzKnoXJIyiBTdLUm+7fjWGlW/WoumMi859Vb7Wvr60lax3cAwFsiTU6c24B+6COAiffQMtYMK 7Edxf0EFp0rCZOtKpSCStU6ZzoHYXK3/YPNtgmw6FxIH81km/H+w6sv+IT4VkmHOOGB+Ko3FwZbQ 3tQfO3SxjmexzKEytQQVRT/cfKQ5NB3Fa10uWD+ZFFjbSO5dbDRggP1nrMvVX1daOKZH530fhY9s lvz2/Q0NSwEZwnqotA1ZS45x5Az8SE5TtXRETN7pVt1w8IgPvrA90LDJIzrNz9QtZx6wUoIo9OfU 7G+lrZ0d4LQU99TijeAqGdS7IPndZbWP7YumW+xE6lXBtntJ+tiFFe1E4+sKnazW/HF5pv3lD7H9 CQAA//8DAFBLAwQUAAYACAAAACEA3Ghnn9wAAAAIAQAADwAAAGRycy9kb3ducmV2LnhtbEyPy07D MBBF90j9B2sqsaN2WlSqEKeqWnXBrgSQWLrx5AHxOIqdNvw9g1jA8uiO7pybbSfXiQsOofWkIVko EEilty3VGl5fjncbECEasqbzhBq+MMA2n91kJrX+Ss94KWItuIRCajQ0MfaplKFs0Jmw8D0SZ5Uf nImMQy3tYK5c7jq5VGotnWmJPzSmx32D5WcxOg3jaV+p9riaPt5XhRyfHk5vh6rW+nY+7R5BRJzi 3zH86LM65Ox09iPZIDoNy/s1b4kaNgkIzn/5zKwSkHkm/w/IvwEAAP//AwBQSwECLQAUAAYACAAA ACEAtoM4kv4AAADhAQAAEwAAAAAAAAAAAAAAAAAAAAAAW0NvbnRlbnRfVHlwZXNdLnhtbFBLAQIt ABQABgAIAAAAIQA4/SH/1gAAAJQBAAALAAAAAAAAAAAAAAAAAC8BAABfcmVscy8ucmVsc1BLAQIt ABQABgAIAAAAIQB2XM8xrwEAAFgDAAAOAAAAAAAAAAAAAAAAAC4CAABkcnMvZTJvRG9jLnhtbFBL AQItABQABgAIAAAAIQDcaGef3AAAAAgBAAAPAAAAAAAAAAAAAAAAAAkEAABkcnMvZG93bnJldi54 bWxQSwUGAAAAAAQABADzAAAAEgUAAAAA " strokecolor="windowText" strokeweight=".5pt">
+              <ns8:stroke joinstyle="miter"/>
+            </ns8:line>
+          </ns0:pict>
+        </ns1:Fallback>
+      </ns1:AlternateContent>
+    </ns0:r>
+    <ns0:r>
+      <ns0:rPr>
+        <ns0:noProof/>
+      </ns0:rPr>
+      <ns1:AlternateContent>
+        <ns1:Choice Requires="wps">
+          <ns0:drawing>
+            <ns3:anchor distT="0" distB="0" distL="114300" distR="114300" simplePos="0" relativeHeight="251655168" behindDoc="0" locked="0" layoutInCell="1" allowOverlap="1" ns4:anchorId="06956A8A" ns4:editId="2D24E183">
+              <ns3:simplePos x="0" y="0"/>
+              <ns3:positionH relativeFrom="column">
+                <ns3:posOffset>304800</ns3:posOffset>
+              </ns3:positionH>
+              <ns3:positionV relativeFrom="paragraph">
+                <ns3:posOffset>51435</ns3:posOffset>
+              </ns3:positionV>
+              <ns3:extent cx="0" cy="457200"/>
+              <ns3:effectExtent l="0" t="0" r="38100" b="19050"/>
+              <ns3:wrapNone/>
+              <ns3:docPr id="1989076238" name="Conector recto 1989076238"/>
+              <ns3:cNvGraphicFramePr/>
+              <ns5:graphic>
+                <ns5:graphicData uri="http://schemas.microsoft.com/office/word/2010/wordprocessingShape">
+                  <ns6:wsp>
+                    <ns6:cNvCnPr/>
+                    <ns6:spPr>
+                      <ns5:xfrm>
+                        <ns5:off x="0" y="0"/>
+                        <ns5:ext cx="0" cy="457200"/>
+                      </ns5:xfrm>
+                      <ns5:prstGeom prst="line">
+                        <ns5:avLst/>
+                      </ns5:prstGeom>
+                      <ns5:noFill/>
+                      <ns5:ln w="6350" cap="flat" cmpd="sng" algn="ctr">
+                        <ns5:solidFill>
+                          <ns5:sysClr val="windowText" lastClr="000000"/>
+                        </ns5:solidFill>
+                        <ns5:prstDash val="solid"/>
+                        <ns5:miter lim="800000"/>
+                      </ns5:ln>
+                      <ns5:effectLst/>
+                    </ns6:spPr>
+                    <ns6:bodyPr/>
+                  </ns6:wsp>
+                </ns5:graphicData>
+              </ns5:graphic>
+            </ns3:anchor>
+          </ns0:drawing>
+        </ns1:Choice>
+        <ns1:Fallback>
+          <ns0:pict>
+            <ns8:line ns2:anchorId="26AC4FCA" id="Conector recto 31" ns9:spid="_x0000_s1026" style="position:absolute;z-index:251664384;visibility:visible;mso-wrap-style:square;mso-wrap-distance-left:9pt;mso-wrap-distance-top:0;mso-wrap-distance-right:9pt;mso-wrap-distance-bottom:0;mso-position-horizontal:absolute;mso-position-horizontal-relative:text;mso-position-vertical:absolute;mso-position-vertical-relative:text" from="24pt,4.05pt" to="24pt,40.05pt" ns9:gfxdata="UEsDBBQABgAIAAAAIQC2gziS/gAAAOEBAAATAAAAW0NvbnRlbnRfVHlwZXNdLnhtbJSRQU7DMBBF 90jcwfIWJU67QAgl6YK0S0CoHGBkTxKLZGx5TGhvj5O2G0SRWNoz/78nu9wcxkFMGNg6quQqL6RA 0s5Y6ir5vt9lD1JwBDIwOMJKHpHlpr69KfdHjyxSmriSfYz+USnWPY7AufNIadK6MEJMx9ApD/oD OlTrorhX2lFEilmcO2RdNtjC5xDF9pCuTyYBB5bi6bQ4syoJ3g9WQ0ymaiLzg5KdCXlKLjvcW893 SUOqXwnz5DrgnHtJTxOsQfEKIT7DmDSUCaxw7Rqn8787ZsmRM9e2VmPeBN4uqYvTtW7jvijg9N/y JsXecLq0q+WD6m8AAAD//wMAUEsDBBQABgAIAAAAIQA4/SH/1gAAAJQBAAALAAAAX3JlbHMvLnJl bHOkkMFqwzAMhu+DvYPRfXGawxijTi+j0GvpHsDYimMaW0Yy2fr2M4PBMnrbUb/Q94l/f/hMi1qR JVI2sOt6UJgd+ZiDgffL8ekFlFSbvV0oo4EbChzGx4f9GRdb25HMsYhqlCwG5lrLq9biZkxWOiqY 22YiTra2kYMu1l1tQD30/bPm3wwYN0x18gb45AdQl1tp5j/sFB2T0FQ7R0nTNEV3j6o9feQzro1i OWA14Fm+Q8a1a8+Bvu/d/dMb2JY5uiPbhG/ktn4cqGU/er3pcvwCAAD//wMAUEsDBBQABgAIAAAA IQB2XM8xrwEAAFgDAAAOAAAAZHJzL2Uyb0RvYy54bWysU01vEzEQvSPxHyzfidNCS7WK00OjckFQ ifIDpv7YteQveUw2+feMvSENcEPswWvPeN7Oe/N2c38Inu1NQZei5FerNWcmqqRdHCX//vz47o4z rBA1+BSN5EeD/H779s1mzoO5TlPy2hRGIBGHOUs+1ZoHIVBNJgCuUjaRkjaVAJWOZRS6wEzowYvr 9fpWzKnoXJIyiBTdLUm+7fjWGlW/WoumMi859Vb7Wvr60lax3cAwFsiTU6c24B+6COAiffQMtYMK 7Edxf0EFp0rCZOtKpSCStU6ZzoHYXK3/YPNtgmw6FxIH81km/H+w6sv+IT4VkmHOOGB+Ko3FwZbQ 3tQfO3SxjmexzKEytQQVRT/cfKQ5NB3Fa10uWD+ZFFjbSO5dbDRggP1nrMvVX1daOKZH530fhY9s lvz2/Q0NSwEZwnqotA1ZS45x5Az8SE5TtXRETN7pVt1w8IgPvrA90LDJIzrNz9QtZx6wUoIo9OfU 7G+lrZ0d4LQU99TijeAqGdS7IPndZbWP7YumW+xE6lXBtntJ+tiFFe1E4+sKnazW/HF5pv3lD7H9 CQAA//8DAFBLAwQUAAYACAAAACEAHxfvLNoAAAAGAQAADwAAAGRycy9kb3ducmV2LnhtbEyPy07D MBBF90j9B2sqsaN2WgRRiFNVRV2wKwEklm48eUA8jmKnDX/PwAaWR3d075l8O7tenHEMnScNyUqB QKq87ajR8PpyuElBhGjImt4TavjCANticZWbzPoLPeO5jI3gEgqZ0dDGOGRShqpFZ8LKD0ic1X50 JjKOjbSjuXC56+VaqTvpTEe80JoB9y1Wn+XkNEzHfa26w2b+eN+Ucnq6P7491o3W18t59wAi4hz/ juFHn9WhYKeTn8gG0Wu4TfmVqCFNQHD8iydGlYAscvlfv/gGAAD//wMAUEsBAi0AFAAGAAgAAAAh ALaDOJL+AAAA4QEAABMAAAAAAAAAAAAAAAAAAAAAAFtDb250ZW50X1R5cGVzXS54bWxQSwECLQAU AAYACAAAACEAOP0h/9YAAACUAQAACwAAAAAAAAAAAAAAAAAvAQAAX3JlbHMvLnJlbHNQSwECLQAU AAYACAAAACEAdlzPMa8BAABYAwAADgAAAAAAAAAAAAAAAAAuAgAAZHJzL2Uyb0RvYy54bWxQSwEC LQAUAAYACAAAACEAHxfvLNoAAAAGAQAADwAAAAAAAAAAAAAAAAAJBAAAZHJzL2Rvd25yZXYueG1s UEsFBgAAAAAEAAQA8wAAABAFAAAAAA== " strokecolor="windowText" strokeweight=".5pt">
+              <ns8:stroke joinstyle="miter"/>
+            </ns8:line>
+          </ns0:pict>
+        </ns1:Fallback>
+      </ns1:AlternateContent>
+    </ns0:r>
+  </ns0:p>
+</ns0:ftr>
 </file>
 
 <file path=word/footnotes.xml><?xml version="1.0" encoding="utf-8"?>
@@ -4164,6 +5070,11 @@
     <w:pPr>
       <w:jc w:val="both"/>
     </w:pPr>
+    <w:rPr>
+      <w:rFonts w:ascii="Montserrat" w:hAnsi="Montserrat" w:eastAsia="Montserrat" w:cs="Montserrat"/>
+      <w:sz w:val="19"/>
+      <w:szCs w:val="19"/>
+    </w:rPr>
   </w:style>
   <w:style w:type="paragraph" w:styleId="Ttulo1">
     <w:name w:val="heading 1"/>
